--- a/taniguchi/api/Fix/API設計書_棚卸し.docx
+++ b/taniguchi/api/Fix/API設計書_棚卸し.docx
@@ -2672,7 +2672,7 @@
           <w:noProof/>
         </w:rPr>
         <w:tab/>
-        <w:t>28</w:t>
+        <w:t>29</w:t>
       </w:r>
     </w:p>
     <w:p>
@@ -2933,7 +2933,7 @@
           <w:rFonts w:hint="eastAsia"/>
         </w:rPr>
       </w:pPr>
-      <w:bookmarkStart w:id="1" w:name="_Toc229434223"/>
+      <w:bookmarkStart w:id="1" w:name="_Toc229513583"/>
       <w:r>
         <w:rPr>
           <w:rFonts w:hint="eastAsia"/>
@@ -2949,7 +2949,7 @@
           <w:rFonts w:hint="eastAsia"/>
         </w:rPr>
       </w:pPr>
-      <w:bookmarkStart w:id="2" w:name="_Toc229434224"/>
+      <w:bookmarkStart w:id="2" w:name="_Toc229513584"/>
       <w:r>
         <w:rPr>
           <w:rFonts w:hint="eastAsia"/>
@@ -2991,7 +2991,7 @@
           <w:rFonts w:hint="eastAsia"/>
         </w:rPr>
       </w:pPr>
-      <w:bookmarkStart w:id="3" w:name="_Toc229434225"/>
+      <w:bookmarkStart w:id="3" w:name="_Toc229513585"/>
       <w:r>
         <w:rPr>
           <w:rFonts w:hint="eastAsia"/>
@@ -3040,7 +3040,7 @@
           <w:rFonts w:hint="eastAsia"/>
         </w:rPr>
       </w:pPr>
-      <w:bookmarkStart w:id="4" w:name="_Toc229434226"/>
+      <w:bookmarkStart w:id="4" w:name="_Toc229513586"/>
       <w:r>
         <w:rPr>
           <w:rFonts w:hint="eastAsia"/>
@@ -3290,7 +3290,7 @@
           <w:rFonts w:hint="eastAsia"/>
         </w:rPr>
       </w:pPr>
-      <w:bookmarkStart w:id="5" w:name="_Toc229434227"/>
+      <w:bookmarkStart w:id="5" w:name="_Toc229513587"/>
       <w:r>
         <w:rPr>
           <w:rFonts w:hint="eastAsia"/>
@@ -3430,7 +3430,7 @@
           <w:rFonts w:hint="eastAsia"/>
         </w:rPr>
       </w:pPr>
-      <w:bookmarkStart w:id="6" w:name="_Toc229434228"/>
+      <w:bookmarkStart w:id="6" w:name="_Toc229513588"/>
       <w:r>
         <w:rPr>
           <w:rFonts w:hint="eastAsia"/>
@@ -3446,7 +3446,7 @@
           <w:rFonts w:hint="eastAsia"/>
         </w:rPr>
       </w:pPr>
-      <w:bookmarkStart w:id="7" w:name="_Toc229434229"/>
+      <w:bookmarkStart w:id="7" w:name="_Toc229513589"/>
       <w:r>
         <w:rPr>
           <w:rFonts w:hint="eastAsia"/>
@@ -3488,7 +3488,7 @@
           <w:rFonts w:hint="eastAsia"/>
         </w:rPr>
       </w:pPr>
-      <w:bookmarkStart w:id="8" w:name="_Toc229434230"/>
+      <w:bookmarkStart w:id="8" w:name="_Toc229513590"/>
       <w:r>
         <w:rPr>
           <w:rFonts w:hint="eastAsia"/>
@@ -3856,7 +3856,7 @@
           <w:rFonts w:hint="eastAsia"/>
         </w:rPr>
       </w:pPr>
-      <w:bookmarkStart w:id="9" w:name="_Toc229434231"/>
+      <w:bookmarkStart w:id="9" w:name="_Toc229513591"/>
       <w:r>
         <w:rPr>
           <w:rFonts w:hint="eastAsia"/>
@@ -4379,7 +4379,7 @@
           <w:rFonts w:hint="eastAsia"/>
         </w:rPr>
       </w:pPr>
-      <w:bookmarkStart w:id="10" w:name="_Toc229434232"/>
+      <w:bookmarkStart w:id="10" w:name="_Toc229513592"/>
       <w:r>
         <w:rPr>
           <w:rFonts w:hint="eastAsia"/>
@@ -4471,7 +4471,7 @@
           <w:rFonts w:hint="eastAsia"/>
         </w:rPr>
       </w:pPr>
-      <w:bookmarkStart w:id="11" w:name="_Toc229434233"/>
+      <w:bookmarkStart w:id="11" w:name="_Toc229513593"/>
       <w:r>
         <w:rPr>
           <w:rFonts w:hint="eastAsia"/>
@@ -4487,7 +4487,7 @@
           <w:rFonts w:hint="eastAsia"/>
         </w:rPr>
       </w:pPr>
-      <w:bookmarkStart w:id="12" w:name="_Toc229434234"/>
+      <w:bookmarkStart w:id="12" w:name="_Toc229513594"/>
       <w:r>
         <w:rPr>
           <w:rFonts w:hint="eastAsia"/>
@@ -4637,7 +4637,7 @@
           <w:rFonts w:hint="eastAsia"/>
         </w:rPr>
       </w:pPr>
-      <w:bookmarkStart w:id="13" w:name="_Toc229434235"/>
+      <w:bookmarkStart w:id="13" w:name="_Toc229513595"/>
       <w:r>
         <w:rPr>
           <w:rFonts w:hint="eastAsia"/>
@@ -4666,7 +4666,7 @@
           <w:rFonts w:hint="eastAsia"/>
         </w:rPr>
       </w:pPr>
-      <w:bookmarkStart w:id="14" w:name="_Toc229434236"/>
+      <w:bookmarkStart w:id="14" w:name="_Toc229513596"/>
       <w:r>
         <w:rPr>
           <w:rFonts w:hint="eastAsia"/>
@@ -4685,7 +4685,7 @@
         <w:rPr>
           <w:rFonts w:hint="eastAsia"/>
         </w:rPr>
-        <w:t>棚卸しはロール整理上の棚卸し専用権限を使用する。画面表示、開始、明細更新、一括更新は `inventory_field`、棚卸し完了、取消、Excel出力は `inventory_office` を使用する。業務 API は `/auth/context` の表示用結果だけを信頼せず、Bearer トークン上の作業対象施設について `user_facility_assignments`、`facility_feature_settings`、`user_facility_feature_settings` を毎回再判定する。</w:t>
+        <w:t>棚卸しはロール整理上の棚卸し専用権限を使用する。画面表示、開始、明細更新、一括更新は `inventory`、棚卸し完了、取消、Excel出力は `inventory_complete` を使用する。業務 API は `/auth/context` の表示用結果だけを信頼せず、Bearer トークン上の作業対象施設について `user_facility_assignments`、`facility_feature_settings`、`user_facility_feature_settings` を毎回再判定する。</w:t>
       </w:r>
     </w:p>
     <w:tbl>
@@ -4792,7 +4792,7 @@
           </w:tcPr>
           <w:p>
             <w:r>
-              <w:t>`inventory_field`</w:t>
+              <w:t>`inventory`</w:t>
             </w:r>
           </w:p>
         </w:tc>
@@ -4830,7 +4830,7 @@
           </w:tcPr>
           <w:p>
             <w:r>
-              <w:t>`inventory_field`</w:t>
+              <w:t>`inventory`</w:t>
             </w:r>
           </w:p>
         </w:tc>
@@ -4868,7 +4868,7 @@
           </w:tcPr>
           <w:p>
             <w:r>
-              <w:t>`inventory_office`</w:t>
+              <w:t>`inventory_complete`</w:t>
             </w:r>
           </w:p>
         </w:tc>
@@ -4895,7 +4895,7 @@
           <w:rFonts w:hint="eastAsia"/>
         </w:rPr>
       </w:pPr>
-      <w:bookmarkStart w:id="15" w:name="_Toc229434237"/>
+      <w:bookmarkStart w:id="15" w:name="_Toc229513597"/>
       <w:r>
         <w:rPr>
           <w:rFonts w:hint="eastAsia"/>
@@ -4920,7 +4920,14 @@
         <w:rPr>
           <w:rFonts w:hint="eastAsia"/>
         </w:rPr>
-        <w:t>全 API は Bearer トークン上の作業対象施設を `targetFacilityId` として扱う。リクエストに `targetFacilityId` がある場合は作業対象施設と一致することを必須とする</w:t>
+        <w:t>全 API</w:t>
+      </w:r>
+      <w:r>
+        <w:rPr>
+          <w:rFonts w:hint="eastAsia"/>
+        </w:rPr>
+        <w:lastRenderedPageBreak/>
+        <w:t xml:space="preserve"> は Bearer トークン上の作業対象施設を `targetFacilityId` として扱う。リクエストに `targetFacilityId` がある場合は作業対象施設と一致することを必須とする</w:t>
       </w:r>
     </w:p>
     <w:p>
@@ -4987,7 +4994,7 @@
           <w:rFonts w:hint="eastAsia"/>
         </w:rPr>
       </w:pPr>
-      <w:bookmarkStart w:id="16" w:name="_Toc229434238"/>
+      <w:bookmarkStart w:id="16" w:name="_Toc229513598"/>
       <w:r>
         <w:rPr>
           <w:rFonts w:hint="eastAsia"/>
@@ -5099,7 +5106,7 @@
           <w:rFonts w:hint="eastAsia"/>
         </w:rPr>
       </w:pPr>
-      <w:bookmarkStart w:id="17" w:name="_Toc229434239"/>
+      <w:bookmarkStart w:id="17" w:name="_Toc229513599"/>
       <w:r>
         <w:rPr>
           <w:rFonts w:hint="eastAsia"/>
@@ -5210,7 +5217,7 @@
           <w:rFonts w:hint="eastAsia"/>
         </w:rPr>
       </w:pPr>
-      <w:bookmarkStart w:id="18" w:name="_Toc229434240"/>
+      <w:bookmarkStart w:id="18" w:name="_Toc229513600"/>
       <w:r>
         <w:rPr>
           <w:rFonts w:hint="eastAsia"/>
@@ -5226,7 +5233,7 @@
           <w:rFonts w:hint="eastAsia"/>
         </w:rPr>
       </w:pPr>
-      <w:bookmarkStart w:id="19" w:name="_Toc229434241"/>
+      <w:bookmarkStart w:id="19" w:name="_Toc229513601"/>
       <w:r>
         <w:rPr>
           <w:rFonts w:hint="eastAsia"/>
@@ -5574,7 +5581,7 @@
           <w:rFonts w:hint="eastAsia"/>
         </w:rPr>
       </w:pPr>
-      <w:bookmarkStart w:id="20" w:name="_Toc229434242"/>
+      <w:bookmarkStart w:id="20" w:name="_Toc229513602"/>
       <w:r>
         <w:rPr>
           <w:rFonts w:hint="eastAsia"/>
@@ -6013,7 +6020,7 @@
           <w:rFonts w:hint="eastAsia"/>
         </w:rPr>
       </w:pPr>
-      <w:bookmarkStart w:id="21" w:name="_Toc229434243"/>
+      <w:bookmarkStart w:id="21" w:name="_Toc229513603"/>
       <w:r>
         <w:rPr>
           <w:rFonts w:hint="eastAsia"/>
@@ -6229,7 +6236,7 @@
           </w:tcPr>
           <w:p>
             <w:r>
-              <w:t>`inventory_field`</w:t>
+              <w:t>`inventory`</w:t>
             </w:r>
           </w:p>
         </w:tc>
@@ -6297,7 +6304,7 @@
           </w:tcPr>
           <w:p>
             <w:r>
-              <w:t>`inventory_field`</w:t>
+              <w:t>`inventory`</w:t>
             </w:r>
           </w:p>
         </w:tc>
@@ -6365,7 +6372,7 @@
           </w:tcPr>
           <w:p>
             <w:r>
-              <w:t>`inventory_field`</w:t>
+              <w:t>`inventory`</w:t>
             </w:r>
           </w:p>
         </w:tc>
@@ -6433,7 +6440,7 @@
           </w:tcPr>
           <w:p>
             <w:r>
-              <w:t>`inventory_field`</w:t>
+              <w:t>`inventory`</w:t>
             </w:r>
           </w:p>
         </w:tc>
@@ -6501,7 +6508,7 @@
           </w:tcPr>
           <w:p>
             <w:r>
-              <w:t>`inventory_field`</w:t>
+              <w:t>`inventory`</w:t>
             </w:r>
           </w:p>
         </w:tc>
@@ -6570,7 +6577,7 @@
           </w:tcPr>
           <w:p>
             <w:r>
-              <w:t>`inventory_office`</w:t>
+              <w:t>`inventory_complete`</w:t>
             </w:r>
           </w:p>
         </w:tc>
@@ -6638,7 +6645,7 @@
           </w:tcPr>
           <w:p>
             <w:r>
-              <w:t>`inventory_office`</w:t>
+              <w:t>`inventory_complete`</w:t>
             </w:r>
           </w:p>
         </w:tc>
@@ -6652,7 +6659,7 @@
           <w:rFonts w:hint="eastAsia"/>
         </w:rPr>
       </w:pPr>
-      <w:bookmarkStart w:id="22" w:name="_Toc229434244"/>
+      <w:bookmarkStart w:id="22" w:name="_Toc229513604"/>
       <w:r>
         <w:rPr>
           <w:rFonts w:hint="eastAsia"/>
@@ -6668,7 +6675,7 @@
           <w:rFonts w:hint="eastAsia"/>
         </w:rPr>
       </w:pPr>
-      <w:bookmarkStart w:id="23" w:name="_Toc229434245"/>
+      <w:bookmarkStart w:id="23" w:name="_Toc229513605"/>
       <w:r>
         <w:rPr>
           <w:rFonts w:hint="eastAsia"/>
@@ -6734,7 +6741,7 @@
           <w:rFonts w:hint="eastAsia"/>
         </w:rPr>
       </w:pPr>
-      <w:bookmarkStart w:id="24" w:name="_Toc229434246"/>
+      <w:bookmarkStart w:id="24" w:name="_Toc229513606"/>
       <w:r>
         <w:rPr>
           <w:rFonts w:hint="eastAsia"/>
@@ -6949,7 +6956,7 @@
         <w:rPr>
           <w:rFonts w:hint="eastAsia"/>
         </w:rPr>
-        <w:t>Bearer トークン上の作業対象施設について `inventory_field` の実効権限を再判定する</w:t>
+        <w:t>Bearer トークン上の作業対象施設について `inventory` の実効権限を再判定する</w:t>
       </w:r>
     </w:p>
     <w:p>
@@ -7013,7 +7020,7 @@
           <w:rFonts w:hint="eastAsia"/>
         </w:rPr>
       </w:pPr>
-      <w:bookmarkStart w:id="25" w:name="_Toc229434247"/>
+      <w:bookmarkStart w:id="25" w:name="_Toc229513607"/>
       <w:r>
         <w:rPr>
           <w:rFonts w:hint="eastAsia"/>
@@ -7749,7 +7756,7 @@
           <w:rFonts w:hint="eastAsia"/>
         </w:rPr>
       </w:pPr>
-      <w:bookmarkStart w:id="26" w:name="_Toc229434248"/>
+      <w:bookmarkStart w:id="26" w:name="_Toc229513608"/>
       <w:r>
         <w:rPr>
           <w:rFonts w:hint="eastAsia"/>
@@ -7966,7 +7973,7 @@
               <w:rPr>
                 <w:rFonts w:hint="eastAsia"/>
               </w:rPr>
-              <w:t>作業対象施設に対する実効 `inventory_field` なし</w:t>
+              <w:t>作業対象施設に対する実効 `inventory` なし</w:t>
             </w:r>
           </w:p>
         </w:tc>
@@ -8025,7 +8032,7 @@
           <w:rFonts w:hint="eastAsia"/>
         </w:rPr>
       </w:pPr>
-      <w:bookmarkStart w:id="27" w:name="_Toc229434249"/>
+      <w:bookmarkStart w:id="27" w:name="_Toc229513609"/>
       <w:r>
         <w:rPr>
           <w:rFonts w:hint="eastAsia"/>
@@ -8092,7 +8099,7 @@
           <w:rFonts w:hint="eastAsia"/>
         </w:rPr>
       </w:pPr>
-      <w:bookmarkStart w:id="28" w:name="_Toc229434250"/>
+      <w:bookmarkStart w:id="28" w:name="_Toc229513610"/>
       <w:r>
         <w:rPr>
           <w:rFonts w:hint="eastAsia"/>
@@ -8290,7 +8297,7 @@
           <w:rFonts w:hint="eastAsia"/>
         </w:rPr>
       </w:pPr>
-      <w:bookmarkStart w:id="29" w:name="_Toc229434251"/>
+      <w:bookmarkStart w:id="29" w:name="_Toc229513611"/>
       <w:r>
         <w:rPr>
           <w:rFonts w:hint="eastAsia"/>
@@ -8565,7 +8572,7 @@
         <w:rPr>
           <w:rFonts w:hint="eastAsia"/>
         </w:rPr>
-        <w:t>Bearer トークン上の作業対象施設について `inventory_field` の実効権限を再判定する</w:t>
+        <w:t>Bearer トークン上の作業対象施設について `inventory` の実効権限を再判定する</w:t>
       </w:r>
     </w:p>
     <w:p>
@@ -8681,7 +8688,7 @@
           <w:rFonts w:hint="eastAsia"/>
         </w:rPr>
       </w:pPr>
-      <w:bookmarkStart w:id="30" w:name="_Toc229434252"/>
+      <w:bookmarkStart w:id="30" w:name="_Toc229513612"/>
       <w:r>
         <w:rPr>
           <w:rFonts w:hint="eastAsia"/>
@@ -8981,7 +8988,7 @@
           <w:rFonts w:hint="eastAsia"/>
         </w:rPr>
       </w:pPr>
-      <w:bookmarkStart w:id="31" w:name="_Toc229434253"/>
+      <w:bookmarkStart w:id="31" w:name="_Toc229513613"/>
       <w:r>
         <w:rPr>
           <w:rFonts w:hint="eastAsia"/>
@@ -9233,7 +9240,7 @@
               <w:rPr>
                 <w:rFonts w:hint="eastAsia"/>
               </w:rPr>
-              <w:t>作業対象施設に対する実効 `inventory_field` なし</w:t>
+              <w:t>作業対象施設に対する実効 `inventory` なし</w:t>
             </w:r>
           </w:p>
         </w:tc>
@@ -9292,7 +9299,7 @@
           <w:rFonts w:hint="eastAsia"/>
         </w:rPr>
       </w:pPr>
-      <w:bookmarkStart w:id="32" w:name="_Toc229434254"/>
+      <w:bookmarkStart w:id="32" w:name="_Toc229513614"/>
       <w:r>
         <w:rPr>
           <w:rFonts w:hint="eastAsia"/>
@@ -9359,7 +9366,7 @@
           <w:rFonts w:hint="eastAsia"/>
         </w:rPr>
       </w:pPr>
-      <w:bookmarkStart w:id="33" w:name="_Toc229434255"/>
+      <w:bookmarkStart w:id="33" w:name="_Toc229513615"/>
       <w:r>
         <w:rPr>
           <w:rFonts w:hint="eastAsia"/>
@@ -10183,7 +10190,7 @@
         <w:rPr>
           <w:rFonts w:hint="eastAsia"/>
         </w:rPr>
-        <w:t>Bearer トークン上の作業対象施設について `inventory_field` の実効権限を再判定する</w:t>
+        <w:t>Bearer トークン上の作業対象施設について `inventory` の実効権限を再判定する</w:t>
       </w:r>
     </w:p>
     <w:p>
@@ -10273,7 +10280,7 @@
           <w:rFonts w:hint="eastAsia"/>
         </w:rPr>
       </w:pPr>
-      <w:bookmarkStart w:id="34" w:name="_Toc229434256"/>
+      <w:bookmarkStart w:id="34" w:name="_Toc229513616"/>
       <w:r>
         <w:rPr>
           <w:rFonts w:hint="eastAsia"/>
@@ -11848,7 +11855,7 @@
           <w:rFonts w:hint="eastAsia"/>
         </w:rPr>
       </w:pPr>
-      <w:bookmarkStart w:id="35" w:name="_Toc229434257"/>
+      <w:bookmarkStart w:id="35" w:name="_Toc229513617"/>
       <w:r>
         <w:rPr>
           <w:rFonts w:hint="eastAsia"/>
@@ -12065,7 +12072,7 @@
               <w:rPr>
                 <w:rFonts w:hint="eastAsia"/>
               </w:rPr>
-              <w:t>対象施設不一致または実効 `inventory_field` なし</w:t>
+              <w:t>対象施設不一致または実効 `inventory` なし</w:t>
             </w:r>
           </w:p>
         </w:tc>
@@ -12124,7 +12131,7 @@
           <w:rFonts w:hint="eastAsia"/>
         </w:rPr>
       </w:pPr>
-      <w:bookmarkStart w:id="36" w:name="_Toc229434258"/>
+      <w:bookmarkStart w:id="36" w:name="_Toc229513618"/>
       <w:r>
         <w:rPr>
           <w:rFonts w:hint="eastAsia"/>
@@ -12190,7 +12197,7 @@
           <w:rFonts w:hint="eastAsia"/>
         </w:rPr>
       </w:pPr>
-      <w:bookmarkStart w:id="37" w:name="_Toc229434259"/>
+      <w:bookmarkStart w:id="37" w:name="_Toc229513619"/>
       <w:r>
         <w:rPr>
           <w:rFonts w:hint="eastAsia"/>
@@ -12443,7 +12450,7 @@
           <w:rFonts w:hint="eastAsia"/>
         </w:rPr>
       </w:pPr>
-      <w:bookmarkStart w:id="38" w:name="_Toc229434260"/>
+      <w:bookmarkStart w:id="38" w:name="_Toc229513620"/>
       <w:r>
         <w:rPr>
           <w:rFonts w:hint="eastAsia"/>
@@ -12963,7 +12970,7 @@
         <w:rPr>
           <w:rFonts w:hint="eastAsia"/>
         </w:rPr>
-        <w:t>Bearer トークン上の作業対象施設について `inventory_field` の実効権限を再判定する</w:t>
+        <w:t>Bearer トークン上の作業対象施設について `inventory` の実効権限を再判定する</w:t>
       </w:r>
     </w:p>
     <w:p>
@@ -13091,7 +13098,7 @@
           <w:rFonts w:hint="eastAsia"/>
         </w:rPr>
       </w:pPr>
-      <w:bookmarkStart w:id="39" w:name="_Toc229434261"/>
+      <w:bookmarkStart w:id="39" w:name="_Toc229513621"/>
       <w:r>
         <w:rPr>
           <w:rFonts w:hint="eastAsia"/>
@@ -13305,7 +13312,7 @@
           <w:rFonts w:hint="eastAsia"/>
         </w:rPr>
       </w:pPr>
-      <w:bookmarkStart w:id="40" w:name="_Toc229434262"/>
+      <w:bookmarkStart w:id="40" w:name="_Toc229513622"/>
       <w:r>
         <w:rPr>
           <w:rFonts w:hint="eastAsia"/>
@@ -13522,7 +13529,7 @@
               <w:rPr>
                 <w:rFonts w:hint="eastAsia"/>
               </w:rPr>
-              <w:t>対象施設不一致または実効 `inventory_field` なし</w:t>
+              <w:t>対象施設不一致または実効 `inventory` なし</w:t>
             </w:r>
           </w:p>
         </w:tc>
@@ -13616,7 +13623,7 @@
           <w:rFonts w:hint="eastAsia"/>
         </w:rPr>
       </w:pPr>
-      <w:bookmarkStart w:id="41" w:name="_Toc229434263"/>
+      <w:bookmarkStart w:id="41" w:name="_Toc229513623"/>
       <w:r>
         <w:rPr>
           <w:rFonts w:hint="eastAsia"/>
@@ -13682,7 +13689,7 @@
           <w:rFonts w:hint="eastAsia"/>
         </w:rPr>
       </w:pPr>
-      <w:bookmarkStart w:id="42" w:name="_Toc229434264"/>
+      <w:bookmarkStart w:id="42" w:name="_Toc229513624"/>
       <w:r>
         <w:rPr>
           <w:rFonts w:hint="eastAsia"/>
@@ -13935,7 +13942,7 @@
           <w:rFonts w:hint="eastAsia"/>
         </w:rPr>
       </w:pPr>
-      <w:bookmarkStart w:id="43" w:name="_Toc229434265"/>
+      <w:bookmarkStart w:id="43" w:name="_Toc229513625"/>
       <w:r>
         <w:rPr>
           <w:rFonts w:hint="eastAsia"/>
@@ -14477,7 +14484,7 @@
         <w:rPr>
           <w:rFonts w:hint="eastAsia"/>
         </w:rPr>
-        <w:t>Bearer トークン上の作業対象施設について `inventory_field` の実効権限を再判定する</w:t>
+        <w:t>Bearer トークン上の作業対象施設について `inventory` の実効権限を再判定する</w:t>
       </w:r>
     </w:p>
     <w:p>
@@ -14579,7 +14586,7 @@
           <w:rFonts w:hint="eastAsia"/>
         </w:rPr>
       </w:pPr>
-      <w:bookmarkStart w:id="44" w:name="_Toc229434266"/>
+      <w:bookmarkStart w:id="44" w:name="_Toc229513626"/>
       <w:r>
         <w:rPr>
           <w:rFonts w:hint="eastAsia"/>
@@ -14838,7 +14845,7 @@
           <w:rFonts w:hint="eastAsia"/>
         </w:rPr>
       </w:pPr>
-      <w:bookmarkStart w:id="45" w:name="_Toc229434267"/>
+      <w:bookmarkStart w:id="45" w:name="_Toc229513627"/>
       <w:r>
         <w:rPr>
           <w:rFonts w:hint="eastAsia"/>
@@ -15055,7 +15062,7 @@
               <w:rPr>
                 <w:rFonts w:hint="eastAsia"/>
               </w:rPr>
-              <w:t>対象施設不一致または実効 `inventory_field` なし</w:t>
+              <w:t>対象施設不一致または実効 `inventory` なし</w:t>
             </w:r>
           </w:p>
         </w:tc>
@@ -15149,7 +15156,7 @@
           <w:rFonts w:hint="eastAsia"/>
         </w:rPr>
       </w:pPr>
-      <w:bookmarkStart w:id="46" w:name="_Toc229434268"/>
+      <w:bookmarkStart w:id="46" w:name="_Toc229513628"/>
       <w:r>
         <w:rPr>
           <w:rFonts w:hint="eastAsia"/>
@@ -15215,7 +15222,7 @@
           <w:rFonts w:hint="eastAsia"/>
         </w:rPr>
       </w:pPr>
-      <w:bookmarkStart w:id="47" w:name="_Toc229434269"/>
+      <w:bookmarkStart w:id="47" w:name="_Toc229513629"/>
       <w:r>
         <w:rPr>
           <w:rFonts w:hint="eastAsia"/>
@@ -15469,7 +15476,7 @@
           <w:rFonts w:hint="eastAsia"/>
         </w:rPr>
       </w:pPr>
-      <w:bookmarkStart w:id="48" w:name="_Toc229434270"/>
+      <w:bookmarkStart w:id="48" w:name="_Toc229513630"/>
       <w:r>
         <w:rPr>
           <w:rFonts w:hint="eastAsia"/>
@@ -15712,7 +15719,7 @@
         <w:rPr>
           <w:rFonts w:hint="eastAsia"/>
         </w:rPr>
-        <w:t>Bearer トークン上の作業対象施設について `inventory_office` の実効権限を再判定する</w:t>
+        <w:t>Bearer トークン上の作業対象施設について `inventory_complete` の実効権限を再判定する</w:t>
       </w:r>
     </w:p>
     <w:p>
@@ -15867,7 +15874,7 @@
           <w:rFonts w:hint="eastAsia"/>
         </w:rPr>
       </w:pPr>
-      <w:bookmarkStart w:id="49" w:name="_Toc229434271"/>
+      <w:bookmarkStart w:id="49" w:name="_Toc229513631"/>
       <w:r>
         <w:rPr>
           <w:rFonts w:hint="eastAsia"/>
@@ -16735,7 +16742,7 @@
           <w:rFonts w:hint="eastAsia"/>
         </w:rPr>
       </w:pPr>
-      <w:bookmarkStart w:id="50" w:name="_Toc229434272"/>
+      <w:bookmarkStart w:id="50" w:name="_Toc229513632"/>
       <w:r>
         <w:rPr>
           <w:rFonts w:hint="eastAsia"/>
@@ -16953,7 +16960,7 @@
               <w:rPr>
                 <w:rFonts w:hint="eastAsia"/>
               </w:rPr>
-              <w:t>対象施設不一致、または実効 `inventory_office` なし</w:t>
+              <w:t>対象施設不一致、または実効 `inventory_complete` なし</w:t>
             </w:r>
           </w:p>
         </w:tc>
@@ -17047,7 +17054,7 @@
           <w:rFonts w:hint="eastAsia"/>
         </w:rPr>
       </w:pPr>
-      <w:bookmarkStart w:id="51" w:name="_Toc229434273"/>
+      <w:bookmarkStart w:id="51" w:name="_Toc229513633"/>
       <w:r>
         <w:rPr>
           <w:rFonts w:hint="eastAsia"/>
@@ -17113,7 +17120,7 @@
           <w:rFonts w:hint="eastAsia"/>
         </w:rPr>
       </w:pPr>
-      <w:bookmarkStart w:id="52" w:name="_Toc229434274"/>
+      <w:bookmarkStart w:id="52" w:name="_Toc229513634"/>
       <w:r>
         <w:rPr>
           <w:rFonts w:hint="eastAsia"/>
@@ -17366,7 +17373,7 @@
           <w:rFonts w:hint="eastAsia"/>
         </w:rPr>
       </w:pPr>
-      <w:bookmarkStart w:id="53" w:name="_Toc229434275"/>
+      <w:bookmarkStart w:id="53" w:name="_Toc229513635"/>
       <w:r>
         <w:rPr>
           <w:rFonts w:hint="eastAsia"/>
@@ -17610,7 +17617,7 @@
         <w:rPr>
           <w:rFonts w:hint="eastAsia"/>
         </w:rPr>
-        <w:t>Bearer トークン上の作業対象施設について `inventory_office` の実効権限を再判定する</w:t>
+        <w:t>Bearer トークン上の作業対象施設について `inventory_complete` の実効権限を再判定する</w:t>
       </w:r>
     </w:p>
     <w:p>
@@ -17686,7 +17693,7 @@
           <w:rFonts w:hint="eastAsia"/>
         </w:rPr>
       </w:pPr>
-      <w:bookmarkStart w:id="54" w:name="_Toc229434276"/>
+      <w:bookmarkStart w:id="54" w:name="_Toc229513636"/>
       <w:r>
         <w:rPr>
           <w:rFonts w:hint="eastAsia"/>
@@ -17986,7 +17993,7 @@
           <w:rFonts w:hint="eastAsia"/>
         </w:rPr>
       </w:pPr>
-      <w:bookmarkStart w:id="55" w:name="_Toc229434277"/>
+      <w:bookmarkStart w:id="55" w:name="_Toc229513637"/>
       <w:r>
         <w:rPr>
           <w:rFonts w:hint="eastAsia"/>
@@ -18203,7 +18210,7 @@
               <w:rPr>
                 <w:rFonts w:hint="eastAsia"/>
               </w:rPr>
-              <w:t>対象施設不一致または実効 `inventory_office` なし</w:t>
+              <w:t>対象施設不一致または実効 `inventory_complete` なし</w:t>
             </w:r>
           </w:p>
         </w:tc>
@@ -18297,7 +18304,7 @@
           <w:rFonts w:hint="eastAsia"/>
         </w:rPr>
       </w:pPr>
-      <w:bookmarkStart w:id="56" w:name="_Toc229434278"/>
+      <w:bookmarkStart w:id="56" w:name="_Toc229513638"/>
       <w:r>
         <w:rPr>
           <w:rFonts w:hint="eastAsia"/>
@@ -18314,7 +18321,7 @@
           <w:rFonts w:hint="eastAsia"/>
         </w:rPr>
       </w:pPr>
-      <w:bookmarkStart w:id="57" w:name="_Toc229434279"/>
+      <w:bookmarkStart w:id="57" w:name="_Toc229513639"/>
       <w:r>
         <w:rPr>
           <w:rFonts w:hint="eastAsia"/>
@@ -18427,7 +18434,7 @@
           </w:tcPr>
           <w:p>
             <w:r>
-              <w:t>`inventory_field`</w:t>
+              <w:t>`inventory`</w:t>
             </w:r>
           </w:p>
         </w:tc>
@@ -18465,7 +18472,7 @@
           </w:tcPr>
           <w:p>
             <w:r>
-              <w:t>`inventory_field`</w:t>
+              <w:t>`inventory`</w:t>
             </w:r>
           </w:p>
         </w:tc>
@@ -18503,7 +18510,7 @@
           </w:tcPr>
           <w:p>
             <w:r>
-              <w:t>`inventory_office`</w:t>
+              <w:t>`inventory_complete`</w:t>
             </w:r>
           </w:p>
         </w:tc>
@@ -18530,7 +18537,7 @@
           <w:rFonts w:hint="eastAsia"/>
         </w:rPr>
       </w:pPr>
-      <w:bookmarkStart w:id="58" w:name="_Toc229434280"/>
+      <w:bookmarkStart w:id="58" w:name="_Toc229513640"/>
       <w:r>
         <w:rPr>
           <w:rFonts w:hint="eastAsia"/>
@@ -18717,7 +18724,7 @@
           <w:rFonts w:hint="eastAsia"/>
         </w:rPr>
       </w:pPr>
-      <w:bookmarkStart w:id="59" w:name="_Toc229434281"/>
+      <w:bookmarkStart w:id="59" w:name="_Toc229513641"/>
       <w:r>
         <w:rPr>
           <w:rFonts w:hint="eastAsia"/>
@@ -18833,7 +18840,7 @@
               <w:rPr>
                 <w:rFonts w:hint="eastAsia"/>
               </w:rPr>
-              <w:t>`inventory_field` / `inventory_office` で制御する</w:t>
+              <w:t>`inventory` / `inventory_complete` で制御する</w:t>
             </w:r>
           </w:p>
         </w:tc>
@@ -18846,7 +18853,7 @@
               <w:rPr>
                 <w:rFonts w:hint="eastAsia"/>
               </w:rPr>
-              <w:t>ロール整理.xlsx の棚卸し（現場）/棚卸し（事務）に合わせる</w:t>
+              <w:t>ロール整理.xlsx の棚卸し / 棚卸し完了に合わせる</w:t>
             </w:r>
           </w:p>
         </w:tc>
@@ -18949,7 +18956,7 @@
           <w:rFonts w:hint="eastAsia"/>
         </w:rPr>
       </w:pPr>
-      <w:bookmarkStart w:id="60" w:name="_Toc229434282"/>
+      <w:bookmarkStart w:id="60" w:name="_Toc229513642"/>
       <w:r>
         <w:rPr>
           <w:rFonts w:hint="eastAsia"/>
@@ -19751,7 +19758,7 @@
           <w:rFonts w:hint="eastAsia"/>
         </w:rPr>
       </w:pPr>
-      <w:bookmarkStart w:id="61" w:name="_Toc229434283"/>
+      <w:bookmarkStart w:id="61" w:name="_Toc229513643"/>
       <w:r>
         <w:rPr>
           <w:rFonts w:hint="eastAsia"/>
@@ -19767,7 +19774,7 @@
           <w:rFonts w:hint="eastAsia"/>
         </w:rPr>
       </w:pPr>
-      <w:bookmarkStart w:id="62" w:name="_Toc229434284"/>
+      <w:bookmarkStart w:id="62" w:name="_Toc229513644"/>
       <w:r>
         <w:rPr>
           <w:rFonts w:hint="eastAsia"/>
@@ -19878,7 +19885,7 @@
           <w:rFonts w:hint="eastAsia"/>
         </w:rPr>
       </w:pPr>
-      <w:bookmarkStart w:id="63" w:name="_Toc229434285"/>
+      <w:bookmarkStart w:id="63" w:name="_Toc229513645"/>
       <w:r>
         <w:rPr>
           <w:rFonts w:hint="eastAsia"/>
@@ -20030,285 +20037,7 @@
 <file path=word/numbering.xml><?xml version="1.0" encoding="utf-8"?>
 <w:numbering xmlns:wpc="http://schemas.microsoft.com/office/word/2010/wordprocessingCanvas" xmlns:cx="http://schemas.microsoft.com/office/drawing/2014/chartex" xmlns:cx1="http://schemas.microsoft.com/office/drawing/2015/9/8/chartex" xmlns:cx2="http://schemas.microsoft.com/office/drawing/2015/10/21/chartex" xmlns:cx3="http://schemas.microsoft.com/office/drawing/2016/5/9/chartex" xmlns:cx4="http://schemas.microsoft.com/office/drawing/2016/5/10/chartex" xmlns:cx5="http://schemas.microsoft.com/office/drawing/2016/5/11/chartex" xmlns:cx6="http://schemas.microsoft.com/office/drawing/2016/5/12/chartex" xmlns:cx7="http://schemas.microsoft.com/office/drawing/2016/5/13/chartex" xmlns:cx8="http://schemas.microsoft.com/office/drawing/2016/5/14/chartex" xmlns:mc="http://schemas.openxmlformats.org/markup-compatibility/2006" xmlns:aink="http://schemas.microsoft.com/office/drawing/2016/ink" xmlns:am3d="http://schemas.microsoft.com/office/drawing/2017/model3d" xmlns:o="urn:schemas-microsoft-com:office:office" xmlns:oel="http://schemas.microsoft.com/office/2019/extlst" xmlns:r="http://schemas.openxmlformats.org/officeDocument/2006/relationships" xmlns:m="http://schemas.openxmlformats.org/officeDocument/2006/math" xmlns:v="urn:schemas-microsoft-com:vml" xmlns:wp14="http://schemas.microsoft.com/office/word/2010/wordprocessingDrawing" xmlns:wp="http://schemas.openxmlformats.org/drawingml/2006/wordprocessingDrawing" xmlns:w10="urn:schemas-microsoft-com:office:word" xmlns:w="http://schemas.openxmlformats.org/wordprocessingml/2006/main" xmlns:w14="http://schemas.microsoft.com/office/word/2010/wordml" xmlns:w15="http://schemas.microsoft.com/office/word/2012/wordml" xmlns:w16cex="http://schemas.microsoft.com/office/word/2018/wordml/cex" xmlns:w16cid="http://schemas.microsoft.com/office/word/2016/wordml/cid" xmlns:w16="http://schemas.microsoft.com/office/word/2018/wordml" xmlns:w16du="http://schemas.microsoft.com/office/word/2023/wordml/word16du" xmlns:w16sdtdh="http://schemas.microsoft.com/office/word/2020/wordml/sdtdatahash" xmlns:w16sdtfl="http://schemas.microsoft.com/office/word/2024/wordml/sdtformatlock" xmlns:w16se="http://schemas.microsoft.com/office/word/2015/wordml/symex" xmlns:wpg="http://schemas.microsoft.com/office/word/2010/wordprocessingGroup" xmlns:wpi="http://schemas.microsoft.com/office/word/2010/wordprocessingInk" xmlns:wne="http://schemas.microsoft.com/office/word/2006/wordml" xmlns:wps="http://schemas.microsoft.com/office/word/2010/wordprocessingShape" mc:Ignorable="w14 w15 w16se w16cid w16 w16cex w16sdtdh w16sdtfl w16du wp14">
   <w:abstractNum w:abstractNumId="0" w15:restartNumberingAfterBreak="0">
-    <w:nsid w:val="107D350C"/>
-    <w:multiLevelType w:val="singleLevel"/>
-    <w:tmpl w:val="04090001"/>
-    <w:lvl w:ilvl="0">
-      <w:start w:val="1"/>
-      <w:numFmt w:val="bullet"/>
-      <w:lvlText w:val="■"/>
-      <w:lvlJc w:val="left"/>
-      <w:pPr>
-        <w:ind w:left="440" w:hanging="440"/>
-      </w:pPr>
-      <w:rPr>
-        <w:rFonts w:ascii="Meiryo UI" w:hAnsi="Meiryo UI" w:eastAsia="Meiryo UI" w:cs="Meiryo UI" w:hint="default"/>
-      </w:rPr>
-    </w:lvl>
-  </w:abstractNum>
-  <w:abstractNum w:abstractNumId="1" w15:restartNumberingAfterBreak="0">
-    <w:nsid w:val="232F6D84"/>
-    <w:multiLevelType w:val="hybridMultilevel"/>
-    <w:tmpl w:val="7E88A542"/>
-    <w:name w:val="__API_DOC_SQUARE_BULLET__222"/>
-    <w:lvl w:ilvl="0" w:tplc="0409000F">
-      <w:start w:val="1"/>
-      <w:numFmt w:val="decimal"/>
-      <w:lvlText w:val="%1."/>
-      <w:lvlJc w:val="left"/>
-      <w:pPr>
-        <w:ind w:left="440" w:hanging="440"/>
-      </w:pPr>
-    </w:lvl>
-    <w:lvl w:ilvl="1" w:tplc="04090017" w:tentative="1">
-      <w:start w:val="1"/>
-      <w:numFmt w:val="aiueoFullWidth"/>
-      <w:lvlText w:val="(%2)"/>
-      <w:lvlJc w:val="left"/>
-      <w:pPr>
-        <w:ind w:left="880" w:hanging="440"/>
-      </w:pPr>
-    </w:lvl>
-    <w:lvl w:ilvl="2" w:tplc="04090011" w:tentative="1">
-      <w:start w:val="1"/>
-      <w:numFmt w:val="decimalEnclosedCircle"/>
-      <w:lvlText w:val="%3"/>
-      <w:lvlJc w:val="left"/>
-      <w:pPr>
-        <w:ind w:left="1320" w:hanging="440"/>
-      </w:pPr>
-    </w:lvl>
-    <w:lvl w:ilvl="3" w:tplc="0409000F" w:tentative="1">
-      <w:start w:val="1"/>
-      <w:numFmt w:val="decimal"/>
-      <w:lvlText w:val="%4."/>
-      <w:lvlJc w:val="left"/>
-      <w:pPr>
-        <w:ind w:left="1760" w:hanging="440"/>
-      </w:pPr>
-    </w:lvl>
-    <w:lvl w:ilvl="4" w:tplc="04090017" w:tentative="1">
-      <w:start w:val="1"/>
-      <w:numFmt w:val="aiueoFullWidth"/>
-      <w:lvlText w:val="(%5)"/>
-      <w:lvlJc w:val="left"/>
-      <w:pPr>
-        <w:ind w:left="2200" w:hanging="440"/>
-      </w:pPr>
-    </w:lvl>
-    <w:lvl w:ilvl="5" w:tplc="04090011" w:tentative="1">
-      <w:start w:val="1"/>
-      <w:numFmt w:val="decimalEnclosedCircle"/>
-      <w:lvlText w:val="%6"/>
-      <w:lvlJc w:val="left"/>
-      <w:pPr>
-        <w:ind w:left="2640" w:hanging="440"/>
-      </w:pPr>
-    </w:lvl>
-    <w:lvl w:ilvl="6" w:tplc="0409000F" w:tentative="1">
-      <w:start w:val="1"/>
-      <w:numFmt w:val="decimal"/>
-      <w:lvlText w:val="%7."/>
-      <w:lvlJc w:val="left"/>
-      <w:pPr>
-        <w:ind w:left="3080" w:hanging="440"/>
-      </w:pPr>
-    </w:lvl>
-    <w:lvl w:ilvl="7" w:tplc="04090017" w:tentative="1">
-      <w:start w:val="1"/>
-      <w:numFmt w:val="aiueoFullWidth"/>
-      <w:lvlText w:val="(%8)"/>
-      <w:lvlJc w:val="left"/>
-      <w:pPr>
-        <w:ind w:left="3520" w:hanging="440"/>
-      </w:pPr>
-    </w:lvl>
-    <w:lvl w:ilvl="8" w:tplc="04090011" w:tentative="1">
-      <w:start w:val="1"/>
-      <w:numFmt w:val="decimalEnclosedCircle"/>
-      <w:lvlText w:val="%9"/>
-      <w:lvlJc w:val="left"/>
-      <w:pPr>
-        <w:ind w:left="3960" w:hanging="440"/>
-      </w:pPr>
-    </w:lvl>
-  </w:abstractNum>
-  <w:abstractNum w:abstractNumId="2" w15:restartNumberingAfterBreak="0">
-    <w:nsid w:val="267F075A"/>
-    <w:multiLevelType w:val="hybridMultilevel"/>
-    <w:tmpl w:val="9006CD3A"/>
-    <w:name w:val="__API_DOC_SQUARE_BULLET__22222"/>
-    <w:lvl w:ilvl="0" w:tplc="0409000F">
-      <w:start w:val="1"/>
-      <w:numFmt w:val="decimal"/>
-      <w:lvlText w:val="%1."/>
-      <w:lvlJc w:val="left"/>
-      <w:pPr>
-        <w:ind w:left="440" w:hanging="440"/>
-      </w:pPr>
-    </w:lvl>
-    <w:lvl w:ilvl="1" w:tplc="04090017" w:tentative="1">
-      <w:start w:val="1"/>
-      <w:numFmt w:val="aiueoFullWidth"/>
-      <w:lvlText w:val="(%2)"/>
-      <w:lvlJc w:val="left"/>
-      <w:pPr>
-        <w:ind w:left="880" w:hanging="440"/>
-      </w:pPr>
-    </w:lvl>
-    <w:lvl w:ilvl="2" w:tplc="04090011" w:tentative="1">
-      <w:start w:val="1"/>
-      <w:numFmt w:val="decimalEnclosedCircle"/>
-      <w:lvlText w:val="%3"/>
-      <w:lvlJc w:val="left"/>
-      <w:pPr>
-        <w:ind w:left="1320" w:hanging="440"/>
-      </w:pPr>
-    </w:lvl>
-    <w:lvl w:ilvl="3" w:tplc="0409000F" w:tentative="1">
-      <w:start w:val="1"/>
-      <w:numFmt w:val="decimal"/>
-      <w:lvlText w:val="%4."/>
-      <w:lvlJc w:val="left"/>
-      <w:pPr>
-        <w:ind w:left="1760" w:hanging="440"/>
-      </w:pPr>
-    </w:lvl>
-    <w:lvl w:ilvl="4" w:tplc="04090017" w:tentative="1">
-      <w:start w:val="1"/>
-      <w:numFmt w:val="aiueoFullWidth"/>
-      <w:lvlText w:val="(%5)"/>
-      <w:lvlJc w:val="left"/>
-      <w:pPr>
-        <w:ind w:left="2200" w:hanging="440"/>
-      </w:pPr>
-    </w:lvl>
-    <w:lvl w:ilvl="5" w:tplc="04090011" w:tentative="1">
-      <w:start w:val="1"/>
-      <w:numFmt w:val="decimalEnclosedCircle"/>
-      <w:lvlText w:val="%6"/>
-      <w:lvlJc w:val="left"/>
-      <w:pPr>
-        <w:ind w:left="2640" w:hanging="440"/>
-      </w:pPr>
-    </w:lvl>
-    <w:lvl w:ilvl="6" w:tplc="0409000F" w:tentative="1">
-      <w:start w:val="1"/>
-      <w:numFmt w:val="decimal"/>
-      <w:lvlText w:val="%7."/>
-      <w:lvlJc w:val="left"/>
-      <w:pPr>
-        <w:ind w:left="3080" w:hanging="440"/>
-      </w:pPr>
-    </w:lvl>
-    <w:lvl w:ilvl="7" w:tplc="04090017" w:tentative="1">
-      <w:start w:val="1"/>
-      <w:numFmt w:val="aiueoFullWidth"/>
-      <w:lvlText w:val="(%8)"/>
-      <w:lvlJc w:val="left"/>
-      <w:pPr>
-        <w:ind w:left="3520" w:hanging="440"/>
-      </w:pPr>
-    </w:lvl>
-    <w:lvl w:ilvl="8" w:tplc="04090011" w:tentative="1">
-      <w:start w:val="1"/>
-      <w:numFmt w:val="decimalEnclosedCircle"/>
-      <w:lvlText w:val="%9"/>
-      <w:lvlJc w:val="left"/>
-      <w:pPr>
-        <w:ind w:left="3960" w:hanging="440"/>
-      </w:pPr>
-    </w:lvl>
-  </w:abstractNum>
-  <w:abstractNum w:abstractNumId="3" w15:restartNumberingAfterBreak="0">
-    <w:nsid w:val="27692716"/>
-    <w:multiLevelType w:val="hybridMultilevel"/>
-    <w:tmpl w:val="6038BA86"/>
-    <w:name w:val="__API_DOC_SQUARE_BULLET__2"/>
-    <w:lvl w:ilvl="0" w:tplc="0409000F">
-      <w:start w:val="1"/>
-      <w:numFmt w:val="decimal"/>
-      <w:lvlText w:val="%1."/>
-      <w:lvlJc w:val="left"/>
-      <w:pPr>
-        <w:ind w:left="440" w:hanging="440"/>
-      </w:pPr>
-    </w:lvl>
-    <w:lvl w:ilvl="1" w:tplc="04090017" w:tentative="1">
-      <w:start w:val="1"/>
-      <w:numFmt w:val="aiueoFullWidth"/>
-      <w:lvlText w:val="(%2)"/>
-      <w:lvlJc w:val="left"/>
-      <w:pPr>
-        <w:ind w:left="880" w:hanging="440"/>
-      </w:pPr>
-    </w:lvl>
-    <w:lvl w:ilvl="2" w:tplc="04090011" w:tentative="1">
-      <w:start w:val="1"/>
-      <w:numFmt w:val="decimalEnclosedCircle"/>
-      <w:lvlText w:val="%3"/>
-      <w:lvlJc w:val="left"/>
-      <w:pPr>
-        <w:ind w:left="1320" w:hanging="440"/>
-      </w:pPr>
-    </w:lvl>
-    <w:lvl w:ilvl="3" w:tplc="0409000F" w:tentative="1">
-      <w:start w:val="1"/>
-      <w:numFmt w:val="decimal"/>
-      <w:lvlText w:val="%4."/>
-      <w:lvlJc w:val="left"/>
-      <w:pPr>
-        <w:ind w:left="1760" w:hanging="440"/>
-      </w:pPr>
-    </w:lvl>
-    <w:lvl w:ilvl="4" w:tplc="04090017" w:tentative="1">
-      <w:start w:val="1"/>
-      <w:numFmt w:val="aiueoFullWidth"/>
-      <w:lvlText w:val="(%5)"/>
-      <w:lvlJc w:val="left"/>
-      <w:pPr>
-        <w:ind w:left="2200" w:hanging="440"/>
-      </w:pPr>
-    </w:lvl>
-    <w:lvl w:ilvl="5" w:tplc="04090011" w:tentative="1">
-      <w:start w:val="1"/>
-      <w:numFmt w:val="decimalEnclosedCircle"/>
-      <w:lvlText w:val="%6"/>
-      <w:lvlJc w:val="left"/>
-      <w:pPr>
-        <w:ind w:left="2640" w:hanging="440"/>
-      </w:pPr>
-    </w:lvl>
-    <w:lvl w:ilvl="6" w:tplc="0409000F" w:tentative="1">
-      <w:start w:val="1"/>
-      <w:numFmt w:val="decimal"/>
-      <w:lvlText w:val="%7."/>
-      <w:lvlJc w:val="left"/>
-      <w:pPr>
-        <w:ind w:left="3080" w:hanging="440"/>
-      </w:pPr>
-    </w:lvl>
-    <w:lvl w:ilvl="7" w:tplc="04090017" w:tentative="1">
-      <w:start w:val="1"/>
-      <w:numFmt w:val="aiueoFullWidth"/>
-      <w:lvlText w:val="(%8)"/>
-      <w:lvlJc w:val="left"/>
-      <w:pPr>
-        <w:ind w:left="3520" w:hanging="440"/>
-      </w:pPr>
-    </w:lvl>
-    <w:lvl w:ilvl="8" w:tplc="04090011" w:tentative="1">
-      <w:start w:val="1"/>
-      <w:numFmt w:val="decimalEnclosedCircle"/>
-      <w:lvlText w:val="%9"/>
-      <w:lvlJc w:val="left"/>
-      <w:pPr>
-        <w:ind w:left="3960" w:hanging="440"/>
-      </w:pPr>
-    </w:lvl>
-  </w:abstractNum>
-  <w:abstractNum w:abstractNumId="4" w15:restartNumberingAfterBreak="0">
-    <w:nsid w:val="2B477D84"/>
+    <w:nsid w:val="12BE442E"/>
     <w:multiLevelType w:val="singleLevel"/>
     <w:tmpl w:val="0409000F"/>
     <w:name w:val="__API_DOC_SQUARE_BULLET__"/>
@@ -20322,11 +20051,11 @@
       </w:pPr>
     </w:lvl>
   </w:abstractNum>
-  <w:abstractNum w:abstractNumId="5" w15:restartNumberingAfterBreak="0">
-    <w:nsid w:val="33BA2092"/>
+  <w:abstractNum w:abstractNumId="1" w15:restartNumberingAfterBreak="0">
+    <w:nsid w:val="1B565939"/>
     <w:multiLevelType w:val="hybridMultilevel"/>
-    <w:tmpl w:val="8E2A5054"/>
-    <w:name w:val="__API_DOC_SQUARE_BULLET__222222"/>
+    <w:tmpl w:val="6F9C4408"/>
+    <w:name w:val="__API_DOC_SQUARE_BULLET__22222"/>
     <w:lvl w:ilvl="0" w:tplc="0409000F">
       <w:start w:val="1"/>
       <w:numFmt w:val="decimal"/>
@@ -20409,10 +20138,184 @@
       </w:pPr>
     </w:lvl>
   </w:abstractNum>
-  <w:abstractNum w:abstractNumId="6" w15:restartNumberingAfterBreak="0">
-    <w:nsid w:val="59677DDA"/>
+  <w:abstractNum w:abstractNumId="2" w15:restartNumberingAfterBreak="0">
+    <w:nsid w:val="211B48EC"/>
     <w:multiLevelType w:val="hybridMultilevel"/>
-    <w:tmpl w:val="E4E4987E"/>
+    <w:tmpl w:val="B15EDAC8"/>
+    <w:name w:val="__API_DOC_SQUARE_BULLET__2222"/>
+    <w:lvl w:ilvl="0" w:tplc="0409000F">
+      <w:start w:val="1"/>
+      <w:numFmt w:val="decimal"/>
+      <w:lvlText w:val="%1."/>
+      <w:lvlJc w:val="left"/>
+      <w:pPr>
+        <w:ind w:left="440" w:hanging="440"/>
+      </w:pPr>
+    </w:lvl>
+    <w:lvl w:ilvl="1" w:tplc="04090017" w:tentative="1">
+      <w:start w:val="1"/>
+      <w:numFmt w:val="aiueoFullWidth"/>
+      <w:lvlText w:val="(%2)"/>
+      <w:lvlJc w:val="left"/>
+      <w:pPr>
+        <w:ind w:left="880" w:hanging="440"/>
+      </w:pPr>
+    </w:lvl>
+    <w:lvl w:ilvl="2" w:tplc="04090011" w:tentative="1">
+      <w:start w:val="1"/>
+      <w:numFmt w:val="decimalEnclosedCircle"/>
+      <w:lvlText w:val="%3"/>
+      <w:lvlJc w:val="left"/>
+      <w:pPr>
+        <w:ind w:left="1320" w:hanging="440"/>
+      </w:pPr>
+    </w:lvl>
+    <w:lvl w:ilvl="3" w:tplc="0409000F" w:tentative="1">
+      <w:start w:val="1"/>
+      <w:numFmt w:val="decimal"/>
+      <w:lvlText w:val="%4."/>
+      <w:lvlJc w:val="left"/>
+      <w:pPr>
+        <w:ind w:left="1760" w:hanging="440"/>
+      </w:pPr>
+    </w:lvl>
+    <w:lvl w:ilvl="4" w:tplc="04090017" w:tentative="1">
+      <w:start w:val="1"/>
+      <w:numFmt w:val="aiueoFullWidth"/>
+      <w:lvlText w:val="(%5)"/>
+      <w:lvlJc w:val="left"/>
+      <w:pPr>
+        <w:ind w:left="2200" w:hanging="440"/>
+      </w:pPr>
+    </w:lvl>
+    <w:lvl w:ilvl="5" w:tplc="04090011" w:tentative="1">
+      <w:start w:val="1"/>
+      <w:numFmt w:val="decimalEnclosedCircle"/>
+      <w:lvlText w:val="%6"/>
+      <w:lvlJc w:val="left"/>
+      <w:pPr>
+        <w:ind w:left="2640" w:hanging="440"/>
+      </w:pPr>
+    </w:lvl>
+    <w:lvl w:ilvl="6" w:tplc="0409000F" w:tentative="1">
+      <w:start w:val="1"/>
+      <w:numFmt w:val="decimal"/>
+      <w:lvlText w:val="%7."/>
+      <w:lvlJc w:val="left"/>
+      <w:pPr>
+        <w:ind w:left="3080" w:hanging="440"/>
+      </w:pPr>
+    </w:lvl>
+    <w:lvl w:ilvl="7" w:tplc="04090017" w:tentative="1">
+      <w:start w:val="1"/>
+      <w:numFmt w:val="aiueoFullWidth"/>
+      <w:lvlText w:val="(%8)"/>
+      <w:lvlJc w:val="left"/>
+      <w:pPr>
+        <w:ind w:left="3520" w:hanging="440"/>
+      </w:pPr>
+    </w:lvl>
+    <w:lvl w:ilvl="8" w:tplc="04090011" w:tentative="1">
+      <w:start w:val="1"/>
+      <w:numFmt w:val="decimalEnclosedCircle"/>
+      <w:lvlText w:val="%9"/>
+      <w:lvlJc w:val="left"/>
+      <w:pPr>
+        <w:ind w:left="3960" w:hanging="440"/>
+      </w:pPr>
+    </w:lvl>
+  </w:abstractNum>
+  <w:abstractNum w:abstractNumId="3" w15:restartNumberingAfterBreak="0">
+    <w:nsid w:val="2D0F4BA7"/>
+    <w:multiLevelType w:val="hybridMultilevel"/>
+    <w:tmpl w:val="FA5EAE52"/>
+    <w:name w:val="__API_DOC_SQUARE_BULLET__2"/>
+    <w:lvl w:ilvl="0" w:tplc="0409000F">
+      <w:start w:val="1"/>
+      <w:numFmt w:val="decimal"/>
+      <w:lvlText w:val="%1."/>
+      <w:lvlJc w:val="left"/>
+      <w:pPr>
+        <w:ind w:left="440" w:hanging="440"/>
+      </w:pPr>
+    </w:lvl>
+    <w:lvl w:ilvl="1" w:tplc="04090017" w:tentative="1">
+      <w:start w:val="1"/>
+      <w:numFmt w:val="aiueoFullWidth"/>
+      <w:lvlText w:val="(%2)"/>
+      <w:lvlJc w:val="left"/>
+      <w:pPr>
+        <w:ind w:left="880" w:hanging="440"/>
+      </w:pPr>
+    </w:lvl>
+    <w:lvl w:ilvl="2" w:tplc="04090011" w:tentative="1">
+      <w:start w:val="1"/>
+      <w:numFmt w:val="decimalEnclosedCircle"/>
+      <w:lvlText w:val="%3"/>
+      <w:lvlJc w:val="left"/>
+      <w:pPr>
+        <w:ind w:left="1320" w:hanging="440"/>
+      </w:pPr>
+    </w:lvl>
+    <w:lvl w:ilvl="3" w:tplc="0409000F" w:tentative="1">
+      <w:start w:val="1"/>
+      <w:numFmt w:val="decimal"/>
+      <w:lvlText w:val="%4."/>
+      <w:lvlJc w:val="left"/>
+      <w:pPr>
+        <w:ind w:left="1760" w:hanging="440"/>
+      </w:pPr>
+    </w:lvl>
+    <w:lvl w:ilvl="4" w:tplc="04090017" w:tentative="1">
+      <w:start w:val="1"/>
+      <w:numFmt w:val="aiueoFullWidth"/>
+      <w:lvlText w:val="(%5)"/>
+      <w:lvlJc w:val="left"/>
+      <w:pPr>
+        <w:ind w:left="2200" w:hanging="440"/>
+      </w:pPr>
+    </w:lvl>
+    <w:lvl w:ilvl="5" w:tplc="04090011" w:tentative="1">
+      <w:start w:val="1"/>
+      <w:numFmt w:val="decimalEnclosedCircle"/>
+      <w:lvlText w:val="%6"/>
+      <w:lvlJc w:val="left"/>
+      <w:pPr>
+        <w:ind w:left="2640" w:hanging="440"/>
+      </w:pPr>
+    </w:lvl>
+    <w:lvl w:ilvl="6" w:tplc="0409000F" w:tentative="1">
+      <w:start w:val="1"/>
+      <w:numFmt w:val="decimal"/>
+      <w:lvlText w:val="%7."/>
+      <w:lvlJc w:val="left"/>
+      <w:pPr>
+        <w:ind w:left="3080" w:hanging="440"/>
+      </w:pPr>
+    </w:lvl>
+    <w:lvl w:ilvl="7" w:tplc="04090017" w:tentative="1">
+      <w:start w:val="1"/>
+      <w:numFmt w:val="aiueoFullWidth"/>
+      <w:lvlText w:val="(%8)"/>
+      <w:lvlJc w:val="left"/>
+      <w:pPr>
+        <w:ind w:left="3520" w:hanging="440"/>
+      </w:pPr>
+    </w:lvl>
+    <w:lvl w:ilvl="8" w:tplc="04090011" w:tentative="1">
+      <w:start w:val="1"/>
+      <w:numFmt w:val="decimalEnclosedCircle"/>
+      <w:lvlText w:val="%9"/>
+      <w:lvlJc w:val="left"/>
+      <w:pPr>
+        <w:ind w:left="3960" w:hanging="440"/>
+      </w:pPr>
+    </w:lvl>
+  </w:abstractNum>
+  <w:abstractNum w:abstractNumId="4" w15:restartNumberingAfterBreak="0">
+    <w:nsid w:val="58297534"/>
+    <w:multiLevelType w:val="hybridMultilevel"/>
+    <w:tmpl w:val="35A6AB68"/>
     <w:name w:val="__API_DOC_SQUARE_BULLET__22"/>
     <w:lvl w:ilvl="0" w:tplc="0409000F">
       <w:start w:val="1"/>
@@ -20494,6 +20397,110 @@
       <w:pPr>
         <w:ind w:left="3960" w:hanging="440"/>
       </w:pPr>
+    </w:lvl>
+  </w:abstractNum>
+  <w:abstractNum w:abstractNumId="5" w15:restartNumberingAfterBreak="0">
+    <w:nsid w:val="6CF71F1B"/>
+    <w:multiLevelType w:val="hybridMultilevel"/>
+    <w:tmpl w:val="220C6D1C"/>
+    <w:name w:val="__API_DOC_SQUARE_BULLET__222"/>
+    <w:lvl w:ilvl="0" w:tplc="0409000F">
+      <w:start w:val="1"/>
+      <w:numFmt w:val="decimal"/>
+      <w:lvlText w:val="%1."/>
+      <w:lvlJc w:val="left"/>
+      <w:pPr>
+        <w:ind w:left="440" w:hanging="440"/>
+      </w:pPr>
+    </w:lvl>
+    <w:lvl w:ilvl="1" w:tplc="04090017" w:tentative="1">
+      <w:start w:val="1"/>
+      <w:numFmt w:val="aiueoFullWidth"/>
+      <w:lvlText w:val="(%2)"/>
+      <w:lvlJc w:val="left"/>
+      <w:pPr>
+        <w:ind w:left="880" w:hanging="440"/>
+      </w:pPr>
+    </w:lvl>
+    <w:lvl w:ilvl="2" w:tplc="04090011" w:tentative="1">
+      <w:start w:val="1"/>
+      <w:numFmt w:val="decimalEnclosedCircle"/>
+      <w:lvlText w:val="%3"/>
+      <w:lvlJc w:val="left"/>
+      <w:pPr>
+        <w:ind w:left="1320" w:hanging="440"/>
+      </w:pPr>
+    </w:lvl>
+    <w:lvl w:ilvl="3" w:tplc="0409000F" w:tentative="1">
+      <w:start w:val="1"/>
+      <w:numFmt w:val="decimal"/>
+      <w:lvlText w:val="%4."/>
+      <w:lvlJc w:val="left"/>
+      <w:pPr>
+        <w:ind w:left="1760" w:hanging="440"/>
+      </w:pPr>
+    </w:lvl>
+    <w:lvl w:ilvl="4" w:tplc="04090017" w:tentative="1">
+      <w:start w:val="1"/>
+      <w:numFmt w:val="aiueoFullWidth"/>
+      <w:lvlText w:val="(%5)"/>
+      <w:lvlJc w:val="left"/>
+      <w:pPr>
+        <w:ind w:left="2200" w:hanging="440"/>
+      </w:pPr>
+    </w:lvl>
+    <w:lvl w:ilvl="5" w:tplc="04090011" w:tentative="1">
+      <w:start w:val="1"/>
+      <w:numFmt w:val="decimalEnclosedCircle"/>
+      <w:lvlText w:val="%6"/>
+      <w:lvlJc w:val="left"/>
+      <w:pPr>
+        <w:ind w:left="2640" w:hanging="440"/>
+      </w:pPr>
+    </w:lvl>
+    <w:lvl w:ilvl="6" w:tplc="0409000F" w:tentative="1">
+      <w:start w:val="1"/>
+      <w:numFmt w:val="decimal"/>
+      <w:lvlText w:val="%7."/>
+      <w:lvlJc w:val="left"/>
+      <w:pPr>
+        <w:ind w:left="3080" w:hanging="440"/>
+      </w:pPr>
+    </w:lvl>
+    <w:lvl w:ilvl="7" w:tplc="04090017" w:tentative="1">
+      <w:start w:val="1"/>
+      <w:numFmt w:val="aiueoFullWidth"/>
+      <w:lvlText w:val="(%8)"/>
+      <w:lvlJc w:val="left"/>
+      <w:pPr>
+        <w:ind w:left="3520" w:hanging="440"/>
+      </w:pPr>
+    </w:lvl>
+    <w:lvl w:ilvl="8" w:tplc="04090011" w:tentative="1">
+      <w:start w:val="1"/>
+      <w:numFmt w:val="decimalEnclosedCircle"/>
+      <w:lvlText w:val="%9"/>
+      <w:lvlJc w:val="left"/>
+      <w:pPr>
+        <w:ind w:left="3960" w:hanging="440"/>
+      </w:pPr>
+    </w:lvl>
+  </w:abstractNum>
+  <w:abstractNum w:abstractNumId="6" w15:restartNumberingAfterBreak="0">
+    <w:nsid w:val="705F499A"/>
+    <w:multiLevelType w:val="singleLevel"/>
+    <w:tmpl w:val="04090001"/>
+    <w:lvl w:ilvl="0">
+      <w:start w:val="1"/>
+      <w:numFmt w:val="bullet"/>
+      <w:lvlText w:val="■"/>
+      <w:lvlJc w:val="left"/>
+      <w:pPr>
+        <w:ind w:left="440" w:hanging="440"/>
+      </w:pPr>
+      <w:rPr>
+        <w:rFonts w:ascii="Meiryo UI" w:hAnsi="Meiryo UI" w:eastAsia="Meiryo UI" w:cs="Meiryo UI" w:hint="default"/>
+      </w:rPr>
     </w:lvl>
   </w:abstractNum>
   <w:abstractNum w:abstractNumId="7" w15:restartNumberingAfterBreak="0">
@@ -20611,10 +20618,10 @@
     </w:lvl>
   </w:abstractNum>
   <w:abstractNum w:abstractNumId="8" w15:restartNumberingAfterBreak="0">
-    <w:nsid w:val="7D2B3F66"/>
+    <w:nsid w:val="7BD852E5"/>
     <w:multiLevelType w:val="hybridMultilevel"/>
-    <w:tmpl w:val="CADA9E70"/>
-    <w:name w:val="__API_DOC_SQUARE_BULLET__2222"/>
+    <w:tmpl w:val="BA502638"/>
+    <w:name w:val="__API_DOC_SQUARE_BULLET__222222"/>
     <w:lvl w:ilvl="0" w:tplc="0409000F">
       <w:start w:val="1"/>
       <w:numFmt w:val="decimal"/>
@@ -20700,29 +20707,29 @@
   <w:num w:numId="1" w16cid:durableId="296302402">
     <w:abstractNumId w:val="7"/>
   </w:num>
-  <w:num w:numId="2" w16cid:durableId="975725020">
+  <w:num w:numId="2" w16cid:durableId="98766991">
+    <w:abstractNumId w:val="6"/>
+  </w:num>
+  <w:num w:numId="3" w16cid:durableId="1196625971">
     <w:abstractNumId w:val="0"/>
   </w:num>
-  <w:num w:numId="3" w16cid:durableId="1244024883">
+  <w:num w:numId="4" w16cid:durableId="81799244">
+    <w:abstractNumId w:val="3"/>
+  </w:num>
+  <w:num w:numId="5" w16cid:durableId="638196252">
     <w:abstractNumId w:val="4"/>
   </w:num>
-  <w:num w:numId="4" w16cid:durableId="975523895">
-    <w:abstractNumId w:val="3"/>
+  <w:num w:numId="6" w16cid:durableId="896477015">
+    <w:abstractNumId w:val="5"/>
   </w:num>
-  <w:num w:numId="5" w16cid:durableId="1240212670">
-    <w:abstractNumId w:val="6"/>
+  <w:num w:numId="7" w16cid:durableId="1510024321">
+    <w:abstractNumId w:val="2"/>
   </w:num>
-  <w:num w:numId="6" w16cid:durableId="1699157157">
+  <w:num w:numId="8" w16cid:durableId="731466290">
     <w:abstractNumId w:val="1"/>
   </w:num>
-  <w:num w:numId="7" w16cid:durableId="647437339">
+  <w:num w:numId="9" w16cid:durableId="544369403">
     <w:abstractNumId w:val="8"/>
-  </w:num>
-  <w:num w:numId="8" w16cid:durableId="1884361175">
-    <w:abstractNumId w:val="2"/>
-  </w:num>
-  <w:num w:numId="9" w16cid:durableId="222564550">
-    <w:abstractNumId w:val="5"/>
   </w:num>
   <w:numIdMacAtCleanup w:val="9"/>
 </w:numbering>

--- a/taniguchi/api/Fix/API設計書_棚卸し.docx
+++ b/taniguchi/api/Fix/API設計書_棚卸し.docx
@@ -491,34 +491,24 @@
         </w:p>
         <w:tbl>
           <w:tblPr>
-            <w:tblW w:w="9000" w:type="dxa"/>
-            <w:tblBorders>
-              <w:top w:val="single" w:sz="8" w:space="0" w:color="000000"/>
-              <w:left w:val="single" w:sz="8" w:space="0" w:color="000000"/>
-              <w:bottom w:val="single" w:sz="8" w:space="0" w:color="000000"/>
-              <w:right w:val="single" w:sz="8" w:space="0" w:color="000000"/>
-              <w:insideH w:val="single" w:sz="8" w:space="0" w:color="000000"/>
-              <w:insideV w:val="single" w:sz="8" w:space="0" w:color="000000"/>
-            </w:tblBorders>
-            <w:tblLayout w:type="fixed"/>
-            <w:tblLook w:val="0600" w:firstRow="0" w:lastRow="0" w:firstColumn="0" w:lastColumn="0" w:noHBand="1" w:noVBand="1"/>
+            <w:tblStyle w:val="afffffff7"/>
+            <w:tblW w:w="5000" w:type="pct"/>
+            <w:tblLook w:val="04A0" w:firstRow="1" w:lastRow="0" w:firstColumn="1" w:lastColumn="0" w:noHBand="0" w:noVBand="1"/>
           </w:tblPr>
           <w:tblGrid>
-            <w:gridCol w:w="1665"/>
-            <w:gridCol w:w="1935"/>
-            <w:gridCol w:w="5400"/>
+            <w:gridCol w:w="1043"/>
+            <w:gridCol w:w="1212"/>
+            <w:gridCol w:w="3382"/>
+            <w:gridCol w:w="3382"/>
           </w:tblGrid>
           <w:tr>
+            <w:trPr>
+              <w:tblHeader/>
+            </w:trPr>
             <w:tc>
               <w:tcPr>
-                <w:tcW w:w="1665" w:type="dxa"/>
+                <w:tcW w:w="578" w:type="pct"/>
                 <w:shd w:val="clear" w:color="auto" w:fill="DBE5F1" w:themeFill="accent1" w:themeFillTint="33"/>
-                <w:tcMar>
-                  <w:top w:w="100" w:type="dxa"/>
-                  <w:left w:w="100" w:type="dxa"/>
-                  <w:bottom w:w="100" w:type="dxa"/>
-                  <w:right w:w="100" w:type="dxa"/>
-                </w:tcMar>
               </w:tcPr>
               <w:p>
                 <w:pPr>
@@ -530,7 +520,6 @@
                     <w:right w:val="nil"/>
                     <w:between w:val="nil"/>
                   </w:pBdr>
-                  <w:spacing w:line="240" w:lineRule="auto"/>
                   <w:rPr>
                     <w:b/>
                     <w:bCs/>
@@ -538,6 +527,7 @@
                 </w:pPr>
                 <w:r>
                   <w:rPr>
+                    <w:rFonts w:hint="eastAsia"/>
                     <w:b/>
                     <w:bCs/>
                   </w:rPr>
@@ -547,14 +537,8 @@
             </w:tc>
             <w:tc>
               <w:tcPr>
-                <w:tcW w:w="1935" w:type="dxa"/>
+                <w:tcW w:w="672" w:type="pct"/>
                 <w:shd w:val="clear" w:color="auto" w:fill="DBE5F1" w:themeFill="accent1" w:themeFillTint="33"/>
-                <w:tcMar>
-                  <w:top w:w="100" w:type="dxa"/>
-                  <w:left w:w="100" w:type="dxa"/>
-                  <w:bottom w:w="100" w:type="dxa"/>
-                  <w:right w:w="100" w:type="dxa"/>
-                </w:tcMar>
               </w:tcPr>
               <w:p>
                 <w:pPr>
@@ -566,7 +550,6 @@
                     <w:right w:val="nil"/>
                     <w:between w:val="nil"/>
                   </w:pBdr>
-                  <w:spacing w:line="240" w:lineRule="auto"/>
                   <w:rPr>
                     <w:b/>
                     <w:bCs/>
@@ -574,23 +557,18 @@
                 </w:pPr>
                 <w:r>
                   <w:rPr>
+                    <w:rFonts w:hint="eastAsia"/>
                     <w:b/>
                     <w:bCs/>
                   </w:rPr>
-                  <w:t>改訂日</w:t>
+                  <w:t>日付</w:t>
                 </w:r>
               </w:p>
             </w:tc>
             <w:tc>
               <w:tcPr>
-                <w:tcW w:w="5400" w:type="dxa"/>
+                <w:tcW w:w="1875" w:type="pct"/>
                 <w:shd w:val="clear" w:color="auto" w:fill="DBE5F1" w:themeFill="accent1" w:themeFillTint="33"/>
-                <w:tcMar>
-                  <w:top w:w="100" w:type="dxa"/>
-                  <w:left w:w="100" w:type="dxa"/>
-                  <w:bottom w:w="100" w:type="dxa"/>
-                  <w:right w:w="100" w:type="dxa"/>
-                </w:tcMar>
               </w:tcPr>
               <w:p>
                 <w:pPr>
@@ -602,7 +580,6 @@
                     <w:right w:val="nil"/>
                     <w:between w:val="nil"/>
                   </w:pBdr>
-                  <w:spacing w:line="240" w:lineRule="auto"/>
                   <w:rPr>
                     <w:b/>
                     <w:bCs/>
@@ -610,24 +587,18 @@
                 </w:pPr>
                 <w:r>
                   <w:rPr>
+                    <w:rFonts w:hint="eastAsia"/>
                     <w:b/>
                     <w:bCs/>
                   </w:rPr>
-                  <w:t>改訂内容</w:t>
+                  <w:t>変更概要</w:t>
                 </w:r>
               </w:p>
             </w:tc>
-          </w:tr>
-          <w:tr>
             <w:tc>
               <w:tcPr>
-                <w:tcW w:w="1665" w:type="dxa"/>
-                <w:tcMar>
-                  <w:top w:w="100" w:type="dxa"/>
-                  <w:left w:w="100" w:type="dxa"/>
-                  <w:bottom w:w="100" w:type="dxa"/>
-                  <w:right w:w="100" w:type="dxa"/>
-                </w:tcMar>
+                <w:tcW w:w="1875" w:type="pct"/>
+                <w:shd w:val="clear" w:color="auto" w:fill="DBE5F1" w:themeFill="accent1" w:themeFillTint="33"/>
               </w:tcPr>
               <w:p>
                 <w:pPr>
@@ -639,22 +610,26 @@
                     <w:right w:val="nil"/>
                     <w:between w:val="nil"/>
                   </w:pBdr>
-                  <w:spacing w:line="240" w:lineRule="auto"/>
+                  <w:rPr>
+                    <w:b/>
+                    <w:bCs/>
+                  </w:rPr>
                 </w:pPr>
                 <w:r>
-                  <w:t>1.00</w:t>
+                  <w:rPr>
+                    <w:rFonts w:hint="eastAsia"/>
+                    <w:b/>
+                    <w:bCs/>
+                  </w:rPr>
+                  <w:t>変更者</w:t>
                 </w:r>
               </w:p>
             </w:tc>
+          </w:tr>
+          <w:tr>
             <w:tc>
               <w:tcPr>
-                <w:tcW w:w="1935" w:type="dxa"/>
-                <w:tcMar>
-                  <w:top w:w="100" w:type="dxa"/>
-                  <w:left w:w="100" w:type="dxa"/>
-                  <w:bottom w:w="100" w:type="dxa"/>
-                  <w:right w:w="100" w:type="dxa"/>
-                </w:tcMar>
+                <w:tcW w:w="578" w:type="pct"/>
               </w:tcPr>
               <w:p>
                 <w:pPr>
@@ -666,22 +641,15 @@
                     <w:right w:val="nil"/>
                     <w:between w:val="nil"/>
                   </w:pBdr>
-                  <w:spacing w:line="240" w:lineRule="auto"/>
                 </w:pPr>
                 <w:r>
-                  <w:t>2026/5/10</w:t>
+                  <w:t>1.0</w:t>
                 </w:r>
               </w:p>
             </w:tc>
             <w:tc>
               <w:tcPr>
-                <w:tcW w:w="5400" w:type="dxa"/>
-                <w:tcMar>
-                  <w:top w:w="100" w:type="dxa"/>
-                  <w:left w:w="100" w:type="dxa"/>
-                  <w:bottom w:w="100" w:type="dxa"/>
-                  <w:right w:w="100" w:type="dxa"/>
-                </w:tcMar>
+                <w:tcW w:w="672" w:type="pct"/>
               </w:tcPr>
               <w:p>
                 <w:pPr>
@@ -693,27 +661,15 @@
                     <w:right w:val="nil"/>
                     <w:between w:val="nil"/>
                   </w:pBdr>
-                  <w:spacing w:line="240" w:lineRule="auto"/>
                 </w:pPr>
                 <w:r>
-                  <w:rPr>
-                    <w:rFonts w:hint="eastAsia"/>
-                  </w:rPr>
-                  <w:t>新規作成</w:t>
+                  <w:t>2026/5/10</w:t>
                 </w:r>
               </w:p>
             </w:tc>
-          </w:tr>
-          <w:tr>
             <w:tc>
               <w:tcPr>
-                <w:tcW w:w="1665" w:type="dxa"/>
-                <w:tcMar>
-                  <w:top w:w="100" w:type="dxa"/>
-                  <w:left w:w="100" w:type="dxa"/>
-                  <w:bottom w:w="100" w:type="dxa"/>
-                  <w:right w:w="100" w:type="dxa"/>
-                </w:tcMar>
+                <w:tcW w:w="1875" w:type="pct"/>
               </w:tcPr>
               <w:p>
                 <w:pPr>
@@ -725,19 +681,18 @@
                     <w:right w:val="nil"/>
                     <w:between w:val="nil"/>
                   </w:pBdr>
-                  <w:spacing w:line="240" w:lineRule="auto"/>
                 </w:pPr>
+                <w:r>
+                  <w:rPr>
+                    <w:rFonts w:hint="eastAsia"/>
+                  </w:rPr>
+                  <w:t>初版作成</w:t>
+                </w:r>
               </w:p>
             </w:tc>
             <w:tc>
               <w:tcPr>
-                <w:tcW w:w="1935" w:type="dxa"/>
-                <w:tcMar>
-                  <w:top w:w="100" w:type="dxa"/>
-                  <w:left w:w="100" w:type="dxa"/>
-                  <w:bottom w:w="100" w:type="dxa"/>
-                  <w:right w:w="100" w:type="dxa"/>
-                </w:tcMar>
+                <w:tcW w:w="1875" w:type="pct"/>
               </w:tcPr>
               <w:p>
                 <w:pPr>
@@ -749,19 +704,20 @@
                     <w:right w:val="nil"/>
                     <w:between w:val="nil"/>
                   </w:pBdr>
-                  <w:spacing w:line="240" w:lineRule="auto"/>
+                  <w:rPr>
+                    <w:rFonts w:hint="eastAsia"/>
+                  </w:rPr>
                 </w:pPr>
+                <w:r>
+                  <w:t>-</w:t>
+                </w:r>
               </w:p>
             </w:tc>
+          </w:tr>
+          <w:tr>
             <w:tc>
               <w:tcPr>
-                <w:tcW w:w="5400" w:type="dxa"/>
-                <w:tcMar>
-                  <w:top w:w="100" w:type="dxa"/>
-                  <w:left w:w="100" w:type="dxa"/>
-                  <w:bottom w:w="100" w:type="dxa"/>
-                  <w:right w:w="100" w:type="dxa"/>
-                </w:tcMar>
+                <w:tcW w:w="578" w:type="pct"/>
               </w:tcPr>
               <w:p>
                 <w:pPr>
@@ -773,21 +729,12 @@
                     <w:right w:val="nil"/>
                     <w:between w:val="nil"/>
                   </w:pBdr>
-                  <w:spacing w:line="240" w:lineRule="auto"/>
                 </w:pPr>
               </w:p>
             </w:tc>
-          </w:tr>
-          <w:tr>
             <w:tc>
               <w:tcPr>
-                <w:tcW w:w="1665" w:type="dxa"/>
-                <w:tcMar>
-                  <w:top w:w="100" w:type="dxa"/>
-                  <w:left w:w="100" w:type="dxa"/>
-                  <w:bottom w:w="100" w:type="dxa"/>
-                  <w:right w:w="100" w:type="dxa"/>
-                </w:tcMar>
+                <w:tcW w:w="672" w:type="pct"/>
               </w:tcPr>
               <w:p>
                 <w:pPr>
@@ -799,55 +746,12 @@
                     <w:right w:val="nil"/>
                     <w:between w:val="nil"/>
                   </w:pBdr>
-                  <w:spacing w:line="240" w:lineRule="auto"/>
                 </w:pPr>
               </w:p>
             </w:tc>
             <w:tc>
               <w:tcPr>
-                <w:tcW w:w="1935" w:type="dxa"/>
-                <w:tcMar>
-                  <w:top w:w="100" w:type="dxa"/>
-                  <w:left w:w="100" w:type="dxa"/>
-                  <w:bottom w:w="100" w:type="dxa"/>
-                  <w:right w:w="100" w:type="dxa"/>
-                </w:tcMar>
-              </w:tcPr>
-              <w:p>
-                <w:pPr>
-                  <w:widowControl w:val="0"/>
-                  <w:spacing w:line="240" w:lineRule="auto"/>
-                </w:pPr>
-              </w:p>
-            </w:tc>
-            <w:tc>
-              <w:tcPr>
-                <w:tcW w:w="5400" w:type="dxa"/>
-                <w:tcMar>
-                  <w:top w:w="100" w:type="dxa"/>
-                  <w:left w:w="100" w:type="dxa"/>
-                  <w:bottom w:w="100" w:type="dxa"/>
-                  <w:right w:w="100" w:type="dxa"/>
-                </w:tcMar>
-              </w:tcPr>
-              <w:p>
-                <w:pPr>
-                  <w:widowControl w:val="0"/>
-                  <w:spacing w:line="240" w:lineRule="auto"/>
-                </w:pPr>
-              </w:p>
-            </w:tc>
-          </w:tr>
-          <w:tr>
-            <w:tc>
-              <w:tcPr>
-                <w:tcW w:w="1665" w:type="dxa"/>
-                <w:tcMar>
-                  <w:top w:w="100" w:type="dxa"/>
-                  <w:left w:w="100" w:type="dxa"/>
-                  <w:bottom w:w="100" w:type="dxa"/>
-                  <w:right w:w="100" w:type="dxa"/>
-                </w:tcMar>
+                <w:tcW w:w="1875" w:type="pct"/>
               </w:tcPr>
               <w:p>
                 <w:pPr>
@@ -859,55 +763,12 @@
                     <w:right w:val="nil"/>
                     <w:between w:val="nil"/>
                   </w:pBdr>
-                  <w:spacing w:line="240" w:lineRule="auto"/>
                 </w:pPr>
               </w:p>
             </w:tc>
             <w:tc>
               <w:tcPr>
-                <w:tcW w:w="1935" w:type="dxa"/>
-                <w:tcMar>
-                  <w:top w:w="100" w:type="dxa"/>
-                  <w:left w:w="100" w:type="dxa"/>
-                  <w:bottom w:w="100" w:type="dxa"/>
-                  <w:right w:w="100" w:type="dxa"/>
-                </w:tcMar>
-              </w:tcPr>
-              <w:p>
-                <w:pPr>
-                  <w:widowControl w:val="0"/>
-                  <w:spacing w:line="240" w:lineRule="auto"/>
-                </w:pPr>
-              </w:p>
-            </w:tc>
-            <w:tc>
-              <w:tcPr>
-                <w:tcW w:w="5400" w:type="dxa"/>
-                <w:tcMar>
-                  <w:top w:w="100" w:type="dxa"/>
-                  <w:left w:w="100" w:type="dxa"/>
-                  <w:bottom w:w="100" w:type="dxa"/>
-                  <w:right w:w="100" w:type="dxa"/>
-                </w:tcMar>
-              </w:tcPr>
-              <w:p>
-                <w:pPr>
-                  <w:widowControl w:val="0"/>
-                  <w:spacing w:line="240" w:lineRule="auto"/>
-                </w:pPr>
-              </w:p>
-            </w:tc>
-          </w:tr>
-          <w:tr>
-            <w:tc>
-              <w:tcPr>
-                <w:tcW w:w="1665" w:type="dxa"/>
-                <w:tcMar>
-                  <w:top w:w="100" w:type="dxa"/>
-                  <w:left w:w="100" w:type="dxa"/>
-                  <w:bottom w:w="100" w:type="dxa"/>
-                  <w:right w:w="100" w:type="dxa"/>
-                </w:tcMar>
+                <w:tcW w:w="1875" w:type="pct"/>
               </w:tcPr>
               <w:p>
                 <w:pPr>
@@ -919,41 +780,153 @@
                     <w:right w:val="nil"/>
                     <w:between w:val="nil"/>
                   </w:pBdr>
-                  <w:spacing w:line="240" w:lineRule="auto"/>
+                </w:pPr>
+              </w:p>
+            </w:tc>
+          </w:tr>
+          <w:tr>
+            <w:tc>
+              <w:tcPr>
+                <w:tcW w:w="578" w:type="pct"/>
+              </w:tcPr>
+              <w:p>
+                <w:pPr>
+                  <w:widowControl w:val="0"/>
+                  <w:pBdr>
+                    <w:top w:val="nil"/>
+                    <w:left w:val="nil"/>
+                    <w:bottom w:val="nil"/>
+                    <w:right w:val="nil"/>
+                    <w:between w:val="nil"/>
+                  </w:pBdr>
                 </w:pPr>
               </w:p>
             </w:tc>
             <w:tc>
               <w:tcPr>
-                <w:tcW w:w="1935" w:type="dxa"/>
-                <w:tcMar>
-                  <w:top w:w="100" w:type="dxa"/>
-                  <w:left w:w="100" w:type="dxa"/>
-                  <w:bottom w:w="100" w:type="dxa"/>
-                  <w:right w:w="100" w:type="dxa"/>
-                </w:tcMar>
+                <w:tcW w:w="672" w:type="pct"/>
               </w:tcPr>
               <w:p>
                 <w:pPr>
                   <w:widowControl w:val="0"/>
-                  <w:spacing w:line="240" w:lineRule="auto"/>
                 </w:pPr>
               </w:p>
             </w:tc>
             <w:tc>
               <w:tcPr>
-                <w:tcW w:w="5400" w:type="dxa"/>
-                <w:tcMar>
-                  <w:top w:w="100" w:type="dxa"/>
-                  <w:left w:w="100" w:type="dxa"/>
-                  <w:bottom w:w="100" w:type="dxa"/>
-                  <w:right w:w="100" w:type="dxa"/>
-                </w:tcMar>
+                <w:tcW w:w="1875" w:type="pct"/>
               </w:tcPr>
               <w:p>
                 <w:pPr>
                   <w:widowControl w:val="0"/>
-                  <w:spacing w:line="240" w:lineRule="auto"/>
+                </w:pPr>
+              </w:p>
+            </w:tc>
+            <w:tc>
+              <w:tcPr>
+                <w:tcW w:w="1875" w:type="pct"/>
+              </w:tcPr>
+              <w:p>
+                <w:pPr>
+                  <w:widowControl w:val="0"/>
+                </w:pPr>
+              </w:p>
+            </w:tc>
+          </w:tr>
+          <w:tr>
+            <w:tc>
+              <w:tcPr>
+                <w:tcW w:w="578" w:type="pct"/>
+              </w:tcPr>
+              <w:p>
+                <w:pPr>
+                  <w:widowControl w:val="0"/>
+                  <w:pBdr>
+                    <w:top w:val="nil"/>
+                    <w:left w:val="nil"/>
+                    <w:bottom w:val="nil"/>
+                    <w:right w:val="nil"/>
+                    <w:between w:val="nil"/>
+                  </w:pBdr>
+                </w:pPr>
+              </w:p>
+            </w:tc>
+            <w:tc>
+              <w:tcPr>
+                <w:tcW w:w="672" w:type="pct"/>
+              </w:tcPr>
+              <w:p>
+                <w:pPr>
+                  <w:widowControl w:val="0"/>
+                </w:pPr>
+              </w:p>
+            </w:tc>
+            <w:tc>
+              <w:tcPr>
+                <w:tcW w:w="1875" w:type="pct"/>
+              </w:tcPr>
+              <w:p>
+                <w:pPr>
+                  <w:widowControl w:val="0"/>
+                </w:pPr>
+              </w:p>
+            </w:tc>
+            <w:tc>
+              <w:tcPr>
+                <w:tcW w:w="1875" w:type="pct"/>
+              </w:tcPr>
+              <w:p>
+                <w:pPr>
+                  <w:widowControl w:val="0"/>
+                </w:pPr>
+              </w:p>
+            </w:tc>
+          </w:tr>
+          <w:tr>
+            <w:tc>
+              <w:tcPr>
+                <w:tcW w:w="578" w:type="pct"/>
+              </w:tcPr>
+              <w:p>
+                <w:pPr>
+                  <w:widowControl w:val="0"/>
+                  <w:pBdr>
+                    <w:top w:val="nil"/>
+                    <w:left w:val="nil"/>
+                    <w:bottom w:val="nil"/>
+                    <w:right w:val="nil"/>
+                    <w:between w:val="nil"/>
+                  </w:pBdr>
+                </w:pPr>
+              </w:p>
+            </w:tc>
+            <w:tc>
+              <w:tcPr>
+                <w:tcW w:w="672" w:type="pct"/>
+              </w:tcPr>
+              <w:p>
+                <w:pPr>
+                  <w:widowControl w:val="0"/>
+                </w:pPr>
+              </w:p>
+            </w:tc>
+            <w:tc>
+              <w:tcPr>
+                <w:tcW w:w="1875" w:type="pct"/>
+              </w:tcPr>
+              <w:p>
+                <w:pPr>
+                  <w:widowControl w:val="0"/>
+                </w:pPr>
+              </w:p>
+            </w:tc>
+            <w:tc>
+              <w:tcPr>
+                <w:tcW w:w="1875" w:type="pct"/>
+              </w:tcPr>
+              <w:p>
+                <w:pPr>
+                  <w:widowControl w:val="0"/>
                 </w:pPr>
               </w:p>
             </w:tc>
@@ -1012,18 +985,80 @@
         </w:rPr>
       </w:pPr>
       <w:r>
-        <w:rPr>
-          <w:noProof/>
-        </w:rPr>
-        <w:t>第1章 概要</w:t>
+        <w:fldChar w:fldCharType="begin"/>
       </w:r>
       <w:r>
-        <w:rPr>
-          <w:noProof/>
-        </w:rPr>
-        <w:tab/>
-        <w:t>4</w:t>
+        <w:instrText xml:space="preserve"> </w:instrText>
       </w:r>
+      <w:r>
+        <w:rPr>
+          <w:rFonts w:hint="eastAsia"/>
+        </w:rPr>
+        <w:instrText>TOC \o "1-3" \h \z \u \* MERGEFORMAT</w:instrText>
+      </w:r>
+      <w:r>
+        <w:instrText xml:space="preserve"> </w:instrText>
+      </w:r>
+      <w:r>
+        <w:fldChar w:fldCharType="separate"/>
+      </w:r>
+      <w:hyperlink w:anchor="_Toc231137580" w:history="1">
+        <w:r>
+          <w:rPr>
+            <w:rStyle w:val="afffffff5"/>
+            <w:noProof/>
+          </w:rPr>
+          <w:t>第1章 概要</w:t>
+        </w:r>
+        <w:r>
+          <w:rPr>
+            <w:noProof/>
+            <w:webHidden/>
+          </w:rPr>
+          <w:tab/>
+        </w:r>
+        <w:r>
+          <w:rPr>
+            <w:noProof/>
+            <w:webHidden/>
+          </w:rPr>
+          <w:fldChar w:fldCharType="begin"/>
+        </w:r>
+        <w:r>
+          <w:rPr>
+            <w:noProof/>
+            <w:webHidden/>
+          </w:rPr>
+          <w:instrText xml:space="preserve"> PAGEREF _Toc231137580 \h </w:instrText>
+        </w:r>
+        <w:r>
+          <w:rPr>
+            <w:noProof/>
+            <w:webHidden/>
+          </w:rPr>
+        </w:r>
+        <w:r>
+          <w:rPr>
+            <w:noProof/>
+            <w:webHidden/>
+          </w:rPr>
+          <w:fldChar w:fldCharType="separate"/>
+        </w:r>
+        <w:r>
+          <w:rPr>
+            <w:noProof/>
+            <w:webHidden/>
+          </w:rPr>
+          <w:t>4</w:t>
+        </w:r>
+        <w:r>
+          <w:rPr>
+            <w:noProof/>
+            <w:webHidden/>
+          </w:rPr>
+          <w:fldChar w:fldCharType="end"/>
+        </w:r>
+      </w:hyperlink>
     </w:p>
     <w:p>
       <w:pPr>
@@ -1042,19 +1077,63 @@
           <w14:ligatures w14:val="standardContextual"/>
         </w:rPr>
       </w:pPr>
-      <w:r>
-        <w:rPr>
-          <w:noProof/>
-        </w:rPr>
-        <w:t>本書の目的</w:t>
-      </w:r>
-      <w:r>
-        <w:rPr>
-          <w:noProof/>
-        </w:rPr>
-        <w:tab/>
-        <w:t>4</w:t>
-      </w:r>
+      <w:hyperlink w:anchor="_Toc231137581" w:history="1">
+        <w:r>
+          <w:rPr>
+            <w:rStyle w:val="afffffff5"/>
+            <w:noProof/>
+          </w:rPr>
+          <w:t>本書の目的</w:t>
+        </w:r>
+        <w:r>
+          <w:rPr>
+            <w:noProof/>
+            <w:webHidden/>
+          </w:rPr>
+          <w:tab/>
+        </w:r>
+        <w:r>
+          <w:rPr>
+            <w:noProof/>
+            <w:webHidden/>
+          </w:rPr>
+          <w:fldChar w:fldCharType="begin"/>
+        </w:r>
+        <w:r>
+          <w:rPr>
+            <w:noProof/>
+            <w:webHidden/>
+          </w:rPr>
+          <w:instrText xml:space="preserve"> PAGEREF _Toc231137581 \h </w:instrText>
+        </w:r>
+        <w:r>
+          <w:rPr>
+            <w:noProof/>
+            <w:webHidden/>
+          </w:rPr>
+        </w:r>
+        <w:r>
+          <w:rPr>
+            <w:noProof/>
+            <w:webHidden/>
+          </w:rPr>
+          <w:fldChar w:fldCharType="separate"/>
+        </w:r>
+        <w:r>
+          <w:rPr>
+            <w:noProof/>
+            <w:webHidden/>
+          </w:rPr>
+          <w:t>4</w:t>
+        </w:r>
+        <w:r>
+          <w:rPr>
+            <w:noProof/>
+            <w:webHidden/>
+          </w:rPr>
+          <w:fldChar w:fldCharType="end"/>
+        </w:r>
+      </w:hyperlink>
     </w:p>
     <w:p>
       <w:pPr>
@@ -1073,19 +1152,63 @@
           <w14:ligatures w14:val="standardContextual"/>
         </w:rPr>
       </w:pPr>
-      <w:r>
-        <w:rPr>
-          <w:noProof/>
-        </w:rPr>
-        <w:t>対象システム概要</w:t>
-      </w:r>
-      <w:r>
-        <w:rPr>
-          <w:noProof/>
-        </w:rPr>
-        <w:tab/>
-        <w:t>4</w:t>
-      </w:r>
+      <w:hyperlink w:anchor="_Toc231137582" w:history="1">
+        <w:r>
+          <w:rPr>
+            <w:rStyle w:val="afffffff5"/>
+            <w:noProof/>
+          </w:rPr>
+          <w:t>対象システム概要</w:t>
+        </w:r>
+        <w:r>
+          <w:rPr>
+            <w:noProof/>
+            <w:webHidden/>
+          </w:rPr>
+          <w:tab/>
+        </w:r>
+        <w:r>
+          <w:rPr>
+            <w:noProof/>
+            <w:webHidden/>
+          </w:rPr>
+          <w:fldChar w:fldCharType="begin"/>
+        </w:r>
+        <w:r>
+          <w:rPr>
+            <w:noProof/>
+            <w:webHidden/>
+          </w:rPr>
+          <w:instrText xml:space="preserve"> PAGEREF _Toc231137582 \h </w:instrText>
+        </w:r>
+        <w:r>
+          <w:rPr>
+            <w:noProof/>
+            <w:webHidden/>
+          </w:rPr>
+        </w:r>
+        <w:r>
+          <w:rPr>
+            <w:noProof/>
+            <w:webHidden/>
+          </w:rPr>
+          <w:fldChar w:fldCharType="separate"/>
+        </w:r>
+        <w:r>
+          <w:rPr>
+            <w:noProof/>
+            <w:webHidden/>
+          </w:rPr>
+          <w:t>4</w:t>
+        </w:r>
+        <w:r>
+          <w:rPr>
+            <w:noProof/>
+            <w:webHidden/>
+          </w:rPr>
+          <w:fldChar w:fldCharType="end"/>
+        </w:r>
+      </w:hyperlink>
     </w:p>
     <w:p>
       <w:pPr>
@@ -1104,19 +1227,63 @@
           <w14:ligatures w14:val="standardContextual"/>
         </w:rPr>
       </w:pPr>
-      <w:r>
-        <w:rPr>
-          <w:noProof/>
-        </w:rPr>
-        <w:t>用語定義</w:t>
-      </w:r>
-      <w:r>
-        <w:rPr>
-          <w:noProof/>
-        </w:rPr>
-        <w:tab/>
-        <w:t>4</w:t>
-      </w:r>
+      <w:hyperlink w:anchor="_Toc231137583" w:history="1">
+        <w:r>
+          <w:rPr>
+            <w:rStyle w:val="afffffff5"/>
+            <w:noProof/>
+          </w:rPr>
+          <w:t>用語定義</w:t>
+        </w:r>
+        <w:r>
+          <w:rPr>
+            <w:noProof/>
+            <w:webHidden/>
+          </w:rPr>
+          <w:tab/>
+        </w:r>
+        <w:r>
+          <w:rPr>
+            <w:noProof/>
+            <w:webHidden/>
+          </w:rPr>
+          <w:fldChar w:fldCharType="begin"/>
+        </w:r>
+        <w:r>
+          <w:rPr>
+            <w:noProof/>
+            <w:webHidden/>
+          </w:rPr>
+          <w:instrText xml:space="preserve"> PAGEREF _Toc231137583 \h </w:instrText>
+        </w:r>
+        <w:r>
+          <w:rPr>
+            <w:noProof/>
+            <w:webHidden/>
+          </w:rPr>
+        </w:r>
+        <w:r>
+          <w:rPr>
+            <w:noProof/>
+            <w:webHidden/>
+          </w:rPr>
+          <w:fldChar w:fldCharType="separate"/>
+        </w:r>
+        <w:r>
+          <w:rPr>
+            <w:noProof/>
+            <w:webHidden/>
+          </w:rPr>
+          <w:t>4</w:t>
+        </w:r>
+        <w:r>
+          <w:rPr>
+            <w:noProof/>
+            <w:webHidden/>
+          </w:rPr>
+          <w:fldChar w:fldCharType="end"/>
+        </w:r>
+      </w:hyperlink>
     </w:p>
     <w:p>
       <w:pPr>
@@ -1135,19 +1302,63 @@
           <w14:ligatures w14:val="standardContextual"/>
         </w:rPr>
       </w:pPr>
-      <w:r>
-        <w:rPr>
-          <w:noProof/>
-        </w:rPr>
-        <w:t>対象画面</w:t>
-      </w:r>
-      <w:r>
-        <w:rPr>
-          <w:noProof/>
-        </w:rPr>
-        <w:tab/>
-        <w:t>5</w:t>
-      </w:r>
+      <w:hyperlink w:anchor="_Toc231137584" w:history="1">
+        <w:r>
+          <w:rPr>
+            <w:rStyle w:val="afffffff5"/>
+            <w:noProof/>
+          </w:rPr>
+          <w:t>対象画面</w:t>
+        </w:r>
+        <w:r>
+          <w:rPr>
+            <w:noProof/>
+            <w:webHidden/>
+          </w:rPr>
+          <w:tab/>
+        </w:r>
+        <w:r>
+          <w:rPr>
+            <w:noProof/>
+            <w:webHidden/>
+          </w:rPr>
+          <w:fldChar w:fldCharType="begin"/>
+        </w:r>
+        <w:r>
+          <w:rPr>
+            <w:noProof/>
+            <w:webHidden/>
+          </w:rPr>
+          <w:instrText xml:space="preserve"> PAGEREF _Toc231137584 \h </w:instrText>
+        </w:r>
+        <w:r>
+          <w:rPr>
+            <w:noProof/>
+            <w:webHidden/>
+          </w:rPr>
+        </w:r>
+        <w:r>
+          <w:rPr>
+            <w:noProof/>
+            <w:webHidden/>
+          </w:rPr>
+          <w:fldChar w:fldCharType="separate"/>
+        </w:r>
+        <w:r>
+          <w:rPr>
+            <w:noProof/>
+            <w:webHidden/>
+          </w:rPr>
+          <w:t>5</w:t>
+        </w:r>
+        <w:r>
+          <w:rPr>
+            <w:noProof/>
+            <w:webHidden/>
+          </w:rPr>
+          <w:fldChar w:fldCharType="end"/>
+        </w:r>
+      </w:hyperlink>
     </w:p>
     <w:p>
       <w:pPr>
@@ -1167,19 +1378,63 @@
           <w14:ligatures w14:val="standardContextual"/>
         </w:rPr>
       </w:pPr>
-      <w:r>
-        <w:rPr>
-          <w:noProof/>
-        </w:rPr>
-        <w:t>第2章 システム全体構成</w:t>
-      </w:r>
-      <w:r>
-        <w:rPr>
-          <w:noProof/>
-        </w:rPr>
-        <w:tab/>
-        <w:t>5</w:t>
-      </w:r>
+      <w:hyperlink w:anchor="_Toc231137585" w:history="1">
+        <w:r>
+          <w:rPr>
+            <w:rStyle w:val="afffffff5"/>
+            <w:noProof/>
+          </w:rPr>
+          <w:t>第2章 システム全体構成</w:t>
+        </w:r>
+        <w:r>
+          <w:rPr>
+            <w:noProof/>
+            <w:webHidden/>
+          </w:rPr>
+          <w:tab/>
+        </w:r>
+        <w:r>
+          <w:rPr>
+            <w:noProof/>
+            <w:webHidden/>
+          </w:rPr>
+          <w:fldChar w:fldCharType="begin"/>
+        </w:r>
+        <w:r>
+          <w:rPr>
+            <w:noProof/>
+            <w:webHidden/>
+          </w:rPr>
+          <w:instrText xml:space="preserve"> PAGEREF _Toc231137585 \h </w:instrText>
+        </w:r>
+        <w:r>
+          <w:rPr>
+            <w:noProof/>
+            <w:webHidden/>
+          </w:rPr>
+        </w:r>
+        <w:r>
+          <w:rPr>
+            <w:noProof/>
+            <w:webHidden/>
+          </w:rPr>
+          <w:fldChar w:fldCharType="separate"/>
+        </w:r>
+        <w:r>
+          <w:rPr>
+            <w:noProof/>
+            <w:webHidden/>
+          </w:rPr>
+          <w:t>5</w:t>
+        </w:r>
+        <w:r>
+          <w:rPr>
+            <w:noProof/>
+            <w:webHidden/>
+          </w:rPr>
+          <w:fldChar w:fldCharType="end"/>
+        </w:r>
+      </w:hyperlink>
     </w:p>
     <w:p>
       <w:pPr>
@@ -1198,19 +1453,63 @@
           <w14:ligatures w14:val="standardContextual"/>
         </w:rPr>
       </w:pPr>
-      <w:r>
-        <w:rPr>
-          <w:noProof/>
-        </w:rPr>
-        <w:t>APIの位置づけ</w:t>
-      </w:r>
-      <w:r>
-        <w:rPr>
-          <w:noProof/>
-        </w:rPr>
-        <w:tab/>
-        <w:t>5</w:t>
-      </w:r>
+      <w:hyperlink w:anchor="_Toc231137586" w:history="1">
+        <w:r>
+          <w:rPr>
+            <w:rStyle w:val="afffffff5"/>
+            <w:noProof/>
+          </w:rPr>
+          <w:t>APIの位置づけ</w:t>
+        </w:r>
+        <w:r>
+          <w:rPr>
+            <w:noProof/>
+            <w:webHidden/>
+          </w:rPr>
+          <w:tab/>
+        </w:r>
+        <w:r>
+          <w:rPr>
+            <w:noProof/>
+            <w:webHidden/>
+          </w:rPr>
+          <w:fldChar w:fldCharType="begin"/>
+        </w:r>
+        <w:r>
+          <w:rPr>
+            <w:noProof/>
+            <w:webHidden/>
+          </w:rPr>
+          <w:instrText xml:space="preserve"> PAGEREF _Toc231137586 \h </w:instrText>
+        </w:r>
+        <w:r>
+          <w:rPr>
+            <w:noProof/>
+            <w:webHidden/>
+          </w:rPr>
+        </w:r>
+        <w:r>
+          <w:rPr>
+            <w:noProof/>
+            <w:webHidden/>
+          </w:rPr>
+          <w:fldChar w:fldCharType="separate"/>
+        </w:r>
+        <w:r>
+          <w:rPr>
+            <w:noProof/>
+            <w:webHidden/>
+          </w:rPr>
+          <w:t>5</w:t>
+        </w:r>
+        <w:r>
+          <w:rPr>
+            <w:noProof/>
+            <w:webHidden/>
+          </w:rPr>
+          <w:fldChar w:fldCharType="end"/>
+        </w:r>
+      </w:hyperlink>
     </w:p>
     <w:p>
       <w:pPr>
@@ -1229,19 +1528,63 @@
           <w14:ligatures w14:val="standardContextual"/>
         </w:rPr>
       </w:pPr>
-      <w:r>
-        <w:rPr>
-          <w:noProof/>
-        </w:rPr>
-        <w:t>画面とAPIの関係</w:t>
-      </w:r>
-      <w:r>
-        <w:rPr>
-          <w:noProof/>
-        </w:rPr>
-        <w:tab/>
-        <w:t>6</w:t>
-      </w:r>
+      <w:hyperlink w:anchor="_Toc231137587" w:history="1">
+        <w:r>
+          <w:rPr>
+            <w:rStyle w:val="afffffff5"/>
+            <w:noProof/>
+          </w:rPr>
+          <w:t>画面とAPIの関係</w:t>
+        </w:r>
+        <w:r>
+          <w:rPr>
+            <w:noProof/>
+            <w:webHidden/>
+          </w:rPr>
+          <w:tab/>
+        </w:r>
+        <w:r>
+          <w:rPr>
+            <w:noProof/>
+            <w:webHidden/>
+          </w:rPr>
+          <w:fldChar w:fldCharType="begin"/>
+        </w:r>
+        <w:r>
+          <w:rPr>
+            <w:noProof/>
+            <w:webHidden/>
+          </w:rPr>
+          <w:instrText xml:space="preserve"> PAGEREF _Toc231137587 \h </w:instrText>
+        </w:r>
+        <w:r>
+          <w:rPr>
+            <w:noProof/>
+            <w:webHidden/>
+          </w:rPr>
+        </w:r>
+        <w:r>
+          <w:rPr>
+            <w:noProof/>
+            <w:webHidden/>
+          </w:rPr>
+          <w:fldChar w:fldCharType="separate"/>
+        </w:r>
+        <w:r>
+          <w:rPr>
+            <w:noProof/>
+            <w:webHidden/>
+          </w:rPr>
+          <w:t>6</w:t>
+        </w:r>
+        <w:r>
+          <w:rPr>
+            <w:noProof/>
+            <w:webHidden/>
+          </w:rPr>
+          <w:fldChar w:fldCharType="end"/>
+        </w:r>
+      </w:hyperlink>
     </w:p>
     <w:p>
       <w:pPr>
@@ -1260,19 +1603,63 @@
           <w14:ligatures w14:val="standardContextual"/>
         </w:rPr>
       </w:pPr>
-      <w:r>
-        <w:rPr>
-          <w:noProof/>
-        </w:rPr>
-        <w:t>使用テーブル</w:t>
-      </w:r>
-      <w:r>
-        <w:rPr>
-          <w:noProof/>
-        </w:rPr>
-        <w:tab/>
-        <w:t>6</w:t>
-      </w:r>
+      <w:hyperlink w:anchor="_Toc231137588" w:history="1">
+        <w:r>
+          <w:rPr>
+            <w:rStyle w:val="afffffff5"/>
+            <w:noProof/>
+          </w:rPr>
+          <w:t>使用テーブル</w:t>
+        </w:r>
+        <w:r>
+          <w:rPr>
+            <w:noProof/>
+            <w:webHidden/>
+          </w:rPr>
+          <w:tab/>
+        </w:r>
+        <w:r>
+          <w:rPr>
+            <w:noProof/>
+            <w:webHidden/>
+          </w:rPr>
+          <w:fldChar w:fldCharType="begin"/>
+        </w:r>
+        <w:r>
+          <w:rPr>
+            <w:noProof/>
+            <w:webHidden/>
+          </w:rPr>
+          <w:instrText xml:space="preserve"> PAGEREF _Toc231137588 \h </w:instrText>
+        </w:r>
+        <w:r>
+          <w:rPr>
+            <w:noProof/>
+            <w:webHidden/>
+          </w:rPr>
+        </w:r>
+        <w:r>
+          <w:rPr>
+            <w:noProof/>
+            <w:webHidden/>
+          </w:rPr>
+          <w:fldChar w:fldCharType="separate"/>
+        </w:r>
+        <w:r>
+          <w:rPr>
+            <w:noProof/>
+            <w:webHidden/>
+          </w:rPr>
+          <w:t>6</w:t>
+        </w:r>
+        <w:r>
+          <w:rPr>
+            <w:noProof/>
+            <w:webHidden/>
+          </w:rPr>
+          <w:fldChar w:fldCharType="end"/>
+        </w:r>
+      </w:hyperlink>
     </w:p>
     <w:p>
       <w:pPr>
@@ -1291,19 +1678,63 @@
           <w14:ligatures w14:val="standardContextual"/>
         </w:rPr>
       </w:pPr>
-      <w:r>
-        <w:rPr>
-          <w:noProof/>
-        </w:rPr>
-        <w:t>責務境界</w:t>
-      </w:r>
-      <w:r>
-        <w:rPr>
-          <w:noProof/>
-        </w:rPr>
-        <w:tab/>
-        <w:t>7</w:t>
-      </w:r>
+      <w:hyperlink w:anchor="_Toc231137589" w:history="1">
+        <w:r>
+          <w:rPr>
+            <w:rStyle w:val="afffffff5"/>
+            <w:noProof/>
+          </w:rPr>
+          <w:t>責務境界</w:t>
+        </w:r>
+        <w:r>
+          <w:rPr>
+            <w:noProof/>
+            <w:webHidden/>
+          </w:rPr>
+          <w:tab/>
+        </w:r>
+        <w:r>
+          <w:rPr>
+            <w:noProof/>
+            <w:webHidden/>
+          </w:rPr>
+          <w:fldChar w:fldCharType="begin"/>
+        </w:r>
+        <w:r>
+          <w:rPr>
+            <w:noProof/>
+            <w:webHidden/>
+          </w:rPr>
+          <w:instrText xml:space="preserve"> PAGEREF _Toc231137589 \h </w:instrText>
+        </w:r>
+        <w:r>
+          <w:rPr>
+            <w:noProof/>
+            <w:webHidden/>
+          </w:rPr>
+        </w:r>
+        <w:r>
+          <w:rPr>
+            <w:noProof/>
+            <w:webHidden/>
+          </w:rPr>
+          <w:fldChar w:fldCharType="separate"/>
+        </w:r>
+        <w:r>
+          <w:rPr>
+            <w:noProof/>
+            <w:webHidden/>
+          </w:rPr>
+          <w:t>7</w:t>
+        </w:r>
+        <w:r>
+          <w:rPr>
+            <w:noProof/>
+            <w:webHidden/>
+          </w:rPr>
+          <w:fldChar w:fldCharType="end"/>
+        </w:r>
+      </w:hyperlink>
     </w:p>
     <w:p>
       <w:pPr>
@@ -1323,19 +1754,63 @@
           <w14:ligatures w14:val="standardContextual"/>
         </w:rPr>
       </w:pPr>
-      <w:r>
-        <w:rPr>
-          <w:noProof/>
-        </w:rPr>
-        <w:t>第3章 共通仕様</w:t>
-      </w:r>
-      <w:r>
-        <w:rPr>
-          <w:noProof/>
-        </w:rPr>
-        <w:tab/>
-        <w:t>8</w:t>
-      </w:r>
+      <w:hyperlink w:anchor="_Toc231137590" w:history="1">
+        <w:r>
+          <w:rPr>
+            <w:rStyle w:val="afffffff5"/>
+            <w:noProof/>
+          </w:rPr>
+          <w:t>第3章 共通仕様</w:t>
+        </w:r>
+        <w:r>
+          <w:rPr>
+            <w:noProof/>
+            <w:webHidden/>
+          </w:rPr>
+          <w:tab/>
+        </w:r>
+        <w:r>
+          <w:rPr>
+            <w:noProof/>
+            <w:webHidden/>
+          </w:rPr>
+          <w:fldChar w:fldCharType="begin"/>
+        </w:r>
+        <w:r>
+          <w:rPr>
+            <w:noProof/>
+            <w:webHidden/>
+          </w:rPr>
+          <w:instrText xml:space="preserve"> PAGEREF _Toc231137590 \h </w:instrText>
+        </w:r>
+        <w:r>
+          <w:rPr>
+            <w:noProof/>
+            <w:webHidden/>
+          </w:rPr>
+        </w:r>
+        <w:r>
+          <w:rPr>
+            <w:noProof/>
+            <w:webHidden/>
+          </w:rPr>
+          <w:fldChar w:fldCharType="separate"/>
+        </w:r>
+        <w:r>
+          <w:rPr>
+            <w:noProof/>
+            <w:webHidden/>
+          </w:rPr>
+          <w:t>8</w:t>
+        </w:r>
+        <w:r>
+          <w:rPr>
+            <w:noProof/>
+            <w:webHidden/>
+          </w:rPr>
+          <w:fldChar w:fldCharType="end"/>
+        </w:r>
+      </w:hyperlink>
     </w:p>
     <w:p>
       <w:pPr>
@@ -1354,19 +1829,63 @@
           <w14:ligatures w14:val="standardContextual"/>
         </w:rPr>
       </w:pPr>
-      <w:r>
-        <w:rPr>
-          <w:noProof/>
-        </w:rPr>
-        <w:t>API共通仕様</w:t>
-      </w:r>
-      <w:r>
-        <w:rPr>
-          <w:noProof/>
-        </w:rPr>
-        <w:tab/>
-        <w:t>8</w:t>
-      </w:r>
+      <w:hyperlink w:anchor="_Toc231137591" w:history="1">
+        <w:r>
+          <w:rPr>
+            <w:rStyle w:val="afffffff5"/>
+            <w:noProof/>
+          </w:rPr>
+          <w:t>API共通仕様</w:t>
+        </w:r>
+        <w:r>
+          <w:rPr>
+            <w:noProof/>
+            <w:webHidden/>
+          </w:rPr>
+          <w:tab/>
+        </w:r>
+        <w:r>
+          <w:rPr>
+            <w:noProof/>
+            <w:webHidden/>
+          </w:rPr>
+          <w:fldChar w:fldCharType="begin"/>
+        </w:r>
+        <w:r>
+          <w:rPr>
+            <w:noProof/>
+            <w:webHidden/>
+          </w:rPr>
+          <w:instrText xml:space="preserve"> PAGEREF _Toc231137591 \h </w:instrText>
+        </w:r>
+        <w:r>
+          <w:rPr>
+            <w:noProof/>
+            <w:webHidden/>
+          </w:rPr>
+        </w:r>
+        <w:r>
+          <w:rPr>
+            <w:noProof/>
+            <w:webHidden/>
+          </w:rPr>
+          <w:fldChar w:fldCharType="separate"/>
+        </w:r>
+        <w:r>
+          <w:rPr>
+            <w:noProof/>
+            <w:webHidden/>
+          </w:rPr>
+          <w:t>8</w:t>
+        </w:r>
+        <w:r>
+          <w:rPr>
+            <w:noProof/>
+            <w:webHidden/>
+          </w:rPr>
+          <w:fldChar w:fldCharType="end"/>
+        </w:r>
+      </w:hyperlink>
     </w:p>
     <w:p>
       <w:pPr>
@@ -1385,19 +1904,63 @@
           <w14:ligatures w14:val="standardContextual"/>
         </w:rPr>
       </w:pPr>
-      <w:r>
-        <w:rPr>
-          <w:noProof/>
-        </w:rPr>
-        <w:t>認証方式</w:t>
-      </w:r>
-      <w:r>
-        <w:rPr>
-          <w:noProof/>
-        </w:rPr>
-        <w:tab/>
-        <w:t>8</w:t>
-      </w:r>
+      <w:hyperlink w:anchor="_Toc231137592" w:history="1">
+        <w:r>
+          <w:rPr>
+            <w:rStyle w:val="afffffff5"/>
+            <w:noProof/>
+          </w:rPr>
+          <w:t>認証方式</w:t>
+        </w:r>
+        <w:r>
+          <w:rPr>
+            <w:noProof/>
+            <w:webHidden/>
+          </w:rPr>
+          <w:tab/>
+        </w:r>
+        <w:r>
+          <w:rPr>
+            <w:noProof/>
+            <w:webHidden/>
+          </w:rPr>
+          <w:fldChar w:fldCharType="begin"/>
+        </w:r>
+        <w:r>
+          <w:rPr>
+            <w:noProof/>
+            <w:webHidden/>
+          </w:rPr>
+          <w:instrText xml:space="preserve"> PAGEREF _Toc231137592 \h </w:instrText>
+        </w:r>
+        <w:r>
+          <w:rPr>
+            <w:noProof/>
+            <w:webHidden/>
+          </w:rPr>
+        </w:r>
+        <w:r>
+          <w:rPr>
+            <w:noProof/>
+            <w:webHidden/>
+          </w:rPr>
+          <w:fldChar w:fldCharType="separate"/>
+        </w:r>
+        <w:r>
+          <w:rPr>
+            <w:noProof/>
+            <w:webHidden/>
+          </w:rPr>
+          <w:t>8</w:t>
+        </w:r>
+        <w:r>
+          <w:rPr>
+            <w:noProof/>
+            <w:webHidden/>
+          </w:rPr>
+          <w:fldChar w:fldCharType="end"/>
+        </w:r>
+      </w:hyperlink>
     </w:p>
     <w:p>
       <w:pPr>
@@ -1416,19 +1979,63 @@
           <w14:ligatures w14:val="standardContextual"/>
         </w:rPr>
       </w:pPr>
-      <w:r>
-        <w:rPr>
-          <w:noProof/>
-        </w:rPr>
-        <w:t>権限モデル</w:t>
-      </w:r>
-      <w:r>
-        <w:rPr>
-          <w:noProof/>
-        </w:rPr>
-        <w:tab/>
-        <w:t>8</w:t>
-      </w:r>
+      <w:hyperlink w:anchor="_Toc231137593" w:history="1">
+        <w:r>
+          <w:rPr>
+            <w:rStyle w:val="afffffff5"/>
+            <w:noProof/>
+          </w:rPr>
+          <w:t>権限モデル</w:t>
+        </w:r>
+        <w:r>
+          <w:rPr>
+            <w:noProof/>
+            <w:webHidden/>
+          </w:rPr>
+          <w:tab/>
+        </w:r>
+        <w:r>
+          <w:rPr>
+            <w:noProof/>
+            <w:webHidden/>
+          </w:rPr>
+          <w:fldChar w:fldCharType="begin"/>
+        </w:r>
+        <w:r>
+          <w:rPr>
+            <w:noProof/>
+            <w:webHidden/>
+          </w:rPr>
+          <w:instrText xml:space="preserve"> PAGEREF _Toc231137593 \h </w:instrText>
+        </w:r>
+        <w:r>
+          <w:rPr>
+            <w:noProof/>
+            <w:webHidden/>
+          </w:rPr>
+        </w:r>
+        <w:r>
+          <w:rPr>
+            <w:noProof/>
+            <w:webHidden/>
+          </w:rPr>
+          <w:fldChar w:fldCharType="separate"/>
+        </w:r>
+        <w:r>
+          <w:rPr>
+            <w:noProof/>
+            <w:webHidden/>
+          </w:rPr>
+          <w:t>8</w:t>
+        </w:r>
+        <w:r>
+          <w:rPr>
+            <w:noProof/>
+            <w:webHidden/>
+          </w:rPr>
+          <w:fldChar w:fldCharType="end"/>
+        </w:r>
+      </w:hyperlink>
     </w:p>
     <w:p>
       <w:pPr>
@@ -1447,19 +2054,63 @@
           <w14:ligatures w14:val="standardContextual"/>
         </w:rPr>
       </w:pPr>
-      <w:r>
-        <w:rPr>
-          <w:noProof/>
-        </w:rPr>
-        <w:t>施設スコープ</w:t>
-      </w:r>
-      <w:r>
-        <w:rPr>
-          <w:noProof/>
-        </w:rPr>
-        <w:tab/>
-        <w:t>9</w:t>
-      </w:r>
+      <w:hyperlink w:anchor="_Toc231137594" w:history="1">
+        <w:r>
+          <w:rPr>
+            <w:rStyle w:val="afffffff5"/>
+            <w:noProof/>
+          </w:rPr>
+          <w:t>施設スコープ</w:t>
+        </w:r>
+        <w:r>
+          <w:rPr>
+            <w:noProof/>
+            <w:webHidden/>
+          </w:rPr>
+          <w:tab/>
+        </w:r>
+        <w:r>
+          <w:rPr>
+            <w:noProof/>
+            <w:webHidden/>
+          </w:rPr>
+          <w:fldChar w:fldCharType="begin"/>
+        </w:r>
+        <w:r>
+          <w:rPr>
+            <w:noProof/>
+            <w:webHidden/>
+          </w:rPr>
+          <w:instrText xml:space="preserve"> PAGEREF _Toc231137594 \h </w:instrText>
+        </w:r>
+        <w:r>
+          <w:rPr>
+            <w:noProof/>
+            <w:webHidden/>
+          </w:rPr>
+        </w:r>
+        <w:r>
+          <w:rPr>
+            <w:noProof/>
+            <w:webHidden/>
+          </w:rPr>
+          <w:fldChar w:fldCharType="separate"/>
+        </w:r>
+        <w:r>
+          <w:rPr>
+            <w:noProof/>
+            <w:webHidden/>
+          </w:rPr>
+          <w:t>9</w:t>
+        </w:r>
+        <w:r>
+          <w:rPr>
+            <w:noProof/>
+            <w:webHidden/>
+          </w:rPr>
+          <w:fldChar w:fldCharType="end"/>
+        </w:r>
+      </w:hyperlink>
     </w:p>
     <w:p>
       <w:pPr>
@@ -1478,19 +2129,63 @@
           <w14:ligatures w14:val="standardContextual"/>
         </w:rPr>
       </w:pPr>
-      <w:r>
-        <w:rPr>
-          <w:noProof/>
-        </w:rPr>
-        <w:t>競合制御</w:t>
-      </w:r>
-      <w:r>
-        <w:rPr>
-          <w:noProof/>
-        </w:rPr>
-        <w:tab/>
-        <w:t>9</w:t>
-      </w:r>
+      <w:hyperlink w:anchor="_Toc231137595" w:history="1">
+        <w:r>
+          <w:rPr>
+            <w:rStyle w:val="afffffff5"/>
+            <w:noProof/>
+          </w:rPr>
+          <w:t>競合制御</w:t>
+        </w:r>
+        <w:r>
+          <w:rPr>
+            <w:noProof/>
+            <w:webHidden/>
+          </w:rPr>
+          <w:tab/>
+        </w:r>
+        <w:r>
+          <w:rPr>
+            <w:noProof/>
+            <w:webHidden/>
+          </w:rPr>
+          <w:fldChar w:fldCharType="begin"/>
+        </w:r>
+        <w:r>
+          <w:rPr>
+            <w:noProof/>
+            <w:webHidden/>
+          </w:rPr>
+          <w:instrText xml:space="preserve"> PAGEREF _Toc231137595 \h </w:instrText>
+        </w:r>
+        <w:r>
+          <w:rPr>
+            <w:noProof/>
+            <w:webHidden/>
+          </w:rPr>
+        </w:r>
+        <w:r>
+          <w:rPr>
+            <w:noProof/>
+            <w:webHidden/>
+          </w:rPr>
+          <w:fldChar w:fldCharType="separate"/>
+        </w:r>
+        <w:r>
+          <w:rPr>
+            <w:noProof/>
+            <w:webHidden/>
+          </w:rPr>
+          <w:t>9</w:t>
+        </w:r>
+        <w:r>
+          <w:rPr>
+            <w:noProof/>
+            <w:webHidden/>
+          </w:rPr>
+          <w:fldChar w:fldCharType="end"/>
+        </w:r>
+      </w:hyperlink>
     </w:p>
     <w:p>
       <w:pPr>
@@ -1509,19 +2204,63 @@
           <w14:ligatures w14:val="standardContextual"/>
         </w:rPr>
       </w:pPr>
-      <w:r>
-        <w:rPr>
-          <w:noProof/>
-        </w:rPr>
-        <w:t>申請番号・初期ステータス</w:t>
-      </w:r>
-      <w:r>
-        <w:rPr>
-          <w:noProof/>
-        </w:rPr>
-        <w:tab/>
-        <w:t>9</w:t>
-      </w:r>
+      <w:hyperlink w:anchor="_Toc231137596" w:history="1">
+        <w:r>
+          <w:rPr>
+            <w:rStyle w:val="afffffff5"/>
+            <w:noProof/>
+          </w:rPr>
+          <w:t>申請番号・初期ステータス</w:t>
+        </w:r>
+        <w:r>
+          <w:rPr>
+            <w:noProof/>
+            <w:webHidden/>
+          </w:rPr>
+          <w:tab/>
+        </w:r>
+        <w:r>
+          <w:rPr>
+            <w:noProof/>
+            <w:webHidden/>
+          </w:rPr>
+          <w:fldChar w:fldCharType="begin"/>
+        </w:r>
+        <w:r>
+          <w:rPr>
+            <w:noProof/>
+            <w:webHidden/>
+          </w:rPr>
+          <w:instrText xml:space="preserve"> PAGEREF _Toc231137596 \h </w:instrText>
+        </w:r>
+        <w:r>
+          <w:rPr>
+            <w:noProof/>
+            <w:webHidden/>
+          </w:rPr>
+        </w:r>
+        <w:r>
+          <w:rPr>
+            <w:noProof/>
+            <w:webHidden/>
+          </w:rPr>
+          <w:fldChar w:fldCharType="separate"/>
+        </w:r>
+        <w:r>
+          <w:rPr>
+            <w:noProof/>
+            <w:webHidden/>
+          </w:rPr>
+          <w:t>10</w:t>
+        </w:r>
+        <w:r>
+          <w:rPr>
+            <w:noProof/>
+            <w:webHidden/>
+          </w:rPr>
+          <w:fldChar w:fldCharType="end"/>
+        </w:r>
+      </w:hyperlink>
     </w:p>
     <w:p>
       <w:pPr>
@@ -1540,19 +2279,63 @@
           <w14:ligatures w14:val="standardContextual"/>
         </w:rPr>
       </w:pPr>
-      <w:r>
-        <w:rPr>
-          <w:noProof/>
-        </w:rPr>
-        <w:t>エラーレスポンス仕様</w:t>
-      </w:r>
-      <w:r>
-        <w:rPr>
-          <w:noProof/>
-        </w:rPr>
-        <w:tab/>
-        <w:t>10</w:t>
-      </w:r>
+      <w:hyperlink w:anchor="_Toc231137597" w:history="1">
+        <w:r>
+          <w:rPr>
+            <w:rStyle w:val="afffffff5"/>
+            <w:noProof/>
+          </w:rPr>
+          <w:t>エラーレスポンス仕様</w:t>
+        </w:r>
+        <w:r>
+          <w:rPr>
+            <w:noProof/>
+            <w:webHidden/>
+          </w:rPr>
+          <w:tab/>
+        </w:r>
+        <w:r>
+          <w:rPr>
+            <w:noProof/>
+            <w:webHidden/>
+          </w:rPr>
+          <w:fldChar w:fldCharType="begin"/>
+        </w:r>
+        <w:r>
+          <w:rPr>
+            <w:noProof/>
+            <w:webHidden/>
+          </w:rPr>
+          <w:instrText xml:space="preserve"> PAGEREF _Toc231137597 \h </w:instrText>
+        </w:r>
+        <w:r>
+          <w:rPr>
+            <w:noProof/>
+            <w:webHidden/>
+          </w:rPr>
+        </w:r>
+        <w:r>
+          <w:rPr>
+            <w:noProof/>
+            <w:webHidden/>
+          </w:rPr>
+          <w:fldChar w:fldCharType="separate"/>
+        </w:r>
+        <w:r>
+          <w:rPr>
+            <w:noProof/>
+            <w:webHidden/>
+          </w:rPr>
+          <w:t>10</w:t>
+        </w:r>
+        <w:r>
+          <w:rPr>
+            <w:noProof/>
+            <w:webHidden/>
+          </w:rPr>
+          <w:fldChar w:fldCharType="end"/>
+        </w:r>
+      </w:hyperlink>
     </w:p>
     <w:p>
       <w:pPr>
@@ -1570,19 +2353,63 @@
           <w14:ligatures w14:val="standardContextual"/>
         </w:rPr>
       </w:pPr>
-      <w:r>
-        <w:rPr>
-          <w:noProof/>
-        </w:rPr>
-        <w:t>基本エラーレスポンス（ErrorResponse）</w:t>
-      </w:r>
-      <w:r>
-        <w:rPr>
-          <w:noProof/>
-        </w:rPr>
-        <w:tab/>
-        <w:t>10</w:t>
-      </w:r>
+      <w:hyperlink w:anchor="_Toc231137598" w:history="1">
+        <w:r>
+          <w:rPr>
+            <w:rStyle w:val="afffffff5"/>
+            <w:noProof/>
+          </w:rPr>
+          <w:t>基本エラーレスポンス（ErrorResponse）</w:t>
+        </w:r>
+        <w:r>
+          <w:rPr>
+            <w:noProof/>
+            <w:webHidden/>
+          </w:rPr>
+          <w:tab/>
+        </w:r>
+        <w:r>
+          <w:rPr>
+            <w:noProof/>
+            <w:webHidden/>
+          </w:rPr>
+          <w:fldChar w:fldCharType="begin"/>
+        </w:r>
+        <w:r>
+          <w:rPr>
+            <w:noProof/>
+            <w:webHidden/>
+          </w:rPr>
+          <w:instrText xml:space="preserve"> PAGEREF _Toc231137598 \h </w:instrText>
+        </w:r>
+        <w:r>
+          <w:rPr>
+            <w:noProof/>
+            <w:webHidden/>
+          </w:rPr>
+        </w:r>
+        <w:r>
+          <w:rPr>
+            <w:noProof/>
+            <w:webHidden/>
+          </w:rPr>
+          <w:fldChar w:fldCharType="separate"/>
+        </w:r>
+        <w:r>
+          <w:rPr>
+            <w:noProof/>
+            <w:webHidden/>
+          </w:rPr>
+          <w:t>10</w:t>
+        </w:r>
+        <w:r>
+          <w:rPr>
+            <w:noProof/>
+            <w:webHidden/>
+          </w:rPr>
+          <w:fldChar w:fldCharType="end"/>
+        </w:r>
+      </w:hyperlink>
     </w:p>
     <w:p>
       <w:pPr>
@@ -1600,19 +2427,63 @@
           <w14:ligatures w14:val="standardContextual"/>
         </w:rPr>
       </w:pPr>
-      <w:r>
-        <w:rPr>
-          <w:noProof/>
-        </w:rPr>
-        <w:t>conflicts要素（InventoryConflict）</w:t>
-      </w:r>
-      <w:r>
-        <w:rPr>
-          <w:noProof/>
-        </w:rPr>
-        <w:tab/>
-        <w:t>10</w:t>
-      </w:r>
+      <w:hyperlink w:anchor="_Toc231137599" w:history="1">
+        <w:r>
+          <w:rPr>
+            <w:rStyle w:val="afffffff5"/>
+            <w:noProof/>
+          </w:rPr>
+          <w:t>conflicts要素（InventoryConflict）</w:t>
+        </w:r>
+        <w:r>
+          <w:rPr>
+            <w:noProof/>
+            <w:webHidden/>
+          </w:rPr>
+          <w:tab/>
+        </w:r>
+        <w:r>
+          <w:rPr>
+            <w:noProof/>
+            <w:webHidden/>
+          </w:rPr>
+          <w:fldChar w:fldCharType="begin"/>
+        </w:r>
+        <w:r>
+          <w:rPr>
+            <w:noProof/>
+            <w:webHidden/>
+          </w:rPr>
+          <w:instrText xml:space="preserve"> PAGEREF _Toc231137599 \h </w:instrText>
+        </w:r>
+        <w:r>
+          <w:rPr>
+            <w:noProof/>
+            <w:webHidden/>
+          </w:rPr>
+        </w:r>
+        <w:r>
+          <w:rPr>
+            <w:noProof/>
+            <w:webHidden/>
+          </w:rPr>
+          <w:fldChar w:fldCharType="separate"/>
+        </w:r>
+        <w:r>
+          <w:rPr>
+            <w:noProof/>
+            <w:webHidden/>
+          </w:rPr>
+          <w:t>11</w:t>
+        </w:r>
+        <w:r>
+          <w:rPr>
+            <w:noProof/>
+            <w:webHidden/>
+          </w:rPr>
+          <w:fldChar w:fldCharType="end"/>
+        </w:r>
+      </w:hyperlink>
     </w:p>
     <w:p>
       <w:pPr>
@@ -1632,19 +2503,63 @@
           <w14:ligatures w14:val="standardContextual"/>
         </w:rPr>
       </w:pPr>
-      <w:r>
-        <w:rPr>
-          <w:noProof/>
-        </w:rPr>
-        <w:t>第4章 API一覧</w:t>
-      </w:r>
-      <w:r>
-        <w:rPr>
-          <w:noProof/>
-        </w:rPr>
-        <w:tab/>
-        <w:t>11</w:t>
-      </w:r>
+      <w:hyperlink w:anchor="_Toc231137600" w:history="1">
+        <w:r>
+          <w:rPr>
+            <w:rStyle w:val="afffffff5"/>
+            <w:noProof/>
+          </w:rPr>
+          <w:t>第4章 API一覧</w:t>
+        </w:r>
+        <w:r>
+          <w:rPr>
+            <w:noProof/>
+            <w:webHidden/>
+          </w:rPr>
+          <w:tab/>
+        </w:r>
+        <w:r>
+          <w:rPr>
+            <w:noProof/>
+            <w:webHidden/>
+          </w:rPr>
+          <w:fldChar w:fldCharType="begin"/>
+        </w:r>
+        <w:r>
+          <w:rPr>
+            <w:noProof/>
+            <w:webHidden/>
+          </w:rPr>
+          <w:instrText xml:space="preserve"> PAGEREF _Toc231137600 \h </w:instrText>
+        </w:r>
+        <w:r>
+          <w:rPr>
+            <w:noProof/>
+            <w:webHidden/>
+          </w:rPr>
+        </w:r>
+        <w:r>
+          <w:rPr>
+            <w:noProof/>
+            <w:webHidden/>
+          </w:rPr>
+          <w:fldChar w:fldCharType="separate"/>
+        </w:r>
+        <w:r>
+          <w:rPr>
+            <w:noProof/>
+            <w:webHidden/>
+          </w:rPr>
+          <w:t>11</w:t>
+        </w:r>
+        <w:r>
+          <w:rPr>
+            <w:noProof/>
+            <w:webHidden/>
+          </w:rPr>
+          <w:fldChar w:fldCharType="end"/>
+        </w:r>
+      </w:hyperlink>
     </w:p>
     <w:p>
       <w:pPr>
@@ -1664,19 +2579,63 @@
           <w14:ligatures w14:val="standardContextual"/>
         </w:rPr>
       </w:pPr>
-      <w:r>
-        <w:rPr>
-          <w:noProof/>
-        </w:rPr>
-        <w:t>第5章 棚卸し機能設計</w:t>
-      </w:r>
-      <w:r>
-        <w:rPr>
-          <w:noProof/>
-        </w:rPr>
-        <w:tab/>
-        <w:t>12</w:t>
-      </w:r>
+      <w:hyperlink w:anchor="_Toc231137601" w:history="1">
+        <w:r>
+          <w:rPr>
+            <w:rStyle w:val="afffffff5"/>
+            <w:noProof/>
+          </w:rPr>
+          <w:t>第5章 棚卸し機能設計</w:t>
+        </w:r>
+        <w:r>
+          <w:rPr>
+            <w:noProof/>
+            <w:webHidden/>
+          </w:rPr>
+          <w:tab/>
+        </w:r>
+        <w:r>
+          <w:rPr>
+            <w:noProof/>
+            <w:webHidden/>
+          </w:rPr>
+          <w:fldChar w:fldCharType="begin"/>
+        </w:r>
+        <w:r>
+          <w:rPr>
+            <w:noProof/>
+            <w:webHidden/>
+          </w:rPr>
+          <w:instrText xml:space="preserve"> PAGEREF _Toc231137601 \h </w:instrText>
+        </w:r>
+        <w:r>
+          <w:rPr>
+            <w:noProof/>
+            <w:webHidden/>
+          </w:rPr>
+        </w:r>
+        <w:r>
+          <w:rPr>
+            <w:noProof/>
+            <w:webHidden/>
+          </w:rPr>
+          <w:fldChar w:fldCharType="separate"/>
+        </w:r>
+        <w:r>
+          <w:rPr>
+            <w:noProof/>
+            <w:webHidden/>
+          </w:rPr>
+          <w:t>12</w:t>
+        </w:r>
+        <w:r>
+          <w:rPr>
+            <w:noProof/>
+            <w:webHidden/>
+          </w:rPr>
+          <w:fldChar w:fldCharType="end"/>
+        </w:r>
+      </w:hyperlink>
     </w:p>
     <w:p>
       <w:pPr>
@@ -1695,19 +2654,63 @@
           <w14:ligatures w14:val="standardContextual"/>
         </w:rPr>
       </w:pPr>
-      <w:r>
-        <w:rPr>
-          <w:noProof/>
-        </w:rPr>
-        <w:t>進行中セッション取得（/inventory/sessions/current）</w:t>
-      </w:r>
-      <w:r>
-        <w:rPr>
-          <w:noProof/>
-        </w:rPr>
-        <w:tab/>
-        <w:t>12</w:t>
-      </w:r>
+      <w:hyperlink w:anchor="_Toc231137602" w:history="1">
+        <w:r>
+          <w:rPr>
+            <w:rStyle w:val="afffffff5"/>
+            <w:noProof/>
+          </w:rPr>
+          <w:t>進行中セッション取得（/inventory/sessions/current）</w:t>
+        </w:r>
+        <w:r>
+          <w:rPr>
+            <w:noProof/>
+            <w:webHidden/>
+          </w:rPr>
+          <w:tab/>
+        </w:r>
+        <w:r>
+          <w:rPr>
+            <w:noProof/>
+            <w:webHidden/>
+          </w:rPr>
+          <w:fldChar w:fldCharType="begin"/>
+        </w:r>
+        <w:r>
+          <w:rPr>
+            <w:noProof/>
+            <w:webHidden/>
+          </w:rPr>
+          <w:instrText xml:space="preserve"> PAGEREF _Toc231137602 \h </w:instrText>
+        </w:r>
+        <w:r>
+          <w:rPr>
+            <w:noProof/>
+            <w:webHidden/>
+          </w:rPr>
+        </w:r>
+        <w:r>
+          <w:rPr>
+            <w:noProof/>
+            <w:webHidden/>
+          </w:rPr>
+          <w:fldChar w:fldCharType="separate"/>
+        </w:r>
+        <w:r>
+          <w:rPr>
+            <w:noProof/>
+            <w:webHidden/>
+          </w:rPr>
+          <w:t>12</w:t>
+        </w:r>
+        <w:r>
+          <w:rPr>
+            <w:noProof/>
+            <w:webHidden/>
+          </w:rPr>
+          <w:fldChar w:fldCharType="end"/>
+        </w:r>
+      </w:hyperlink>
     </w:p>
     <w:p>
       <w:pPr>
@@ -1725,19 +2728,63 @@
           <w14:ligatures w14:val="standardContextual"/>
         </w:rPr>
       </w:pPr>
-      <w:r>
-        <w:rPr>
-          <w:noProof/>
-        </w:rPr>
-        <w:t>リクエストパラメータ</w:t>
-      </w:r>
-      <w:r>
-        <w:rPr>
-          <w:noProof/>
-        </w:rPr>
-        <w:tab/>
-        <w:t>12</w:t>
-      </w:r>
+      <w:hyperlink w:anchor="_Toc231137603" w:history="1">
+        <w:r>
+          <w:rPr>
+            <w:rStyle w:val="afffffff5"/>
+            <w:noProof/>
+          </w:rPr>
+          <w:t>リクエストパラメータ</w:t>
+        </w:r>
+        <w:r>
+          <w:rPr>
+            <w:noProof/>
+            <w:webHidden/>
+          </w:rPr>
+          <w:tab/>
+        </w:r>
+        <w:r>
+          <w:rPr>
+            <w:noProof/>
+            <w:webHidden/>
+          </w:rPr>
+          <w:fldChar w:fldCharType="begin"/>
+        </w:r>
+        <w:r>
+          <w:rPr>
+            <w:noProof/>
+            <w:webHidden/>
+          </w:rPr>
+          <w:instrText xml:space="preserve"> PAGEREF _Toc231137603 \h </w:instrText>
+        </w:r>
+        <w:r>
+          <w:rPr>
+            <w:noProof/>
+            <w:webHidden/>
+          </w:rPr>
+        </w:r>
+        <w:r>
+          <w:rPr>
+            <w:noProof/>
+            <w:webHidden/>
+          </w:rPr>
+          <w:fldChar w:fldCharType="separate"/>
+        </w:r>
+        <w:r>
+          <w:rPr>
+            <w:noProof/>
+            <w:webHidden/>
+          </w:rPr>
+          <w:t>13</w:t>
+        </w:r>
+        <w:r>
+          <w:rPr>
+            <w:noProof/>
+            <w:webHidden/>
+          </w:rPr>
+          <w:fldChar w:fldCharType="end"/>
+        </w:r>
+      </w:hyperlink>
     </w:p>
     <w:p>
       <w:pPr>
@@ -1755,19 +2802,63 @@
           <w14:ligatures w14:val="standardContextual"/>
         </w:rPr>
       </w:pPr>
-      <w:r>
-        <w:rPr>
-          <w:noProof/>
-        </w:rPr>
-        <w:t>レスポンス（200：InventoryCurrentSessionResponse）</w:t>
-      </w:r>
-      <w:r>
-        <w:rPr>
-          <w:noProof/>
-        </w:rPr>
-        <w:tab/>
-        <w:t>13</w:t>
-      </w:r>
+      <w:hyperlink w:anchor="_Toc231137604" w:history="1">
+        <w:r>
+          <w:rPr>
+            <w:rStyle w:val="afffffff5"/>
+            <w:noProof/>
+          </w:rPr>
+          <w:t>レスポンス（200：InventoryCurrentSessionResponse）</w:t>
+        </w:r>
+        <w:r>
+          <w:rPr>
+            <w:noProof/>
+            <w:webHidden/>
+          </w:rPr>
+          <w:tab/>
+        </w:r>
+        <w:r>
+          <w:rPr>
+            <w:noProof/>
+            <w:webHidden/>
+          </w:rPr>
+          <w:fldChar w:fldCharType="begin"/>
+        </w:r>
+        <w:r>
+          <w:rPr>
+            <w:noProof/>
+            <w:webHidden/>
+          </w:rPr>
+          <w:instrText xml:space="preserve"> PAGEREF _Toc231137604 \h </w:instrText>
+        </w:r>
+        <w:r>
+          <w:rPr>
+            <w:noProof/>
+            <w:webHidden/>
+          </w:rPr>
+        </w:r>
+        <w:r>
+          <w:rPr>
+            <w:noProof/>
+            <w:webHidden/>
+          </w:rPr>
+          <w:fldChar w:fldCharType="separate"/>
+        </w:r>
+        <w:r>
+          <w:rPr>
+            <w:noProof/>
+            <w:webHidden/>
+          </w:rPr>
+          <w:t>13</w:t>
+        </w:r>
+        <w:r>
+          <w:rPr>
+            <w:noProof/>
+            <w:webHidden/>
+          </w:rPr>
+          <w:fldChar w:fldCharType="end"/>
+        </w:r>
+      </w:hyperlink>
     </w:p>
     <w:p>
       <w:pPr>
@@ -1785,19 +2876,63 @@
           <w14:ligatures w14:val="standardContextual"/>
         </w:rPr>
       </w:pPr>
-      <w:r>
-        <w:rPr>
-          <w:noProof/>
-        </w:rPr>
-        <w:t>ステータスコード</w:t>
-      </w:r>
-      <w:r>
-        <w:rPr>
-          <w:noProof/>
-        </w:rPr>
-        <w:tab/>
-        <w:t>13</w:t>
-      </w:r>
+      <w:hyperlink w:anchor="_Toc231137605" w:history="1">
+        <w:r>
+          <w:rPr>
+            <w:rStyle w:val="afffffff5"/>
+            <w:noProof/>
+          </w:rPr>
+          <w:t>ステータスコード</w:t>
+        </w:r>
+        <w:r>
+          <w:rPr>
+            <w:noProof/>
+            <w:webHidden/>
+          </w:rPr>
+          <w:tab/>
+        </w:r>
+        <w:r>
+          <w:rPr>
+            <w:noProof/>
+            <w:webHidden/>
+          </w:rPr>
+          <w:fldChar w:fldCharType="begin"/>
+        </w:r>
+        <w:r>
+          <w:rPr>
+            <w:noProof/>
+            <w:webHidden/>
+          </w:rPr>
+          <w:instrText xml:space="preserve"> PAGEREF _Toc231137605 \h </w:instrText>
+        </w:r>
+        <w:r>
+          <w:rPr>
+            <w:noProof/>
+            <w:webHidden/>
+          </w:rPr>
+        </w:r>
+        <w:r>
+          <w:rPr>
+            <w:noProof/>
+            <w:webHidden/>
+          </w:rPr>
+          <w:fldChar w:fldCharType="separate"/>
+        </w:r>
+        <w:r>
+          <w:rPr>
+            <w:noProof/>
+            <w:webHidden/>
+          </w:rPr>
+          <w:t>14</w:t>
+        </w:r>
+        <w:r>
+          <w:rPr>
+            <w:noProof/>
+            <w:webHidden/>
+          </w:rPr>
+          <w:fldChar w:fldCharType="end"/>
+        </w:r>
+      </w:hyperlink>
     </w:p>
     <w:p>
       <w:pPr>
@@ -1816,19 +2951,63 @@
           <w14:ligatures w14:val="standardContextual"/>
         </w:rPr>
       </w:pPr>
-      <w:r>
-        <w:rPr>
-          <w:noProof/>
-        </w:rPr>
-        <w:t>棚卸し開始（/inventory/sessions）</w:t>
-      </w:r>
-      <w:r>
-        <w:rPr>
-          <w:noProof/>
-        </w:rPr>
-        <w:tab/>
-        <w:t>14</w:t>
-      </w:r>
+      <w:hyperlink w:anchor="_Toc231137606" w:history="1">
+        <w:r>
+          <w:rPr>
+            <w:rStyle w:val="afffffff5"/>
+            <w:noProof/>
+          </w:rPr>
+          <w:t>棚卸し開始（/inventory/sessions）</w:t>
+        </w:r>
+        <w:r>
+          <w:rPr>
+            <w:noProof/>
+            <w:webHidden/>
+          </w:rPr>
+          <w:tab/>
+        </w:r>
+        <w:r>
+          <w:rPr>
+            <w:noProof/>
+            <w:webHidden/>
+          </w:rPr>
+          <w:fldChar w:fldCharType="begin"/>
+        </w:r>
+        <w:r>
+          <w:rPr>
+            <w:noProof/>
+            <w:webHidden/>
+          </w:rPr>
+          <w:instrText xml:space="preserve"> PAGEREF _Toc231137606 \h </w:instrText>
+        </w:r>
+        <w:r>
+          <w:rPr>
+            <w:noProof/>
+            <w:webHidden/>
+          </w:rPr>
+        </w:r>
+        <w:r>
+          <w:rPr>
+            <w:noProof/>
+            <w:webHidden/>
+          </w:rPr>
+          <w:fldChar w:fldCharType="separate"/>
+        </w:r>
+        <w:r>
+          <w:rPr>
+            <w:noProof/>
+            <w:webHidden/>
+          </w:rPr>
+          <w:t>14</w:t>
+        </w:r>
+        <w:r>
+          <w:rPr>
+            <w:noProof/>
+            <w:webHidden/>
+          </w:rPr>
+          <w:fldChar w:fldCharType="end"/>
+        </w:r>
+      </w:hyperlink>
     </w:p>
     <w:p>
       <w:pPr>
@@ -1846,19 +3025,63 @@
           <w14:ligatures w14:val="standardContextual"/>
         </w:rPr>
       </w:pPr>
-      <w:r>
-        <w:rPr>
-          <w:noProof/>
-        </w:rPr>
-        <w:t>リクエストヘッダー</w:t>
-      </w:r>
-      <w:r>
-        <w:rPr>
-          <w:noProof/>
-        </w:rPr>
-        <w:tab/>
-        <w:t>14</w:t>
-      </w:r>
+      <w:hyperlink w:anchor="_Toc231137607" w:history="1">
+        <w:r>
+          <w:rPr>
+            <w:rStyle w:val="afffffff5"/>
+            <w:noProof/>
+          </w:rPr>
+          <w:t>リクエストヘッダー</w:t>
+        </w:r>
+        <w:r>
+          <w:rPr>
+            <w:noProof/>
+            <w:webHidden/>
+          </w:rPr>
+          <w:tab/>
+        </w:r>
+        <w:r>
+          <w:rPr>
+            <w:noProof/>
+            <w:webHidden/>
+          </w:rPr>
+          <w:fldChar w:fldCharType="begin"/>
+        </w:r>
+        <w:r>
+          <w:rPr>
+            <w:noProof/>
+            <w:webHidden/>
+          </w:rPr>
+          <w:instrText xml:space="preserve"> PAGEREF _Toc231137607 \h </w:instrText>
+        </w:r>
+        <w:r>
+          <w:rPr>
+            <w:noProof/>
+            <w:webHidden/>
+          </w:rPr>
+        </w:r>
+        <w:r>
+          <w:rPr>
+            <w:noProof/>
+            <w:webHidden/>
+          </w:rPr>
+          <w:fldChar w:fldCharType="separate"/>
+        </w:r>
+        <w:r>
+          <w:rPr>
+            <w:noProof/>
+            <w:webHidden/>
+          </w:rPr>
+          <w:t>15</w:t>
+        </w:r>
+        <w:r>
+          <w:rPr>
+            <w:noProof/>
+            <w:webHidden/>
+          </w:rPr>
+          <w:fldChar w:fldCharType="end"/>
+        </w:r>
+      </w:hyperlink>
     </w:p>
     <w:p>
       <w:pPr>
@@ -1876,19 +3099,63 @@
           <w14:ligatures w14:val="standardContextual"/>
         </w:rPr>
       </w:pPr>
-      <w:r>
-        <w:rPr>
-          <w:noProof/>
-        </w:rPr>
-        <w:t>リクエストボディ</w:t>
-      </w:r>
-      <w:r>
-        <w:rPr>
-          <w:noProof/>
-        </w:rPr>
-        <w:tab/>
-        <w:t>14</w:t>
-      </w:r>
+      <w:hyperlink w:anchor="_Toc231137608" w:history="1">
+        <w:r>
+          <w:rPr>
+            <w:rStyle w:val="afffffff5"/>
+            <w:noProof/>
+          </w:rPr>
+          <w:t>リクエストボディ</w:t>
+        </w:r>
+        <w:r>
+          <w:rPr>
+            <w:noProof/>
+            <w:webHidden/>
+          </w:rPr>
+          <w:tab/>
+        </w:r>
+        <w:r>
+          <w:rPr>
+            <w:noProof/>
+            <w:webHidden/>
+          </w:rPr>
+          <w:fldChar w:fldCharType="begin"/>
+        </w:r>
+        <w:r>
+          <w:rPr>
+            <w:noProof/>
+            <w:webHidden/>
+          </w:rPr>
+          <w:instrText xml:space="preserve"> PAGEREF _Toc231137608 \h </w:instrText>
+        </w:r>
+        <w:r>
+          <w:rPr>
+            <w:noProof/>
+            <w:webHidden/>
+          </w:rPr>
+        </w:r>
+        <w:r>
+          <w:rPr>
+            <w:noProof/>
+            <w:webHidden/>
+          </w:rPr>
+          <w:fldChar w:fldCharType="separate"/>
+        </w:r>
+        <w:r>
+          <w:rPr>
+            <w:noProof/>
+            <w:webHidden/>
+          </w:rPr>
+          <w:t>15</w:t>
+        </w:r>
+        <w:r>
+          <w:rPr>
+            <w:noProof/>
+            <w:webHidden/>
+          </w:rPr>
+          <w:fldChar w:fldCharType="end"/>
+        </w:r>
+      </w:hyperlink>
     </w:p>
     <w:p>
       <w:pPr>
@@ -1906,19 +3173,63 @@
           <w14:ligatures w14:val="standardContextual"/>
         </w:rPr>
       </w:pPr>
-      <w:r>
-        <w:rPr>
-          <w:noProof/>
-        </w:rPr>
-        <w:t>レスポンス（201：InventorySessionCreateResponse）</w:t>
-      </w:r>
-      <w:r>
-        <w:rPr>
-          <w:noProof/>
-        </w:rPr>
-        <w:tab/>
-        <w:t>15</w:t>
-      </w:r>
+      <w:hyperlink w:anchor="_Toc231137609" w:history="1">
+        <w:r>
+          <w:rPr>
+            <w:rStyle w:val="afffffff5"/>
+            <w:noProof/>
+          </w:rPr>
+          <w:t>レスポンス（201：InventorySessionCreateResponse）</w:t>
+        </w:r>
+        <w:r>
+          <w:rPr>
+            <w:noProof/>
+            <w:webHidden/>
+          </w:rPr>
+          <w:tab/>
+        </w:r>
+        <w:r>
+          <w:rPr>
+            <w:noProof/>
+            <w:webHidden/>
+          </w:rPr>
+          <w:fldChar w:fldCharType="begin"/>
+        </w:r>
+        <w:r>
+          <w:rPr>
+            <w:noProof/>
+            <w:webHidden/>
+          </w:rPr>
+          <w:instrText xml:space="preserve"> PAGEREF _Toc231137609 \h </w:instrText>
+        </w:r>
+        <w:r>
+          <w:rPr>
+            <w:noProof/>
+            <w:webHidden/>
+          </w:rPr>
+        </w:r>
+        <w:r>
+          <w:rPr>
+            <w:noProof/>
+            <w:webHidden/>
+          </w:rPr>
+          <w:fldChar w:fldCharType="separate"/>
+        </w:r>
+        <w:r>
+          <w:rPr>
+            <w:noProof/>
+            <w:webHidden/>
+          </w:rPr>
+          <w:t>16</w:t>
+        </w:r>
+        <w:r>
+          <w:rPr>
+            <w:noProof/>
+            <w:webHidden/>
+          </w:rPr>
+          <w:fldChar w:fldCharType="end"/>
+        </w:r>
+      </w:hyperlink>
     </w:p>
     <w:p>
       <w:pPr>
@@ -1936,19 +3247,63 @@
           <w14:ligatures w14:val="standardContextual"/>
         </w:rPr>
       </w:pPr>
-      <w:r>
-        <w:rPr>
-          <w:noProof/>
-        </w:rPr>
-        <w:t>ステータスコード</w:t>
-      </w:r>
-      <w:r>
-        <w:rPr>
-          <w:noProof/>
-        </w:rPr>
-        <w:tab/>
-        <w:t>15</w:t>
-      </w:r>
+      <w:hyperlink w:anchor="_Toc231137610" w:history="1">
+        <w:r>
+          <w:rPr>
+            <w:rStyle w:val="afffffff5"/>
+            <w:noProof/>
+          </w:rPr>
+          <w:t>ステータスコード</w:t>
+        </w:r>
+        <w:r>
+          <w:rPr>
+            <w:noProof/>
+            <w:webHidden/>
+          </w:rPr>
+          <w:tab/>
+        </w:r>
+        <w:r>
+          <w:rPr>
+            <w:noProof/>
+            <w:webHidden/>
+          </w:rPr>
+          <w:fldChar w:fldCharType="begin"/>
+        </w:r>
+        <w:r>
+          <w:rPr>
+            <w:noProof/>
+            <w:webHidden/>
+          </w:rPr>
+          <w:instrText xml:space="preserve"> PAGEREF _Toc231137610 \h </w:instrText>
+        </w:r>
+        <w:r>
+          <w:rPr>
+            <w:noProof/>
+            <w:webHidden/>
+          </w:rPr>
+        </w:r>
+        <w:r>
+          <w:rPr>
+            <w:noProof/>
+            <w:webHidden/>
+          </w:rPr>
+          <w:fldChar w:fldCharType="separate"/>
+        </w:r>
+        <w:r>
+          <w:rPr>
+            <w:noProof/>
+            <w:webHidden/>
+          </w:rPr>
+          <w:t>16</w:t>
+        </w:r>
+        <w:r>
+          <w:rPr>
+            <w:noProof/>
+            <w:webHidden/>
+          </w:rPr>
+          <w:fldChar w:fldCharType="end"/>
+        </w:r>
+      </w:hyperlink>
     </w:p>
     <w:p>
       <w:pPr>
@@ -1967,19 +3322,63 @@
           <w14:ligatures w14:val="standardContextual"/>
         </w:rPr>
       </w:pPr>
-      <w:r>
-        <w:rPr>
-          <w:noProof/>
-        </w:rPr>
-        <w:t>棚卸しセッション詳細取得（/inventory/sessions/{inventorySessionId}）</w:t>
-      </w:r>
-      <w:r>
-        <w:rPr>
-          <w:noProof/>
-        </w:rPr>
-        <w:tab/>
-        <w:t>16</w:t>
-      </w:r>
+      <w:hyperlink w:anchor="_Toc231137611" w:history="1">
+        <w:r>
+          <w:rPr>
+            <w:rStyle w:val="afffffff5"/>
+            <w:noProof/>
+          </w:rPr>
+          <w:t>棚卸しセッション詳細取得（/inventory/sessions/{inventorySessionId}）</w:t>
+        </w:r>
+        <w:r>
+          <w:rPr>
+            <w:noProof/>
+            <w:webHidden/>
+          </w:rPr>
+          <w:tab/>
+        </w:r>
+        <w:r>
+          <w:rPr>
+            <w:noProof/>
+            <w:webHidden/>
+          </w:rPr>
+          <w:fldChar w:fldCharType="begin"/>
+        </w:r>
+        <w:r>
+          <w:rPr>
+            <w:noProof/>
+            <w:webHidden/>
+          </w:rPr>
+          <w:instrText xml:space="preserve"> PAGEREF _Toc231137611 \h </w:instrText>
+        </w:r>
+        <w:r>
+          <w:rPr>
+            <w:noProof/>
+            <w:webHidden/>
+          </w:rPr>
+        </w:r>
+        <w:r>
+          <w:rPr>
+            <w:noProof/>
+            <w:webHidden/>
+          </w:rPr>
+          <w:fldChar w:fldCharType="separate"/>
+        </w:r>
+        <w:r>
+          <w:rPr>
+            <w:noProof/>
+            <w:webHidden/>
+          </w:rPr>
+          <w:t>17</w:t>
+        </w:r>
+        <w:r>
+          <w:rPr>
+            <w:noProof/>
+            <w:webHidden/>
+          </w:rPr>
+          <w:fldChar w:fldCharType="end"/>
+        </w:r>
+      </w:hyperlink>
     </w:p>
     <w:p>
       <w:pPr>
@@ -1997,19 +3396,63 @@
           <w14:ligatures w14:val="standardContextual"/>
         </w:rPr>
       </w:pPr>
-      <w:r>
-        <w:rPr>
-          <w:noProof/>
-        </w:rPr>
-        <w:t>リクエストパラメータ</w:t>
-      </w:r>
-      <w:r>
-        <w:rPr>
-          <w:noProof/>
-        </w:rPr>
-        <w:tab/>
-        <w:t>16</w:t>
-      </w:r>
+      <w:hyperlink w:anchor="_Toc231137612" w:history="1">
+        <w:r>
+          <w:rPr>
+            <w:rStyle w:val="afffffff5"/>
+            <w:noProof/>
+          </w:rPr>
+          <w:t>リクエストパラメータ</w:t>
+        </w:r>
+        <w:r>
+          <w:rPr>
+            <w:noProof/>
+            <w:webHidden/>
+          </w:rPr>
+          <w:tab/>
+        </w:r>
+        <w:r>
+          <w:rPr>
+            <w:noProof/>
+            <w:webHidden/>
+          </w:rPr>
+          <w:fldChar w:fldCharType="begin"/>
+        </w:r>
+        <w:r>
+          <w:rPr>
+            <w:noProof/>
+            <w:webHidden/>
+          </w:rPr>
+          <w:instrText xml:space="preserve"> PAGEREF _Toc231137612 \h </w:instrText>
+        </w:r>
+        <w:r>
+          <w:rPr>
+            <w:noProof/>
+            <w:webHidden/>
+          </w:rPr>
+        </w:r>
+        <w:r>
+          <w:rPr>
+            <w:noProof/>
+            <w:webHidden/>
+          </w:rPr>
+          <w:fldChar w:fldCharType="separate"/>
+        </w:r>
+        <w:r>
+          <w:rPr>
+            <w:noProof/>
+            <w:webHidden/>
+          </w:rPr>
+          <w:t>17</w:t>
+        </w:r>
+        <w:r>
+          <w:rPr>
+            <w:noProof/>
+            <w:webHidden/>
+          </w:rPr>
+          <w:fldChar w:fldCharType="end"/>
+        </w:r>
+      </w:hyperlink>
     </w:p>
     <w:p>
       <w:pPr>
@@ -2027,19 +3470,63 @@
           <w14:ligatures w14:val="standardContextual"/>
         </w:rPr>
       </w:pPr>
-      <w:r>
-        <w:rPr>
-          <w:noProof/>
-        </w:rPr>
-        <w:t>レスポンス（200：InventorySessionDetailResponse）</w:t>
-      </w:r>
-      <w:r>
-        <w:rPr>
-          <w:noProof/>
-        </w:rPr>
-        <w:tab/>
-        <w:t>17</w:t>
-      </w:r>
+      <w:hyperlink w:anchor="_Toc231137613" w:history="1">
+        <w:r>
+          <w:rPr>
+            <w:rStyle w:val="afffffff5"/>
+            <w:noProof/>
+          </w:rPr>
+          <w:t>レスポンス（200：InventorySessionDetailResponse）</w:t>
+        </w:r>
+        <w:r>
+          <w:rPr>
+            <w:noProof/>
+            <w:webHidden/>
+          </w:rPr>
+          <w:tab/>
+        </w:r>
+        <w:r>
+          <w:rPr>
+            <w:noProof/>
+            <w:webHidden/>
+          </w:rPr>
+          <w:fldChar w:fldCharType="begin"/>
+        </w:r>
+        <w:r>
+          <w:rPr>
+            <w:noProof/>
+            <w:webHidden/>
+          </w:rPr>
+          <w:instrText xml:space="preserve"> PAGEREF _Toc231137613 \h </w:instrText>
+        </w:r>
+        <w:r>
+          <w:rPr>
+            <w:noProof/>
+            <w:webHidden/>
+          </w:rPr>
+        </w:r>
+        <w:r>
+          <w:rPr>
+            <w:noProof/>
+            <w:webHidden/>
+          </w:rPr>
+          <w:fldChar w:fldCharType="separate"/>
+        </w:r>
+        <w:r>
+          <w:rPr>
+            <w:noProof/>
+            <w:webHidden/>
+          </w:rPr>
+          <w:t>18</w:t>
+        </w:r>
+        <w:r>
+          <w:rPr>
+            <w:noProof/>
+            <w:webHidden/>
+          </w:rPr>
+          <w:fldChar w:fldCharType="end"/>
+        </w:r>
+      </w:hyperlink>
     </w:p>
     <w:p>
       <w:pPr>
@@ -2057,19 +3544,63 @@
           <w14:ligatures w14:val="standardContextual"/>
         </w:rPr>
       </w:pPr>
-      <w:r>
-        <w:rPr>
-          <w:noProof/>
-        </w:rPr>
-        <w:t>ステータスコード</w:t>
-      </w:r>
-      <w:r>
-        <w:rPr>
-          <w:noProof/>
-        </w:rPr>
-        <w:tab/>
-        <w:t>19</w:t>
-      </w:r>
+      <w:hyperlink w:anchor="_Toc231137614" w:history="1">
+        <w:r>
+          <w:rPr>
+            <w:rStyle w:val="afffffff5"/>
+            <w:noProof/>
+          </w:rPr>
+          <w:t>ステータスコード</w:t>
+        </w:r>
+        <w:r>
+          <w:rPr>
+            <w:noProof/>
+            <w:webHidden/>
+          </w:rPr>
+          <w:tab/>
+        </w:r>
+        <w:r>
+          <w:rPr>
+            <w:noProof/>
+            <w:webHidden/>
+          </w:rPr>
+          <w:fldChar w:fldCharType="begin"/>
+        </w:r>
+        <w:r>
+          <w:rPr>
+            <w:noProof/>
+            <w:webHidden/>
+          </w:rPr>
+          <w:instrText xml:space="preserve"> PAGEREF _Toc231137614 \h </w:instrText>
+        </w:r>
+        <w:r>
+          <w:rPr>
+            <w:noProof/>
+            <w:webHidden/>
+          </w:rPr>
+        </w:r>
+        <w:r>
+          <w:rPr>
+            <w:noProof/>
+            <w:webHidden/>
+          </w:rPr>
+          <w:fldChar w:fldCharType="separate"/>
+        </w:r>
+        <w:r>
+          <w:rPr>
+            <w:noProof/>
+            <w:webHidden/>
+          </w:rPr>
+          <w:t>20</w:t>
+        </w:r>
+        <w:r>
+          <w:rPr>
+            <w:noProof/>
+            <w:webHidden/>
+          </w:rPr>
+          <w:fldChar w:fldCharType="end"/>
+        </w:r>
+      </w:hyperlink>
     </w:p>
     <w:p>
       <w:pPr>
@@ -2088,19 +3619,63 @@
           <w14:ligatures w14:val="standardContextual"/>
         </w:rPr>
       </w:pPr>
-      <w:r>
-        <w:rPr>
-          <w:noProof/>
-        </w:rPr>
-        <w:t>棚卸し明細更新（/inventory/items/{inventoryItemId}）</w:t>
-      </w:r>
-      <w:r>
-        <w:rPr>
-          <w:noProof/>
-        </w:rPr>
-        <w:tab/>
-        <w:t>19</w:t>
-      </w:r>
+      <w:hyperlink w:anchor="_Toc231137615" w:history="1">
+        <w:r>
+          <w:rPr>
+            <w:rStyle w:val="afffffff5"/>
+            <w:noProof/>
+          </w:rPr>
+          <w:t>棚卸し明細更新（/inventory/items/{inventoryItemId}）</w:t>
+        </w:r>
+        <w:r>
+          <w:rPr>
+            <w:noProof/>
+            <w:webHidden/>
+          </w:rPr>
+          <w:tab/>
+        </w:r>
+        <w:r>
+          <w:rPr>
+            <w:noProof/>
+            <w:webHidden/>
+          </w:rPr>
+          <w:fldChar w:fldCharType="begin"/>
+        </w:r>
+        <w:r>
+          <w:rPr>
+            <w:noProof/>
+            <w:webHidden/>
+          </w:rPr>
+          <w:instrText xml:space="preserve"> PAGEREF _Toc231137615 \h </w:instrText>
+        </w:r>
+        <w:r>
+          <w:rPr>
+            <w:noProof/>
+            <w:webHidden/>
+          </w:rPr>
+        </w:r>
+        <w:r>
+          <w:rPr>
+            <w:noProof/>
+            <w:webHidden/>
+          </w:rPr>
+          <w:fldChar w:fldCharType="separate"/>
+        </w:r>
+        <w:r>
+          <w:rPr>
+            <w:noProof/>
+            <w:webHidden/>
+          </w:rPr>
+          <w:t>20</w:t>
+        </w:r>
+        <w:r>
+          <w:rPr>
+            <w:noProof/>
+            <w:webHidden/>
+          </w:rPr>
+          <w:fldChar w:fldCharType="end"/>
+        </w:r>
+      </w:hyperlink>
     </w:p>
     <w:p>
       <w:pPr>
@@ -2118,19 +3693,63 @@
           <w14:ligatures w14:val="standardContextual"/>
         </w:rPr>
       </w:pPr>
-      <w:r>
-        <w:rPr>
-          <w:noProof/>
-        </w:rPr>
-        <w:t>リクエストヘッダー / パス</w:t>
-      </w:r>
-      <w:r>
-        <w:rPr>
-          <w:noProof/>
-        </w:rPr>
-        <w:tab/>
-        <w:t>19</w:t>
-      </w:r>
+      <w:hyperlink w:anchor="_Toc231137616" w:history="1">
+        <w:r>
+          <w:rPr>
+            <w:rStyle w:val="afffffff5"/>
+            <w:noProof/>
+          </w:rPr>
+          <w:t>リクエストヘッダー / パス</w:t>
+        </w:r>
+        <w:r>
+          <w:rPr>
+            <w:noProof/>
+            <w:webHidden/>
+          </w:rPr>
+          <w:tab/>
+        </w:r>
+        <w:r>
+          <w:rPr>
+            <w:noProof/>
+            <w:webHidden/>
+          </w:rPr>
+          <w:fldChar w:fldCharType="begin"/>
+        </w:r>
+        <w:r>
+          <w:rPr>
+            <w:noProof/>
+            <w:webHidden/>
+          </w:rPr>
+          <w:instrText xml:space="preserve"> PAGEREF _Toc231137616 \h </w:instrText>
+        </w:r>
+        <w:r>
+          <w:rPr>
+            <w:noProof/>
+            <w:webHidden/>
+          </w:rPr>
+        </w:r>
+        <w:r>
+          <w:rPr>
+            <w:noProof/>
+            <w:webHidden/>
+          </w:rPr>
+          <w:fldChar w:fldCharType="separate"/>
+        </w:r>
+        <w:r>
+          <w:rPr>
+            <w:noProof/>
+            <w:webHidden/>
+          </w:rPr>
+          <w:t>21</w:t>
+        </w:r>
+        <w:r>
+          <w:rPr>
+            <w:noProof/>
+            <w:webHidden/>
+          </w:rPr>
+          <w:fldChar w:fldCharType="end"/>
+        </w:r>
+      </w:hyperlink>
     </w:p>
     <w:p>
       <w:pPr>
@@ -2148,19 +3767,63 @@
           <w14:ligatures w14:val="standardContextual"/>
         </w:rPr>
       </w:pPr>
-      <w:r>
-        <w:rPr>
-          <w:noProof/>
-        </w:rPr>
-        <w:t>リクエストボディ</w:t>
-      </w:r>
-      <w:r>
-        <w:rPr>
-          <w:noProof/>
-        </w:rPr>
-        <w:tab/>
-        <w:t>20</w:t>
-      </w:r>
+      <w:hyperlink w:anchor="_Toc231137617" w:history="1">
+        <w:r>
+          <w:rPr>
+            <w:rStyle w:val="afffffff5"/>
+            <w:noProof/>
+          </w:rPr>
+          <w:t>リクエストボディ</w:t>
+        </w:r>
+        <w:r>
+          <w:rPr>
+            <w:noProof/>
+            <w:webHidden/>
+          </w:rPr>
+          <w:tab/>
+        </w:r>
+        <w:r>
+          <w:rPr>
+            <w:noProof/>
+            <w:webHidden/>
+          </w:rPr>
+          <w:fldChar w:fldCharType="begin"/>
+        </w:r>
+        <w:r>
+          <w:rPr>
+            <w:noProof/>
+            <w:webHidden/>
+          </w:rPr>
+          <w:instrText xml:space="preserve"> PAGEREF _Toc231137617 \h </w:instrText>
+        </w:r>
+        <w:r>
+          <w:rPr>
+            <w:noProof/>
+            <w:webHidden/>
+          </w:rPr>
+        </w:r>
+        <w:r>
+          <w:rPr>
+            <w:noProof/>
+            <w:webHidden/>
+          </w:rPr>
+          <w:fldChar w:fldCharType="separate"/>
+        </w:r>
+        <w:r>
+          <w:rPr>
+            <w:noProof/>
+            <w:webHidden/>
+          </w:rPr>
+          <w:t>21</w:t>
+        </w:r>
+        <w:r>
+          <w:rPr>
+            <w:noProof/>
+            <w:webHidden/>
+          </w:rPr>
+          <w:fldChar w:fldCharType="end"/>
+        </w:r>
+      </w:hyperlink>
     </w:p>
     <w:p>
       <w:pPr>
@@ -2178,19 +3841,63 @@
           <w14:ligatures w14:val="standardContextual"/>
         </w:rPr>
       </w:pPr>
-      <w:r>
-        <w:rPr>
-          <w:noProof/>
-        </w:rPr>
-        <w:t>レスポンス（200：InventoryItemUpdateResponse）</w:t>
-      </w:r>
-      <w:r>
-        <w:rPr>
-          <w:noProof/>
-        </w:rPr>
-        <w:tab/>
-        <w:t>21</w:t>
-      </w:r>
+      <w:hyperlink w:anchor="_Toc231137618" w:history="1">
+        <w:r>
+          <w:rPr>
+            <w:rStyle w:val="afffffff5"/>
+            <w:noProof/>
+          </w:rPr>
+          <w:t>レスポンス（200：InventoryItemUpdateResponse）</w:t>
+        </w:r>
+        <w:r>
+          <w:rPr>
+            <w:noProof/>
+            <w:webHidden/>
+          </w:rPr>
+          <w:tab/>
+        </w:r>
+        <w:r>
+          <w:rPr>
+            <w:noProof/>
+            <w:webHidden/>
+          </w:rPr>
+          <w:fldChar w:fldCharType="begin"/>
+        </w:r>
+        <w:r>
+          <w:rPr>
+            <w:noProof/>
+            <w:webHidden/>
+          </w:rPr>
+          <w:instrText xml:space="preserve"> PAGEREF _Toc231137618 \h </w:instrText>
+        </w:r>
+        <w:r>
+          <w:rPr>
+            <w:noProof/>
+            <w:webHidden/>
+          </w:rPr>
+        </w:r>
+        <w:r>
+          <w:rPr>
+            <w:noProof/>
+            <w:webHidden/>
+          </w:rPr>
+          <w:fldChar w:fldCharType="separate"/>
+        </w:r>
+        <w:r>
+          <w:rPr>
+            <w:noProof/>
+            <w:webHidden/>
+          </w:rPr>
+          <w:t>23</w:t>
+        </w:r>
+        <w:r>
+          <w:rPr>
+            <w:noProof/>
+            <w:webHidden/>
+          </w:rPr>
+          <w:fldChar w:fldCharType="end"/>
+        </w:r>
+      </w:hyperlink>
     </w:p>
     <w:p>
       <w:pPr>
@@ -2208,19 +3915,63 @@
           <w14:ligatures w14:val="standardContextual"/>
         </w:rPr>
       </w:pPr>
-      <w:r>
-        <w:rPr>
-          <w:noProof/>
-        </w:rPr>
-        <w:t>ステータスコード</w:t>
-      </w:r>
-      <w:r>
-        <w:rPr>
-          <w:noProof/>
-        </w:rPr>
-        <w:tab/>
-        <w:t>21</w:t>
-      </w:r>
+      <w:hyperlink w:anchor="_Toc231137619" w:history="1">
+        <w:r>
+          <w:rPr>
+            <w:rStyle w:val="afffffff5"/>
+            <w:noProof/>
+          </w:rPr>
+          <w:t>ステータスコード</w:t>
+        </w:r>
+        <w:r>
+          <w:rPr>
+            <w:noProof/>
+            <w:webHidden/>
+          </w:rPr>
+          <w:tab/>
+        </w:r>
+        <w:r>
+          <w:rPr>
+            <w:noProof/>
+            <w:webHidden/>
+          </w:rPr>
+          <w:fldChar w:fldCharType="begin"/>
+        </w:r>
+        <w:r>
+          <w:rPr>
+            <w:noProof/>
+            <w:webHidden/>
+          </w:rPr>
+          <w:instrText xml:space="preserve"> PAGEREF _Toc231137619 \h </w:instrText>
+        </w:r>
+        <w:r>
+          <w:rPr>
+            <w:noProof/>
+            <w:webHidden/>
+          </w:rPr>
+        </w:r>
+        <w:r>
+          <w:rPr>
+            <w:noProof/>
+            <w:webHidden/>
+          </w:rPr>
+          <w:fldChar w:fldCharType="separate"/>
+        </w:r>
+        <w:r>
+          <w:rPr>
+            <w:noProof/>
+            <w:webHidden/>
+          </w:rPr>
+          <w:t>23</w:t>
+        </w:r>
+        <w:r>
+          <w:rPr>
+            <w:noProof/>
+            <w:webHidden/>
+          </w:rPr>
+          <w:fldChar w:fldCharType="end"/>
+        </w:r>
+      </w:hyperlink>
     </w:p>
     <w:p>
       <w:pPr>
@@ -2239,19 +3990,63 @@
           <w14:ligatures w14:val="standardContextual"/>
         </w:rPr>
       </w:pPr>
-      <w:r>
-        <w:rPr>
-          <w:noProof/>
-        </w:rPr>
-        <w:t>棚卸し明細一括更新（/inventory/sessions/{inventorySessionId}/items/bulk-update）</w:t>
-      </w:r>
-      <w:r>
-        <w:rPr>
-          <w:noProof/>
-        </w:rPr>
-        <w:tab/>
-        <w:t>22</w:t>
-      </w:r>
+      <w:hyperlink w:anchor="_Toc231137620" w:history="1">
+        <w:r>
+          <w:rPr>
+            <w:rStyle w:val="afffffff5"/>
+            <w:noProof/>
+          </w:rPr>
+          <w:t>棚卸し明細一括更新（/inventory/sessions/{inventorySessionId}/items/bulk-update）</w:t>
+        </w:r>
+        <w:r>
+          <w:rPr>
+            <w:noProof/>
+            <w:webHidden/>
+          </w:rPr>
+          <w:tab/>
+        </w:r>
+        <w:r>
+          <w:rPr>
+            <w:noProof/>
+            <w:webHidden/>
+          </w:rPr>
+          <w:fldChar w:fldCharType="begin"/>
+        </w:r>
+        <w:r>
+          <w:rPr>
+            <w:noProof/>
+            <w:webHidden/>
+          </w:rPr>
+          <w:instrText xml:space="preserve"> PAGEREF _Toc231137620 \h </w:instrText>
+        </w:r>
+        <w:r>
+          <w:rPr>
+            <w:noProof/>
+            <w:webHidden/>
+          </w:rPr>
+        </w:r>
+        <w:r>
+          <w:rPr>
+            <w:noProof/>
+            <w:webHidden/>
+          </w:rPr>
+          <w:fldChar w:fldCharType="separate"/>
+        </w:r>
+        <w:r>
+          <w:rPr>
+            <w:noProof/>
+            <w:webHidden/>
+          </w:rPr>
+          <w:t>23</w:t>
+        </w:r>
+        <w:r>
+          <w:rPr>
+            <w:noProof/>
+            <w:webHidden/>
+          </w:rPr>
+          <w:fldChar w:fldCharType="end"/>
+        </w:r>
+      </w:hyperlink>
     </w:p>
     <w:p>
       <w:pPr>
@@ -2269,19 +4064,63 @@
           <w14:ligatures w14:val="standardContextual"/>
         </w:rPr>
       </w:pPr>
-      <w:r>
-        <w:rPr>
-          <w:noProof/>
-        </w:rPr>
-        <w:t>リクエストヘッダー / パス</w:t>
-      </w:r>
-      <w:r>
-        <w:rPr>
-          <w:noProof/>
-        </w:rPr>
-        <w:tab/>
-        <w:t>22</w:t>
-      </w:r>
+      <w:hyperlink w:anchor="_Toc231137621" w:history="1">
+        <w:r>
+          <w:rPr>
+            <w:rStyle w:val="afffffff5"/>
+            <w:noProof/>
+          </w:rPr>
+          <w:t>リクエストヘッダー / パス</w:t>
+        </w:r>
+        <w:r>
+          <w:rPr>
+            <w:noProof/>
+            <w:webHidden/>
+          </w:rPr>
+          <w:tab/>
+        </w:r>
+        <w:r>
+          <w:rPr>
+            <w:noProof/>
+            <w:webHidden/>
+          </w:rPr>
+          <w:fldChar w:fldCharType="begin"/>
+        </w:r>
+        <w:r>
+          <w:rPr>
+            <w:noProof/>
+            <w:webHidden/>
+          </w:rPr>
+          <w:instrText xml:space="preserve"> PAGEREF _Toc231137621 \h </w:instrText>
+        </w:r>
+        <w:r>
+          <w:rPr>
+            <w:noProof/>
+            <w:webHidden/>
+          </w:rPr>
+        </w:r>
+        <w:r>
+          <w:rPr>
+            <w:noProof/>
+            <w:webHidden/>
+          </w:rPr>
+          <w:fldChar w:fldCharType="separate"/>
+        </w:r>
+        <w:r>
+          <w:rPr>
+            <w:noProof/>
+            <w:webHidden/>
+          </w:rPr>
+          <w:t>24</w:t>
+        </w:r>
+        <w:r>
+          <w:rPr>
+            <w:noProof/>
+            <w:webHidden/>
+          </w:rPr>
+          <w:fldChar w:fldCharType="end"/>
+        </w:r>
+      </w:hyperlink>
     </w:p>
     <w:p>
       <w:pPr>
@@ -2299,19 +4138,63 @@
           <w14:ligatures w14:val="standardContextual"/>
         </w:rPr>
       </w:pPr>
-      <w:r>
-        <w:rPr>
-          <w:noProof/>
-        </w:rPr>
-        <w:t>リクエストボディ</w:t>
-      </w:r>
-      <w:r>
-        <w:rPr>
-          <w:noProof/>
-        </w:rPr>
-        <w:tab/>
-        <w:t>22</w:t>
-      </w:r>
+      <w:hyperlink w:anchor="_Toc231137622" w:history="1">
+        <w:r>
+          <w:rPr>
+            <w:rStyle w:val="afffffff5"/>
+            <w:noProof/>
+          </w:rPr>
+          <w:t>リクエストボディ</w:t>
+        </w:r>
+        <w:r>
+          <w:rPr>
+            <w:noProof/>
+            <w:webHidden/>
+          </w:rPr>
+          <w:tab/>
+        </w:r>
+        <w:r>
+          <w:rPr>
+            <w:noProof/>
+            <w:webHidden/>
+          </w:rPr>
+          <w:fldChar w:fldCharType="begin"/>
+        </w:r>
+        <w:r>
+          <w:rPr>
+            <w:noProof/>
+            <w:webHidden/>
+          </w:rPr>
+          <w:instrText xml:space="preserve"> PAGEREF _Toc231137622 \h </w:instrText>
+        </w:r>
+        <w:r>
+          <w:rPr>
+            <w:noProof/>
+            <w:webHidden/>
+          </w:rPr>
+        </w:r>
+        <w:r>
+          <w:rPr>
+            <w:noProof/>
+            <w:webHidden/>
+          </w:rPr>
+          <w:fldChar w:fldCharType="separate"/>
+        </w:r>
+        <w:r>
+          <w:rPr>
+            <w:noProof/>
+            <w:webHidden/>
+          </w:rPr>
+          <w:t>24</w:t>
+        </w:r>
+        <w:r>
+          <w:rPr>
+            <w:noProof/>
+            <w:webHidden/>
+          </w:rPr>
+          <w:fldChar w:fldCharType="end"/>
+        </w:r>
+      </w:hyperlink>
     </w:p>
     <w:p>
       <w:pPr>
@@ -2329,19 +4212,63 @@
           <w14:ligatures w14:val="standardContextual"/>
         </w:rPr>
       </w:pPr>
-      <w:r>
-        <w:rPr>
-          <w:noProof/>
-        </w:rPr>
-        <w:t>レスポンス（200：InventoryBulkUpdateResponse）</w:t>
-      </w:r>
-      <w:r>
-        <w:rPr>
-          <w:noProof/>
-        </w:rPr>
-        <w:tab/>
-        <w:t>24</w:t>
-      </w:r>
+      <w:hyperlink w:anchor="_Toc231137623" w:history="1">
+        <w:r>
+          <w:rPr>
+            <w:rStyle w:val="afffffff5"/>
+            <w:noProof/>
+          </w:rPr>
+          <w:t>レスポンス（200：InventoryBulkUpdateResponse）</w:t>
+        </w:r>
+        <w:r>
+          <w:rPr>
+            <w:noProof/>
+            <w:webHidden/>
+          </w:rPr>
+          <w:tab/>
+        </w:r>
+        <w:r>
+          <w:rPr>
+            <w:noProof/>
+            <w:webHidden/>
+          </w:rPr>
+          <w:fldChar w:fldCharType="begin"/>
+        </w:r>
+        <w:r>
+          <w:rPr>
+            <w:noProof/>
+            <w:webHidden/>
+          </w:rPr>
+          <w:instrText xml:space="preserve"> PAGEREF _Toc231137623 \h </w:instrText>
+        </w:r>
+        <w:r>
+          <w:rPr>
+            <w:noProof/>
+            <w:webHidden/>
+          </w:rPr>
+        </w:r>
+        <w:r>
+          <w:rPr>
+            <w:noProof/>
+            <w:webHidden/>
+          </w:rPr>
+          <w:fldChar w:fldCharType="separate"/>
+        </w:r>
+        <w:r>
+          <w:rPr>
+            <w:noProof/>
+            <w:webHidden/>
+          </w:rPr>
+          <w:t>25</w:t>
+        </w:r>
+        <w:r>
+          <w:rPr>
+            <w:noProof/>
+            <w:webHidden/>
+          </w:rPr>
+          <w:fldChar w:fldCharType="end"/>
+        </w:r>
+      </w:hyperlink>
     </w:p>
     <w:p>
       <w:pPr>
@@ -2359,19 +4286,63 @@
           <w14:ligatures w14:val="standardContextual"/>
         </w:rPr>
       </w:pPr>
-      <w:r>
-        <w:rPr>
-          <w:noProof/>
-        </w:rPr>
-        <w:t>ステータスコード</w:t>
-      </w:r>
-      <w:r>
-        <w:rPr>
-          <w:noProof/>
-        </w:rPr>
-        <w:tab/>
-        <w:t>24</w:t>
-      </w:r>
+      <w:hyperlink w:anchor="_Toc231137624" w:history="1">
+        <w:r>
+          <w:rPr>
+            <w:rStyle w:val="afffffff5"/>
+            <w:noProof/>
+          </w:rPr>
+          <w:t>ステータスコード</w:t>
+        </w:r>
+        <w:r>
+          <w:rPr>
+            <w:noProof/>
+            <w:webHidden/>
+          </w:rPr>
+          <w:tab/>
+        </w:r>
+        <w:r>
+          <w:rPr>
+            <w:noProof/>
+            <w:webHidden/>
+          </w:rPr>
+          <w:fldChar w:fldCharType="begin"/>
+        </w:r>
+        <w:r>
+          <w:rPr>
+            <w:noProof/>
+            <w:webHidden/>
+          </w:rPr>
+          <w:instrText xml:space="preserve"> PAGEREF _Toc231137624 \h </w:instrText>
+        </w:r>
+        <w:r>
+          <w:rPr>
+            <w:noProof/>
+            <w:webHidden/>
+          </w:rPr>
+        </w:r>
+        <w:r>
+          <w:rPr>
+            <w:noProof/>
+            <w:webHidden/>
+          </w:rPr>
+          <w:fldChar w:fldCharType="separate"/>
+        </w:r>
+        <w:r>
+          <w:rPr>
+            <w:noProof/>
+            <w:webHidden/>
+          </w:rPr>
+          <w:t>26</w:t>
+        </w:r>
+        <w:r>
+          <w:rPr>
+            <w:noProof/>
+            <w:webHidden/>
+          </w:rPr>
+          <w:fldChar w:fldCharType="end"/>
+        </w:r>
+      </w:hyperlink>
     </w:p>
     <w:p>
       <w:pPr>
@@ -2390,19 +4361,63 @@
           <w14:ligatures w14:val="standardContextual"/>
         </w:rPr>
       </w:pPr>
-      <w:r>
-        <w:rPr>
-          <w:noProof/>
-        </w:rPr>
-        <w:t>棚卸し完了（/inventory/sessions/{inventorySessionId}/complete）</w:t>
-      </w:r>
-      <w:r>
-        <w:rPr>
-          <w:noProof/>
-        </w:rPr>
-        <w:tab/>
-        <w:t>24</w:t>
-      </w:r>
+      <w:hyperlink w:anchor="_Toc231137625" w:history="1">
+        <w:r>
+          <w:rPr>
+            <w:rStyle w:val="afffffff5"/>
+            <w:noProof/>
+          </w:rPr>
+          <w:t>棚卸し完了（/inventory/sessions/{inventorySessionId}/complete）</w:t>
+        </w:r>
+        <w:r>
+          <w:rPr>
+            <w:noProof/>
+            <w:webHidden/>
+          </w:rPr>
+          <w:tab/>
+        </w:r>
+        <w:r>
+          <w:rPr>
+            <w:noProof/>
+            <w:webHidden/>
+          </w:rPr>
+          <w:fldChar w:fldCharType="begin"/>
+        </w:r>
+        <w:r>
+          <w:rPr>
+            <w:noProof/>
+            <w:webHidden/>
+          </w:rPr>
+          <w:instrText xml:space="preserve"> PAGEREF _Toc231137625 \h </w:instrText>
+        </w:r>
+        <w:r>
+          <w:rPr>
+            <w:noProof/>
+            <w:webHidden/>
+          </w:rPr>
+        </w:r>
+        <w:r>
+          <w:rPr>
+            <w:noProof/>
+            <w:webHidden/>
+          </w:rPr>
+          <w:fldChar w:fldCharType="separate"/>
+        </w:r>
+        <w:r>
+          <w:rPr>
+            <w:noProof/>
+            <w:webHidden/>
+          </w:rPr>
+          <w:t>26</w:t>
+        </w:r>
+        <w:r>
+          <w:rPr>
+            <w:noProof/>
+            <w:webHidden/>
+          </w:rPr>
+          <w:fldChar w:fldCharType="end"/>
+        </w:r>
+      </w:hyperlink>
     </w:p>
     <w:p>
       <w:pPr>
@@ -2420,19 +4435,63 @@
           <w14:ligatures w14:val="standardContextual"/>
         </w:rPr>
       </w:pPr>
-      <w:r>
-        <w:rPr>
-          <w:noProof/>
-        </w:rPr>
-        <w:t>リクエストヘッダー / パス</w:t>
-      </w:r>
-      <w:r>
-        <w:rPr>
-          <w:noProof/>
-        </w:rPr>
-        <w:tab/>
-        <w:t>25</w:t>
-      </w:r>
+      <w:hyperlink w:anchor="_Toc231137626" w:history="1">
+        <w:r>
+          <w:rPr>
+            <w:rStyle w:val="afffffff5"/>
+            <w:noProof/>
+          </w:rPr>
+          <w:t>リクエストヘッダー / パス</w:t>
+        </w:r>
+        <w:r>
+          <w:rPr>
+            <w:noProof/>
+            <w:webHidden/>
+          </w:rPr>
+          <w:tab/>
+        </w:r>
+        <w:r>
+          <w:rPr>
+            <w:noProof/>
+            <w:webHidden/>
+          </w:rPr>
+          <w:fldChar w:fldCharType="begin"/>
+        </w:r>
+        <w:r>
+          <w:rPr>
+            <w:noProof/>
+            <w:webHidden/>
+          </w:rPr>
+          <w:instrText xml:space="preserve"> PAGEREF _Toc231137626 \h </w:instrText>
+        </w:r>
+        <w:r>
+          <w:rPr>
+            <w:noProof/>
+            <w:webHidden/>
+          </w:rPr>
+        </w:r>
+        <w:r>
+          <w:rPr>
+            <w:noProof/>
+            <w:webHidden/>
+          </w:rPr>
+          <w:fldChar w:fldCharType="separate"/>
+        </w:r>
+        <w:r>
+          <w:rPr>
+            <w:noProof/>
+            <w:webHidden/>
+          </w:rPr>
+          <w:t>26</w:t>
+        </w:r>
+        <w:r>
+          <w:rPr>
+            <w:noProof/>
+            <w:webHidden/>
+          </w:rPr>
+          <w:fldChar w:fldCharType="end"/>
+        </w:r>
+      </w:hyperlink>
     </w:p>
     <w:p>
       <w:pPr>
@@ -2450,19 +4509,63 @@
           <w14:ligatures w14:val="standardContextual"/>
         </w:rPr>
       </w:pPr>
-      <w:r>
-        <w:rPr>
-          <w:noProof/>
-        </w:rPr>
-        <w:t>リクエストボディ</w:t>
-      </w:r>
-      <w:r>
-        <w:rPr>
-          <w:noProof/>
-        </w:rPr>
-        <w:tab/>
-        <w:t>25</w:t>
-      </w:r>
+      <w:hyperlink w:anchor="_Toc231137627" w:history="1">
+        <w:r>
+          <w:rPr>
+            <w:rStyle w:val="afffffff5"/>
+            <w:noProof/>
+          </w:rPr>
+          <w:t>リクエストボディ</w:t>
+        </w:r>
+        <w:r>
+          <w:rPr>
+            <w:noProof/>
+            <w:webHidden/>
+          </w:rPr>
+          <w:tab/>
+        </w:r>
+        <w:r>
+          <w:rPr>
+            <w:noProof/>
+            <w:webHidden/>
+          </w:rPr>
+          <w:fldChar w:fldCharType="begin"/>
+        </w:r>
+        <w:r>
+          <w:rPr>
+            <w:noProof/>
+            <w:webHidden/>
+          </w:rPr>
+          <w:instrText xml:space="preserve"> PAGEREF _Toc231137627 \h </w:instrText>
+        </w:r>
+        <w:r>
+          <w:rPr>
+            <w:noProof/>
+            <w:webHidden/>
+          </w:rPr>
+        </w:r>
+        <w:r>
+          <w:rPr>
+            <w:noProof/>
+            <w:webHidden/>
+          </w:rPr>
+          <w:fldChar w:fldCharType="separate"/>
+        </w:r>
+        <w:r>
+          <w:rPr>
+            <w:noProof/>
+            <w:webHidden/>
+          </w:rPr>
+          <w:t>27</w:t>
+        </w:r>
+        <w:r>
+          <w:rPr>
+            <w:noProof/>
+            <w:webHidden/>
+          </w:rPr>
+          <w:fldChar w:fldCharType="end"/>
+        </w:r>
+      </w:hyperlink>
     </w:p>
     <w:p>
       <w:pPr>
@@ -2480,19 +4583,63 @@
           <w14:ligatures w14:val="standardContextual"/>
         </w:rPr>
       </w:pPr>
-      <w:r>
-        <w:rPr>
-          <w:noProof/>
-        </w:rPr>
-        <w:t>レスポンス（200：InventoryCompleteResponse）</w:t>
-      </w:r>
-      <w:r>
-        <w:rPr>
-          <w:noProof/>
-        </w:rPr>
-        <w:tab/>
-        <w:t>26</w:t>
-      </w:r>
+      <w:hyperlink w:anchor="_Toc231137628" w:history="1">
+        <w:r>
+          <w:rPr>
+            <w:rStyle w:val="afffffff5"/>
+            <w:noProof/>
+          </w:rPr>
+          <w:t>レスポンス（200：InventoryCompleteResponse）</w:t>
+        </w:r>
+        <w:r>
+          <w:rPr>
+            <w:noProof/>
+            <w:webHidden/>
+          </w:rPr>
+          <w:tab/>
+        </w:r>
+        <w:r>
+          <w:rPr>
+            <w:noProof/>
+            <w:webHidden/>
+          </w:rPr>
+          <w:fldChar w:fldCharType="begin"/>
+        </w:r>
+        <w:r>
+          <w:rPr>
+            <w:noProof/>
+            <w:webHidden/>
+          </w:rPr>
+          <w:instrText xml:space="preserve"> PAGEREF _Toc231137628 \h </w:instrText>
+        </w:r>
+        <w:r>
+          <w:rPr>
+            <w:noProof/>
+            <w:webHidden/>
+          </w:rPr>
+        </w:r>
+        <w:r>
+          <w:rPr>
+            <w:noProof/>
+            <w:webHidden/>
+          </w:rPr>
+          <w:fldChar w:fldCharType="separate"/>
+        </w:r>
+        <w:r>
+          <w:rPr>
+            <w:noProof/>
+            <w:webHidden/>
+          </w:rPr>
+          <w:t>28</w:t>
+        </w:r>
+        <w:r>
+          <w:rPr>
+            <w:noProof/>
+            <w:webHidden/>
+          </w:rPr>
+          <w:fldChar w:fldCharType="end"/>
+        </w:r>
+      </w:hyperlink>
     </w:p>
     <w:p>
       <w:pPr>
@@ -2510,19 +4657,63 @@
           <w14:ligatures w14:val="standardContextual"/>
         </w:rPr>
       </w:pPr>
-      <w:r>
-        <w:rPr>
-          <w:noProof/>
-        </w:rPr>
-        <w:t>ステータスコード</w:t>
-      </w:r>
-      <w:r>
-        <w:rPr>
-          <w:noProof/>
-        </w:rPr>
-        <w:tab/>
-        <w:t>27</w:t>
-      </w:r>
+      <w:hyperlink w:anchor="_Toc231137629" w:history="1">
+        <w:r>
+          <w:rPr>
+            <w:rStyle w:val="afffffff5"/>
+            <w:noProof/>
+          </w:rPr>
+          <w:t>ステータスコード</w:t>
+        </w:r>
+        <w:r>
+          <w:rPr>
+            <w:noProof/>
+            <w:webHidden/>
+          </w:rPr>
+          <w:tab/>
+        </w:r>
+        <w:r>
+          <w:rPr>
+            <w:noProof/>
+            <w:webHidden/>
+          </w:rPr>
+          <w:fldChar w:fldCharType="begin"/>
+        </w:r>
+        <w:r>
+          <w:rPr>
+            <w:noProof/>
+            <w:webHidden/>
+          </w:rPr>
+          <w:instrText xml:space="preserve"> PAGEREF _Toc231137629 \h </w:instrText>
+        </w:r>
+        <w:r>
+          <w:rPr>
+            <w:noProof/>
+            <w:webHidden/>
+          </w:rPr>
+        </w:r>
+        <w:r>
+          <w:rPr>
+            <w:noProof/>
+            <w:webHidden/>
+          </w:rPr>
+          <w:fldChar w:fldCharType="separate"/>
+        </w:r>
+        <w:r>
+          <w:rPr>
+            <w:noProof/>
+            <w:webHidden/>
+          </w:rPr>
+          <w:t>29</w:t>
+        </w:r>
+        <w:r>
+          <w:rPr>
+            <w:noProof/>
+            <w:webHidden/>
+          </w:rPr>
+          <w:fldChar w:fldCharType="end"/>
+        </w:r>
+      </w:hyperlink>
     </w:p>
     <w:p>
       <w:pPr>
@@ -2541,19 +4732,63 @@
           <w14:ligatures w14:val="standardContextual"/>
         </w:rPr>
       </w:pPr>
-      <w:r>
-        <w:rPr>
-          <w:noProof/>
-        </w:rPr>
-        <w:t>棚卸し取消（/inventory/sessions/{inventorySessionId}/cancel）</w:t>
-      </w:r>
-      <w:r>
-        <w:rPr>
-          <w:noProof/>
-        </w:rPr>
-        <w:tab/>
-        <w:t>27</w:t>
-      </w:r>
+      <w:hyperlink w:anchor="_Toc231137630" w:history="1">
+        <w:r>
+          <w:rPr>
+            <w:rStyle w:val="afffffff5"/>
+            <w:noProof/>
+          </w:rPr>
+          <w:t>棚卸し取消（/inventory/sessions/{inventorySessionId}/cancel）</w:t>
+        </w:r>
+        <w:r>
+          <w:rPr>
+            <w:noProof/>
+            <w:webHidden/>
+          </w:rPr>
+          <w:tab/>
+        </w:r>
+        <w:r>
+          <w:rPr>
+            <w:noProof/>
+            <w:webHidden/>
+          </w:rPr>
+          <w:fldChar w:fldCharType="begin"/>
+        </w:r>
+        <w:r>
+          <w:rPr>
+            <w:noProof/>
+            <w:webHidden/>
+          </w:rPr>
+          <w:instrText xml:space="preserve"> PAGEREF _Toc231137630 \h </w:instrText>
+        </w:r>
+        <w:r>
+          <w:rPr>
+            <w:noProof/>
+            <w:webHidden/>
+          </w:rPr>
+        </w:r>
+        <w:r>
+          <w:rPr>
+            <w:noProof/>
+            <w:webHidden/>
+          </w:rPr>
+          <w:fldChar w:fldCharType="separate"/>
+        </w:r>
+        <w:r>
+          <w:rPr>
+            <w:noProof/>
+            <w:webHidden/>
+          </w:rPr>
+          <w:t>29</w:t>
+        </w:r>
+        <w:r>
+          <w:rPr>
+            <w:noProof/>
+            <w:webHidden/>
+          </w:rPr>
+          <w:fldChar w:fldCharType="end"/>
+        </w:r>
+      </w:hyperlink>
     </w:p>
     <w:p>
       <w:pPr>
@@ -2571,19 +4806,63 @@
           <w14:ligatures w14:val="standardContextual"/>
         </w:rPr>
       </w:pPr>
-      <w:r>
-        <w:rPr>
-          <w:noProof/>
-        </w:rPr>
-        <w:t>リクエストヘッダー / パス</w:t>
-      </w:r>
-      <w:r>
-        <w:rPr>
-          <w:noProof/>
-        </w:rPr>
-        <w:tab/>
-        <w:t>27</w:t>
-      </w:r>
+      <w:hyperlink w:anchor="_Toc231137631" w:history="1">
+        <w:r>
+          <w:rPr>
+            <w:rStyle w:val="afffffff5"/>
+            <w:noProof/>
+          </w:rPr>
+          <w:t>リクエストヘッダー / パス</w:t>
+        </w:r>
+        <w:r>
+          <w:rPr>
+            <w:noProof/>
+            <w:webHidden/>
+          </w:rPr>
+          <w:tab/>
+        </w:r>
+        <w:r>
+          <w:rPr>
+            <w:noProof/>
+            <w:webHidden/>
+          </w:rPr>
+          <w:fldChar w:fldCharType="begin"/>
+        </w:r>
+        <w:r>
+          <w:rPr>
+            <w:noProof/>
+            <w:webHidden/>
+          </w:rPr>
+          <w:instrText xml:space="preserve"> PAGEREF _Toc231137631 \h </w:instrText>
+        </w:r>
+        <w:r>
+          <w:rPr>
+            <w:noProof/>
+            <w:webHidden/>
+          </w:rPr>
+        </w:r>
+        <w:r>
+          <w:rPr>
+            <w:noProof/>
+            <w:webHidden/>
+          </w:rPr>
+          <w:fldChar w:fldCharType="separate"/>
+        </w:r>
+        <w:r>
+          <w:rPr>
+            <w:noProof/>
+            <w:webHidden/>
+          </w:rPr>
+          <w:t>30</w:t>
+        </w:r>
+        <w:r>
+          <w:rPr>
+            <w:noProof/>
+            <w:webHidden/>
+          </w:rPr>
+          <w:fldChar w:fldCharType="end"/>
+        </w:r>
+      </w:hyperlink>
     </w:p>
     <w:p>
       <w:pPr>
@@ -2601,19 +4880,63 @@
           <w14:ligatures w14:val="standardContextual"/>
         </w:rPr>
       </w:pPr>
-      <w:r>
-        <w:rPr>
-          <w:noProof/>
-        </w:rPr>
-        <w:t>リクエストボディ</w:t>
-      </w:r>
-      <w:r>
-        <w:rPr>
-          <w:noProof/>
-        </w:rPr>
-        <w:tab/>
-        <w:t>28</w:t>
-      </w:r>
+      <w:hyperlink w:anchor="_Toc231137632" w:history="1">
+        <w:r>
+          <w:rPr>
+            <w:rStyle w:val="afffffff5"/>
+            <w:noProof/>
+          </w:rPr>
+          <w:t>リクエストボディ</w:t>
+        </w:r>
+        <w:r>
+          <w:rPr>
+            <w:noProof/>
+            <w:webHidden/>
+          </w:rPr>
+          <w:tab/>
+        </w:r>
+        <w:r>
+          <w:rPr>
+            <w:noProof/>
+            <w:webHidden/>
+          </w:rPr>
+          <w:fldChar w:fldCharType="begin"/>
+        </w:r>
+        <w:r>
+          <w:rPr>
+            <w:noProof/>
+            <w:webHidden/>
+          </w:rPr>
+          <w:instrText xml:space="preserve"> PAGEREF _Toc231137632 \h </w:instrText>
+        </w:r>
+        <w:r>
+          <w:rPr>
+            <w:noProof/>
+            <w:webHidden/>
+          </w:rPr>
+        </w:r>
+        <w:r>
+          <w:rPr>
+            <w:noProof/>
+            <w:webHidden/>
+          </w:rPr>
+          <w:fldChar w:fldCharType="separate"/>
+        </w:r>
+        <w:r>
+          <w:rPr>
+            <w:noProof/>
+            <w:webHidden/>
+          </w:rPr>
+          <w:t>30</w:t>
+        </w:r>
+        <w:r>
+          <w:rPr>
+            <w:noProof/>
+            <w:webHidden/>
+          </w:rPr>
+          <w:fldChar w:fldCharType="end"/>
+        </w:r>
+      </w:hyperlink>
     </w:p>
     <w:p>
       <w:pPr>
@@ -2631,19 +4954,63 @@
           <w14:ligatures w14:val="standardContextual"/>
         </w:rPr>
       </w:pPr>
-      <w:r>
-        <w:rPr>
-          <w:noProof/>
-        </w:rPr>
-        <w:t>レスポンス（200：InventoryCancelResponse）</w:t>
-      </w:r>
-      <w:r>
-        <w:rPr>
-          <w:noProof/>
-        </w:rPr>
-        <w:tab/>
-        <w:t>28</w:t>
-      </w:r>
+      <w:hyperlink w:anchor="_Toc231137633" w:history="1">
+        <w:r>
+          <w:rPr>
+            <w:rStyle w:val="afffffff5"/>
+            <w:noProof/>
+          </w:rPr>
+          <w:t>レスポンス（200：InventoryCancelResponse）</w:t>
+        </w:r>
+        <w:r>
+          <w:rPr>
+            <w:noProof/>
+            <w:webHidden/>
+          </w:rPr>
+          <w:tab/>
+        </w:r>
+        <w:r>
+          <w:rPr>
+            <w:noProof/>
+            <w:webHidden/>
+          </w:rPr>
+          <w:fldChar w:fldCharType="begin"/>
+        </w:r>
+        <w:r>
+          <w:rPr>
+            <w:noProof/>
+            <w:webHidden/>
+          </w:rPr>
+          <w:instrText xml:space="preserve"> PAGEREF _Toc231137633 \h </w:instrText>
+        </w:r>
+        <w:r>
+          <w:rPr>
+            <w:noProof/>
+            <w:webHidden/>
+          </w:rPr>
+        </w:r>
+        <w:r>
+          <w:rPr>
+            <w:noProof/>
+            <w:webHidden/>
+          </w:rPr>
+          <w:fldChar w:fldCharType="separate"/>
+        </w:r>
+        <w:r>
+          <w:rPr>
+            <w:noProof/>
+            <w:webHidden/>
+          </w:rPr>
+          <w:t>31</w:t>
+        </w:r>
+        <w:r>
+          <w:rPr>
+            <w:noProof/>
+            <w:webHidden/>
+          </w:rPr>
+          <w:fldChar w:fldCharType="end"/>
+        </w:r>
+      </w:hyperlink>
     </w:p>
     <w:p>
       <w:pPr>
@@ -2661,19 +5028,63 @@
           <w14:ligatures w14:val="standardContextual"/>
         </w:rPr>
       </w:pPr>
-      <w:r>
-        <w:rPr>
-          <w:noProof/>
-        </w:rPr>
-        <w:t>ステータスコード</w:t>
-      </w:r>
-      <w:r>
-        <w:rPr>
-          <w:noProof/>
-        </w:rPr>
-        <w:tab/>
-        <w:t>29</w:t>
-      </w:r>
+      <w:hyperlink w:anchor="_Toc231137634" w:history="1">
+        <w:r>
+          <w:rPr>
+            <w:rStyle w:val="afffffff5"/>
+            <w:noProof/>
+          </w:rPr>
+          <w:t>ステータスコード</w:t>
+        </w:r>
+        <w:r>
+          <w:rPr>
+            <w:noProof/>
+            <w:webHidden/>
+          </w:rPr>
+          <w:tab/>
+        </w:r>
+        <w:r>
+          <w:rPr>
+            <w:noProof/>
+            <w:webHidden/>
+          </w:rPr>
+          <w:fldChar w:fldCharType="begin"/>
+        </w:r>
+        <w:r>
+          <w:rPr>
+            <w:noProof/>
+            <w:webHidden/>
+          </w:rPr>
+          <w:instrText xml:space="preserve"> PAGEREF _Toc231137634 \h </w:instrText>
+        </w:r>
+        <w:r>
+          <w:rPr>
+            <w:noProof/>
+            <w:webHidden/>
+          </w:rPr>
+        </w:r>
+        <w:r>
+          <w:rPr>
+            <w:noProof/>
+            <w:webHidden/>
+          </w:rPr>
+          <w:fldChar w:fldCharType="separate"/>
+        </w:r>
+        <w:r>
+          <w:rPr>
+            <w:noProof/>
+            <w:webHidden/>
+          </w:rPr>
+          <w:t>31</w:t>
+        </w:r>
+        <w:r>
+          <w:rPr>
+            <w:noProof/>
+            <w:webHidden/>
+          </w:rPr>
+          <w:fldChar w:fldCharType="end"/>
+        </w:r>
+      </w:hyperlink>
     </w:p>
     <w:p>
       <w:pPr>
@@ -2693,19 +5104,63 @@
           <w14:ligatures w14:val="standardContextual"/>
         </w:rPr>
       </w:pPr>
-      <w:r>
-        <w:rPr>
-          <w:noProof/>
-        </w:rPr>
-        <w:t>第6章 権限・業務ルール</w:t>
-      </w:r>
-      <w:r>
-        <w:rPr>
-          <w:noProof/>
-        </w:rPr>
-        <w:tab/>
-        <w:t>29</w:t>
-      </w:r>
+      <w:hyperlink w:anchor="_Toc231137635" w:history="1">
+        <w:r>
+          <w:rPr>
+            <w:rStyle w:val="afffffff5"/>
+            <w:noProof/>
+          </w:rPr>
+          <w:t>第6章 権限・業務ルール</w:t>
+        </w:r>
+        <w:r>
+          <w:rPr>
+            <w:noProof/>
+            <w:webHidden/>
+          </w:rPr>
+          <w:tab/>
+        </w:r>
+        <w:r>
+          <w:rPr>
+            <w:noProof/>
+            <w:webHidden/>
+          </w:rPr>
+          <w:fldChar w:fldCharType="begin"/>
+        </w:r>
+        <w:r>
+          <w:rPr>
+            <w:noProof/>
+            <w:webHidden/>
+          </w:rPr>
+          <w:instrText xml:space="preserve"> PAGEREF _Toc231137635 \h </w:instrText>
+        </w:r>
+        <w:r>
+          <w:rPr>
+            <w:noProof/>
+            <w:webHidden/>
+          </w:rPr>
+        </w:r>
+        <w:r>
+          <w:rPr>
+            <w:noProof/>
+            <w:webHidden/>
+          </w:rPr>
+          <w:fldChar w:fldCharType="separate"/>
+        </w:r>
+        <w:r>
+          <w:rPr>
+            <w:noProof/>
+            <w:webHidden/>
+          </w:rPr>
+          <w:t>32</w:t>
+        </w:r>
+        <w:r>
+          <w:rPr>
+            <w:noProof/>
+            <w:webHidden/>
+          </w:rPr>
+          <w:fldChar w:fldCharType="end"/>
+        </w:r>
+      </w:hyperlink>
     </w:p>
     <w:p>
       <w:pPr>
@@ -2724,19 +5179,63 @@
           <w14:ligatures w14:val="standardContextual"/>
         </w:rPr>
       </w:pPr>
-      <w:r>
-        <w:rPr>
-          <w:noProof/>
-        </w:rPr>
-        <w:t>権限対応表</w:t>
-      </w:r>
-      <w:r>
-        <w:rPr>
-          <w:noProof/>
-        </w:rPr>
-        <w:tab/>
-        <w:t>29</w:t>
-      </w:r>
+      <w:hyperlink w:anchor="_Toc231137636" w:history="1">
+        <w:r>
+          <w:rPr>
+            <w:rStyle w:val="afffffff5"/>
+            <w:noProof/>
+          </w:rPr>
+          <w:t>権限対応表</w:t>
+        </w:r>
+        <w:r>
+          <w:rPr>
+            <w:noProof/>
+            <w:webHidden/>
+          </w:rPr>
+          <w:tab/>
+        </w:r>
+        <w:r>
+          <w:rPr>
+            <w:noProof/>
+            <w:webHidden/>
+          </w:rPr>
+          <w:fldChar w:fldCharType="begin"/>
+        </w:r>
+        <w:r>
+          <w:rPr>
+            <w:noProof/>
+            <w:webHidden/>
+          </w:rPr>
+          <w:instrText xml:space="preserve"> PAGEREF _Toc231137636 \h </w:instrText>
+        </w:r>
+        <w:r>
+          <w:rPr>
+            <w:noProof/>
+            <w:webHidden/>
+          </w:rPr>
+        </w:r>
+        <w:r>
+          <w:rPr>
+            <w:noProof/>
+            <w:webHidden/>
+          </w:rPr>
+          <w:fldChar w:fldCharType="separate"/>
+        </w:r>
+        <w:r>
+          <w:rPr>
+            <w:noProof/>
+            <w:webHidden/>
+          </w:rPr>
+          <w:t>32</w:t>
+        </w:r>
+        <w:r>
+          <w:rPr>
+            <w:noProof/>
+            <w:webHidden/>
+          </w:rPr>
+          <w:fldChar w:fldCharType="end"/>
+        </w:r>
+      </w:hyperlink>
     </w:p>
     <w:p>
       <w:pPr>
@@ -2755,19 +5254,63 @@
           <w14:ligatures w14:val="standardContextual"/>
         </w:rPr>
       </w:pPr>
-      <w:r>
-        <w:rPr>
-          <w:noProof/>
-        </w:rPr>
-        <w:t>業務ルール</w:t>
-      </w:r>
-      <w:r>
-        <w:rPr>
-          <w:noProof/>
-        </w:rPr>
-        <w:tab/>
-        <w:t>29</w:t>
-      </w:r>
+      <w:hyperlink w:anchor="_Toc231137637" w:history="1">
+        <w:r>
+          <w:rPr>
+            <w:rStyle w:val="afffffff5"/>
+            <w:noProof/>
+          </w:rPr>
+          <w:t>業務ルール</w:t>
+        </w:r>
+        <w:r>
+          <w:rPr>
+            <w:noProof/>
+            <w:webHidden/>
+          </w:rPr>
+          <w:tab/>
+        </w:r>
+        <w:r>
+          <w:rPr>
+            <w:noProof/>
+            <w:webHidden/>
+          </w:rPr>
+          <w:fldChar w:fldCharType="begin"/>
+        </w:r>
+        <w:r>
+          <w:rPr>
+            <w:noProof/>
+            <w:webHidden/>
+          </w:rPr>
+          <w:instrText xml:space="preserve"> PAGEREF _Toc231137637 \h </w:instrText>
+        </w:r>
+        <w:r>
+          <w:rPr>
+            <w:noProof/>
+            <w:webHidden/>
+          </w:rPr>
+        </w:r>
+        <w:r>
+          <w:rPr>
+            <w:noProof/>
+            <w:webHidden/>
+          </w:rPr>
+          <w:fldChar w:fldCharType="separate"/>
+        </w:r>
+        <w:r>
+          <w:rPr>
+            <w:noProof/>
+            <w:webHidden/>
+          </w:rPr>
+          <w:t>32</w:t>
+        </w:r>
+        <w:r>
+          <w:rPr>
+            <w:noProof/>
+            <w:webHidden/>
+          </w:rPr>
+          <w:fldChar w:fldCharType="end"/>
+        </w:r>
+      </w:hyperlink>
     </w:p>
     <w:p>
       <w:pPr>
@@ -2786,19 +5329,63 @@
           <w14:ligatures w14:val="standardContextual"/>
         </w:rPr>
       </w:pPr>
-      <w:r>
-        <w:rPr>
-          <w:noProof/>
-        </w:rPr>
-        <w:t>設計判断・将来拡張事項</w:t>
-      </w:r>
-      <w:r>
-        <w:rPr>
-          <w:noProof/>
-        </w:rPr>
-        <w:tab/>
-        <w:t>30</w:t>
-      </w:r>
+      <w:hyperlink w:anchor="_Toc231137638" w:history="1">
+        <w:r>
+          <w:rPr>
+            <w:rStyle w:val="afffffff5"/>
+            <w:noProof/>
+          </w:rPr>
+          <w:t>設計判断・将来拡張事項</w:t>
+        </w:r>
+        <w:r>
+          <w:rPr>
+            <w:noProof/>
+            <w:webHidden/>
+          </w:rPr>
+          <w:tab/>
+        </w:r>
+        <w:r>
+          <w:rPr>
+            <w:noProof/>
+            <w:webHidden/>
+          </w:rPr>
+          <w:fldChar w:fldCharType="begin"/>
+        </w:r>
+        <w:r>
+          <w:rPr>
+            <w:noProof/>
+            <w:webHidden/>
+          </w:rPr>
+          <w:instrText xml:space="preserve"> PAGEREF _Toc231137638 \h </w:instrText>
+        </w:r>
+        <w:r>
+          <w:rPr>
+            <w:noProof/>
+            <w:webHidden/>
+          </w:rPr>
+        </w:r>
+        <w:r>
+          <w:rPr>
+            <w:noProof/>
+            <w:webHidden/>
+          </w:rPr>
+          <w:fldChar w:fldCharType="separate"/>
+        </w:r>
+        <w:r>
+          <w:rPr>
+            <w:noProof/>
+            <w:webHidden/>
+          </w:rPr>
+          <w:t>33</w:t>
+        </w:r>
+        <w:r>
+          <w:rPr>
+            <w:noProof/>
+            <w:webHidden/>
+          </w:rPr>
+          <w:fldChar w:fldCharType="end"/>
+        </w:r>
+      </w:hyperlink>
     </w:p>
     <w:p>
       <w:pPr>
@@ -2818,19 +5405,63 @@
           <w14:ligatures w14:val="standardContextual"/>
         </w:rPr>
       </w:pPr>
-      <w:r>
-        <w:rPr>
-          <w:noProof/>
-        </w:rPr>
-        <w:t>第7章 エラーコード一覧</w:t>
-      </w:r>
-      <w:r>
-        <w:rPr>
-          <w:noProof/>
-        </w:rPr>
-        <w:tab/>
-        <w:t>30</w:t>
-      </w:r>
+      <w:hyperlink w:anchor="_Toc231137639" w:history="1">
+        <w:r>
+          <w:rPr>
+            <w:rStyle w:val="afffffff5"/>
+            <w:noProof/>
+          </w:rPr>
+          <w:t>第7章 エラーコード一覧</w:t>
+        </w:r>
+        <w:r>
+          <w:rPr>
+            <w:noProof/>
+            <w:webHidden/>
+          </w:rPr>
+          <w:tab/>
+        </w:r>
+        <w:r>
+          <w:rPr>
+            <w:noProof/>
+            <w:webHidden/>
+          </w:rPr>
+          <w:fldChar w:fldCharType="begin"/>
+        </w:r>
+        <w:r>
+          <w:rPr>
+            <w:noProof/>
+            <w:webHidden/>
+          </w:rPr>
+          <w:instrText xml:space="preserve"> PAGEREF _Toc231137639 \h </w:instrText>
+        </w:r>
+        <w:r>
+          <w:rPr>
+            <w:noProof/>
+            <w:webHidden/>
+          </w:rPr>
+        </w:r>
+        <w:r>
+          <w:rPr>
+            <w:noProof/>
+            <w:webHidden/>
+          </w:rPr>
+          <w:fldChar w:fldCharType="separate"/>
+        </w:r>
+        <w:r>
+          <w:rPr>
+            <w:noProof/>
+            <w:webHidden/>
+          </w:rPr>
+          <w:t>33</w:t>
+        </w:r>
+        <w:r>
+          <w:rPr>
+            <w:noProof/>
+            <w:webHidden/>
+          </w:rPr>
+          <w:fldChar w:fldCharType="end"/>
+        </w:r>
+      </w:hyperlink>
     </w:p>
     <w:p>
       <w:pPr>
@@ -2850,19 +5481,63 @@
           <w14:ligatures w14:val="standardContextual"/>
         </w:rPr>
       </w:pPr>
-      <w:r>
-        <w:rPr>
-          <w:noProof/>
-        </w:rPr>
-        <w:t>第8章 運用・保守方針</w:t>
-      </w:r>
-      <w:r>
-        <w:rPr>
-          <w:noProof/>
-        </w:rPr>
-        <w:tab/>
-        <w:t>32</w:t>
-      </w:r>
+      <w:hyperlink w:anchor="_Toc231137640" w:history="1">
+        <w:r>
+          <w:rPr>
+            <w:rStyle w:val="afffffff5"/>
+            <w:noProof/>
+          </w:rPr>
+          <w:t>第8章 運用・保守方針</w:t>
+        </w:r>
+        <w:r>
+          <w:rPr>
+            <w:noProof/>
+            <w:webHidden/>
+          </w:rPr>
+          <w:tab/>
+        </w:r>
+        <w:r>
+          <w:rPr>
+            <w:noProof/>
+            <w:webHidden/>
+          </w:rPr>
+          <w:fldChar w:fldCharType="begin"/>
+        </w:r>
+        <w:r>
+          <w:rPr>
+            <w:noProof/>
+            <w:webHidden/>
+          </w:rPr>
+          <w:instrText xml:space="preserve"> PAGEREF _Toc231137640 \h </w:instrText>
+        </w:r>
+        <w:r>
+          <w:rPr>
+            <w:noProof/>
+            <w:webHidden/>
+          </w:rPr>
+        </w:r>
+        <w:r>
+          <w:rPr>
+            <w:noProof/>
+            <w:webHidden/>
+          </w:rPr>
+          <w:fldChar w:fldCharType="separate"/>
+        </w:r>
+        <w:r>
+          <w:rPr>
+            <w:noProof/>
+            <w:webHidden/>
+          </w:rPr>
+          <w:t>35</w:t>
+        </w:r>
+        <w:r>
+          <w:rPr>
+            <w:noProof/>
+            <w:webHidden/>
+          </w:rPr>
+          <w:fldChar w:fldCharType="end"/>
+        </w:r>
+      </w:hyperlink>
     </w:p>
     <w:p>
       <w:pPr>
@@ -2881,19 +5556,63 @@
           <w14:ligatures w14:val="standardContextual"/>
         </w:rPr>
       </w:pPr>
-      <w:r>
-        <w:rPr>
-          <w:noProof/>
-        </w:rPr>
-        <w:t>正本データ保守方針</w:t>
-      </w:r>
-      <w:r>
-        <w:rPr>
-          <w:noProof/>
-        </w:rPr>
-        <w:tab/>
-        <w:t>32</w:t>
-      </w:r>
+      <w:hyperlink w:anchor="_Toc231137641" w:history="1">
+        <w:r>
+          <w:rPr>
+            <w:rStyle w:val="afffffff5"/>
+            <w:noProof/>
+          </w:rPr>
+          <w:t>正本データ保守方針</w:t>
+        </w:r>
+        <w:r>
+          <w:rPr>
+            <w:noProof/>
+            <w:webHidden/>
+          </w:rPr>
+          <w:tab/>
+        </w:r>
+        <w:r>
+          <w:rPr>
+            <w:noProof/>
+            <w:webHidden/>
+          </w:rPr>
+          <w:fldChar w:fldCharType="begin"/>
+        </w:r>
+        <w:r>
+          <w:rPr>
+            <w:noProof/>
+            <w:webHidden/>
+          </w:rPr>
+          <w:instrText xml:space="preserve"> PAGEREF _Toc231137641 \h </w:instrText>
+        </w:r>
+        <w:r>
+          <w:rPr>
+            <w:noProof/>
+            <w:webHidden/>
+          </w:rPr>
+        </w:r>
+        <w:r>
+          <w:rPr>
+            <w:noProof/>
+            <w:webHidden/>
+          </w:rPr>
+          <w:fldChar w:fldCharType="separate"/>
+        </w:r>
+        <w:r>
+          <w:rPr>
+            <w:noProof/>
+            <w:webHidden/>
+          </w:rPr>
+          <w:t>35</w:t>
+        </w:r>
+        <w:r>
+          <w:rPr>
+            <w:noProof/>
+            <w:webHidden/>
+          </w:rPr>
+          <w:fldChar w:fldCharType="end"/>
+        </w:r>
+      </w:hyperlink>
     </w:p>
     <w:p>
       <w:pPr>
@@ -2912,28 +5631,75 @@
           <w14:ligatures w14:val="standardContextual"/>
         </w:rPr>
       </w:pPr>
+      <w:hyperlink w:anchor="_Toc231137642" w:history="1">
+        <w:r>
+          <w:rPr>
+            <w:rStyle w:val="afffffff5"/>
+            <w:noProof/>
+          </w:rPr>
+          <w:t>今後拡張時の留意点</w:t>
+        </w:r>
+        <w:r>
+          <w:rPr>
+            <w:noProof/>
+            <w:webHidden/>
+          </w:rPr>
+          <w:tab/>
+        </w:r>
+        <w:r>
+          <w:rPr>
+            <w:noProof/>
+            <w:webHidden/>
+          </w:rPr>
+          <w:fldChar w:fldCharType="begin"/>
+        </w:r>
+        <w:r>
+          <w:rPr>
+            <w:noProof/>
+            <w:webHidden/>
+          </w:rPr>
+          <w:instrText xml:space="preserve"> PAGEREF _Toc231137642 \h </w:instrText>
+        </w:r>
+        <w:r>
+          <w:rPr>
+            <w:noProof/>
+            <w:webHidden/>
+          </w:rPr>
+        </w:r>
+        <w:r>
+          <w:rPr>
+            <w:noProof/>
+            <w:webHidden/>
+          </w:rPr>
+          <w:fldChar w:fldCharType="separate"/>
+        </w:r>
+        <w:r>
+          <w:rPr>
+            <w:noProof/>
+            <w:webHidden/>
+          </w:rPr>
+          <w:t>35</w:t>
+        </w:r>
+        <w:r>
+          <w:rPr>
+            <w:noProof/>
+            <w:webHidden/>
+          </w:rPr>
+          <w:fldChar w:fldCharType="end"/>
+        </w:r>
+      </w:hyperlink>
+    </w:p>
+    <w:p>
+      <w:pPr>
+        <w:pStyle w:val="10"/>
+        <w:rPr>
+          <w:rFonts w:hint="eastAsia"/>
+        </w:rPr>
+      </w:pPr>
       <w:r>
-        <w:rPr>
-          <w:noProof/>
-        </w:rPr>
-        <w:t>今後拡張時の留意点</w:t>
+        <w:fldChar w:fldCharType="end"/>
       </w:r>
-      <w:r>
-        <w:rPr>
-          <w:noProof/>
-        </w:rPr>
-        <w:tab/>
-        <w:t>32</w:t>
-      </w:r>
-    </w:p>
-    <w:p>
-      <w:pPr>
-        <w:pStyle w:val="10"/>
-        <w:rPr>
-          <w:rFonts w:hint="eastAsia"/>
-        </w:rPr>
-      </w:pPr>
-      <w:bookmarkStart w:id="1" w:name="_Toc229513583"/>
+      <w:bookmarkStart w:id="1" w:name="_Toc231137580"/>
       <w:r>
         <w:rPr>
           <w:rFonts w:hint="eastAsia"/>
@@ -2949,7 +5715,7 @@
           <w:rFonts w:hint="eastAsia"/>
         </w:rPr>
       </w:pPr>
-      <w:bookmarkStart w:id="2" w:name="_Toc229513584"/>
+      <w:bookmarkStart w:id="2" w:name="_Toc231137581"/>
       <w:r>
         <w:rPr>
           <w:rFonts w:hint="eastAsia"/>
@@ -2991,7 +5757,7 @@
           <w:rFonts w:hint="eastAsia"/>
         </w:rPr>
       </w:pPr>
-      <w:bookmarkStart w:id="3" w:name="_Toc229513585"/>
+      <w:bookmarkStart w:id="3" w:name="_Toc231137582"/>
       <w:r>
         <w:rPr>
           <w:rFonts w:hint="eastAsia"/>
@@ -3010,14 +5776,7 @@
         <w:rPr>
           <w:rFonts w:hint="eastAsia"/>
         </w:rPr>
-        <w:t>対象システムは医療機器管理システムである。棚卸し機能は、作業対象施設の資産台帳登録済み資産を現地確認</w:t>
-      </w:r>
-      <w:r>
-        <w:rPr>
-          <w:rFonts w:hint="eastAsia"/>
-        </w:rPr>
-        <w:lastRenderedPageBreak/>
-        <w:t>し、確認済または要対応へ分類し、場所変更や廃棄が必要な資産を後続申請に連携する業務で利用する。</w:t>
+        <w:t>対象システムは医療機器管理システムである。棚卸し機能は、作業対象施設の資産台帳登録済み資産を現地確認し、確認済または要対応へ分類し、場所変更や廃棄が必要な資産を後続申請に連携する業務で利用する。</w:t>
       </w:r>
     </w:p>
     <w:p>
@@ -3040,7 +5799,7 @@
           <w:rFonts w:hint="eastAsia"/>
         </w:rPr>
       </w:pPr>
-      <w:bookmarkStart w:id="4" w:name="_Toc229513586"/>
+      <w:bookmarkStart w:id="4" w:name="_Toc231137583"/>
       <w:r>
         <w:rPr>
           <w:rFonts w:hint="eastAsia"/>
@@ -3150,6 +5909,7 @@
               <w:rPr>
                 <w:rFonts w:hint="eastAsia"/>
               </w:rPr>
+              <w:lastRenderedPageBreak/>
               <w:t>棚卸し明細</w:t>
             </w:r>
           </w:p>
@@ -3262,7 +6022,6 @@
               <w:rPr>
                 <w:rFonts w:hint="eastAsia"/>
               </w:rPr>
-              <w:lastRenderedPageBreak/>
               <w:t>廃棄</w:t>
             </w:r>
           </w:p>
@@ -3290,7 +6049,7 @@
           <w:rFonts w:hint="eastAsia"/>
         </w:rPr>
       </w:pPr>
-      <w:bookmarkStart w:id="5" w:name="_Toc229513587"/>
+      <w:bookmarkStart w:id="5" w:name="_Toc231137584"/>
       <w:r>
         <w:rPr>
           <w:rFonts w:hint="eastAsia"/>
@@ -3430,7 +6189,7 @@
           <w:rFonts w:hint="eastAsia"/>
         </w:rPr>
       </w:pPr>
-      <w:bookmarkStart w:id="6" w:name="_Toc229513588"/>
+      <w:bookmarkStart w:id="6" w:name="_Toc231137585"/>
       <w:r>
         <w:rPr>
           <w:rFonts w:hint="eastAsia"/>
@@ -3446,7 +6205,7 @@
           <w:rFonts w:hint="eastAsia"/>
         </w:rPr>
       </w:pPr>
-      <w:bookmarkStart w:id="7" w:name="_Toc229513589"/>
+      <w:bookmarkStart w:id="7" w:name="_Toc231137586"/>
       <w:r>
         <w:rPr>
           <w:rFonts w:hint="eastAsia"/>
@@ -3488,11 +6247,12 @@
           <w:rFonts w:hint="eastAsia"/>
         </w:rPr>
       </w:pPr>
-      <w:bookmarkStart w:id="8" w:name="_Toc229513590"/>
+      <w:bookmarkStart w:id="8" w:name="_Toc231137587"/>
       <w:r>
         <w:rPr>
           <w:rFonts w:hint="eastAsia"/>
         </w:rPr>
+        <w:lastRenderedPageBreak/>
         <w:t>画面とAPIの関係</w:t>
       </w:r>
       <w:bookmarkEnd w:id="8"/>
@@ -3704,7 +6464,6 @@
               <w:rPr>
                 <w:rFonts w:hint="eastAsia"/>
               </w:rPr>
-              <w:lastRenderedPageBreak/>
               <w:t>個別の確認済/要対応/場所変更/廃棄保存</w:t>
             </w:r>
           </w:p>
@@ -3856,7 +6615,7 @@
           <w:rFonts w:hint="eastAsia"/>
         </w:rPr>
       </w:pPr>
-      <w:bookmarkStart w:id="9" w:name="_Toc229513591"/>
+      <w:bookmarkStart w:id="9" w:name="_Toc231137588"/>
       <w:r>
         <w:rPr>
           <w:rFonts w:hint="eastAsia"/>
@@ -4026,6 +6785,7 @@
           </w:tcPr>
           <w:p>
             <w:r>
+              <w:lastRenderedPageBreak/>
               <w:t>inventory_item_status_histories</w:t>
             </w:r>
           </w:p>
@@ -4166,7 +6926,6 @@
           </w:tcPr>
           <w:p>
             <w:r>
-              <w:lastRenderedPageBreak/>
               <w:t>application_assets</w:t>
             </w:r>
           </w:p>
@@ -4342,7 +7101,7 @@
           </w:tcPr>
           <w:p>
             <w:r>
-              <w:t>users / user_facility_assignments / facility_feature_settings / user_facility_feature_settings</w:t>
+              <w:t>users / facilities / user_facility_assignments / facility_feature_settings / user_facility_feature_settings</w:t>
             </w:r>
           </w:p>
         </w:tc>
@@ -4365,7 +7124,7 @@
               <w:rPr>
                 <w:rFonts w:hint="eastAsia"/>
               </w:rPr>
-              <w:t>実行ユーザー、作業対象施設、棚卸し閲覧/更新/完了/申請起票権限を判定する</w:t>
+              <w:t>実行ユーザー、作業対象施設の未削除確認、通常アカウントの棚卸し閲覧/更新/完了/申請起票権限を判定する</w:t>
             </w:r>
           </w:p>
         </w:tc>
@@ -4379,7 +7138,7 @@
           <w:rFonts w:hint="eastAsia"/>
         </w:rPr>
       </w:pPr>
-      <w:bookmarkStart w:id="10" w:name="_Toc229513592"/>
+      <w:bookmarkStart w:id="10" w:name="_Toc231137589"/>
       <w:r>
         <w:rPr>
           <w:rFonts w:hint="eastAsia"/>
@@ -4442,6 +7201,7 @@
         <w:rPr>
           <w:rFonts w:hint="eastAsia"/>
         </w:rPr>
+        <w:lastRenderedPageBreak/>
         <w:t>移動・廃棄管理 API は起票済み移動/廃棄申請の承認、廃棄契約タスク、移動原本反映を扱う。本 API は承認後の原本反映を行わない</w:t>
       </w:r>
     </w:p>
@@ -4471,7 +7231,7 @@
           <w:rFonts w:hint="eastAsia"/>
         </w:rPr>
       </w:pPr>
-      <w:bookmarkStart w:id="11" w:name="_Toc229513593"/>
+      <w:bookmarkStart w:id="11" w:name="_Toc231137590"/>
       <w:r>
         <w:rPr>
           <w:rFonts w:hint="eastAsia"/>
@@ -4487,7 +7247,7 @@
           <w:rFonts w:hint="eastAsia"/>
         </w:rPr>
       </w:pPr>
-      <w:bookmarkStart w:id="12" w:name="_Toc229513594"/>
+      <w:bookmarkStart w:id="12" w:name="_Toc231137591"/>
       <w:r>
         <w:rPr>
           <w:rFonts w:hint="eastAsia"/>
@@ -4607,7 +7367,6 @@
         <w:rPr>
           <w:rFonts w:hint="eastAsia"/>
         </w:rPr>
-        <w:lastRenderedPageBreak/>
         <w:t>一覧取得は cursor pagination を基本とし、`limit` 未指定時100、最大500とする</w:t>
       </w:r>
     </w:p>
@@ -4637,7 +7396,7 @@
           <w:rFonts w:hint="eastAsia"/>
         </w:rPr>
       </w:pPr>
-      <w:bookmarkStart w:id="13" w:name="_Toc229513595"/>
+      <w:bookmarkStart w:id="13" w:name="_Toc231137592"/>
       <w:r>
         <w:rPr>
           <w:rFonts w:hint="eastAsia"/>
@@ -4666,7 +7425,7 @@
           <w:rFonts w:hint="eastAsia"/>
         </w:rPr>
       </w:pPr>
-      <w:bookmarkStart w:id="14" w:name="_Toc229513596"/>
+      <w:bookmarkStart w:id="14" w:name="_Toc231137593"/>
       <w:r>
         <w:rPr>
           <w:rFonts w:hint="eastAsia"/>
@@ -4685,7 +7444,14 @@
         <w:rPr>
           <w:rFonts w:hint="eastAsia"/>
         </w:rPr>
-        <w:t>棚卸しはロール整理上の棚卸し専用権限を使用する。画面表示、開始、明細更新、一括更新は `inventory`、棚卸し完了、取消、Excel出力は `inventory_complete` を使用する。業務 API は `/auth/context` の表示用結果だけを信頼せず、Bearer トークン上の作業対象施設について `user_facility_assignments`、`facility_feature_settings`、`user_facility_feature_settings` を毎回再判定する。</w:t>
+        <w:t>棚卸しはロール整理上の棚卸し専用権限を使用する。画面表示、開始、明細更新、一括更新は `inventory`、棚卸し完了、取消、Excel出力は `inventory_complete` を使用する。通常アカウントでは、業務 API は `/auth/context` の表示用結果だけを信頼せず、Bearer トークン上の作業対象施設について `user_facility_assignments`、`facility_feature_settings`、`user_facility_feature_settings` を毎回再判定する。共有システム管理者アカウント（`users.account_type='SYSTEM_ADMIN'`）では、作業対象施設が未削除であることを確認できれば、担当施設割当、施設提供設定、ユーザー施設別設定による通常判定を行わず API 実行を許可する。ただし、棚卸しセッシ</w:t>
+      </w:r>
+      <w:r>
+        <w:rPr>
+          <w:rFonts w:hint="eastAsia"/>
+        </w:rPr>
+        <w:lastRenderedPageBreak/>
+        <w:t>ョン、明細、対象資産、移動先ロケーションが作業対象施設に属することはアカウント種別にかかわらず必ず確認する。</w:t>
       </w:r>
     </w:p>
     <w:tbl>
@@ -4805,7 +7571,7 @@
               <w:rPr>
                 <w:rFonts w:hint="eastAsia"/>
               </w:rPr>
-              <w:t>作業対象施設の棚卸し状態を参照する</w:t>
+              <w:t>通常アカウントは作業対象施設で `inventory` が実効有効であること。共有システム管理者は作業対象施設が未削除であること</w:t>
             </w:r>
           </w:p>
         </w:tc>
@@ -4843,7 +7609,7 @@
               <w:rPr>
                 <w:rFonts w:hint="eastAsia"/>
               </w:rPr>
-              <w:t>同施設ユーザーが棚卸し作業状態を共有更新する</w:t>
+              <w:t>通常アカウントは作業対象施設で `inventory` が実効有効であること。共有システム管理者は作業対象施設が未削除であること</w:t>
             </w:r>
           </w:p>
         </w:tc>
@@ -4881,7 +7647,7 @@
               <w:rPr>
                 <w:rFonts w:hint="eastAsia"/>
               </w:rPr>
-              <w:t>棚卸し完了、移動/廃棄申請自動起票、棚卸し取消を行う</w:t>
+              <w:t>通常アカウントは作業対象施設で `inventory_complete` が実効有効であること。共有システム管理者は作業対象施設が未削除であること</w:t>
             </w:r>
           </w:p>
         </w:tc>
@@ -4895,7 +7661,7 @@
           <w:rFonts w:hint="eastAsia"/>
         </w:rPr>
       </w:pPr>
-      <w:bookmarkStart w:id="15" w:name="_Toc229513597"/>
+      <w:bookmarkStart w:id="15" w:name="_Toc231137594"/>
       <w:r>
         <w:rPr>
           <w:rFonts w:hint="eastAsia"/>
@@ -4920,14 +7686,7 @@
         <w:rPr>
           <w:rFonts w:hint="eastAsia"/>
         </w:rPr>
-        <w:t>全 API</w:t>
-      </w:r>
-      <w:r>
-        <w:rPr>
-          <w:rFonts w:hint="eastAsia"/>
-        </w:rPr>
-        <w:lastRenderedPageBreak/>
-        <w:t xml:space="preserve"> は Bearer トークン上の作業対象施設を `targetFacilityId` として扱う。リクエストに `targetFacilityId` がある場合は作業対象施設と一致することを必須とする</w:t>
+        <w:t>全 API は Bearer トークン上の作業対象施設を `targetFacilityId` として扱う。共有システム管理者アカウントを含め、リクエストに `targetFacilityId` がある場合は作業対象施設と一致することを必須とする</w:t>
       </w:r>
     </w:p>
     <w:p>
@@ -4994,7 +7753,7 @@
           <w:rFonts w:hint="eastAsia"/>
         </w:rPr>
       </w:pPr>
-      <w:bookmarkStart w:id="16" w:name="_Toc229513598"/>
+      <w:bookmarkStart w:id="16" w:name="_Toc231137595"/>
       <w:r>
         <w:rPr>
           <w:rFonts w:hint="eastAsia"/>
@@ -5038,6 +7797,7 @@
         <w:rPr>
           <w:rFonts w:hint="eastAsia"/>
         </w:rPr>
+        <w:lastRenderedPageBreak/>
         <w:t>一括更新 API は対象全明細の `expectedLockVersion` を検証し、1件でも不一致なら全体をロールバックして 409 と競合明細一覧を返す</w:t>
       </w:r>
     </w:p>
@@ -5057,7 +7817,6 @@
         <w:rPr>
           <w:rFonts w:hint="eastAsia"/>
         </w:rPr>
-        <w:lastRenderedPageBreak/>
         <w:t>明細更新 API と一括更新 API は親 `inventory_sessions` の `IN_PROGRESS` 状態をトランザクション内で再確認し、完了/取消処理と交差した場合は更新を成立させない</w:t>
       </w:r>
     </w:p>
@@ -5106,7 +7865,7 @@
           <w:rFonts w:hint="eastAsia"/>
         </w:rPr>
       </w:pPr>
-      <w:bookmarkStart w:id="17" w:name="_Toc229513599"/>
+      <w:bookmarkStart w:id="17" w:name="_Toc231137596"/>
       <w:r>
         <w:rPr>
           <w:rFonts w:hint="eastAsia"/>
@@ -5217,7 +7976,7 @@
           <w:rFonts w:hint="eastAsia"/>
         </w:rPr>
       </w:pPr>
-      <w:bookmarkStart w:id="18" w:name="_Toc229513600"/>
+      <w:bookmarkStart w:id="18" w:name="_Toc231137597"/>
       <w:r>
         <w:rPr>
           <w:rFonts w:hint="eastAsia"/>
@@ -5233,7 +7992,7 @@
           <w:rFonts w:hint="eastAsia"/>
         </w:rPr>
       </w:pPr>
-      <w:bookmarkStart w:id="19" w:name="_Toc229513601"/>
+      <w:bookmarkStart w:id="19" w:name="_Toc231137598"/>
       <w:r>
         <w:rPr>
           <w:rFonts w:hint="eastAsia"/>
@@ -5581,7 +8340,7 @@
           <w:rFonts w:hint="eastAsia"/>
         </w:rPr>
       </w:pPr>
-      <w:bookmarkStart w:id="20" w:name="_Toc229513602"/>
+      <w:bookmarkStart w:id="20" w:name="_Toc231137599"/>
       <w:r>
         <w:rPr>
           <w:rFonts w:hint="eastAsia"/>
@@ -5792,7 +8551,6 @@
           </w:tcPr>
           <w:p>
             <w:r>
-              <w:lastRenderedPageBreak/>
               <w:t>currentInventoryStatus</w:t>
             </w:r>
           </w:p>
@@ -6020,7 +8778,7 @@
           <w:rFonts w:hint="eastAsia"/>
         </w:rPr>
       </w:pPr>
-      <w:bookmarkStart w:id="21" w:name="_Toc229513603"/>
+      <w:bookmarkStart w:id="21" w:name="_Toc231137600"/>
       <w:r>
         <w:rPr>
           <w:rFonts w:hint="eastAsia"/>
@@ -6384,6 +9142,7 @@
           </w:tcPr>
           <w:p>
             <w:r>
+              <w:lastRenderedPageBreak/>
               <w:t>4</w:t>
             </w:r>
           </w:p>
@@ -6520,7 +9279,6 @@
           </w:tcPr>
           <w:p>
             <w:r>
-              <w:lastRenderedPageBreak/>
               <w:t>6</w:t>
             </w:r>
           </w:p>
@@ -6659,7 +9417,7 @@
           <w:rFonts w:hint="eastAsia"/>
         </w:rPr>
       </w:pPr>
-      <w:bookmarkStart w:id="22" w:name="_Toc229513604"/>
+      <w:bookmarkStart w:id="22" w:name="_Toc231137601"/>
       <w:r>
         <w:rPr>
           <w:rFonts w:hint="eastAsia"/>
@@ -6675,7 +9433,7 @@
           <w:rFonts w:hint="eastAsia"/>
         </w:rPr>
       </w:pPr>
-      <w:bookmarkStart w:id="23" w:name="_Toc229513605"/>
+      <w:bookmarkStart w:id="23" w:name="_Toc231137602"/>
       <w:r>
         <w:rPr>
           <w:rFonts w:hint="eastAsia"/>
@@ -6741,11 +9499,12 @@
           <w:rFonts w:hint="eastAsia"/>
         </w:rPr>
       </w:pPr>
-      <w:bookmarkStart w:id="24" w:name="_Toc229513606"/>
+      <w:bookmarkStart w:id="24" w:name="_Toc231137603"/>
       <w:r>
         <w:rPr>
           <w:rFonts w:hint="eastAsia"/>
         </w:rPr>
+        <w:lastRenderedPageBreak/>
         <w:t>リクエストパラメータ</w:t>
       </w:r>
       <w:bookmarkEnd w:id="24"/>
@@ -6956,11 +9715,37 @@
         <w:rPr>
           <w:rFonts w:hint="eastAsia"/>
         </w:rPr>
-        <w:t>Bearer トークン上の作業対象施設について `inventory` の実効権限を再判定する</w:t>
+        <w:t>認可条件: 共有システム管理者アカウント（`users.account_type='SYSTEM_ADMIN'`）の場合は、作業対象施設が未削除であることを確認し、通常アカウント向けの担当施設割当・施設提供設定・ユーザー施設別設定による判定をバイパスする</w:t>
       </w:r>
     </w:p>
     <w:p>
       <w:pPr>
+        <w:rPr>
+          <w:rFonts w:hint="eastAsia"/>
+        </w:rPr>
+      </w:pPr>
+      <w:r>
+        <w:rPr>
+          <w:rFonts w:hint="eastAsia"/>
+        </w:rPr>
+        <w:t>認可条件: 通常アカウントの場合、Bearer トークン上の作業対象施設について `user_facility_assignments` に有効割当があること</w:t>
+      </w:r>
+    </w:p>
+    <w:p>
+      <w:pPr>
+        <w:rPr>
+          <w:rFonts w:hint="eastAsia"/>
+        </w:rPr>
+      </w:pPr>
+      <w:r>
+        <w:rPr>
+          <w:rFonts w:hint="eastAsia"/>
+        </w:rPr>
+        <w:t>認可条件: 通常アカウントの場合、Bearer トークン上の作業対象施設について `facility_feature_settings` と `user_facility_feature_settings` の両方で `inventory` が有効であること</w:t>
+      </w:r>
+    </w:p>
+    <w:p>
+      <w:pPr>
         <w:pStyle w:val="4"/>
         <w:rPr>
           <w:rFonts w:hint="eastAsia"/>
@@ -6970,7 +9755,6 @@
         <w:rPr>
           <w:rFonts w:hint="eastAsia"/>
         </w:rPr>
-        <w:lastRenderedPageBreak/>
         <w:t>処理仕様</w:t>
       </w:r>
     </w:p>
@@ -7020,7 +9804,7 @@
           <w:rFonts w:hint="eastAsia"/>
         </w:rPr>
       </w:pPr>
-      <w:bookmarkStart w:id="25" w:name="_Toc229513607"/>
+      <w:bookmarkStart w:id="25" w:name="_Toc231137604"/>
       <w:r>
         <w:rPr>
           <w:rFonts w:hint="eastAsia"/>
@@ -7282,6 +10066,7 @@
         <w:rPr>
           <w:rFonts w:hint="eastAsia"/>
         </w:rPr>
+        <w:lastRenderedPageBreak/>
         <w:t>session要素（InventorySessionSummary）</w:t>
       </w:r>
     </w:p>
@@ -7756,7 +10541,7 @@
           <w:rFonts w:hint="eastAsia"/>
         </w:rPr>
       </w:pPr>
-      <w:bookmarkStart w:id="26" w:name="_Toc229513608"/>
+      <w:bookmarkStart w:id="26" w:name="_Toc231137605"/>
       <w:r>
         <w:rPr>
           <w:rFonts w:hint="eastAsia"/>
@@ -7973,7 +10758,7 @@
               <w:rPr>
                 <w:rFonts w:hint="eastAsia"/>
               </w:rPr>
-              <w:t>作業対象施設に対する実効 `inventory` なし</w:t>
+              <w:t>通常アカウントで作業対象施設に対する実効 `inventory` なし、または共有システム管理者で作業対象施設が削除済み</w:t>
             </w:r>
           </w:p>
         </w:tc>
@@ -8032,12 +10817,11 @@
           <w:rFonts w:hint="eastAsia"/>
         </w:rPr>
       </w:pPr>
-      <w:bookmarkStart w:id="27" w:name="_Toc229513609"/>
+      <w:bookmarkStart w:id="27" w:name="_Toc231137606"/>
       <w:r>
         <w:rPr>
           <w:rFonts w:hint="eastAsia"/>
         </w:rPr>
-        <w:lastRenderedPageBreak/>
         <w:t>棚卸し開始（/inventory/sessions）</w:t>
       </w:r>
       <w:bookmarkEnd w:id="27"/>
@@ -8099,11 +10883,12 @@
           <w:rFonts w:hint="eastAsia"/>
         </w:rPr>
       </w:pPr>
-      <w:bookmarkStart w:id="28" w:name="_Toc229513610"/>
+      <w:bookmarkStart w:id="28" w:name="_Toc231137607"/>
       <w:r>
         <w:rPr>
           <w:rFonts w:hint="eastAsia"/>
         </w:rPr>
+        <w:lastRenderedPageBreak/>
         <w:t>リクエストヘッダー</w:t>
       </w:r>
       <w:bookmarkEnd w:id="28"/>
@@ -8297,7 +11082,7 @@
           <w:rFonts w:hint="eastAsia"/>
         </w:rPr>
       </w:pPr>
-      <w:bookmarkStart w:id="29" w:name="_Toc229513611"/>
+      <w:bookmarkStart w:id="29" w:name="_Toc231137608"/>
       <w:r>
         <w:rPr>
           <w:rFonts w:hint="eastAsia"/>
@@ -8572,7 +11357,33 @@
         <w:rPr>
           <w:rFonts w:hint="eastAsia"/>
         </w:rPr>
-        <w:t>Bearer トークン上の作業対象施設について `inventory` の実効権限を再判定する</w:t>
+        <w:t>認可条件: 共有システム管理者アカウント（`users.account_type='SYSTEM_ADMIN'`）の場合は、作業対象施設が未削除であることを確認し、通常アカウント向けの担当施設割当・施設提供設定・ユーザー施設別設定による判定をバイパスする</w:t>
+      </w:r>
+    </w:p>
+    <w:p>
+      <w:pPr>
+        <w:rPr>
+          <w:rFonts w:hint="eastAsia"/>
+        </w:rPr>
+      </w:pPr>
+      <w:r>
+        <w:rPr>
+          <w:rFonts w:hint="eastAsia"/>
+        </w:rPr>
+        <w:t>認可条件: 通常アカウントの場合、Bearer トークン上の作業対象施設について `user_facility_assignments` に有効割当があること</w:t>
+      </w:r>
+    </w:p>
+    <w:p>
+      <w:pPr>
+        <w:rPr>
+          <w:rFonts w:hint="eastAsia"/>
+        </w:rPr>
+      </w:pPr>
+      <w:r>
+        <w:rPr>
+          <w:rFonts w:hint="eastAsia"/>
+        </w:rPr>
+        <w:t>認可条件: 通常アカウントの場合、Bearer トークン上の作業対象施設について `facility_feature_settings` と `user_facility_feature_settings` の両方で `inventory` が有効であること</w:t>
       </w:r>
     </w:p>
     <w:p>
@@ -8625,6 +11436,7 @@
         <w:rPr>
           <w:rFonts w:hint="eastAsia"/>
         </w:rPr>
+        <w:lastRenderedPageBreak/>
         <w:t>`asset_ledgers` から作業対象施設の棚卸し対象資産を抽出し、RETIRED / LOST など棚卸し対象外状態を除外する</w:t>
       </w:r>
     </w:p>
@@ -8638,7 +11450,6 @@
         <w:rPr>
           <w:rFonts w:hint="eastAsia"/>
         </w:rPr>
-        <w:lastRenderedPageBreak/>
         <w:t>`inventory_sessions` を `session_status='IN_PROGRESS'`、`lock_version=0` で作成する</w:t>
       </w:r>
     </w:p>
@@ -8688,7 +11499,7 @@
           <w:rFonts w:hint="eastAsia"/>
         </w:rPr>
       </w:pPr>
-      <w:bookmarkStart w:id="30" w:name="_Toc229513612"/>
+      <w:bookmarkStart w:id="30" w:name="_Toc231137609"/>
       <w:r>
         <w:rPr>
           <w:rFonts w:hint="eastAsia"/>
@@ -8988,7 +11799,7 @@
           <w:rFonts w:hint="eastAsia"/>
         </w:rPr>
       </w:pPr>
-      <w:bookmarkStart w:id="31" w:name="_Toc229513613"/>
+      <w:bookmarkStart w:id="31" w:name="_Toc231137610"/>
       <w:r>
         <w:rPr>
           <w:rFonts w:hint="eastAsia"/>
@@ -9240,7 +12051,7 @@
               <w:rPr>
                 <w:rFonts w:hint="eastAsia"/>
               </w:rPr>
-              <w:t>作業対象施設に対する実効 `inventory` なし</w:t>
+              <w:t>通常アカウントで作業対象施設に対する実効 `inventory` なし、または共有システム管理者で作業対象施設が削除済み</w:t>
             </w:r>
           </w:p>
         </w:tc>
@@ -9299,11 +12110,12 @@
           <w:rFonts w:hint="eastAsia"/>
         </w:rPr>
       </w:pPr>
-      <w:bookmarkStart w:id="32" w:name="_Toc229513614"/>
+      <w:bookmarkStart w:id="32" w:name="_Toc231137611"/>
       <w:r>
         <w:rPr>
           <w:rFonts w:hint="eastAsia"/>
         </w:rPr>
+        <w:lastRenderedPageBreak/>
         <w:t>棚卸しセッション詳細取得（/inventory/sessions/{inventorySessionId}）</w:t>
       </w:r>
       <w:bookmarkEnd w:id="32"/>
@@ -9332,7 +12144,6 @@
         <w:rPr>
           <w:rFonts w:hint="eastAsia"/>
         </w:rPr>
-        <w:lastRenderedPageBreak/>
         <w:t>エンドポイント</w:t>
       </w:r>
     </w:p>
@@ -9366,7 +12177,7 @@
           <w:rFonts w:hint="eastAsia"/>
         </w:rPr>
       </w:pPr>
-      <w:bookmarkStart w:id="33" w:name="_Toc229513615"/>
+      <w:bookmarkStart w:id="33" w:name="_Toc231137612"/>
       <w:r>
         <w:rPr>
           <w:rFonts w:hint="eastAsia"/>
@@ -10048,6 +12859,7 @@
           </w:tcPr>
           <w:p>
             <w:r>
+              <w:lastRenderedPageBreak/>
               <w:t>limit</w:t>
             </w:r>
           </w:p>
@@ -10177,7 +12989,7 @@
         <w:rPr>
           <w:rFonts w:hint="eastAsia"/>
         </w:rPr>
-        <w:t>セッションの `facility_id` が Bearer トークン上の作業対象施設と一致すること</w:t>
+        <w:t>認可条件: 対象棚卸しセッションの `facility_id` が Bearer トークン上の作業対象施設と一致すること</w:t>
       </w:r>
     </w:p>
     <w:p>
@@ -10190,11 +13002,37 @@
         <w:rPr>
           <w:rFonts w:hint="eastAsia"/>
         </w:rPr>
-        <w:t>Bearer トークン上の作業対象施設について `inventory` の実効権限を再判定する</w:t>
+        <w:t>認可条件: 共有システム管理者アカウント（`users.account_type='SYSTEM_ADMIN'`）の場合は、作業対象施設が未削除であることを確認し、通常アカウント向けの担当施設割当・施設提供設定・ユーザー施設別設定による判定をバイパスする</w:t>
       </w:r>
     </w:p>
     <w:p>
       <w:pPr>
+        <w:rPr>
+          <w:rFonts w:hint="eastAsia"/>
+        </w:rPr>
+      </w:pPr>
+      <w:r>
+        <w:rPr>
+          <w:rFonts w:hint="eastAsia"/>
+        </w:rPr>
+        <w:t>認可条件: 通常アカウントの場合、Bearer トークン上の作業対象施設について `user_facility_assignments` に有効割当があること</w:t>
+      </w:r>
+    </w:p>
+    <w:p>
+      <w:pPr>
+        <w:rPr>
+          <w:rFonts w:hint="eastAsia"/>
+        </w:rPr>
+      </w:pPr>
+      <w:r>
+        <w:rPr>
+          <w:rFonts w:hint="eastAsia"/>
+        </w:rPr>
+        <w:t>認可条件: 通常アカウントの場合、Bearer トークン上の作業対象施設について `facility_feature_settings` と `user_facility_feature_settings` の両方で `inventory` が有効であること</w:t>
+      </w:r>
+    </w:p>
+    <w:p>
+      <w:pPr>
         <w:pStyle w:val="4"/>
         <w:rPr>
           <w:rFonts w:hint="eastAsia"/>
@@ -10204,7 +13042,6 @@
         <w:rPr>
           <w:rFonts w:hint="eastAsia"/>
         </w:rPr>
-        <w:lastRenderedPageBreak/>
         <w:t>処理仕様</w:t>
       </w:r>
     </w:p>
@@ -10280,7 +13117,7 @@
           <w:rFonts w:hint="eastAsia"/>
         </w:rPr>
       </w:pPr>
-      <w:bookmarkStart w:id="34" w:name="_Toc229513616"/>
+      <w:bookmarkStart w:id="34" w:name="_Toc231137613"/>
       <w:r>
         <w:rPr>
           <w:rFonts w:hint="eastAsia"/>
@@ -10536,6 +13373,7 @@
           </w:tcPr>
           <w:p>
             <w:r>
+              <w:lastRenderedPageBreak/>
               <w:t>filterOptions</w:t>
             </w:r>
           </w:p>
@@ -11228,7 +14066,6 @@
           </w:tcPr>
           <w:p>
             <w:r>
-              <w:lastRenderedPageBreak/>
               <w:t>assetNo</w:t>
             </w:r>
           </w:p>
@@ -11493,6 +14330,7 @@
           </w:tcPr>
           <w:p>
             <w:r>
+              <w:lastRenderedPageBreak/>
               <w:t>destinationFacilityLocationId</w:t>
             </w:r>
           </w:p>
@@ -11855,7 +14693,7 @@
           <w:rFonts w:hint="eastAsia"/>
         </w:rPr>
       </w:pPr>
-      <w:bookmarkStart w:id="35" w:name="_Toc229513617"/>
+      <w:bookmarkStart w:id="35" w:name="_Toc231137614"/>
       <w:r>
         <w:rPr>
           <w:rFonts w:hint="eastAsia"/>
@@ -12072,7 +14910,7 @@
               <w:rPr>
                 <w:rFonts w:hint="eastAsia"/>
               </w:rPr>
-              <w:t>対象施設不一致または実効 `inventory` なし</w:t>
+              <w:t>通常アカウントで作業対象施設に対する実効 `inventory` なし、共有システム管理者で作業対象施設が削除済み、または対象施設不一致</w:t>
             </w:r>
           </w:p>
         </w:tc>
@@ -12131,7 +14969,7 @@
           <w:rFonts w:hint="eastAsia"/>
         </w:rPr>
       </w:pPr>
-      <w:bookmarkStart w:id="36" w:name="_Toc229513618"/>
+      <w:bookmarkStart w:id="36" w:name="_Toc231137615"/>
       <w:r>
         <w:rPr>
           <w:rFonts w:hint="eastAsia"/>
@@ -12164,6 +15002,7 @@
         <w:rPr>
           <w:rFonts w:hint="eastAsia"/>
         </w:rPr>
+        <w:lastRenderedPageBreak/>
         <w:t>エンドポイント</w:t>
       </w:r>
     </w:p>
@@ -12197,7 +15036,7 @@
           <w:rFonts w:hint="eastAsia"/>
         </w:rPr>
       </w:pPr>
-      <w:bookmarkStart w:id="37" w:name="_Toc229513619"/>
+      <w:bookmarkStart w:id="37" w:name="_Toc231137616"/>
       <w:r>
         <w:rPr>
           <w:rFonts w:hint="eastAsia"/>
@@ -12450,7 +15289,7 @@
           <w:rFonts w:hint="eastAsia"/>
         </w:rPr>
       </w:pPr>
-      <w:bookmarkStart w:id="38" w:name="_Toc229513620"/>
+      <w:bookmarkStart w:id="38" w:name="_Toc231137617"/>
       <w:r>
         <w:rPr>
           <w:rFonts w:hint="eastAsia"/>
@@ -12796,7 +15635,6 @@
           </w:tcPr>
           <w:p>
             <w:r>
-              <w:lastRenderedPageBreak/>
               <w:t>disposalReasonCode</w:t>
             </w:r>
           </w:p>
@@ -12845,6 +15683,7 @@
           </w:tcPr>
           <w:p>
             <w:r>
+              <w:lastRenderedPageBreak/>
               <w:t>disposalReasonText</w:t>
             </w:r>
           </w:p>
@@ -12957,7 +15796,7 @@
         <w:rPr>
           <w:rFonts w:hint="eastAsia"/>
         </w:rPr>
-        <w:t>親セッションの `facility_id` が Bearer トークン上の作業対象施設と一致すること</w:t>
+        <w:t>認可条件: 対象棚卸し明細の親セッション `facility_id` が Bearer トークン上の作業対象施設と一致すること</w:t>
       </w:r>
     </w:p>
     <w:p>
@@ -12970,7 +15809,33 @@
         <w:rPr>
           <w:rFonts w:hint="eastAsia"/>
         </w:rPr>
-        <w:t>Bearer トークン上の作業対象施設について `inventory` の実効権限を再判定する</w:t>
+        <w:t>認可条件: 共有システム管理者アカウント（`users.account_type='SYSTEM_ADMIN'`）の場合は、作業対象施設が未削除であることを確認し、通常アカウント向けの担当施設割当・施設提供設定・ユーザー施設別設定による判定をバイパスする</w:t>
+      </w:r>
+    </w:p>
+    <w:p>
+      <w:pPr>
+        <w:rPr>
+          <w:rFonts w:hint="eastAsia"/>
+        </w:rPr>
+      </w:pPr>
+      <w:r>
+        <w:rPr>
+          <w:rFonts w:hint="eastAsia"/>
+        </w:rPr>
+        <w:t>認可条件: 通常アカウントの場合、Bearer トークン上の作業対象施設について `user_facility_assignments` に有効割当があること</w:t>
+      </w:r>
+    </w:p>
+    <w:p>
+      <w:pPr>
+        <w:rPr>
+          <w:rFonts w:hint="eastAsia"/>
+        </w:rPr>
+      </w:pPr>
+      <w:r>
+        <w:rPr>
+          <w:rFonts w:hint="eastAsia"/>
+        </w:rPr>
+        <w:t>認可条件: 通常アカウントの場合、Bearer トークン上の作業対象施設について `facility_feature_settings` と `user_facility_feature_settings` の両方で `inventory` が有効であること</w:t>
       </w:r>
     </w:p>
     <w:p>
@@ -13075,6 +15940,7 @@
         <w:rPr>
           <w:rFonts w:hint="eastAsia"/>
         </w:rPr>
+        <w:lastRenderedPageBreak/>
         <w:t>`inventory_item_status_histories` に変更前後の状態、結果区分、変更者、変更理由を保存する</w:t>
       </w:r>
     </w:p>
@@ -13098,7 +15964,7 @@
           <w:rFonts w:hint="eastAsia"/>
         </w:rPr>
       </w:pPr>
-      <w:bookmarkStart w:id="39" w:name="_Toc229513621"/>
+      <w:bookmarkStart w:id="39" w:name="_Toc231137618"/>
       <w:r>
         <w:rPr>
           <w:rFonts w:hint="eastAsia"/>
@@ -13264,7 +16130,6 @@
           </w:tcPr>
           <w:p>
             <w:r>
-              <w:lastRenderedPageBreak/>
               <w:t>progress</w:t>
             </w:r>
           </w:p>
@@ -13312,7 +16177,7 @@
           <w:rFonts w:hint="eastAsia"/>
         </w:rPr>
       </w:pPr>
-      <w:bookmarkStart w:id="40" w:name="_Toc229513622"/>
+      <w:bookmarkStart w:id="40" w:name="_Toc231137619"/>
       <w:r>
         <w:rPr>
           <w:rFonts w:hint="eastAsia"/>
@@ -13529,7 +16394,7 @@
               <w:rPr>
                 <w:rFonts w:hint="eastAsia"/>
               </w:rPr>
-              <w:t>対象施設不一致または実効 `inventory` なし</w:t>
+              <w:t>通常アカウントで作業対象施設に対する実効 `inventory` なし、共有システム管理者で作業対象施設が削除済み、または対象施設不一致</w:t>
             </w:r>
           </w:p>
         </w:tc>
@@ -13623,7 +16488,7 @@
           <w:rFonts w:hint="eastAsia"/>
         </w:rPr>
       </w:pPr>
-      <w:bookmarkStart w:id="41" w:name="_Toc229513623"/>
+      <w:bookmarkStart w:id="41" w:name="_Toc231137620"/>
       <w:r>
         <w:rPr>
           <w:rFonts w:hint="eastAsia"/>
@@ -13656,6 +16521,7 @@
         <w:rPr>
           <w:rFonts w:hint="eastAsia"/>
         </w:rPr>
+        <w:lastRenderedPageBreak/>
         <w:t>エンドポイント</w:t>
       </w:r>
     </w:p>
@@ -13689,7 +16555,7 @@
           <w:rFonts w:hint="eastAsia"/>
         </w:rPr>
       </w:pPr>
-      <w:bookmarkStart w:id="42" w:name="_Toc229513624"/>
+      <w:bookmarkStart w:id="42" w:name="_Toc231137621"/>
       <w:r>
         <w:rPr>
           <w:rFonts w:hint="eastAsia"/>
@@ -13942,12 +16808,11 @@
           <w:rFonts w:hint="eastAsia"/>
         </w:rPr>
       </w:pPr>
-      <w:bookmarkStart w:id="43" w:name="_Toc229513625"/>
+      <w:bookmarkStart w:id="43" w:name="_Toc231137622"/>
       <w:r>
         <w:rPr>
           <w:rFonts w:hint="eastAsia"/>
         </w:rPr>
-        <w:lastRenderedPageBreak/>
         <w:t>リクエストボディ</w:t>
       </w:r>
       <w:bookmarkEnd w:id="43"/>
@@ -14458,6 +17323,7 @@
         <w:rPr>
           <w:rFonts w:hint="eastAsia"/>
         </w:rPr>
+        <w:lastRenderedPageBreak/>
         <w:t>権限チェック</w:t>
       </w:r>
     </w:p>
@@ -14471,7 +17337,7 @@
         <w:rPr>
           <w:rFonts w:hint="eastAsia"/>
         </w:rPr>
-        <w:t>セッションの `facility_id` が Bearer トークン上の作業対象施設と一致すること</w:t>
+        <w:t>認可条件: 対象棚卸しセッションの `facility_id` が Bearer トークン上の作業対象施設と一致すること</w:t>
       </w:r>
     </w:p>
     <w:p>
@@ -14484,7 +17350,33 @@
         <w:rPr>
           <w:rFonts w:hint="eastAsia"/>
         </w:rPr>
-        <w:t>Bearer トークン上の作業対象施設について `inventory` の実効権限を再判定する</w:t>
+        <w:t>認可条件: 共有システム管理者アカウント（`users.account_type='SYSTEM_ADMIN'`）の場合は、作業対象施設が未削除であることを確認し、通常アカウント向けの担当施設割当・施設提供設定・ユーザー施設別設定による判定をバイパスする</w:t>
+      </w:r>
+    </w:p>
+    <w:p>
+      <w:pPr>
+        <w:rPr>
+          <w:rFonts w:hint="eastAsia"/>
+        </w:rPr>
+      </w:pPr>
+      <w:r>
+        <w:rPr>
+          <w:rFonts w:hint="eastAsia"/>
+        </w:rPr>
+        <w:t>認可条件: 通常アカウントの場合、Bearer トークン上の作業対象施設について `user_facility_assignments` に有効割当があること</w:t>
+      </w:r>
+    </w:p>
+    <w:p>
+      <w:pPr>
+        <w:rPr>
+          <w:rFonts w:hint="eastAsia"/>
+        </w:rPr>
+      </w:pPr>
+      <w:r>
+        <w:rPr>
+          <w:rFonts w:hint="eastAsia"/>
+        </w:rPr>
+        <w:t>認可条件: 通常アカウントの場合、Bearer トークン上の作業対象施設について `facility_feature_settings` と `user_facility_feature_settings` の両方で `inventory` が有効であること</w:t>
       </w:r>
     </w:p>
     <w:p>
@@ -14586,12 +17478,11 @@
           <w:rFonts w:hint="eastAsia"/>
         </w:rPr>
       </w:pPr>
-      <w:bookmarkStart w:id="44" w:name="_Toc229513626"/>
+      <w:bookmarkStart w:id="44" w:name="_Toc231137623"/>
       <w:r>
         <w:rPr>
           <w:rFonts w:hint="eastAsia"/>
         </w:rPr>
-        <w:lastRenderedPageBreak/>
         <w:t>レスポンス（200：InventoryBulkUpdateResponse）</w:t>
       </w:r>
       <w:bookmarkEnd w:id="44"/>
@@ -14845,11 +17736,12 @@
           <w:rFonts w:hint="eastAsia"/>
         </w:rPr>
       </w:pPr>
-      <w:bookmarkStart w:id="45" w:name="_Toc229513627"/>
+      <w:bookmarkStart w:id="45" w:name="_Toc231137624"/>
       <w:r>
         <w:rPr>
           <w:rFonts w:hint="eastAsia"/>
         </w:rPr>
+        <w:lastRenderedPageBreak/>
         <w:t>ステータスコード</w:t>
       </w:r>
       <w:bookmarkEnd w:id="45"/>
@@ -15062,7 +17954,7 @@
               <w:rPr>
                 <w:rFonts w:hint="eastAsia"/>
               </w:rPr>
-              <w:t>対象施設不一致または実効 `inventory` なし</w:t>
+              <w:t>通常アカウントで作業対象施設に対する実効 `inventory` なし、共有システム管理者で作業対象施設が削除済み、または対象施設不一致</w:t>
             </w:r>
           </w:p>
         </w:tc>
@@ -15156,7 +18048,7 @@
           <w:rFonts w:hint="eastAsia"/>
         </w:rPr>
       </w:pPr>
-      <w:bookmarkStart w:id="46" w:name="_Toc229513628"/>
+      <w:bookmarkStart w:id="46" w:name="_Toc231137625"/>
       <w:r>
         <w:rPr>
           <w:rFonts w:hint="eastAsia"/>
@@ -15222,12 +18114,11 @@
           <w:rFonts w:hint="eastAsia"/>
         </w:rPr>
       </w:pPr>
-      <w:bookmarkStart w:id="47" w:name="_Toc229513629"/>
+      <w:bookmarkStart w:id="47" w:name="_Toc231137626"/>
       <w:r>
         <w:rPr>
           <w:rFonts w:hint="eastAsia"/>
         </w:rPr>
-        <w:lastRenderedPageBreak/>
         <w:t>リクエストヘッダー / パス</w:t>
       </w:r>
       <w:bookmarkEnd w:id="47"/>
@@ -15419,6 +18310,7 @@
           </w:tcPr>
           <w:p>
             <w:r>
+              <w:lastRenderedPageBreak/>
               <w:t>inventorySessionId</w:t>
             </w:r>
           </w:p>
@@ -15476,7 +18368,7 @@
           <w:rFonts w:hint="eastAsia"/>
         </w:rPr>
       </w:pPr>
-      <w:bookmarkStart w:id="48" w:name="_Toc229513630"/>
+      <w:bookmarkStart w:id="48" w:name="_Toc231137627"/>
       <w:r>
         <w:rPr>
           <w:rFonts w:hint="eastAsia"/>
@@ -15706,7 +18598,7 @@
         <w:rPr>
           <w:rFonts w:hint="eastAsia"/>
         </w:rPr>
-        <w:t>セッションの `facility_id` が Bearer トークン上の作業対象施設と一致すること</w:t>
+        <w:t>認可条件: 対象棚卸しセッションの `facility_id` が Bearer トークン上の作業対象施設と一致すること</w:t>
       </w:r>
     </w:p>
     <w:p>
@@ -15719,7 +18611,33 @@
         <w:rPr>
           <w:rFonts w:hint="eastAsia"/>
         </w:rPr>
-        <w:t>Bearer トークン上の作業対象施設について `inventory_complete` の実効権限を再判定する</w:t>
+        <w:t>認可条件: 共有システム管理者アカウント（`users.account_type='SYSTEM_ADMIN'`）の場合は、作業対象施設が未削除であることを確認し、通常アカウント向けの担当施設割当・施設提供設定・ユーザー施設別設定による判定をバイパスする</w:t>
+      </w:r>
+    </w:p>
+    <w:p>
+      <w:pPr>
+        <w:rPr>
+          <w:rFonts w:hint="eastAsia"/>
+        </w:rPr>
+      </w:pPr>
+      <w:r>
+        <w:rPr>
+          <w:rFonts w:hint="eastAsia"/>
+        </w:rPr>
+        <w:t>認可条件: 通常アカウントの場合、Bearer トークン上の作業対象施設について `user_facility_assignments` に有効割当があること</w:t>
+      </w:r>
+    </w:p>
+    <w:p>
+      <w:pPr>
+        <w:rPr>
+          <w:rFonts w:hint="eastAsia"/>
+        </w:rPr>
+      </w:pPr>
+      <w:r>
+        <w:rPr>
+          <w:rFonts w:hint="eastAsia"/>
+        </w:rPr>
+        <w:t>認可条件: 通常アカウントの場合、Bearer トークン上の作業対象施設について `facility_feature_settings` と `user_facility_feature_settings` の両方で `inventory_complete` が有効であること</w:t>
       </w:r>
     </w:p>
     <w:p>
@@ -15798,6 +18716,7 @@
         <w:rPr>
           <w:rFonts w:hint="eastAsia"/>
         </w:rPr>
+        <w:lastRenderedPageBreak/>
         <w:t>`result_type='LOCATION_CHANGE'` の明細は移動先単位で TRANSFER 申請を作成し、`application_assets` と `transfer_application_details` を保存する</w:t>
       </w:r>
     </w:p>
@@ -15863,7 +18782,6 @@
         <w:rPr>
           <w:rFonts w:hint="eastAsia"/>
         </w:rPr>
-        <w:lastRenderedPageBreak/>
         <w:t>最終棚卸情報更新、申請作成、履歴作成、セッション完了は同一トランザクションとし、一部だけが残る状態を禁止する</w:t>
       </w:r>
     </w:p>
@@ -15874,7 +18792,7 @@
           <w:rFonts w:hint="eastAsia"/>
         </w:rPr>
       </w:pPr>
-      <w:bookmarkStart w:id="49" w:name="_Toc229513631"/>
+      <w:bookmarkStart w:id="49" w:name="_Toc231137628"/>
       <w:r>
         <w:rPr>
           <w:rFonts w:hint="eastAsia"/>
@@ -16608,6 +19526,7 @@
           </w:tcPr>
           <w:p>
             <w:r>
+              <w:lastRenderedPageBreak/>
               <w:t>applicationType</w:t>
             </w:r>
           </w:p>
@@ -16742,7 +19661,7 @@
           <w:rFonts w:hint="eastAsia"/>
         </w:rPr>
       </w:pPr>
-      <w:bookmarkStart w:id="50" w:name="_Toc229513632"/>
+      <w:bookmarkStart w:id="50" w:name="_Toc231137629"/>
       <w:r>
         <w:rPr>
           <w:rFonts w:hint="eastAsia"/>
@@ -16911,7 +19830,6 @@
           </w:tcPr>
           <w:p>
             <w:r>
-              <w:lastRenderedPageBreak/>
               <w:t>401</w:t>
             </w:r>
           </w:p>
@@ -16960,7 +19878,7 @@
               <w:rPr>
                 <w:rFonts w:hint="eastAsia"/>
               </w:rPr>
-              <w:t>対象施設不一致、または実効 `inventory_complete` なし</w:t>
+              <w:t>通常アカウントで作業対象施設に対する実効 `inventory_complete` なし、共有システム管理者で作業対象施設が削除済み、または対象施設不一致</w:t>
             </w:r>
           </w:p>
         </w:tc>
@@ -17054,7 +19972,7 @@
           <w:rFonts w:hint="eastAsia"/>
         </w:rPr>
       </w:pPr>
-      <w:bookmarkStart w:id="51" w:name="_Toc229513633"/>
+      <w:bookmarkStart w:id="51" w:name="_Toc231137630"/>
       <w:r>
         <w:rPr>
           <w:rFonts w:hint="eastAsia"/>
@@ -17120,11 +20038,12 @@
           <w:rFonts w:hint="eastAsia"/>
         </w:rPr>
       </w:pPr>
-      <w:bookmarkStart w:id="52" w:name="_Toc229513634"/>
+      <w:bookmarkStart w:id="52" w:name="_Toc231137631"/>
       <w:r>
         <w:rPr>
           <w:rFonts w:hint="eastAsia"/>
         </w:rPr>
+        <w:lastRenderedPageBreak/>
         <w:t>リクエストヘッダー / パス</w:t>
       </w:r>
       <w:bookmarkEnd w:id="52"/>
@@ -17373,7 +20292,7 @@
           <w:rFonts w:hint="eastAsia"/>
         </w:rPr>
       </w:pPr>
-      <w:bookmarkStart w:id="53" w:name="_Toc229513635"/>
+      <w:bookmarkStart w:id="53" w:name="_Toc231137632"/>
       <w:r>
         <w:rPr>
           <w:rFonts w:hint="eastAsia"/>
@@ -17590,7 +20509,6 @@
         <w:rPr>
           <w:rFonts w:hint="eastAsia"/>
         </w:rPr>
-        <w:lastRenderedPageBreak/>
         <w:t>権限チェック</w:t>
       </w:r>
     </w:p>
@@ -17604,7 +20522,7 @@
         <w:rPr>
           <w:rFonts w:hint="eastAsia"/>
         </w:rPr>
-        <w:t>セッションの `facility_id` が Bearer トークン上の作業対象施設と一致すること</w:t>
+        <w:t>認可条件: 対象棚卸しセッションの `facility_id` が Bearer トークン上の作業対象施設と一致すること</w:t>
       </w:r>
     </w:p>
     <w:p>
@@ -17617,7 +20535,33 @@
         <w:rPr>
           <w:rFonts w:hint="eastAsia"/>
         </w:rPr>
-        <w:t>Bearer トークン上の作業対象施設について `inventory_complete` の実効権限を再判定する</w:t>
+        <w:t>認可条件: 共有システム管理者アカウント（`users.account_type='SYSTEM_ADMIN'`）の場合は、作業対象施設が未削除であることを確認し、通常アカウント向けの担当施設割当・施設提供設定・ユーザー施設別設定による判定をバイパスする</w:t>
+      </w:r>
+    </w:p>
+    <w:p>
+      <w:pPr>
+        <w:rPr>
+          <w:rFonts w:hint="eastAsia"/>
+        </w:rPr>
+      </w:pPr>
+      <w:r>
+        <w:rPr>
+          <w:rFonts w:hint="eastAsia"/>
+        </w:rPr>
+        <w:t>認可条件: 通常アカウントの場合、Bearer トークン上の作業対象施設について `user_facility_assignments` に有効割当があること</w:t>
+      </w:r>
+    </w:p>
+    <w:p>
+      <w:pPr>
+        <w:rPr>
+          <w:rFonts w:hint="eastAsia"/>
+        </w:rPr>
+      </w:pPr>
+      <w:r>
+        <w:rPr>
+          <w:rFonts w:hint="eastAsia"/>
+        </w:rPr>
+        <w:t>認可条件: 通常アカウントの場合、Bearer トークン上の作業対象施設について `facility_feature_settings` と `user_facility_feature_settings` の両方で `inventory_complete` が有効であること</w:t>
       </w:r>
     </w:p>
     <w:p>
@@ -17683,6 +20627,7 @@
         <w:rPr>
           <w:rFonts w:hint="eastAsia"/>
         </w:rPr>
+        <w:lastRenderedPageBreak/>
         <w:t>取消済みセッションに対する明細更新/完了は 409 を返す</w:t>
       </w:r>
     </w:p>
@@ -17693,7 +20638,7 @@
           <w:rFonts w:hint="eastAsia"/>
         </w:rPr>
       </w:pPr>
-      <w:bookmarkStart w:id="54" w:name="_Toc229513636"/>
+      <w:bookmarkStart w:id="54" w:name="_Toc231137633"/>
       <w:r>
         <w:rPr>
           <w:rFonts w:hint="eastAsia"/>
@@ -17993,7 +20938,7 @@
           <w:rFonts w:hint="eastAsia"/>
         </w:rPr>
       </w:pPr>
-      <w:bookmarkStart w:id="55" w:name="_Toc229513637"/>
+      <w:bookmarkStart w:id="55" w:name="_Toc231137634"/>
       <w:r>
         <w:rPr>
           <w:rFonts w:hint="eastAsia"/>
@@ -18210,7 +21155,7 @@
               <w:rPr>
                 <w:rFonts w:hint="eastAsia"/>
               </w:rPr>
-              <w:t>対象施設不一致または実効 `inventory_complete` なし</w:t>
+              <w:t>通常アカウントで作業対象施設に対する実効 `inventory_complete` なし、共有システム管理者で作業対象施設が削除済み、または対象施設不一致</w:t>
             </w:r>
           </w:p>
         </w:tc>
@@ -18304,7 +21249,7 @@
           <w:rFonts w:hint="eastAsia"/>
         </w:rPr>
       </w:pPr>
-      <w:bookmarkStart w:id="56" w:name="_Toc229513638"/>
+      <w:bookmarkStart w:id="56" w:name="_Toc231137635"/>
       <w:r>
         <w:rPr>
           <w:rFonts w:hint="eastAsia"/>
@@ -18321,7 +21266,7 @@
           <w:rFonts w:hint="eastAsia"/>
         </w:rPr>
       </w:pPr>
-      <w:bookmarkStart w:id="57" w:name="_Toc229513639"/>
+      <w:bookmarkStart w:id="57" w:name="_Toc231137636"/>
       <w:r>
         <w:rPr>
           <w:rFonts w:hint="eastAsia"/>
@@ -18447,7 +21392,7 @@
               <w:rPr>
                 <w:rFonts w:hint="eastAsia"/>
               </w:rPr>
-              <w:t>作業対象施設で棚卸し状態を参照できること</w:t>
+              <w:t>通常アカウントは作業対象施設で棚卸し状態を参照できること。共有システム管理者は作業対象施設が未削除であること</w:t>
             </w:r>
           </w:p>
         </w:tc>
@@ -18485,7 +21430,7 @@
               <w:rPr>
                 <w:rFonts w:hint="eastAsia"/>
               </w:rPr>
-              <w:t>作業対象施設で棚卸し作業を行えること</w:t>
+              <w:t>通常アカウントは作業対象施設で棚卸し作業を行えること。共有システム管理者は作業対象施設が未削除であること</w:t>
             </w:r>
           </w:p>
         </w:tc>
@@ -18523,7 +21468,7 @@
               <w:rPr>
                 <w:rFonts w:hint="eastAsia"/>
               </w:rPr>
-              <w:t>棚卸し結果確定、移動/廃棄申請起票、棚卸し取消ができること</w:t>
+              <w:t>通常アカウントは棚卸し結果確定、移動/廃棄申請起票、棚卸し取消ができること。共有システム管理者は作業対象施設が未削除であること</w:t>
             </w:r>
           </w:p>
         </w:tc>
@@ -18537,7 +21482,7 @@
           <w:rFonts w:hint="eastAsia"/>
         </w:rPr>
       </w:pPr>
-      <w:bookmarkStart w:id="58" w:name="_Toc229513640"/>
+      <w:bookmarkStart w:id="58" w:name="_Toc231137637"/>
       <w:r>
         <w:rPr>
           <w:rFonts w:hint="eastAsia"/>
@@ -18714,6 +21659,7 @@
         <w:rPr>
           <w:rFonts w:hint="eastAsia"/>
         </w:rPr>
+        <w:lastRenderedPageBreak/>
         <w:t>取消は物理削除ではなく `CANCELLED` への状態更新とし、後続監査のため明細・履歴を保持する</w:t>
       </w:r>
     </w:p>
@@ -18724,7 +21670,7 @@
           <w:rFonts w:hint="eastAsia"/>
         </w:rPr>
       </w:pPr>
-      <w:bookmarkStart w:id="59" w:name="_Toc229513641"/>
+      <w:bookmarkStart w:id="59" w:name="_Toc231137638"/>
       <w:r>
         <w:rPr>
           <w:rFonts w:hint="eastAsia"/>
@@ -18894,14 +21840,7 @@
               <w:rPr>
                 <w:rFonts w:hint="eastAsia"/>
               </w:rPr>
-              <w:t>年度棚卸し、部門別棚卸し、複数期間同時実行が必要にな</w:t>
-            </w:r>
-            <w:r>
-              <w:rPr>
-                <w:rFonts w:hint="eastAsia"/>
-              </w:rPr>
-              <w:lastRenderedPageBreak/>
-              <w:t>った場合は進行中一意制約の粒度を見直す</w:t>
+              <w:t>年度棚卸し、部門別棚卸し、複数期間同時実行が必要になった場合は進行中一意制約の粒度を見直す</w:t>
             </w:r>
           </w:p>
         </w:tc>
@@ -18956,7 +21895,7 @@
           <w:rFonts w:hint="eastAsia"/>
         </w:rPr>
       </w:pPr>
-      <w:bookmarkStart w:id="60" w:name="_Toc229513642"/>
+      <w:bookmarkStart w:id="60" w:name="_Toc231137639"/>
       <w:r>
         <w:rPr>
           <w:rFonts w:hint="eastAsia"/>
@@ -19209,7 +22148,7 @@
               <w:rPr>
                 <w:rFonts w:hint="eastAsia"/>
               </w:rPr>
-              <w:t>作業対象施設への割当または必要 feature_code が不足</w:t>
+              <w:t>通常アカウントで作業対象施設への割当または必要 feature_code が不足、共有システム管理者で作業対象施設が削除済み、または対象施設不一致</w:t>
             </w:r>
           </w:p>
         </w:tc>
@@ -19269,6 +22208,7 @@
           </w:tcPr>
           <w:p>
             <w:r>
+              <w:lastRenderedPageBreak/>
               <w:t>INVENTORY_ITEM_NOT_FOUND</w:t>
             </w:r>
           </w:p>
@@ -19497,14 +22437,7 @@
               <w:rPr>
                 <w:rFonts w:hint="eastAsia"/>
               </w:rPr>
-              <w:t>expectedSessionLockVersion と現行 in</w:t>
-            </w:r>
-            <w:r>
-              <w:rPr>
-                <w:rFonts w:hint="eastAsia"/>
-              </w:rPr>
-              <w:lastRenderedPageBreak/>
-              <w:t>ventory_sessions.lock_version が一致しない</w:t>
+              <w:t>expectedSessionLockVersion と現行 inventory_sessions.lock_version が一致しない</w:t>
             </w:r>
           </w:p>
         </w:tc>
@@ -19758,11 +22691,12 @@
           <w:rFonts w:hint="eastAsia"/>
         </w:rPr>
       </w:pPr>
-      <w:bookmarkStart w:id="61" w:name="_Toc229513643"/>
+      <w:bookmarkStart w:id="61" w:name="_Toc231137640"/>
       <w:r>
         <w:rPr>
           <w:rFonts w:hint="eastAsia"/>
         </w:rPr>
+        <w:lastRenderedPageBreak/>
         <w:t>第8章 運用・保守方針</w:t>
       </w:r>
       <w:bookmarkEnd w:id="61"/>
@@ -19774,7 +22708,7 @@
           <w:rFonts w:hint="eastAsia"/>
         </w:rPr>
       </w:pPr>
-      <w:bookmarkStart w:id="62" w:name="_Toc229513644"/>
+      <w:bookmarkStart w:id="62" w:name="_Toc231137641"/>
       <w:r>
         <w:rPr>
           <w:rFonts w:hint="eastAsia"/>
@@ -19885,7 +22819,7 @@
           <w:rFonts w:hint="eastAsia"/>
         </w:rPr>
       </w:pPr>
-      <w:bookmarkStart w:id="63" w:name="_Toc229513645"/>
+      <w:bookmarkStart w:id="63" w:name="_Toc231137642"/>
       <w:r>
         <w:rPr>
           <w:rFonts w:hint="eastAsia"/>
@@ -19929,7 +22863,6 @@
         <w:rPr>
           <w:rFonts w:hint="eastAsia"/>
         </w:rPr>
-        <w:lastRenderedPageBreak/>
         <w:t>リアルタイム共同作業の UX を強化する場合は、更新通知、presence、明細単位の一時担当者表示を追加する。ただし正本競合制御は `lock_version` を維持する</w:t>
       </w:r>
     </w:p>
@@ -20037,7 +22970,285 @@
 <file path=word/numbering.xml><?xml version="1.0" encoding="utf-8"?>
 <w:numbering xmlns:wpc="http://schemas.microsoft.com/office/word/2010/wordprocessingCanvas" xmlns:cx="http://schemas.microsoft.com/office/drawing/2014/chartex" xmlns:cx1="http://schemas.microsoft.com/office/drawing/2015/9/8/chartex" xmlns:cx2="http://schemas.microsoft.com/office/drawing/2015/10/21/chartex" xmlns:cx3="http://schemas.microsoft.com/office/drawing/2016/5/9/chartex" xmlns:cx4="http://schemas.microsoft.com/office/drawing/2016/5/10/chartex" xmlns:cx5="http://schemas.microsoft.com/office/drawing/2016/5/11/chartex" xmlns:cx6="http://schemas.microsoft.com/office/drawing/2016/5/12/chartex" xmlns:cx7="http://schemas.microsoft.com/office/drawing/2016/5/13/chartex" xmlns:cx8="http://schemas.microsoft.com/office/drawing/2016/5/14/chartex" xmlns:mc="http://schemas.openxmlformats.org/markup-compatibility/2006" xmlns:aink="http://schemas.microsoft.com/office/drawing/2016/ink" xmlns:am3d="http://schemas.microsoft.com/office/drawing/2017/model3d" xmlns:o="urn:schemas-microsoft-com:office:office" xmlns:oel="http://schemas.microsoft.com/office/2019/extlst" xmlns:r="http://schemas.openxmlformats.org/officeDocument/2006/relationships" xmlns:m="http://schemas.openxmlformats.org/officeDocument/2006/math" xmlns:v="urn:schemas-microsoft-com:vml" xmlns:wp14="http://schemas.microsoft.com/office/word/2010/wordprocessingDrawing" xmlns:wp="http://schemas.openxmlformats.org/drawingml/2006/wordprocessingDrawing" xmlns:w10="urn:schemas-microsoft-com:office:word" xmlns:w="http://schemas.openxmlformats.org/wordprocessingml/2006/main" xmlns:w14="http://schemas.microsoft.com/office/word/2010/wordml" xmlns:w15="http://schemas.microsoft.com/office/word/2012/wordml" xmlns:w16cex="http://schemas.microsoft.com/office/word/2018/wordml/cex" xmlns:w16cid="http://schemas.microsoft.com/office/word/2016/wordml/cid" xmlns:w16="http://schemas.microsoft.com/office/word/2018/wordml" xmlns:w16du="http://schemas.microsoft.com/office/word/2023/wordml/word16du" xmlns:w16sdtdh="http://schemas.microsoft.com/office/word/2020/wordml/sdtdatahash" xmlns:w16sdtfl="http://schemas.microsoft.com/office/word/2024/wordml/sdtformatlock" xmlns:w16se="http://schemas.microsoft.com/office/word/2015/wordml/symex" xmlns:wpg="http://schemas.microsoft.com/office/word/2010/wordprocessingGroup" xmlns:wpi="http://schemas.microsoft.com/office/word/2010/wordprocessingInk" xmlns:wne="http://schemas.microsoft.com/office/word/2006/wordml" xmlns:wps="http://schemas.microsoft.com/office/word/2010/wordprocessingShape" mc:Ignorable="w14 w15 w16se w16cid w16 w16cex w16sdtdh w16sdtfl w16du wp14">
   <w:abstractNum w:abstractNumId="0" w15:restartNumberingAfterBreak="0">
-    <w:nsid w:val="12BE442E"/>
+    <w:nsid w:val="0BF607E2"/>
+    <w:multiLevelType w:val="singleLevel"/>
+    <w:tmpl w:val="04090001"/>
+    <w:lvl w:ilvl="0">
+      <w:start w:val="1"/>
+      <w:numFmt w:val="bullet"/>
+      <w:lvlText w:val="■"/>
+      <w:lvlJc w:val="left"/>
+      <w:pPr>
+        <w:ind w:left="440" w:hanging="440"/>
+      </w:pPr>
+      <w:rPr>
+        <w:rFonts w:ascii="Meiryo UI" w:hAnsi="Meiryo UI" w:eastAsia="Meiryo UI" w:cs="Meiryo UI" w:hint="default"/>
+      </w:rPr>
+    </w:lvl>
+  </w:abstractNum>
+  <w:abstractNum w:abstractNumId="1" w15:restartNumberingAfterBreak="0">
+    <w:nsid w:val="0E1C040F"/>
+    <w:multiLevelType w:val="hybridMultilevel"/>
+    <w:tmpl w:val="C4CAFC48"/>
+    <w:name w:val="__API_DOC_SQUARE_BULLET__22222"/>
+    <w:lvl w:ilvl="0" w:tplc="0409000F">
+      <w:start w:val="1"/>
+      <w:numFmt w:val="decimal"/>
+      <w:lvlText w:val="%1."/>
+      <w:lvlJc w:val="left"/>
+      <w:pPr>
+        <w:ind w:left="440" w:hanging="440"/>
+      </w:pPr>
+    </w:lvl>
+    <w:lvl w:ilvl="1" w:tplc="04090017" w:tentative="1">
+      <w:start w:val="1"/>
+      <w:numFmt w:val="aiueoFullWidth"/>
+      <w:lvlText w:val="(%2)"/>
+      <w:lvlJc w:val="left"/>
+      <w:pPr>
+        <w:ind w:left="880" w:hanging="440"/>
+      </w:pPr>
+    </w:lvl>
+    <w:lvl w:ilvl="2" w:tplc="04090011" w:tentative="1">
+      <w:start w:val="1"/>
+      <w:numFmt w:val="decimalEnclosedCircle"/>
+      <w:lvlText w:val="%3"/>
+      <w:lvlJc w:val="left"/>
+      <w:pPr>
+        <w:ind w:left="1320" w:hanging="440"/>
+      </w:pPr>
+    </w:lvl>
+    <w:lvl w:ilvl="3" w:tplc="0409000F" w:tentative="1">
+      <w:start w:val="1"/>
+      <w:numFmt w:val="decimal"/>
+      <w:lvlText w:val="%4."/>
+      <w:lvlJc w:val="left"/>
+      <w:pPr>
+        <w:ind w:left="1760" w:hanging="440"/>
+      </w:pPr>
+    </w:lvl>
+    <w:lvl w:ilvl="4" w:tplc="04090017" w:tentative="1">
+      <w:start w:val="1"/>
+      <w:numFmt w:val="aiueoFullWidth"/>
+      <w:lvlText w:val="(%5)"/>
+      <w:lvlJc w:val="left"/>
+      <w:pPr>
+        <w:ind w:left="2200" w:hanging="440"/>
+      </w:pPr>
+    </w:lvl>
+    <w:lvl w:ilvl="5" w:tplc="04090011" w:tentative="1">
+      <w:start w:val="1"/>
+      <w:numFmt w:val="decimalEnclosedCircle"/>
+      <w:lvlText w:val="%6"/>
+      <w:lvlJc w:val="left"/>
+      <w:pPr>
+        <w:ind w:left="2640" w:hanging="440"/>
+      </w:pPr>
+    </w:lvl>
+    <w:lvl w:ilvl="6" w:tplc="0409000F" w:tentative="1">
+      <w:start w:val="1"/>
+      <w:numFmt w:val="decimal"/>
+      <w:lvlText w:val="%7."/>
+      <w:lvlJc w:val="left"/>
+      <w:pPr>
+        <w:ind w:left="3080" w:hanging="440"/>
+      </w:pPr>
+    </w:lvl>
+    <w:lvl w:ilvl="7" w:tplc="04090017" w:tentative="1">
+      <w:start w:val="1"/>
+      <w:numFmt w:val="aiueoFullWidth"/>
+      <w:lvlText w:val="(%8)"/>
+      <w:lvlJc w:val="left"/>
+      <w:pPr>
+        <w:ind w:left="3520" w:hanging="440"/>
+      </w:pPr>
+    </w:lvl>
+    <w:lvl w:ilvl="8" w:tplc="04090011" w:tentative="1">
+      <w:start w:val="1"/>
+      <w:numFmt w:val="decimalEnclosedCircle"/>
+      <w:lvlText w:val="%9"/>
+      <w:lvlJc w:val="left"/>
+      <w:pPr>
+        <w:ind w:left="3960" w:hanging="440"/>
+      </w:pPr>
+    </w:lvl>
+  </w:abstractNum>
+  <w:abstractNum w:abstractNumId="2" w15:restartNumberingAfterBreak="0">
+    <w:nsid w:val="1F3C7D44"/>
+    <w:multiLevelType w:val="hybridMultilevel"/>
+    <w:tmpl w:val="D286E9F8"/>
+    <w:name w:val="__API_DOC_SQUARE_BULLET__22"/>
+    <w:lvl w:ilvl="0" w:tplc="0409000F">
+      <w:start w:val="1"/>
+      <w:numFmt w:val="decimal"/>
+      <w:lvlText w:val="%1."/>
+      <w:lvlJc w:val="left"/>
+      <w:pPr>
+        <w:ind w:left="440" w:hanging="440"/>
+      </w:pPr>
+    </w:lvl>
+    <w:lvl w:ilvl="1" w:tplc="04090017" w:tentative="1">
+      <w:start w:val="1"/>
+      <w:numFmt w:val="aiueoFullWidth"/>
+      <w:lvlText w:val="(%2)"/>
+      <w:lvlJc w:val="left"/>
+      <w:pPr>
+        <w:ind w:left="880" w:hanging="440"/>
+      </w:pPr>
+    </w:lvl>
+    <w:lvl w:ilvl="2" w:tplc="04090011" w:tentative="1">
+      <w:start w:val="1"/>
+      <w:numFmt w:val="decimalEnclosedCircle"/>
+      <w:lvlText w:val="%3"/>
+      <w:lvlJc w:val="left"/>
+      <w:pPr>
+        <w:ind w:left="1320" w:hanging="440"/>
+      </w:pPr>
+    </w:lvl>
+    <w:lvl w:ilvl="3" w:tplc="0409000F" w:tentative="1">
+      <w:start w:val="1"/>
+      <w:numFmt w:val="decimal"/>
+      <w:lvlText w:val="%4."/>
+      <w:lvlJc w:val="left"/>
+      <w:pPr>
+        <w:ind w:left="1760" w:hanging="440"/>
+      </w:pPr>
+    </w:lvl>
+    <w:lvl w:ilvl="4" w:tplc="04090017" w:tentative="1">
+      <w:start w:val="1"/>
+      <w:numFmt w:val="aiueoFullWidth"/>
+      <w:lvlText w:val="(%5)"/>
+      <w:lvlJc w:val="left"/>
+      <w:pPr>
+        <w:ind w:left="2200" w:hanging="440"/>
+      </w:pPr>
+    </w:lvl>
+    <w:lvl w:ilvl="5" w:tplc="04090011" w:tentative="1">
+      <w:start w:val="1"/>
+      <w:numFmt w:val="decimalEnclosedCircle"/>
+      <w:lvlText w:val="%6"/>
+      <w:lvlJc w:val="left"/>
+      <w:pPr>
+        <w:ind w:left="2640" w:hanging="440"/>
+      </w:pPr>
+    </w:lvl>
+    <w:lvl w:ilvl="6" w:tplc="0409000F" w:tentative="1">
+      <w:start w:val="1"/>
+      <w:numFmt w:val="decimal"/>
+      <w:lvlText w:val="%7."/>
+      <w:lvlJc w:val="left"/>
+      <w:pPr>
+        <w:ind w:left="3080" w:hanging="440"/>
+      </w:pPr>
+    </w:lvl>
+    <w:lvl w:ilvl="7" w:tplc="04090017" w:tentative="1">
+      <w:start w:val="1"/>
+      <w:numFmt w:val="aiueoFullWidth"/>
+      <w:lvlText w:val="(%8)"/>
+      <w:lvlJc w:val="left"/>
+      <w:pPr>
+        <w:ind w:left="3520" w:hanging="440"/>
+      </w:pPr>
+    </w:lvl>
+    <w:lvl w:ilvl="8" w:tplc="04090011" w:tentative="1">
+      <w:start w:val="1"/>
+      <w:numFmt w:val="decimalEnclosedCircle"/>
+      <w:lvlText w:val="%9"/>
+      <w:lvlJc w:val="left"/>
+      <w:pPr>
+        <w:ind w:left="3960" w:hanging="440"/>
+      </w:pPr>
+    </w:lvl>
+  </w:abstractNum>
+  <w:abstractNum w:abstractNumId="3" w15:restartNumberingAfterBreak="0">
+    <w:nsid w:val="2C9A57E3"/>
+    <w:multiLevelType w:val="hybridMultilevel"/>
+    <w:tmpl w:val="DE261C98"/>
+    <w:name w:val="__API_DOC_SQUARE_BULLET__2"/>
+    <w:lvl w:ilvl="0" w:tplc="0409000F">
+      <w:start w:val="1"/>
+      <w:numFmt w:val="decimal"/>
+      <w:lvlText w:val="%1."/>
+      <w:lvlJc w:val="left"/>
+      <w:pPr>
+        <w:ind w:left="440" w:hanging="440"/>
+      </w:pPr>
+    </w:lvl>
+    <w:lvl w:ilvl="1" w:tplc="04090017" w:tentative="1">
+      <w:start w:val="1"/>
+      <w:numFmt w:val="aiueoFullWidth"/>
+      <w:lvlText w:val="(%2)"/>
+      <w:lvlJc w:val="left"/>
+      <w:pPr>
+        <w:ind w:left="880" w:hanging="440"/>
+      </w:pPr>
+    </w:lvl>
+    <w:lvl w:ilvl="2" w:tplc="04090011" w:tentative="1">
+      <w:start w:val="1"/>
+      <w:numFmt w:val="decimalEnclosedCircle"/>
+      <w:lvlText w:val="%3"/>
+      <w:lvlJc w:val="left"/>
+      <w:pPr>
+        <w:ind w:left="1320" w:hanging="440"/>
+      </w:pPr>
+    </w:lvl>
+    <w:lvl w:ilvl="3" w:tplc="0409000F" w:tentative="1">
+      <w:start w:val="1"/>
+      <w:numFmt w:val="decimal"/>
+      <w:lvlText w:val="%4."/>
+      <w:lvlJc w:val="left"/>
+      <w:pPr>
+        <w:ind w:left="1760" w:hanging="440"/>
+      </w:pPr>
+    </w:lvl>
+    <w:lvl w:ilvl="4" w:tplc="04090017" w:tentative="1">
+      <w:start w:val="1"/>
+      <w:numFmt w:val="aiueoFullWidth"/>
+      <w:lvlText w:val="(%5)"/>
+      <w:lvlJc w:val="left"/>
+      <w:pPr>
+        <w:ind w:left="2200" w:hanging="440"/>
+      </w:pPr>
+    </w:lvl>
+    <w:lvl w:ilvl="5" w:tplc="04090011" w:tentative="1">
+      <w:start w:val="1"/>
+      <w:numFmt w:val="decimalEnclosedCircle"/>
+      <w:lvlText w:val="%6"/>
+      <w:lvlJc w:val="left"/>
+      <w:pPr>
+        <w:ind w:left="2640" w:hanging="440"/>
+      </w:pPr>
+    </w:lvl>
+    <w:lvl w:ilvl="6" w:tplc="0409000F" w:tentative="1">
+      <w:start w:val="1"/>
+      <w:numFmt w:val="decimal"/>
+      <w:lvlText w:val="%7."/>
+      <w:lvlJc w:val="left"/>
+      <w:pPr>
+        <w:ind w:left="3080" w:hanging="440"/>
+      </w:pPr>
+    </w:lvl>
+    <w:lvl w:ilvl="7" w:tplc="04090017" w:tentative="1">
+      <w:start w:val="1"/>
+      <w:numFmt w:val="aiueoFullWidth"/>
+      <w:lvlText w:val="(%8)"/>
+      <w:lvlJc w:val="left"/>
+      <w:pPr>
+        <w:ind w:left="3520" w:hanging="440"/>
+      </w:pPr>
+    </w:lvl>
+    <w:lvl w:ilvl="8" w:tplc="04090011" w:tentative="1">
+      <w:start w:val="1"/>
+      <w:numFmt w:val="decimalEnclosedCircle"/>
+      <w:lvlText w:val="%9"/>
+      <w:lvlJc w:val="left"/>
+      <w:pPr>
+        <w:ind w:left="3960" w:hanging="440"/>
+      </w:pPr>
+    </w:lvl>
+  </w:abstractNum>
+  <w:abstractNum w:abstractNumId="4" w15:restartNumberingAfterBreak="0">
+    <w:nsid w:val="3FD80BAF"/>
     <w:multiLevelType w:val="singleLevel"/>
     <w:tmpl w:val="0409000F"/>
     <w:name w:val="__API_DOC_SQUARE_BULLET__"/>
@@ -20051,11 +23262,11 @@
       </w:pPr>
     </w:lvl>
   </w:abstractNum>
-  <w:abstractNum w:abstractNumId="1" w15:restartNumberingAfterBreak="0">
-    <w:nsid w:val="1B565939"/>
+  <w:abstractNum w:abstractNumId="5" w15:restartNumberingAfterBreak="0">
+    <w:nsid w:val="6F462E6B"/>
     <w:multiLevelType w:val="hybridMultilevel"/>
-    <w:tmpl w:val="6F9C4408"/>
-    <w:name w:val="__API_DOC_SQUARE_BULLET__22222"/>
+    <w:tmpl w:val="14461740"/>
+    <w:name w:val="__API_DOC_SQUARE_BULLET__222"/>
     <w:lvl w:ilvl="0" w:tplc="0409000F">
       <w:start w:val="1"/>
       <w:numFmt w:val="decimal"/>
@@ -20138,10 +23349,97 @@
       </w:pPr>
     </w:lvl>
   </w:abstractNum>
-  <w:abstractNum w:abstractNumId="2" w15:restartNumberingAfterBreak="0">
-    <w:nsid w:val="211B48EC"/>
+  <w:abstractNum w:abstractNumId="6" w15:restartNumberingAfterBreak="0">
+    <w:nsid w:val="72394096"/>
     <w:multiLevelType w:val="hybridMultilevel"/>
-    <w:tmpl w:val="B15EDAC8"/>
+    <w:tmpl w:val="ED54669C"/>
+    <w:name w:val="__API_DOC_SQUARE_BULLET__222222"/>
+    <w:lvl w:ilvl="0" w:tplc="0409000F">
+      <w:start w:val="1"/>
+      <w:numFmt w:val="decimal"/>
+      <w:lvlText w:val="%1."/>
+      <w:lvlJc w:val="left"/>
+      <w:pPr>
+        <w:ind w:left="440" w:hanging="440"/>
+      </w:pPr>
+    </w:lvl>
+    <w:lvl w:ilvl="1" w:tplc="04090017" w:tentative="1">
+      <w:start w:val="1"/>
+      <w:numFmt w:val="aiueoFullWidth"/>
+      <w:lvlText w:val="(%2)"/>
+      <w:lvlJc w:val="left"/>
+      <w:pPr>
+        <w:ind w:left="880" w:hanging="440"/>
+      </w:pPr>
+    </w:lvl>
+    <w:lvl w:ilvl="2" w:tplc="04090011" w:tentative="1">
+      <w:start w:val="1"/>
+      <w:numFmt w:val="decimalEnclosedCircle"/>
+      <w:lvlText w:val="%3"/>
+      <w:lvlJc w:val="left"/>
+      <w:pPr>
+        <w:ind w:left="1320" w:hanging="440"/>
+      </w:pPr>
+    </w:lvl>
+    <w:lvl w:ilvl="3" w:tplc="0409000F" w:tentative="1">
+      <w:start w:val="1"/>
+      <w:numFmt w:val="decimal"/>
+      <w:lvlText w:val="%4."/>
+      <w:lvlJc w:val="left"/>
+      <w:pPr>
+        <w:ind w:left="1760" w:hanging="440"/>
+      </w:pPr>
+    </w:lvl>
+    <w:lvl w:ilvl="4" w:tplc="04090017" w:tentative="1">
+      <w:start w:val="1"/>
+      <w:numFmt w:val="aiueoFullWidth"/>
+      <w:lvlText w:val="(%5)"/>
+      <w:lvlJc w:val="left"/>
+      <w:pPr>
+        <w:ind w:left="2200" w:hanging="440"/>
+      </w:pPr>
+    </w:lvl>
+    <w:lvl w:ilvl="5" w:tplc="04090011" w:tentative="1">
+      <w:start w:val="1"/>
+      <w:numFmt w:val="decimalEnclosedCircle"/>
+      <w:lvlText w:val="%6"/>
+      <w:lvlJc w:val="left"/>
+      <w:pPr>
+        <w:ind w:left="2640" w:hanging="440"/>
+      </w:pPr>
+    </w:lvl>
+    <w:lvl w:ilvl="6" w:tplc="0409000F" w:tentative="1">
+      <w:start w:val="1"/>
+      <w:numFmt w:val="decimal"/>
+      <w:lvlText w:val="%7."/>
+      <w:lvlJc w:val="left"/>
+      <w:pPr>
+        <w:ind w:left="3080" w:hanging="440"/>
+      </w:pPr>
+    </w:lvl>
+    <w:lvl w:ilvl="7" w:tplc="04090017" w:tentative="1">
+      <w:start w:val="1"/>
+      <w:numFmt w:val="aiueoFullWidth"/>
+      <w:lvlText w:val="(%8)"/>
+      <w:lvlJc w:val="left"/>
+      <w:pPr>
+        <w:ind w:left="3520" w:hanging="440"/>
+      </w:pPr>
+    </w:lvl>
+    <w:lvl w:ilvl="8" w:tplc="04090011" w:tentative="1">
+      <w:start w:val="1"/>
+      <w:numFmt w:val="decimalEnclosedCircle"/>
+      <w:lvlText w:val="%9"/>
+      <w:lvlJc w:val="left"/>
+      <w:pPr>
+        <w:ind w:left="3960" w:hanging="440"/>
+      </w:pPr>
+    </w:lvl>
+  </w:abstractNum>
+  <w:abstractNum w:abstractNumId="7" w15:restartNumberingAfterBreak="0">
+    <w:nsid w:val="77AD0941"/>
+    <w:multiLevelType w:val="hybridMultilevel"/>
+    <w:tmpl w:val="40E8974E"/>
     <w:name w:val="__API_DOC_SQUARE_BULLET__2222"/>
     <w:lvl w:ilvl="0" w:tplc="0409000F">
       <w:start w:val="1"/>
@@ -20225,285 +23523,7 @@
       </w:pPr>
     </w:lvl>
   </w:abstractNum>
-  <w:abstractNum w:abstractNumId="3" w15:restartNumberingAfterBreak="0">
-    <w:nsid w:val="2D0F4BA7"/>
-    <w:multiLevelType w:val="hybridMultilevel"/>
-    <w:tmpl w:val="FA5EAE52"/>
-    <w:name w:val="__API_DOC_SQUARE_BULLET__2"/>
-    <w:lvl w:ilvl="0" w:tplc="0409000F">
-      <w:start w:val="1"/>
-      <w:numFmt w:val="decimal"/>
-      <w:lvlText w:val="%1."/>
-      <w:lvlJc w:val="left"/>
-      <w:pPr>
-        <w:ind w:left="440" w:hanging="440"/>
-      </w:pPr>
-    </w:lvl>
-    <w:lvl w:ilvl="1" w:tplc="04090017" w:tentative="1">
-      <w:start w:val="1"/>
-      <w:numFmt w:val="aiueoFullWidth"/>
-      <w:lvlText w:val="(%2)"/>
-      <w:lvlJc w:val="left"/>
-      <w:pPr>
-        <w:ind w:left="880" w:hanging="440"/>
-      </w:pPr>
-    </w:lvl>
-    <w:lvl w:ilvl="2" w:tplc="04090011" w:tentative="1">
-      <w:start w:val="1"/>
-      <w:numFmt w:val="decimalEnclosedCircle"/>
-      <w:lvlText w:val="%3"/>
-      <w:lvlJc w:val="left"/>
-      <w:pPr>
-        <w:ind w:left="1320" w:hanging="440"/>
-      </w:pPr>
-    </w:lvl>
-    <w:lvl w:ilvl="3" w:tplc="0409000F" w:tentative="1">
-      <w:start w:val="1"/>
-      <w:numFmt w:val="decimal"/>
-      <w:lvlText w:val="%4."/>
-      <w:lvlJc w:val="left"/>
-      <w:pPr>
-        <w:ind w:left="1760" w:hanging="440"/>
-      </w:pPr>
-    </w:lvl>
-    <w:lvl w:ilvl="4" w:tplc="04090017" w:tentative="1">
-      <w:start w:val="1"/>
-      <w:numFmt w:val="aiueoFullWidth"/>
-      <w:lvlText w:val="(%5)"/>
-      <w:lvlJc w:val="left"/>
-      <w:pPr>
-        <w:ind w:left="2200" w:hanging="440"/>
-      </w:pPr>
-    </w:lvl>
-    <w:lvl w:ilvl="5" w:tplc="04090011" w:tentative="1">
-      <w:start w:val="1"/>
-      <w:numFmt w:val="decimalEnclosedCircle"/>
-      <w:lvlText w:val="%6"/>
-      <w:lvlJc w:val="left"/>
-      <w:pPr>
-        <w:ind w:left="2640" w:hanging="440"/>
-      </w:pPr>
-    </w:lvl>
-    <w:lvl w:ilvl="6" w:tplc="0409000F" w:tentative="1">
-      <w:start w:val="1"/>
-      <w:numFmt w:val="decimal"/>
-      <w:lvlText w:val="%7."/>
-      <w:lvlJc w:val="left"/>
-      <w:pPr>
-        <w:ind w:left="3080" w:hanging="440"/>
-      </w:pPr>
-    </w:lvl>
-    <w:lvl w:ilvl="7" w:tplc="04090017" w:tentative="1">
-      <w:start w:val="1"/>
-      <w:numFmt w:val="aiueoFullWidth"/>
-      <w:lvlText w:val="(%8)"/>
-      <w:lvlJc w:val="left"/>
-      <w:pPr>
-        <w:ind w:left="3520" w:hanging="440"/>
-      </w:pPr>
-    </w:lvl>
-    <w:lvl w:ilvl="8" w:tplc="04090011" w:tentative="1">
-      <w:start w:val="1"/>
-      <w:numFmt w:val="decimalEnclosedCircle"/>
-      <w:lvlText w:val="%9"/>
-      <w:lvlJc w:val="left"/>
-      <w:pPr>
-        <w:ind w:left="3960" w:hanging="440"/>
-      </w:pPr>
-    </w:lvl>
-  </w:abstractNum>
-  <w:abstractNum w:abstractNumId="4" w15:restartNumberingAfterBreak="0">
-    <w:nsid w:val="58297534"/>
-    <w:multiLevelType w:val="hybridMultilevel"/>
-    <w:tmpl w:val="35A6AB68"/>
-    <w:name w:val="__API_DOC_SQUARE_BULLET__22"/>
-    <w:lvl w:ilvl="0" w:tplc="0409000F">
-      <w:start w:val="1"/>
-      <w:numFmt w:val="decimal"/>
-      <w:lvlText w:val="%1."/>
-      <w:lvlJc w:val="left"/>
-      <w:pPr>
-        <w:ind w:left="440" w:hanging="440"/>
-      </w:pPr>
-    </w:lvl>
-    <w:lvl w:ilvl="1" w:tplc="04090017" w:tentative="1">
-      <w:start w:val="1"/>
-      <w:numFmt w:val="aiueoFullWidth"/>
-      <w:lvlText w:val="(%2)"/>
-      <w:lvlJc w:val="left"/>
-      <w:pPr>
-        <w:ind w:left="880" w:hanging="440"/>
-      </w:pPr>
-    </w:lvl>
-    <w:lvl w:ilvl="2" w:tplc="04090011" w:tentative="1">
-      <w:start w:val="1"/>
-      <w:numFmt w:val="decimalEnclosedCircle"/>
-      <w:lvlText w:val="%3"/>
-      <w:lvlJc w:val="left"/>
-      <w:pPr>
-        <w:ind w:left="1320" w:hanging="440"/>
-      </w:pPr>
-    </w:lvl>
-    <w:lvl w:ilvl="3" w:tplc="0409000F" w:tentative="1">
-      <w:start w:val="1"/>
-      <w:numFmt w:val="decimal"/>
-      <w:lvlText w:val="%4."/>
-      <w:lvlJc w:val="left"/>
-      <w:pPr>
-        <w:ind w:left="1760" w:hanging="440"/>
-      </w:pPr>
-    </w:lvl>
-    <w:lvl w:ilvl="4" w:tplc="04090017" w:tentative="1">
-      <w:start w:val="1"/>
-      <w:numFmt w:val="aiueoFullWidth"/>
-      <w:lvlText w:val="(%5)"/>
-      <w:lvlJc w:val="left"/>
-      <w:pPr>
-        <w:ind w:left="2200" w:hanging="440"/>
-      </w:pPr>
-    </w:lvl>
-    <w:lvl w:ilvl="5" w:tplc="04090011" w:tentative="1">
-      <w:start w:val="1"/>
-      <w:numFmt w:val="decimalEnclosedCircle"/>
-      <w:lvlText w:val="%6"/>
-      <w:lvlJc w:val="left"/>
-      <w:pPr>
-        <w:ind w:left="2640" w:hanging="440"/>
-      </w:pPr>
-    </w:lvl>
-    <w:lvl w:ilvl="6" w:tplc="0409000F" w:tentative="1">
-      <w:start w:val="1"/>
-      <w:numFmt w:val="decimal"/>
-      <w:lvlText w:val="%7."/>
-      <w:lvlJc w:val="left"/>
-      <w:pPr>
-        <w:ind w:left="3080" w:hanging="440"/>
-      </w:pPr>
-    </w:lvl>
-    <w:lvl w:ilvl="7" w:tplc="04090017" w:tentative="1">
-      <w:start w:val="1"/>
-      <w:numFmt w:val="aiueoFullWidth"/>
-      <w:lvlText w:val="(%8)"/>
-      <w:lvlJc w:val="left"/>
-      <w:pPr>
-        <w:ind w:left="3520" w:hanging="440"/>
-      </w:pPr>
-    </w:lvl>
-    <w:lvl w:ilvl="8" w:tplc="04090011" w:tentative="1">
-      <w:start w:val="1"/>
-      <w:numFmt w:val="decimalEnclosedCircle"/>
-      <w:lvlText w:val="%9"/>
-      <w:lvlJc w:val="left"/>
-      <w:pPr>
-        <w:ind w:left="3960" w:hanging="440"/>
-      </w:pPr>
-    </w:lvl>
-  </w:abstractNum>
-  <w:abstractNum w:abstractNumId="5" w15:restartNumberingAfterBreak="0">
-    <w:nsid w:val="6CF71F1B"/>
-    <w:multiLevelType w:val="hybridMultilevel"/>
-    <w:tmpl w:val="220C6D1C"/>
-    <w:name w:val="__API_DOC_SQUARE_BULLET__222"/>
-    <w:lvl w:ilvl="0" w:tplc="0409000F">
-      <w:start w:val="1"/>
-      <w:numFmt w:val="decimal"/>
-      <w:lvlText w:val="%1."/>
-      <w:lvlJc w:val="left"/>
-      <w:pPr>
-        <w:ind w:left="440" w:hanging="440"/>
-      </w:pPr>
-    </w:lvl>
-    <w:lvl w:ilvl="1" w:tplc="04090017" w:tentative="1">
-      <w:start w:val="1"/>
-      <w:numFmt w:val="aiueoFullWidth"/>
-      <w:lvlText w:val="(%2)"/>
-      <w:lvlJc w:val="left"/>
-      <w:pPr>
-        <w:ind w:left="880" w:hanging="440"/>
-      </w:pPr>
-    </w:lvl>
-    <w:lvl w:ilvl="2" w:tplc="04090011" w:tentative="1">
-      <w:start w:val="1"/>
-      <w:numFmt w:val="decimalEnclosedCircle"/>
-      <w:lvlText w:val="%3"/>
-      <w:lvlJc w:val="left"/>
-      <w:pPr>
-        <w:ind w:left="1320" w:hanging="440"/>
-      </w:pPr>
-    </w:lvl>
-    <w:lvl w:ilvl="3" w:tplc="0409000F" w:tentative="1">
-      <w:start w:val="1"/>
-      <w:numFmt w:val="decimal"/>
-      <w:lvlText w:val="%4."/>
-      <w:lvlJc w:val="left"/>
-      <w:pPr>
-        <w:ind w:left="1760" w:hanging="440"/>
-      </w:pPr>
-    </w:lvl>
-    <w:lvl w:ilvl="4" w:tplc="04090017" w:tentative="1">
-      <w:start w:val="1"/>
-      <w:numFmt w:val="aiueoFullWidth"/>
-      <w:lvlText w:val="(%5)"/>
-      <w:lvlJc w:val="left"/>
-      <w:pPr>
-        <w:ind w:left="2200" w:hanging="440"/>
-      </w:pPr>
-    </w:lvl>
-    <w:lvl w:ilvl="5" w:tplc="04090011" w:tentative="1">
-      <w:start w:val="1"/>
-      <w:numFmt w:val="decimalEnclosedCircle"/>
-      <w:lvlText w:val="%6"/>
-      <w:lvlJc w:val="left"/>
-      <w:pPr>
-        <w:ind w:left="2640" w:hanging="440"/>
-      </w:pPr>
-    </w:lvl>
-    <w:lvl w:ilvl="6" w:tplc="0409000F" w:tentative="1">
-      <w:start w:val="1"/>
-      <w:numFmt w:val="decimal"/>
-      <w:lvlText w:val="%7."/>
-      <w:lvlJc w:val="left"/>
-      <w:pPr>
-        <w:ind w:left="3080" w:hanging="440"/>
-      </w:pPr>
-    </w:lvl>
-    <w:lvl w:ilvl="7" w:tplc="04090017" w:tentative="1">
-      <w:start w:val="1"/>
-      <w:numFmt w:val="aiueoFullWidth"/>
-      <w:lvlText w:val="(%8)"/>
-      <w:lvlJc w:val="left"/>
-      <w:pPr>
-        <w:ind w:left="3520" w:hanging="440"/>
-      </w:pPr>
-    </w:lvl>
-    <w:lvl w:ilvl="8" w:tplc="04090011" w:tentative="1">
-      <w:start w:val="1"/>
-      <w:numFmt w:val="decimalEnclosedCircle"/>
-      <w:lvlText w:val="%9"/>
-      <w:lvlJc w:val="left"/>
-      <w:pPr>
-        <w:ind w:left="3960" w:hanging="440"/>
-      </w:pPr>
-    </w:lvl>
-  </w:abstractNum>
-  <w:abstractNum w:abstractNumId="6" w15:restartNumberingAfterBreak="0">
-    <w:nsid w:val="705F499A"/>
-    <w:multiLevelType w:val="singleLevel"/>
-    <w:tmpl w:val="04090001"/>
-    <w:lvl w:ilvl="0">
-      <w:start w:val="1"/>
-      <w:numFmt w:val="bullet"/>
-      <w:lvlText w:val="■"/>
-      <w:lvlJc w:val="left"/>
-      <w:pPr>
-        <w:ind w:left="440" w:hanging="440"/>
-      </w:pPr>
-      <w:rPr>
-        <w:rFonts w:ascii="Meiryo UI" w:hAnsi="Meiryo UI" w:eastAsia="Meiryo UI" w:cs="Meiryo UI" w:hint="default"/>
-      </w:rPr>
-    </w:lvl>
-  </w:abstractNum>
-  <w:abstractNum w:abstractNumId="7" w15:restartNumberingAfterBreak="0">
+  <w:abstractNum w:abstractNumId="8" w15:restartNumberingAfterBreak="0">
     <w:nsid w:val="7AC532A8"/>
     <w:multiLevelType w:val="multilevel"/>
     <w:tmpl w:val="4E1E5628"/>
@@ -20617,119 +23637,32 @@
       </w:rPr>
     </w:lvl>
   </w:abstractNum>
-  <w:abstractNum w:abstractNumId="8" w15:restartNumberingAfterBreak="0">
-    <w:nsid w:val="7BD852E5"/>
-    <w:multiLevelType w:val="hybridMultilevel"/>
-    <w:tmpl w:val="BA502638"/>
-    <w:name w:val="__API_DOC_SQUARE_BULLET__222222"/>
-    <w:lvl w:ilvl="0" w:tplc="0409000F">
-      <w:start w:val="1"/>
-      <w:numFmt w:val="decimal"/>
-      <w:lvlText w:val="%1."/>
-      <w:lvlJc w:val="left"/>
-      <w:pPr>
-        <w:ind w:left="440" w:hanging="440"/>
-      </w:pPr>
-    </w:lvl>
-    <w:lvl w:ilvl="1" w:tplc="04090017" w:tentative="1">
-      <w:start w:val="1"/>
-      <w:numFmt w:val="aiueoFullWidth"/>
-      <w:lvlText w:val="(%2)"/>
-      <w:lvlJc w:val="left"/>
-      <w:pPr>
-        <w:ind w:left="880" w:hanging="440"/>
-      </w:pPr>
-    </w:lvl>
-    <w:lvl w:ilvl="2" w:tplc="04090011" w:tentative="1">
-      <w:start w:val="1"/>
-      <w:numFmt w:val="decimalEnclosedCircle"/>
-      <w:lvlText w:val="%3"/>
-      <w:lvlJc w:val="left"/>
-      <w:pPr>
-        <w:ind w:left="1320" w:hanging="440"/>
-      </w:pPr>
-    </w:lvl>
-    <w:lvl w:ilvl="3" w:tplc="0409000F" w:tentative="1">
-      <w:start w:val="1"/>
-      <w:numFmt w:val="decimal"/>
-      <w:lvlText w:val="%4."/>
-      <w:lvlJc w:val="left"/>
-      <w:pPr>
-        <w:ind w:left="1760" w:hanging="440"/>
-      </w:pPr>
-    </w:lvl>
-    <w:lvl w:ilvl="4" w:tplc="04090017" w:tentative="1">
-      <w:start w:val="1"/>
-      <w:numFmt w:val="aiueoFullWidth"/>
-      <w:lvlText w:val="(%5)"/>
-      <w:lvlJc w:val="left"/>
-      <w:pPr>
-        <w:ind w:left="2200" w:hanging="440"/>
-      </w:pPr>
-    </w:lvl>
-    <w:lvl w:ilvl="5" w:tplc="04090011" w:tentative="1">
-      <w:start w:val="1"/>
-      <w:numFmt w:val="decimalEnclosedCircle"/>
-      <w:lvlText w:val="%6"/>
-      <w:lvlJc w:val="left"/>
-      <w:pPr>
-        <w:ind w:left="2640" w:hanging="440"/>
-      </w:pPr>
-    </w:lvl>
-    <w:lvl w:ilvl="6" w:tplc="0409000F" w:tentative="1">
-      <w:start w:val="1"/>
-      <w:numFmt w:val="decimal"/>
-      <w:lvlText w:val="%7."/>
-      <w:lvlJc w:val="left"/>
-      <w:pPr>
-        <w:ind w:left="3080" w:hanging="440"/>
-      </w:pPr>
-    </w:lvl>
-    <w:lvl w:ilvl="7" w:tplc="04090017" w:tentative="1">
-      <w:start w:val="1"/>
-      <w:numFmt w:val="aiueoFullWidth"/>
-      <w:lvlText w:val="(%8)"/>
-      <w:lvlJc w:val="left"/>
-      <w:pPr>
-        <w:ind w:left="3520" w:hanging="440"/>
-      </w:pPr>
-    </w:lvl>
-    <w:lvl w:ilvl="8" w:tplc="04090011" w:tentative="1">
-      <w:start w:val="1"/>
-      <w:numFmt w:val="decimalEnclosedCircle"/>
-      <w:lvlText w:val="%9"/>
-      <w:lvlJc w:val="left"/>
-      <w:pPr>
-        <w:ind w:left="3960" w:hanging="440"/>
-      </w:pPr>
-    </w:lvl>
-  </w:abstractNum>
   <w:num w:numId="1" w16cid:durableId="296302402">
+    <w:abstractNumId w:val="8"/>
+  </w:num>
+  <w:num w:numId="2" w16cid:durableId="598686360">
+    <w:abstractNumId w:val="0"/>
+  </w:num>
+  <w:num w:numId="3" w16cid:durableId="579215598">
+    <w:abstractNumId w:val="4"/>
+  </w:num>
+  <w:num w:numId="4" w16cid:durableId="412705135">
+    <w:abstractNumId w:val="3"/>
+  </w:num>
+  <w:num w:numId="5" w16cid:durableId="448011362">
+    <w:abstractNumId w:val="2"/>
+  </w:num>
+  <w:num w:numId="6" w16cid:durableId="1068193683">
+    <w:abstractNumId w:val="5"/>
+  </w:num>
+  <w:num w:numId="7" w16cid:durableId="95945757">
     <w:abstractNumId w:val="7"/>
   </w:num>
-  <w:num w:numId="2" w16cid:durableId="98766991">
-    <w:abstractNumId w:val="6"/>
-  </w:num>
-  <w:num w:numId="3" w16cid:durableId="1196625971">
-    <w:abstractNumId w:val="0"/>
-  </w:num>
-  <w:num w:numId="4" w16cid:durableId="81799244">
-    <w:abstractNumId w:val="3"/>
-  </w:num>
-  <w:num w:numId="5" w16cid:durableId="638196252">
-    <w:abstractNumId w:val="4"/>
-  </w:num>
-  <w:num w:numId="6" w16cid:durableId="896477015">
-    <w:abstractNumId w:val="5"/>
-  </w:num>
-  <w:num w:numId="7" w16cid:durableId="1510024321">
-    <w:abstractNumId w:val="2"/>
-  </w:num>
-  <w:num w:numId="8" w16cid:durableId="731466290">
+  <w:num w:numId="8" w16cid:durableId="1509323793">
     <w:abstractNumId w:val="1"/>
   </w:num>
-  <w:num w:numId="9" w16cid:durableId="544369403">
-    <w:abstractNumId w:val="8"/>
+  <w:num w:numId="9" w16cid:durableId="908424752">
+    <w:abstractNumId w:val="6"/>
   </w:num>
   <w:numIdMacAtCleanup w:val="9"/>
 </w:numbering>

--- a/taniguchi/api/Fix/API設計書_棚卸し.docx
+++ b/taniguchi/api/Fix/API設計書_棚卸し.docx
@@ -1002,7 +1002,7 @@
       <w:r>
         <w:fldChar w:fldCharType="separate"/>
       </w:r>
-      <w:hyperlink w:anchor="_Toc231314897" w:history="1">
+      <w:hyperlink w:anchor="_Toc231755379" w:history="1">
         <w:r>
           <w:rPr>
             <w:rStyle w:val="afffffff5"/>
@@ -1029,7 +1029,7 @@
             <w:noProof/>
             <w:webHidden/>
           </w:rPr>
-          <w:instrText xml:space="preserve"> PAGEREF _Toc231314897 \h </w:instrText>
+          <w:instrText xml:space="preserve"> PAGEREF _Toc231755379 \h </w:instrText>
         </w:r>
         <w:r>
           <w:rPr>
@@ -1077,7 +1077,7 @@
           <w14:ligatures w14:val="standardContextual"/>
         </w:rPr>
       </w:pPr>
-      <w:hyperlink w:anchor="_Toc231314898" w:history="1">
+      <w:hyperlink w:anchor="_Toc231755380" w:history="1">
         <w:r>
           <w:rPr>
             <w:rStyle w:val="afffffff5"/>
@@ -1104,7 +1104,7 @@
             <w:noProof/>
             <w:webHidden/>
           </w:rPr>
-          <w:instrText xml:space="preserve"> PAGEREF _Toc231314898 \h </w:instrText>
+          <w:instrText xml:space="preserve"> PAGEREF _Toc231755380 \h </w:instrText>
         </w:r>
         <w:r>
           <w:rPr>
@@ -1152,7 +1152,7 @@
           <w14:ligatures w14:val="standardContextual"/>
         </w:rPr>
       </w:pPr>
-      <w:hyperlink w:anchor="_Toc231314899" w:history="1">
+      <w:hyperlink w:anchor="_Toc231755381" w:history="1">
         <w:r>
           <w:rPr>
             <w:rStyle w:val="afffffff5"/>
@@ -1179,7 +1179,7 @@
             <w:noProof/>
             <w:webHidden/>
           </w:rPr>
-          <w:instrText xml:space="preserve"> PAGEREF _Toc231314899 \h </w:instrText>
+          <w:instrText xml:space="preserve"> PAGEREF _Toc231755381 \h </w:instrText>
         </w:r>
         <w:r>
           <w:rPr>
@@ -1227,7 +1227,7 @@
           <w14:ligatures w14:val="standardContextual"/>
         </w:rPr>
       </w:pPr>
-      <w:hyperlink w:anchor="_Toc231314900" w:history="1">
+      <w:hyperlink w:anchor="_Toc231755382" w:history="1">
         <w:r>
           <w:rPr>
             <w:rStyle w:val="afffffff5"/>
@@ -1254,7 +1254,7 @@
             <w:noProof/>
             <w:webHidden/>
           </w:rPr>
-          <w:instrText xml:space="preserve"> PAGEREF _Toc231314900 \h </w:instrText>
+          <w:instrText xml:space="preserve"> PAGEREF _Toc231755382 \h </w:instrText>
         </w:r>
         <w:r>
           <w:rPr>
@@ -1302,7 +1302,7 @@
           <w14:ligatures w14:val="standardContextual"/>
         </w:rPr>
       </w:pPr>
-      <w:hyperlink w:anchor="_Toc231314901" w:history="1">
+      <w:hyperlink w:anchor="_Toc231755383" w:history="1">
         <w:r>
           <w:rPr>
             <w:rStyle w:val="afffffff5"/>
@@ -1329,7 +1329,7 @@
             <w:noProof/>
             <w:webHidden/>
           </w:rPr>
-          <w:instrText xml:space="preserve"> PAGEREF _Toc231314901 \h </w:instrText>
+          <w:instrText xml:space="preserve"> PAGEREF _Toc231755383 \h </w:instrText>
         </w:r>
         <w:r>
           <w:rPr>
@@ -1378,7 +1378,7 @@
           <w14:ligatures w14:val="standardContextual"/>
         </w:rPr>
       </w:pPr>
-      <w:hyperlink w:anchor="_Toc231314902" w:history="1">
+      <w:hyperlink w:anchor="_Toc231755384" w:history="1">
         <w:r>
           <w:rPr>
             <w:rStyle w:val="afffffff5"/>
@@ -1405,7 +1405,7 @@
             <w:noProof/>
             <w:webHidden/>
           </w:rPr>
-          <w:instrText xml:space="preserve"> PAGEREF _Toc231314902 \h </w:instrText>
+          <w:instrText xml:space="preserve"> PAGEREF _Toc231755384 \h </w:instrText>
         </w:r>
         <w:r>
           <w:rPr>
@@ -1453,7 +1453,7 @@
           <w14:ligatures w14:val="standardContextual"/>
         </w:rPr>
       </w:pPr>
-      <w:hyperlink w:anchor="_Toc231314903" w:history="1">
+      <w:hyperlink w:anchor="_Toc231755385" w:history="1">
         <w:r>
           <w:rPr>
             <w:rStyle w:val="afffffff5"/>
@@ -1480,7 +1480,7 @@
             <w:noProof/>
             <w:webHidden/>
           </w:rPr>
-          <w:instrText xml:space="preserve"> PAGEREF _Toc231314903 \h </w:instrText>
+          <w:instrText xml:space="preserve"> PAGEREF _Toc231755385 \h </w:instrText>
         </w:r>
         <w:r>
           <w:rPr>
@@ -1528,7 +1528,7 @@
           <w14:ligatures w14:val="standardContextual"/>
         </w:rPr>
       </w:pPr>
-      <w:hyperlink w:anchor="_Toc231314904" w:history="1">
+      <w:hyperlink w:anchor="_Toc231755386" w:history="1">
         <w:r>
           <w:rPr>
             <w:rStyle w:val="afffffff5"/>
@@ -1555,7 +1555,7 @@
             <w:noProof/>
             <w:webHidden/>
           </w:rPr>
-          <w:instrText xml:space="preserve"> PAGEREF _Toc231314904 \h </w:instrText>
+          <w:instrText xml:space="preserve"> PAGEREF _Toc231755386 \h </w:instrText>
         </w:r>
         <w:r>
           <w:rPr>
@@ -1603,7 +1603,7 @@
           <w14:ligatures w14:val="standardContextual"/>
         </w:rPr>
       </w:pPr>
-      <w:hyperlink w:anchor="_Toc231314905" w:history="1">
+      <w:hyperlink w:anchor="_Toc231755387" w:history="1">
         <w:r>
           <w:rPr>
             <w:rStyle w:val="afffffff5"/>
@@ -1630,7 +1630,7 @@
             <w:noProof/>
             <w:webHidden/>
           </w:rPr>
-          <w:instrText xml:space="preserve"> PAGEREF _Toc231314905 \h </w:instrText>
+          <w:instrText xml:space="preserve"> PAGEREF _Toc231755387 \h </w:instrText>
         </w:r>
         <w:r>
           <w:rPr>
@@ -1678,7 +1678,7 @@
           <w14:ligatures w14:val="standardContextual"/>
         </w:rPr>
       </w:pPr>
-      <w:hyperlink w:anchor="_Toc231314906" w:history="1">
+      <w:hyperlink w:anchor="_Toc231755388" w:history="1">
         <w:r>
           <w:rPr>
             <w:rStyle w:val="afffffff5"/>
@@ -1705,7 +1705,7 @@
             <w:noProof/>
             <w:webHidden/>
           </w:rPr>
-          <w:instrText xml:space="preserve"> PAGEREF _Toc231314906 \h </w:instrText>
+          <w:instrText xml:space="preserve"> PAGEREF _Toc231755388 \h </w:instrText>
         </w:r>
         <w:r>
           <w:rPr>
@@ -1754,7 +1754,7 @@
           <w14:ligatures w14:val="standardContextual"/>
         </w:rPr>
       </w:pPr>
-      <w:hyperlink w:anchor="_Toc231314907" w:history="1">
+      <w:hyperlink w:anchor="_Toc231755389" w:history="1">
         <w:r>
           <w:rPr>
             <w:rStyle w:val="afffffff5"/>
@@ -1781,7 +1781,7 @@
             <w:noProof/>
             <w:webHidden/>
           </w:rPr>
-          <w:instrText xml:space="preserve"> PAGEREF _Toc231314907 \h </w:instrText>
+          <w:instrText xml:space="preserve"> PAGEREF _Toc231755389 \h </w:instrText>
         </w:r>
         <w:r>
           <w:rPr>
@@ -1829,7 +1829,7 @@
           <w14:ligatures w14:val="standardContextual"/>
         </w:rPr>
       </w:pPr>
-      <w:hyperlink w:anchor="_Toc231314908" w:history="1">
+      <w:hyperlink w:anchor="_Toc231755390" w:history="1">
         <w:r>
           <w:rPr>
             <w:rStyle w:val="afffffff5"/>
@@ -1856,7 +1856,7 @@
             <w:noProof/>
             <w:webHidden/>
           </w:rPr>
-          <w:instrText xml:space="preserve"> PAGEREF _Toc231314908 \h </w:instrText>
+          <w:instrText xml:space="preserve"> PAGEREF _Toc231755390 \h </w:instrText>
         </w:r>
         <w:r>
           <w:rPr>
@@ -1904,7 +1904,7 @@
           <w14:ligatures w14:val="standardContextual"/>
         </w:rPr>
       </w:pPr>
-      <w:hyperlink w:anchor="_Toc231314909" w:history="1">
+      <w:hyperlink w:anchor="_Toc231755391" w:history="1">
         <w:r>
           <w:rPr>
             <w:rStyle w:val="afffffff5"/>
@@ -1931,7 +1931,7 @@
             <w:noProof/>
             <w:webHidden/>
           </w:rPr>
-          <w:instrText xml:space="preserve"> PAGEREF _Toc231314909 \h </w:instrText>
+          <w:instrText xml:space="preserve"> PAGEREF _Toc231755391 \h </w:instrText>
         </w:r>
         <w:r>
           <w:rPr>
@@ -1979,7 +1979,7 @@
           <w14:ligatures w14:val="standardContextual"/>
         </w:rPr>
       </w:pPr>
-      <w:hyperlink w:anchor="_Toc231314910" w:history="1">
+      <w:hyperlink w:anchor="_Toc231755392" w:history="1">
         <w:r>
           <w:rPr>
             <w:rStyle w:val="afffffff5"/>
@@ -2006,7 +2006,7 @@
             <w:noProof/>
             <w:webHidden/>
           </w:rPr>
-          <w:instrText xml:space="preserve"> PAGEREF _Toc231314910 \h </w:instrText>
+          <w:instrText xml:space="preserve"> PAGEREF _Toc231755392 \h </w:instrText>
         </w:r>
         <w:r>
           <w:rPr>
@@ -2054,7 +2054,7 @@
           <w14:ligatures w14:val="standardContextual"/>
         </w:rPr>
       </w:pPr>
-      <w:hyperlink w:anchor="_Toc231314911" w:history="1">
+      <w:hyperlink w:anchor="_Toc231755393" w:history="1">
         <w:r>
           <w:rPr>
             <w:rStyle w:val="afffffff5"/>
@@ -2081,7 +2081,7 @@
             <w:noProof/>
             <w:webHidden/>
           </w:rPr>
-          <w:instrText xml:space="preserve"> PAGEREF _Toc231314911 \h </w:instrText>
+          <w:instrText xml:space="preserve"> PAGEREF _Toc231755393 \h </w:instrText>
         </w:r>
         <w:r>
           <w:rPr>
@@ -2129,7 +2129,7 @@
           <w14:ligatures w14:val="standardContextual"/>
         </w:rPr>
       </w:pPr>
-      <w:hyperlink w:anchor="_Toc231314912" w:history="1">
+      <w:hyperlink w:anchor="_Toc231755394" w:history="1">
         <w:r>
           <w:rPr>
             <w:rStyle w:val="afffffff5"/>
@@ -2156,7 +2156,7 @@
             <w:noProof/>
             <w:webHidden/>
           </w:rPr>
-          <w:instrText xml:space="preserve"> PAGEREF _Toc231314912 \h </w:instrText>
+          <w:instrText xml:space="preserve"> PAGEREF _Toc231755394 \h </w:instrText>
         </w:r>
         <w:r>
           <w:rPr>
@@ -2204,7 +2204,7 @@
           <w14:ligatures w14:val="standardContextual"/>
         </w:rPr>
       </w:pPr>
-      <w:hyperlink w:anchor="_Toc231314913" w:history="1">
+      <w:hyperlink w:anchor="_Toc231755395" w:history="1">
         <w:r>
           <w:rPr>
             <w:rStyle w:val="afffffff5"/>
@@ -2231,7 +2231,7 @@
             <w:noProof/>
             <w:webHidden/>
           </w:rPr>
-          <w:instrText xml:space="preserve"> PAGEREF _Toc231314913 \h </w:instrText>
+          <w:instrText xml:space="preserve"> PAGEREF _Toc231755395 \h </w:instrText>
         </w:r>
         <w:r>
           <w:rPr>
@@ -2279,7 +2279,7 @@
           <w14:ligatures w14:val="standardContextual"/>
         </w:rPr>
       </w:pPr>
-      <w:hyperlink w:anchor="_Toc231314914" w:history="1">
+      <w:hyperlink w:anchor="_Toc231755396" w:history="1">
         <w:r>
           <w:rPr>
             <w:rStyle w:val="afffffff5"/>
@@ -2306,7 +2306,7 @@
             <w:noProof/>
             <w:webHidden/>
           </w:rPr>
-          <w:instrText xml:space="preserve"> PAGEREF _Toc231314914 \h </w:instrText>
+          <w:instrText xml:space="preserve"> PAGEREF _Toc231755396 \h </w:instrText>
         </w:r>
         <w:r>
           <w:rPr>
@@ -2353,7 +2353,7 @@
           <w14:ligatures w14:val="standardContextual"/>
         </w:rPr>
       </w:pPr>
-      <w:hyperlink w:anchor="_Toc231314915" w:history="1">
+      <w:hyperlink w:anchor="_Toc231755397" w:history="1">
         <w:r>
           <w:rPr>
             <w:rStyle w:val="afffffff5"/>
@@ -2380,7 +2380,7 @@
             <w:noProof/>
             <w:webHidden/>
           </w:rPr>
-          <w:instrText xml:space="preserve"> PAGEREF _Toc231314915 \h </w:instrText>
+          <w:instrText xml:space="preserve"> PAGEREF _Toc231755397 \h </w:instrText>
         </w:r>
         <w:r>
           <w:rPr>
@@ -2427,7 +2427,7 @@
           <w14:ligatures w14:val="standardContextual"/>
         </w:rPr>
       </w:pPr>
-      <w:hyperlink w:anchor="_Toc231314916" w:history="1">
+      <w:hyperlink w:anchor="_Toc231755398" w:history="1">
         <w:r>
           <w:rPr>
             <w:rStyle w:val="afffffff5"/>
@@ -2454,7 +2454,7 @@
             <w:noProof/>
             <w:webHidden/>
           </w:rPr>
-          <w:instrText xml:space="preserve"> PAGEREF _Toc231314916 \h </w:instrText>
+          <w:instrText xml:space="preserve"> PAGEREF _Toc231755398 \h </w:instrText>
         </w:r>
         <w:r>
           <w:rPr>
@@ -2503,7 +2503,7 @@
           <w14:ligatures w14:val="standardContextual"/>
         </w:rPr>
       </w:pPr>
-      <w:hyperlink w:anchor="_Toc231314917" w:history="1">
+      <w:hyperlink w:anchor="_Toc231755399" w:history="1">
         <w:r>
           <w:rPr>
             <w:rStyle w:val="afffffff5"/>
@@ -2530,7 +2530,7 @@
             <w:noProof/>
             <w:webHidden/>
           </w:rPr>
-          <w:instrText xml:space="preserve"> PAGEREF _Toc231314917 \h </w:instrText>
+          <w:instrText xml:space="preserve"> PAGEREF _Toc231755399 \h </w:instrText>
         </w:r>
         <w:r>
           <w:rPr>
@@ -2579,7 +2579,7 @@
           <w14:ligatures w14:val="standardContextual"/>
         </w:rPr>
       </w:pPr>
-      <w:hyperlink w:anchor="_Toc231314918" w:history="1">
+      <w:hyperlink w:anchor="_Toc231755400" w:history="1">
         <w:r>
           <w:rPr>
             <w:rStyle w:val="afffffff5"/>
@@ -2606,7 +2606,7 @@
             <w:noProof/>
             <w:webHidden/>
           </w:rPr>
-          <w:instrText xml:space="preserve"> PAGEREF _Toc231314918 \h </w:instrText>
+          <w:instrText xml:space="preserve"> PAGEREF _Toc231755400 \h </w:instrText>
         </w:r>
         <w:r>
           <w:rPr>
@@ -2654,7 +2654,7 @@
           <w14:ligatures w14:val="standardContextual"/>
         </w:rPr>
       </w:pPr>
-      <w:hyperlink w:anchor="_Toc231314919" w:history="1">
+      <w:hyperlink w:anchor="_Toc231755401" w:history="1">
         <w:r>
           <w:rPr>
             <w:rStyle w:val="afffffff5"/>
@@ -2681,7 +2681,7 @@
             <w:noProof/>
             <w:webHidden/>
           </w:rPr>
-          <w:instrText xml:space="preserve"> PAGEREF _Toc231314919 \h </w:instrText>
+          <w:instrText xml:space="preserve"> PAGEREF _Toc231755401 \h </w:instrText>
         </w:r>
         <w:r>
           <w:rPr>
@@ -2728,7 +2728,7 @@
           <w14:ligatures w14:val="standardContextual"/>
         </w:rPr>
       </w:pPr>
-      <w:hyperlink w:anchor="_Toc231314920" w:history="1">
+      <w:hyperlink w:anchor="_Toc231755402" w:history="1">
         <w:r>
           <w:rPr>
             <w:rStyle w:val="afffffff5"/>
@@ -2755,7 +2755,7 @@
             <w:noProof/>
             <w:webHidden/>
           </w:rPr>
-          <w:instrText xml:space="preserve"> PAGEREF _Toc231314920 \h </w:instrText>
+          <w:instrText xml:space="preserve"> PAGEREF _Toc231755402 \h </w:instrText>
         </w:r>
         <w:r>
           <w:rPr>
@@ -2802,7 +2802,7 @@
           <w14:ligatures w14:val="standardContextual"/>
         </w:rPr>
       </w:pPr>
-      <w:hyperlink w:anchor="_Toc231314921" w:history="1">
+      <w:hyperlink w:anchor="_Toc231755403" w:history="1">
         <w:r>
           <w:rPr>
             <w:rStyle w:val="afffffff5"/>
@@ -2829,7 +2829,7 @@
             <w:noProof/>
             <w:webHidden/>
           </w:rPr>
-          <w:instrText xml:space="preserve"> PAGEREF _Toc231314921 \h </w:instrText>
+          <w:instrText xml:space="preserve"> PAGEREF _Toc231755403 \h </w:instrText>
         </w:r>
         <w:r>
           <w:rPr>
@@ -2876,7 +2876,7 @@
           <w14:ligatures w14:val="standardContextual"/>
         </w:rPr>
       </w:pPr>
-      <w:hyperlink w:anchor="_Toc231314922" w:history="1">
+      <w:hyperlink w:anchor="_Toc231755404" w:history="1">
         <w:r>
           <w:rPr>
             <w:rStyle w:val="afffffff5"/>
@@ -2903,7 +2903,7 @@
             <w:noProof/>
             <w:webHidden/>
           </w:rPr>
-          <w:instrText xml:space="preserve"> PAGEREF _Toc231314922 \h </w:instrText>
+          <w:instrText xml:space="preserve"> PAGEREF _Toc231755404 \h </w:instrText>
         </w:r>
         <w:r>
           <w:rPr>
@@ -2951,7 +2951,7 @@
           <w14:ligatures w14:val="standardContextual"/>
         </w:rPr>
       </w:pPr>
-      <w:hyperlink w:anchor="_Toc231314923" w:history="1">
+      <w:hyperlink w:anchor="_Toc231755405" w:history="1">
         <w:r>
           <w:rPr>
             <w:rStyle w:val="afffffff5"/>
@@ -2978,7 +2978,7 @@
             <w:noProof/>
             <w:webHidden/>
           </w:rPr>
-          <w:instrText xml:space="preserve"> PAGEREF _Toc231314923 \h </w:instrText>
+          <w:instrText xml:space="preserve"> PAGEREF _Toc231755405 \h </w:instrText>
         </w:r>
         <w:r>
           <w:rPr>
@@ -3025,7 +3025,7 @@
           <w14:ligatures w14:val="standardContextual"/>
         </w:rPr>
       </w:pPr>
-      <w:hyperlink w:anchor="_Toc231314924" w:history="1">
+      <w:hyperlink w:anchor="_Toc231755406" w:history="1">
         <w:r>
           <w:rPr>
             <w:rStyle w:val="afffffff5"/>
@@ -3052,7 +3052,7 @@
             <w:noProof/>
             <w:webHidden/>
           </w:rPr>
-          <w:instrText xml:space="preserve"> PAGEREF _Toc231314924 \h </w:instrText>
+          <w:instrText xml:space="preserve"> PAGEREF _Toc231755406 \h </w:instrText>
         </w:r>
         <w:r>
           <w:rPr>
@@ -3099,7 +3099,7 @@
           <w14:ligatures w14:val="standardContextual"/>
         </w:rPr>
       </w:pPr>
-      <w:hyperlink w:anchor="_Toc231314925" w:history="1">
+      <w:hyperlink w:anchor="_Toc231755407" w:history="1">
         <w:r>
           <w:rPr>
             <w:rStyle w:val="afffffff5"/>
@@ -3126,7 +3126,7 @@
             <w:noProof/>
             <w:webHidden/>
           </w:rPr>
-          <w:instrText xml:space="preserve"> PAGEREF _Toc231314925 \h </w:instrText>
+          <w:instrText xml:space="preserve"> PAGEREF _Toc231755407 \h </w:instrText>
         </w:r>
         <w:r>
           <w:rPr>
@@ -3173,7 +3173,7 @@
           <w14:ligatures w14:val="standardContextual"/>
         </w:rPr>
       </w:pPr>
-      <w:hyperlink w:anchor="_Toc231314926" w:history="1">
+      <w:hyperlink w:anchor="_Toc231755408" w:history="1">
         <w:r>
           <w:rPr>
             <w:rStyle w:val="afffffff5"/>
@@ -3200,7 +3200,7 @@
             <w:noProof/>
             <w:webHidden/>
           </w:rPr>
-          <w:instrText xml:space="preserve"> PAGEREF _Toc231314926 \h </w:instrText>
+          <w:instrText xml:space="preserve"> PAGEREF _Toc231755408 \h </w:instrText>
         </w:r>
         <w:r>
           <w:rPr>
@@ -3247,7 +3247,7 @@
           <w14:ligatures w14:val="standardContextual"/>
         </w:rPr>
       </w:pPr>
-      <w:hyperlink w:anchor="_Toc231314927" w:history="1">
+      <w:hyperlink w:anchor="_Toc231755409" w:history="1">
         <w:r>
           <w:rPr>
             <w:rStyle w:val="afffffff5"/>
@@ -3274,7 +3274,7 @@
             <w:noProof/>
             <w:webHidden/>
           </w:rPr>
-          <w:instrText xml:space="preserve"> PAGEREF _Toc231314927 \h </w:instrText>
+          <w:instrText xml:space="preserve"> PAGEREF _Toc231755409 \h </w:instrText>
         </w:r>
         <w:r>
           <w:rPr>
@@ -3322,7 +3322,7 @@
           <w14:ligatures w14:val="standardContextual"/>
         </w:rPr>
       </w:pPr>
-      <w:hyperlink w:anchor="_Toc231314928" w:history="1">
+      <w:hyperlink w:anchor="_Toc231755410" w:history="1">
         <w:r>
           <w:rPr>
             <w:rStyle w:val="afffffff5"/>
@@ -3349,7 +3349,7 @@
             <w:noProof/>
             <w:webHidden/>
           </w:rPr>
-          <w:instrText xml:space="preserve"> PAGEREF _Toc231314928 \h </w:instrText>
+          <w:instrText xml:space="preserve"> PAGEREF _Toc231755410 \h </w:instrText>
         </w:r>
         <w:r>
           <w:rPr>
@@ -3396,7 +3396,7 @@
           <w14:ligatures w14:val="standardContextual"/>
         </w:rPr>
       </w:pPr>
-      <w:hyperlink w:anchor="_Toc231314929" w:history="1">
+      <w:hyperlink w:anchor="_Toc231755411" w:history="1">
         <w:r>
           <w:rPr>
             <w:rStyle w:val="afffffff5"/>
@@ -3423,7 +3423,7 @@
             <w:noProof/>
             <w:webHidden/>
           </w:rPr>
-          <w:instrText xml:space="preserve"> PAGEREF _Toc231314929 \h </w:instrText>
+          <w:instrText xml:space="preserve"> PAGEREF _Toc231755411 \h </w:instrText>
         </w:r>
         <w:r>
           <w:rPr>
@@ -3470,7 +3470,7 @@
           <w14:ligatures w14:val="standardContextual"/>
         </w:rPr>
       </w:pPr>
-      <w:hyperlink w:anchor="_Toc231314930" w:history="1">
+      <w:hyperlink w:anchor="_Toc231755412" w:history="1">
         <w:r>
           <w:rPr>
             <w:rStyle w:val="afffffff5"/>
@@ -3497,7 +3497,7 @@
             <w:noProof/>
             <w:webHidden/>
           </w:rPr>
-          <w:instrText xml:space="preserve"> PAGEREF _Toc231314930 \h </w:instrText>
+          <w:instrText xml:space="preserve"> PAGEREF _Toc231755412 \h </w:instrText>
         </w:r>
         <w:r>
           <w:rPr>
@@ -3544,7 +3544,7 @@
           <w14:ligatures w14:val="standardContextual"/>
         </w:rPr>
       </w:pPr>
-      <w:hyperlink w:anchor="_Toc231314931" w:history="1">
+      <w:hyperlink w:anchor="_Toc231755413" w:history="1">
         <w:r>
           <w:rPr>
             <w:rStyle w:val="afffffff5"/>
@@ -3571,7 +3571,7 @@
             <w:noProof/>
             <w:webHidden/>
           </w:rPr>
-          <w:instrText xml:space="preserve"> PAGEREF _Toc231314931 \h </w:instrText>
+          <w:instrText xml:space="preserve"> PAGEREF _Toc231755413 \h </w:instrText>
         </w:r>
         <w:r>
           <w:rPr>
@@ -3619,7 +3619,7 @@
           <w14:ligatures w14:val="standardContextual"/>
         </w:rPr>
       </w:pPr>
-      <w:hyperlink w:anchor="_Toc231314932" w:history="1">
+      <w:hyperlink w:anchor="_Toc231755414" w:history="1">
         <w:r>
           <w:rPr>
             <w:rStyle w:val="afffffff5"/>
@@ -3646,7 +3646,7 @@
             <w:noProof/>
             <w:webHidden/>
           </w:rPr>
-          <w:instrText xml:space="preserve"> PAGEREF _Toc231314932 \h </w:instrText>
+          <w:instrText xml:space="preserve"> PAGEREF _Toc231755414 \h </w:instrText>
         </w:r>
         <w:r>
           <w:rPr>
@@ -3693,7 +3693,7 @@
           <w14:ligatures w14:val="standardContextual"/>
         </w:rPr>
       </w:pPr>
-      <w:hyperlink w:anchor="_Toc231314933" w:history="1">
+      <w:hyperlink w:anchor="_Toc231755415" w:history="1">
         <w:r>
           <w:rPr>
             <w:rStyle w:val="afffffff5"/>
@@ -3720,7 +3720,7 @@
             <w:noProof/>
             <w:webHidden/>
           </w:rPr>
-          <w:instrText xml:space="preserve"> PAGEREF _Toc231314933 \h </w:instrText>
+          <w:instrText xml:space="preserve"> PAGEREF _Toc231755415 \h </w:instrText>
         </w:r>
         <w:r>
           <w:rPr>
@@ -3767,7 +3767,7 @@
           <w14:ligatures w14:val="standardContextual"/>
         </w:rPr>
       </w:pPr>
-      <w:hyperlink w:anchor="_Toc231314934" w:history="1">
+      <w:hyperlink w:anchor="_Toc231755416" w:history="1">
         <w:r>
           <w:rPr>
             <w:rStyle w:val="afffffff5"/>
@@ -3794,7 +3794,7 @@
             <w:noProof/>
             <w:webHidden/>
           </w:rPr>
-          <w:instrText xml:space="preserve"> PAGEREF _Toc231314934 \h </w:instrText>
+          <w:instrText xml:space="preserve"> PAGEREF _Toc231755416 \h </w:instrText>
         </w:r>
         <w:r>
           <w:rPr>
@@ -3841,7 +3841,7 @@
           <w14:ligatures w14:val="standardContextual"/>
         </w:rPr>
       </w:pPr>
-      <w:hyperlink w:anchor="_Toc231314935" w:history="1">
+      <w:hyperlink w:anchor="_Toc231755417" w:history="1">
         <w:r>
           <w:rPr>
             <w:rStyle w:val="afffffff5"/>
@@ -3868,7 +3868,7 @@
             <w:noProof/>
             <w:webHidden/>
           </w:rPr>
-          <w:instrText xml:space="preserve"> PAGEREF _Toc231314935 \h </w:instrText>
+          <w:instrText xml:space="preserve"> PAGEREF _Toc231755417 \h </w:instrText>
         </w:r>
         <w:r>
           <w:rPr>
@@ -3915,7 +3915,7 @@
           <w14:ligatures w14:val="standardContextual"/>
         </w:rPr>
       </w:pPr>
-      <w:hyperlink w:anchor="_Toc231314936" w:history="1">
+      <w:hyperlink w:anchor="_Toc231755418" w:history="1">
         <w:r>
           <w:rPr>
             <w:rStyle w:val="afffffff5"/>
@@ -3942,7 +3942,7 @@
             <w:noProof/>
             <w:webHidden/>
           </w:rPr>
-          <w:instrText xml:space="preserve"> PAGEREF _Toc231314936 \h </w:instrText>
+          <w:instrText xml:space="preserve"> PAGEREF _Toc231755418 \h </w:instrText>
         </w:r>
         <w:r>
           <w:rPr>
@@ -3990,7 +3990,7 @@
           <w14:ligatures w14:val="standardContextual"/>
         </w:rPr>
       </w:pPr>
-      <w:hyperlink w:anchor="_Toc231314937" w:history="1">
+      <w:hyperlink w:anchor="_Toc231755419" w:history="1">
         <w:r>
           <w:rPr>
             <w:rStyle w:val="afffffff5"/>
@@ -4017,7 +4017,7 @@
             <w:noProof/>
             <w:webHidden/>
           </w:rPr>
-          <w:instrText xml:space="preserve"> PAGEREF _Toc231314937 \h </w:instrText>
+          <w:instrText xml:space="preserve"> PAGEREF _Toc231755419 \h </w:instrText>
         </w:r>
         <w:r>
           <w:rPr>
@@ -4064,7 +4064,7 @@
           <w14:ligatures w14:val="standardContextual"/>
         </w:rPr>
       </w:pPr>
-      <w:hyperlink w:anchor="_Toc231314938" w:history="1">
+      <w:hyperlink w:anchor="_Toc231755420" w:history="1">
         <w:r>
           <w:rPr>
             <w:rStyle w:val="afffffff5"/>
@@ -4091,7 +4091,7 @@
             <w:noProof/>
             <w:webHidden/>
           </w:rPr>
-          <w:instrText xml:space="preserve"> PAGEREF _Toc231314938 \h </w:instrText>
+          <w:instrText xml:space="preserve"> PAGEREF _Toc231755420 \h </w:instrText>
         </w:r>
         <w:r>
           <w:rPr>
@@ -4138,7 +4138,7 @@
           <w14:ligatures w14:val="standardContextual"/>
         </w:rPr>
       </w:pPr>
-      <w:hyperlink w:anchor="_Toc231314939" w:history="1">
+      <w:hyperlink w:anchor="_Toc231755421" w:history="1">
         <w:r>
           <w:rPr>
             <w:rStyle w:val="afffffff5"/>
@@ -4165,7 +4165,7 @@
             <w:noProof/>
             <w:webHidden/>
           </w:rPr>
-          <w:instrText xml:space="preserve"> PAGEREF _Toc231314939 \h </w:instrText>
+          <w:instrText xml:space="preserve"> PAGEREF _Toc231755421 \h </w:instrText>
         </w:r>
         <w:r>
           <w:rPr>
@@ -4212,7 +4212,7 @@
           <w14:ligatures w14:val="standardContextual"/>
         </w:rPr>
       </w:pPr>
-      <w:hyperlink w:anchor="_Toc231314940" w:history="1">
+      <w:hyperlink w:anchor="_Toc231755422" w:history="1">
         <w:r>
           <w:rPr>
             <w:rStyle w:val="afffffff5"/>
@@ -4239,7 +4239,7 @@
             <w:noProof/>
             <w:webHidden/>
           </w:rPr>
-          <w:instrText xml:space="preserve"> PAGEREF _Toc231314940 \h </w:instrText>
+          <w:instrText xml:space="preserve"> PAGEREF _Toc231755422 \h </w:instrText>
         </w:r>
         <w:r>
           <w:rPr>
@@ -4286,7 +4286,7 @@
           <w14:ligatures w14:val="standardContextual"/>
         </w:rPr>
       </w:pPr>
-      <w:hyperlink w:anchor="_Toc231314941" w:history="1">
+      <w:hyperlink w:anchor="_Toc231755423" w:history="1">
         <w:r>
           <w:rPr>
             <w:rStyle w:val="afffffff5"/>
@@ -4313,7 +4313,7 @@
             <w:noProof/>
             <w:webHidden/>
           </w:rPr>
-          <w:instrText xml:space="preserve"> PAGEREF _Toc231314941 \h </w:instrText>
+          <w:instrText xml:space="preserve"> PAGEREF _Toc231755423 \h </w:instrText>
         </w:r>
         <w:r>
           <w:rPr>
@@ -4361,7 +4361,7 @@
           <w14:ligatures w14:val="standardContextual"/>
         </w:rPr>
       </w:pPr>
-      <w:hyperlink w:anchor="_Toc231314942" w:history="1">
+      <w:hyperlink w:anchor="_Toc231755424" w:history="1">
         <w:r>
           <w:rPr>
             <w:rStyle w:val="afffffff5"/>
@@ -4388,7 +4388,7 @@
             <w:noProof/>
             <w:webHidden/>
           </w:rPr>
-          <w:instrText xml:space="preserve"> PAGEREF _Toc231314942 \h </w:instrText>
+          <w:instrText xml:space="preserve"> PAGEREF _Toc231755424 \h </w:instrText>
         </w:r>
         <w:r>
           <w:rPr>
@@ -4435,7 +4435,7 @@
           <w14:ligatures w14:val="standardContextual"/>
         </w:rPr>
       </w:pPr>
-      <w:hyperlink w:anchor="_Toc231314943" w:history="1">
+      <w:hyperlink w:anchor="_Toc231755425" w:history="1">
         <w:r>
           <w:rPr>
             <w:rStyle w:val="afffffff5"/>
@@ -4462,7 +4462,7 @@
             <w:noProof/>
             <w:webHidden/>
           </w:rPr>
-          <w:instrText xml:space="preserve"> PAGEREF _Toc231314943 \h </w:instrText>
+          <w:instrText xml:space="preserve"> PAGEREF _Toc231755425 \h </w:instrText>
         </w:r>
         <w:r>
           <w:rPr>
@@ -4509,7 +4509,7 @@
           <w14:ligatures w14:val="standardContextual"/>
         </w:rPr>
       </w:pPr>
-      <w:hyperlink w:anchor="_Toc231314944" w:history="1">
+      <w:hyperlink w:anchor="_Toc231755426" w:history="1">
         <w:r>
           <w:rPr>
             <w:rStyle w:val="afffffff5"/>
@@ -4536,7 +4536,7 @@
             <w:noProof/>
             <w:webHidden/>
           </w:rPr>
-          <w:instrText xml:space="preserve"> PAGEREF _Toc231314944 \h </w:instrText>
+          <w:instrText xml:space="preserve"> PAGEREF _Toc231755426 \h </w:instrText>
         </w:r>
         <w:r>
           <w:rPr>
@@ -4583,7 +4583,7 @@
           <w14:ligatures w14:val="standardContextual"/>
         </w:rPr>
       </w:pPr>
-      <w:hyperlink w:anchor="_Toc231314945" w:history="1">
+      <w:hyperlink w:anchor="_Toc231755427" w:history="1">
         <w:r>
           <w:rPr>
             <w:rStyle w:val="afffffff5"/>
@@ -4610,7 +4610,7 @@
             <w:noProof/>
             <w:webHidden/>
           </w:rPr>
-          <w:instrText xml:space="preserve"> PAGEREF _Toc231314945 \h </w:instrText>
+          <w:instrText xml:space="preserve"> PAGEREF _Toc231755427 \h </w:instrText>
         </w:r>
         <w:r>
           <w:rPr>
@@ -4657,7 +4657,7 @@
           <w14:ligatures w14:val="standardContextual"/>
         </w:rPr>
       </w:pPr>
-      <w:hyperlink w:anchor="_Toc231314946" w:history="1">
+      <w:hyperlink w:anchor="_Toc231755428" w:history="1">
         <w:r>
           <w:rPr>
             <w:rStyle w:val="afffffff5"/>
@@ -4684,7 +4684,7 @@
             <w:noProof/>
             <w:webHidden/>
           </w:rPr>
-          <w:instrText xml:space="preserve"> PAGEREF _Toc231314946 \h </w:instrText>
+          <w:instrText xml:space="preserve"> PAGEREF _Toc231755428 \h </w:instrText>
         </w:r>
         <w:r>
           <w:rPr>
@@ -4732,7 +4732,7 @@
           <w14:ligatures w14:val="standardContextual"/>
         </w:rPr>
       </w:pPr>
-      <w:hyperlink w:anchor="_Toc231314947" w:history="1">
+      <w:hyperlink w:anchor="_Toc231755429" w:history="1">
         <w:r>
           <w:rPr>
             <w:rStyle w:val="afffffff5"/>
@@ -4759,7 +4759,7 @@
             <w:noProof/>
             <w:webHidden/>
           </w:rPr>
-          <w:instrText xml:space="preserve"> PAGEREF _Toc231314947 \h </w:instrText>
+          <w:instrText xml:space="preserve"> PAGEREF _Toc231755429 \h </w:instrText>
         </w:r>
         <w:r>
           <w:rPr>
@@ -4806,7 +4806,7 @@
           <w14:ligatures w14:val="standardContextual"/>
         </w:rPr>
       </w:pPr>
-      <w:hyperlink w:anchor="_Toc231314948" w:history="1">
+      <w:hyperlink w:anchor="_Toc231755430" w:history="1">
         <w:r>
           <w:rPr>
             <w:rStyle w:val="afffffff5"/>
@@ -4833,7 +4833,7 @@
             <w:noProof/>
             <w:webHidden/>
           </w:rPr>
-          <w:instrText xml:space="preserve"> PAGEREF _Toc231314948 \h </w:instrText>
+          <w:instrText xml:space="preserve"> PAGEREF _Toc231755430 \h </w:instrText>
         </w:r>
         <w:r>
           <w:rPr>
@@ -4880,7 +4880,7 @@
           <w14:ligatures w14:val="standardContextual"/>
         </w:rPr>
       </w:pPr>
-      <w:hyperlink w:anchor="_Toc231314949" w:history="1">
+      <w:hyperlink w:anchor="_Toc231755431" w:history="1">
         <w:r>
           <w:rPr>
             <w:rStyle w:val="afffffff5"/>
@@ -4907,7 +4907,7 @@
             <w:noProof/>
             <w:webHidden/>
           </w:rPr>
-          <w:instrText xml:space="preserve"> PAGEREF _Toc231314949 \h </w:instrText>
+          <w:instrText xml:space="preserve"> PAGEREF _Toc231755431 \h </w:instrText>
         </w:r>
         <w:r>
           <w:rPr>
@@ -4954,7 +4954,7 @@
           <w14:ligatures w14:val="standardContextual"/>
         </w:rPr>
       </w:pPr>
-      <w:hyperlink w:anchor="_Toc231314950" w:history="1">
+      <w:hyperlink w:anchor="_Toc231755432" w:history="1">
         <w:r>
           <w:rPr>
             <w:rStyle w:val="afffffff5"/>
@@ -4981,7 +4981,7 @@
             <w:noProof/>
             <w:webHidden/>
           </w:rPr>
-          <w:instrText xml:space="preserve"> PAGEREF _Toc231314950 \h </w:instrText>
+          <w:instrText xml:space="preserve"> PAGEREF _Toc231755432 \h </w:instrText>
         </w:r>
         <w:r>
           <w:rPr>
@@ -5029,7 +5029,7 @@
           <w14:ligatures w14:val="standardContextual"/>
         </w:rPr>
       </w:pPr>
-      <w:hyperlink w:anchor="_Toc231314951" w:history="1">
+      <w:hyperlink w:anchor="_Toc231755433" w:history="1">
         <w:r>
           <w:rPr>
             <w:rStyle w:val="afffffff5"/>
@@ -5056,7 +5056,7 @@
             <w:noProof/>
             <w:webHidden/>
           </w:rPr>
-          <w:instrText xml:space="preserve"> PAGEREF _Toc231314951 \h </w:instrText>
+          <w:instrText xml:space="preserve"> PAGEREF _Toc231755433 \h </w:instrText>
         </w:r>
         <w:r>
           <w:rPr>
@@ -5103,7 +5103,7 @@
           <w14:ligatures w14:val="standardContextual"/>
         </w:rPr>
       </w:pPr>
-      <w:hyperlink w:anchor="_Toc231314952" w:history="1">
+      <w:hyperlink w:anchor="_Toc231755434" w:history="1">
         <w:r>
           <w:rPr>
             <w:rStyle w:val="afffffff5"/>
@@ -5130,7 +5130,7 @@
             <w:noProof/>
             <w:webHidden/>
           </w:rPr>
-          <w:instrText xml:space="preserve"> PAGEREF _Toc231314952 \h </w:instrText>
+          <w:instrText xml:space="preserve"> PAGEREF _Toc231755434 \h </w:instrText>
         </w:r>
         <w:r>
           <w:rPr>
@@ -5177,7 +5177,7 @@
           <w14:ligatures w14:val="standardContextual"/>
         </w:rPr>
       </w:pPr>
-      <w:hyperlink w:anchor="_Toc231314953" w:history="1">
+      <w:hyperlink w:anchor="_Toc231755435" w:history="1">
         <w:r>
           <w:rPr>
             <w:rStyle w:val="afffffff5"/>
@@ -5204,7 +5204,7 @@
             <w:noProof/>
             <w:webHidden/>
           </w:rPr>
-          <w:instrText xml:space="preserve"> PAGEREF _Toc231314953 \h </w:instrText>
+          <w:instrText xml:space="preserve"> PAGEREF _Toc231755435 \h </w:instrText>
         </w:r>
         <w:r>
           <w:rPr>
@@ -5251,7 +5251,7 @@
           <w14:ligatures w14:val="standardContextual"/>
         </w:rPr>
       </w:pPr>
-      <w:hyperlink w:anchor="_Toc231314954" w:history="1">
+      <w:hyperlink w:anchor="_Toc231755436" w:history="1">
         <w:r>
           <w:rPr>
             <w:rStyle w:val="afffffff5"/>
@@ -5278,7 +5278,7 @@
             <w:noProof/>
             <w:webHidden/>
           </w:rPr>
-          <w:instrText xml:space="preserve"> PAGEREF _Toc231314954 \h </w:instrText>
+          <w:instrText xml:space="preserve"> PAGEREF _Toc231755436 \h </w:instrText>
         </w:r>
         <w:r>
           <w:rPr>
@@ -5298,7 +5298,7 @@
             <w:noProof/>
             <w:webHidden/>
           </w:rPr>
-          <w:t>41</w:t>
+          <w:t>42</w:t>
         </w:r>
         <w:r>
           <w:rPr>
@@ -5326,7 +5326,7 @@
           <w14:ligatures w14:val="standardContextual"/>
         </w:rPr>
       </w:pPr>
-      <w:hyperlink w:anchor="_Toc231314955" w:history="1">
+      <w:hyperlink w:anchor="_Toc231755437" w:history="1">
         <w:r>
           <w:rPr>
             <w:rStyle w:val="afffffff5"/>
@@ -5353,7 +5353,7 @@
             <w:noProof/>
             <w:webHidden/>
           </w:rPr>
-          <w:instrText xml:space="preserve"> PAGEREF _Toc231314955 \h </w:instrText>
+          <w:instrText xml:space="preserve"> PAGEREF _Toc231755437 \h </w:instrText>
         </w:r>
         <w:r>
           <w:rPr>
@@ -5400,7 +5400,7 @@
           <w14:ligatures w14:val="standardContextual"/>
         </w:rPr>
       </w:pPr>
-      <w:hyperlink w:anchor="_Toc231314956" w:history="1">
+      <w:hyperlink w:anchor="_Toc231755438" w:history="1">
         <w:r>
           <w:rPr>
             <w:rStyle w:val="afffffff5"/>
@@ -5427,7 +5427,7 @@
             <w:noProof/>
             <w:webHidden/>
           </w:rPr>
-          <w:instrText xml:space="preserve"> PAGEREF _Toc231314956 \h </w:instrText>
+          <w:instrText xml:space="preserve"> PAGEREF _Toc231755438 \h </w:instrText>
         </w:r>
         <w:r>
           <w:rPr>
@@ -5474,7 +5474,7 @@
           <w14:ligatures w14:val="standardContextual"/>
         </w:rPr>
       </w:pPr>
-      <w:hyperlink w:anchor="_Toc231314957" w:history="1">
+      <w:hyperlink w:anchor="_Toc231755439" w:history="1">
         <w:r>
           <w:rPr>
             <w:rStyle w:val="afffffff5"/>
@@ -5501,7 +5501,7 @@
             <w:noProof/>
             <w:webHidden/>
           </w:rPr>
-          <w:instrText xml:space="preserve"> PAGEREF _Toc231314957 \h </w:instrText>
+          <w:instrText xml:space="preserve"> PAGEREF _Toc231755439 \h </w:instrText>
         </w:r>
         <w:r>
           <w:rPr>
@@ -5521,7 +5521,7 @@
             <w:noProof/>
             <w:webHidden/>
           </w:rPr>
-          <w:t>42</w:t>
+          <w:t>43</w:t>
         </w:r>
         <w:r>
           <w:rPr>
@@ -5548,7 +5548,7 @@
           <w14:ligatures w14:val="standardContextual"/>
         </w:rPr>
       </w:pPr>
-      <w:hyperlink w:anchor="_Toc231314958" w:history="1">
+      <w:hyperlink w:anchor="_Toc231755440" w:history="1">
         <w:r>
           <w:rPr>
             <w:rStyle w:val="afffffff5"/>
@@ -5575,7 +5575,7 @@
             <w:noProof/>
             <w:webHidden/>
           </w:rPr>
-          <w:instrText xml:space="preserve"> PAGEREF _Toc231314958 \h </w:instrText>
+          <w:instrText xml:space="preserve"> PAGEREF _Toc231755440 \h </w:instrText>
         </w:r>
         <w:r>
           <w:rPr>
@@ -5622,7 +5622,7 @@
           <w14:ligatures w14:val="standardContextual"/>
         </w:rPr>
       </w:pPr>
-      <w:hyperlink w:anchor="_Toc231314959" w:history="1">
+      <w:hyperlink w:anchor="_Toc231755441" w:history="1">
         <w:r>
           <w:rPr>
             <w:rStyle w:val="afffffff5"/>
@@ -5649,7 +5649,7 @@
             <w:noProof/>
             <w:webHidden/>
           </w:rPr>
-          <w:instrText xml:space="preserve"> PAGEREF _Toc231314959 \h </w:instrText>
+          <w:instrText xml:space="preserve"> PAGEREF _Toc231755441 \h </w:instrText>
         </w:r>
         <w:r>
           <w:rPr>
@@ -5697,7 +5697,7 @@
           <w14:ligatures w14:val="standardContextual"/>
         </w:rPr>
       </w:pPr>
-      <w:hyperlink w:anchor="_Toc231314960" w:history="1">
+      <w:hyperlink w:anchor="_Toc231755442" w:history="1">
         <w:r>
           <w:rPr>
             <w:rStyle w:val="afffffff5"/>
@@ -5724,7 +5724,7 @@
             <w:noProof/>
             <w:webHidden/>
           </w:rPr>
-          <w:instrText xml:space="preserve"> PAGEREF _Toc231314960 \h </w:instrText>
+          <w:instrText xml:space="preserve"> PAGEREF _Toc231755442 \h </w:instrText>
         </w:r>
         <w:r>
           <w:rPr>
@@ -5771,7 +5771,7 @@
           <w14:ligatures w14:val="standardContextual"/>
         </w:rPr>
       </w:pPr>
-      <w:hyperlink w:anchor="_Toc231314961" w:history="1">
+      <w:hyperlink w:anchor="_Toc231755443" w:history="1">
         <w:r>
           <w:rPr>
             <w:rStyle w:val="afffffff5"/>
@@ -5798,7 +5798,7 @@
             <w:noProof/>
             <w:webHidden/>
           </w:rPr>
-          <w:instrText xml:space="preserve"> PAGEREF _Toc231314961 \h </w:instrText>
+          <w:instrText xml:space="preserve"> PAGEREF _Toc231755443 \h </w:instrText>
         </w:r>
         <w:r>
           <w:rPr>
@@ -5845,7 +5845,7 @@
           <w14:ligatures w14:val="standardContextual"/>
         </w:rPr>
       </w:pPr>
-      <w:hyperlink w:anchor="_Toc231314962" w:history="1">
+      <w:hyperlink w:anchor="_Toc231755444" w:history="1">
         <w:r>
           <w:rPr>
             <w:rStyle w:val="afffffff5"/>
@@ -5872,7 +5872,7 @@
             <w:noProof/>
             <w:webHidden/>
           </w:rPr>
-          <w:instrText xml:space="preserve"> PAGEREF _Toc231314962 \h </w:instrText>
+          <w:instrText xml:space="preserve"> PAGEREF _Toc231755444 \h </w:instrText>
         </w:r>
         <w:r>
           <w:rPr>
@@ -5919,7 +5919,7 @@
           <w14:ligatures w14:val="standardContextual"/>
         </w:rPr>
       </w:pPr>
-      <w:hyperlink w:anchor="_Toc231314963" w:history="1">
+      <w:hyperlink w:anchor="_Toc231755445" w:history="1">
         <w:r>
           <w:rPr>
             <w:rStyle w:val="afffffff5"/>
@@ -5946,7 +5946,7 @@
             <w:noProof/>
             <w:webHidden/>
           </w:rPr>
-          <w:instrText xml:space="preserve"> PAGEREF _Toc231314963 \h </w:instrText>
+          <w:instrText xml:space="preserve"> PAGEREF _Toc231755445 \h </w:instrText>
         </w:r>
         <w:r>
           <w:rPr>
@@ -5966,7 +5966,7 @@
             <w:noProof/>
             <w:webHidden/>
           </w:rPr>
-          <w:t>47</w:t>
+          <w:t>48</w:t>
         </w:r>
         <w:r>
           <w:rPr>
@@ -5994,7 +5994,7 @@
           <w14:ligatures w14:val="standardContextual"/>
         </w:rPr>
       </w:pPr>
-      <w:hyperlink w:anchor="_Toc231314964" w:history="1">
+      <w:hyperlink w:anchor="_Toc231755446" w:history="1">
         <w:r>
           <w:rPr>
             <w:rStyle w:val="afffffff5"/>
@@ -6021,7 +6021,7 @@
             <w:noProof/>
             <w:webHidden/>
           </w:rPr>
-          <w:instrText xml:space="preserve"> PAGEREF _Toc231314964 \h </w:instrText>
+          <w:instrText xml:space="preserve"> PAGEREF _Toc231755446 \h </w:instrText>
         </w:r>
         <w:r>
           <w:rPr>
@@ -6068,7 +6068,7 @@
           <w14:ligatures w14:val="standardContextual"/>
         </w:rPr>
       </w:pPr>
-      <w:hyperlink w:anchor="_Toc231314965" w:history="1">
+      <w:hyperlink w:anchor="_Toc231755447" w:history="1">
         <w:r>
           <w:rPr>
             <w:rStyle w:val="afffffff5"/>
@@ -6095,7 +6095,7 @@
             <w:noProof/>
             <w:webHidden/>
           </w:rPr>
-          <w:instrText xml:space="preserve"> PAGEREF _Toc231314965 \h </w:instrText>
+          <w:instrText xml:space="preserve"> PAGEREF _Toc231755447 \h </w:instrText>
         </w:r>
         <w:r>
           <w:rPr>
@@ -6142,7 +6142,7 @@
           <w14:ligatures w14:val="standardContextual"/>
         </w:rPr>
       </w:pPr>
-      <w:hyperlink w:anchor="_Toc231314966" w:history="1">
+      <w:hyperlink w:anchor="_Toc231755448" w:history="1">
         <w:r>
           <w:rPr>
             <w:rStyle w:val="afffffff5"/>
@@ -6169,7 +6169,7 @@
             <w:noProof/>
             <w:webHidden/>
           </w:rPr>
-          <w:instrText xml:space="preserve"> PAGEREF _Toc231314966 \h </w:instrText>
+          <w:instrText xml:space="preserve"> PAGEREF _Toc231755448 \h </w:instrText>
         </w:r>
         <w:r>
           <w:rPr>
@@ -6189,7 +6189,7 @@
             <w:noProof/>
             <w:webHidden/>
           </w:rPr>
-          <w:t>48</w:t>
+          <w:t>49</w:t>
         </w:r>
         <w:r>
           <w:rPr>
@@ -6216,7 +6216,7 @@
           <w14:ligatures w14:val="standardContextual"/>
         </w:rPr>
       </w:pPr>
-      <w:hyperlink w:anchor="_Toc231314967" w:history="1">
+      <w:hyperlink w:anchor="_Toc231755449" w:history="1">
         <w:r>
           <w:rPr>
             <w:rStyle w:val="afffffff5"/>
@@ -6243,7 +6243,7 @@
             <w:noProof/>
             <w:webHidden/>
           </w:rPr>
-          <w:instrText xml:space="preserve"> PAGEREF _Toc231314967 \h </w:instrText>
+          <w:instrText xml:space="preserve"> PAGEREF _Toc231755449 \h </w:instrText>
         </w:r>
         <w:r>
           <w:rPr>
@@ -6290,7 +6290,7 @@
           <w14:ligatures w14:val="standardContextual"/>
         </w:rPr>
       </w:pPr>
-      <w:hyperlink w:anchor="_Toc231314968" w:history="1">
+      <w:hyperlink w:anchor="_Toc231755450" w:history="1">
         <w:r>
           <w:rPr>
             <w:rStyle w:val="afffffff5"/>
@@ -6317,7 +6317,7 @@
             <w:noProof/>
             <w:webHidden/>
           </w:rPr>
-          <w:instrText xml:space="preserve"> PAGEREF _Toc231314968 \h </w:instrText>
+          <w:instrText xml:space="preserve"> PAGEREF _Toc231755450 \h </w:instrText>
         </w:r>
         <w:r>
           <w:rPr>
@@ -6366,7 +6366,7 @@
           <w14:ligatures w14:val="standardContextual"/>
         </w:rPr>
       </w:pPr>
-      <w:hyperlink w:anchor="_Toc231314969" w:history="1">
+      <w:hyperlink w:anchor="_Toc231755451" w:history="1">
         <w:r>
           <w:rPr>
             <w:rStyle w:val="afffffff5"/>
@@ -6393,7 +6393,7 @@
             <w:noProof/>
             <w:webHidden/>
           </w:rPr>
-          <w:instrText xml:space="preserve"> PAGEREF _Toc231314969 \h </w:instrText>
+          <w:instrText xml:space="preserve"> PAGEREF _Toc231755451 \h </w:instrText>
         </w:r>
         <w:r>
           <w:rPr>
@@ -6441,7 +6441,7 @@
           <w14:ligatures w14:val="standardContextual"/>
         </w:rPr>
       </w:pPr>
-      <w:hyperlink w:anchor="_Toc231314970" w:history="1">
+      <w:hyperlink w:anchor="_Toc231755452" w:history="1">
         <w:r>
           <w:rPr>
             <w:rStyle w:val="afffffff5"/>
@@ -6468,7 +6468,7 @@
             <w:noProof/>
             <w:webHidden/>
           </w:rPr>
-          <w:instrText xml:space="preserve"> PAGEREF _Toc231314970 \h </w:instrText>
+          <w:instrText xml:space="preserve"> PAGEREF _Toc231755452 \h </w:instrText>
         </w:r>
         <w:r>
           <w:rPr>
@@ -6516,7 +6516,7 @@
           <w14:ligatures w14:val="standardContextual"/>
         </w:rPr>
       </w:pPr>
-      <w:hyperlink w:anchor="_Toc231314971" w:history="1">
+      <w:hyperlink w:anchor="_Toc231755453" w:history="1">
         <w:r>
           <w:rPr>
             <w:rStyle w:val="afffffff5"/>
@@ -6543,7 +6543,7 @@
             <w:noProof/>
             <w:webHidden/>
           </w:rPr>
-          <w:instrText xml:space="preserve"> PAGEREF _Toc231314971 \h </w:instrText>
+          <w:instrText xml:space="preserve"> PAGEREF _Toc231755453 \h </w:instrText>
         </w:r>
         <w:r>
           <w:rPr>
@@ -6591,7 +6591,7 @@
           <w14:ligatures w14:val="standardContextual"/>
         </w:rPr>
       </w:pPr>
-      <w:hyperlink w:anchor="_Toc231314972" w:history="1">
+      <w:hyperlink w:anchor="_Toc231755454" w:history="1">
         <w:r>
           <w:rPr>
             <w:rStyle w:val="afffffff5"/>
@@ -6618,7 +6618,7 @@
             <w:noProof/>
             <w:webHidden/>
           </w:rPr>
-          <w:instrText xml:space="preserve"> PAGEREF _Toc231314972 \h </w:instrText>
+          <w:instrText xml:space="preserve"> PAGEREF _Toc231755454 \h </w:instrText>
         </w:r>
         <w:r>
           <w:rPr>
@@ -6667,7 +6667,7 @@
           <w14:ligatures w14:val="standardContextual"/>
         </w:rPr>
       </w:pPr>
-      <w:hyperlink w:anchor="_Toc231314973" w:history="1">
+      <w:hyperlink w:anchor="_Toc231755455" w:history="1">
         <w:r>
           <w:rPr>
             <w:rStyle w:val="afffffff5"/>
@@ -6694,7 +6694,7 @@
             <w:noProof/>
             <w:webHidden/>
           </w:rPr>
-          <w:instrText xml:space="preserve"> PAGEREF _Toc231314973 \h </w:instrText>
+          <w:instrText xml:space="preserve"> PAGEREF _Toc231755455 \h </w:instrText>
         </w:r>
         <w:r>
           <w:rPr>
@@ -6743,7 +6743,7 @@
           <w14:ligatures w14:val="standardContextual"/>
         </w:rPr>
       </w:pPr>
-      <w:hyperlink w:anchor="_Toc231314974" w:history="1">
+      <w:hyperlink w:anchor="_Toc231755456" w:history="1">
         <w:r>
           <w:rPr>
             <w:rStyle w:val="afffffff5"/>
@@ -6770,7 +6770,7 @@
             <w:noProof/>
             <w:webHidden/>
           </w:rPr>
-          <w:instrText xml:space="preserve"> PAGEREF _Toc231314974 \h </w:instrText>
+          <w:instrText xml:space="preserve"> PAGEREF _Toc231755456 \h </w:instrText>
         </w:r>
         <w:r>
           <w:rPr>
@@ -6818,7 +6818,7 @@
           <w14:ligatures w14:val="standardContextual"/>
         </w:rPr>
       </w:pPr>
-      <w:hyperlink w:anchor="_Toc231314975" w:history="1">
+      <w:hyperlink w:anchor="_Toc231755457" w:history="1">
         <w:r>
           <w:rPr>
             <w:rStyle w:val="afffffff5"/>
@@ -6845,7 +6845,7 @@
             <w:noProof/>
             <w:webHidden/>
           </w:rPr>
-          <w:instrText xml:space="preserve"> PAGEREF _Toc231314975 \h </w:instrText>
+          <w:instrText xml:space="preserve"> PAGEREF _Toc231755457 \h </w:instrText>
         </w:r>
         <w:r>
           <w:rPr>
@@ -6893,7 +6893,7 @@
           <w14:ligatures w14:val="standardContextual"/>
         </w:rPr>
       </w:pPr>
-      <w:hyperlink w:anchor="_Toc231314976" w:history="1">
+      <w:hyperlink w:anchor="_Toc231755458" w:history="1">
         <w:r>
           <w:rPr>
             <w:rStyle w:val="afffffff5"/>
@@ -6920,7 +6920,7 @@
             <w:noProof/>
             <w:webHidden/>
           </w:rPr>
-          <w:instrText xml:space="preserve"> PAGEREF _Toc231314976 \h </w:instrText>
+          <w:instrText xml:space="preserve"> PAGEREF _Toc231755458 \h </w:instrText>
         </w:r>
         <w:r>
           <w:rPr>
@@ -6940,7 +6940,7 @@
             <w:noProof/>
             <w:webHidden/>
           </w:rPr>
-          <w:t>54</w:t>
+          <w:t>55</w:t>
         </w:r>
         <w:r>
           <w:rPr>
@@ -6962,7 +6962,7 @@
         <w:lastRenderedPageBreak/>
         <w:fldChar w:fldCharType="end"/>
       </w:r>
-      <w:bookmarkStart w:id="1" w:name="_Toc231314897"/>
+      <w:bookmarkStart w:id="1" w:name="_Toc231755379"/>
       <w:r>
         <w:rPr>
           <w:rFonts w:hint="eastAsia"/>
@@ -6978,7 +6978,7 @@
           <w:rFonts w:hint="eastAsia"/>
         </w:rPr>
       </w:pPr>
-      <w:bookmarkStart w:id="2" w:name="_Toc231314898"/>
+      <w:bookmarkStart w:id="2" w:name="_Toc231755380"/>
       <w:r>
         <w:rPr>
           <w:rFonts w:hint="eastAsia"/>
@@ -7020,7 +7020,7 @@
           <w:rFonts w:hint="eastAsia"/>
         </w:rPr>
       </w:pPr>
-      <w:bookmarkStart w:id="3" w:name="_Toc231314899"/>
+      <w:bookmarkStart w:id="3" w:name="_Toc231755381"/>
       <w:r>
         <w:rPr>
           <w:rFonts w:hint="eastAsia"/>
@@ -7062,7 +7062,7 @@
           <w:rFonts w:hint="eastAsia"/>
         </w:rPr>
       </w:pPr>
-      <w:bookmarkStart w:id="4" w:name="_Toc231314900"/>
+      <w:bookmarkStart w:id="4" w:name="_Toc231755382"/>
       <w:r>
         <w:rPr>
           <w:rFonts w:hint="eastAsia"/>
@@ -7368,7 +7368,7 @@
           <w:rFonts w:hint="eastAsia"/>
         </w:rPr>
       </w:pPr>
-      <w:bookmarkStart w:id="5" w:name="_Toc231314901"/>
+      <w:bookmarkStart w:id="5" w:name="_Toc231755383"/>
       <w:r>
         <w:rPr>
           <w:rFonts w:hint="eastAsia"/>
@@ -7508,7 +7508,7 @@
           <w:rFonts w:hint="eastAsia"/>
         </w:rPr>
       </w:pPr>
-      <w:bookmarkStart w:id="6" w:name="_Toc231314902"/>
+      <w:bookmarkStart w:id="6" w:name="_Toc231755384"/>
       <w:r>
         <w:rPr>
           <w:rFonts w:hint="eastAsia"/>
@@ -7524,7 +7524,7 @@
           <w:rFonts w:hint="eastAsia"/>
         </w:rPr>
       </w:pPr>
-      <w:bookmarkStart w:id="7" w:name="_Toc231314903"/>
+      <w:bookmarkStart w:id="7" w:name="_Toc231755385"/>
       <w:r>
         <w:rPr>
           <w:rFonts w:hint="eastAsia"/>
@@ -7566,7 +7566,7 @@
           <w:rFonts w:hint="eastAsia"/>
         </w:rPr>
       </w:pPr>
-      <w:bookmarkStart w:id="8" w:name="_Toc231314904"/>
+      <w:bookmarkStart w:id="8" w:name="_Toc231755386"/>
       <w:r>
         <w:rPr>
           <w:rFonts w:hint="eastAsia"/>
@@ -8048,7 +8048,7 @@
           <w:rFonts w:hint="eastAsia"/>
         </w:rPr>
       </w:pPr>
-      <w:bookmarkStart w:id="9" w:name="_Toc231314905"/>
+      <w:bookmarkStart w:id="9" w:name="_Toc231755387"/>
       <w:r>
         <w:rPr>
           <w:rFonts w:hint="eastAsia"/>
@@ -8642,7 +8642,7 @@
           <w:rFonts w:hint="eastAsia"/>
         </w:rPr>
       </w:pPr>
-      <w:bookmarkStart w:id="10" w:name="_Toc231314906"/>
+      <w:bookmarkStart w:id="10" w:name="_Toc231755388"/>
       <w:r>
         <w:rPr>
           <w:rFonts w:hint="eastAsia"/>
@@ -8734,7 +8734,7 @@
           <w:rFonts w:hint="eastAsia"/>
         </w:rPr>
       </w:pPr>
-      <w:bookmarkStart w:id="11" w:name="_Toc231314907"/>
+      <w:bookmarkStart w:id="11" w:name="_Toc231755389"/>
       <w:r>
         <w:rPr>
           <w:rFonts w:hint="eastAsia"/>
@@ -8751,7 +8751,7 @@
           <w:rFonts w:hint="eastAsia"/>
         </w:rPr>
       </w:pPr>
-      <w:bookmarkStart w:id="12" w:name="_Toc231314908"/>
+      <w:bookmarkStart w:id="12" w:name="_Toc231755390"/>
       <w:r>
         <w:rPr>
           <w:rFonts w:hint="eastAsia"/>
@@ -8900,7 +8900,7 @@
           <w:rFonts w:hint="eastAsia"/>
         </w:rPr>
       </w:pPr>
-      <w:bookmarkStart w:id="13" w:name="_Toc231314909"/>
+      <w:bookmarkStart w:id="13" w:name="_Toc231755391"/>
       <w:r>
         <w:rPr>
           <w:rFonts w:hint="eastAsia"/>
@@ -8929,7 +8929,7 @@
           <w:rFonts w:hint="eastAsia"/>
         </w:rPr>
       </w:pPr>
-      <w:bookmarkStart w:id="14" w:name="_Toc231314910"/>
+      <w:bookmarkStart w:id="14" w:name="_Toc231755392"/>
       <w:r>
         <w:rPr>
           <w:rFonts w:hint="eastAsia"/>
@@ -9166,7 +9166,7 @@
           <w:rFonts w:hint="eastAsia"/>
         </w:rPr>
       </w:pPr>
-      <w:bookmarkStart w:id="15" w:name="_Toc231314911"/>
+      <w:bookmarkStart w:id="15" w:name="_Toc231755393"/>
       <w:r>
         <w:rPr>
           <w:rFonts w:hint="eastAsia"/>
@@ -9258,7 +9258,7 @@
           <w:rFonts w:hint="eastAsia"/>
         </w:rPr>
       </w:pPr>
-      <w:bookmarkStart w:id="16" w:name="_Toc231314912"/>
+      <w:bookmarkStart w:id="16" w:name="_Toc231755394"/>
       <w:r>
         <w:rPr>
           <w:rFonts w:hint="eastAsia"/>
@@ -9370,7 +9370,7 @@
           <w:rFonts w:hint="eastAsia"/>
         </w:rPr>
       </w:pPr>
-      <w:bookmarkStart w:id="17" w:name="_Toc231314913"/>
+      <w:bookmarkStart w:id="17" w:name="_Toc231755395"/>
       <w:r>
         <w:rPr>
           <w:rFonts w:hint="eastAsia"/>
@@ -9519,7 +9519,7 @@
           <w:rFonts w:hint="eastAsia"/>
         </w:rPr>
       </w:pPr>
-      <w:bookmarkStart w:id="18" w:name="_Toc231314914"/>
+      <w:bookmarkStart w:id="18" w:name="_Toc231755396"/>
       <w:r>
         <w:rPr>
           <w:rFonts w:hint="eastAsia"/>
@@ -9535,7 +9535,7 @@
           <w:rFonts w:hint="eastAsia"/>
         </w:rPr>
       </w:pPr>
-      <w:bookmarkStart w:id="19" w:name="_Toc231314915"/>
+      <w:bookmarkStart w:id="19" w:name="_Toc231755397"/>
       <w:r>
         <w:rPr>
           <w:rFonts w:hint="eastAsia"/>
@@ -9883,7 +9883,7 @@
           <w:rFonts w:hint="eastAsia"/>
         </w:rPr>
       </w:pPr>
-      <w:bookmarkStart w:id="20" w:name="_Toc231314916"/>
+      <w:bookmarkStart w:id="20" w:name="_Toc231755398"/>
       <w:r>
         <w:rPr>
           <w:rFonts w:hint="eastAsia"/>
@@ -10276,7 +10276,7 @@
           <w:rFonts w:hint="eastAsia"/>
         </w:rPr>
       </w:pPr>
-      <w:bookmarkStart w:id="21" w:name="_Toc231314917"/>
+      <w:bookmarkStart w:id="21" w:name="_Toc231755399"/>
       <w:r>
         <w:rPr>
           <w:rFonts w:hint="eastAsia"/>
@@ -11192,7 +11192,7 @@
           <w:rFonts w:hint="eastAsia"/>
         </w:rPr>
       </w:pPr>
-      <w:bookmarkStart w:id="22" w:name="_Toc231314918"/>
+      <w:bookmarkStart w:id="22" w:name="_Toc231755400"/>
       <w:r>
         <w:rPr>
           <w:rFonts w:hint="eastAsia"/>
@@ -11208,7 +11208,7 @@
           <w:rFonts w:hint="eastAsia"/>
         </w:rPr>
       </w:pPr>
-      <w:bookmarkStart w:id="23" w:name="_Toc231314919"/>
+      <w:bookmarkStart w:id="23" w:name="_Toc231755401"/>
       <w:r>
         <w:rPr>
           <w:rFonts w:hint="eastAsia"/>
@@ -11274,7 +11274,7 @@
           <w:rFonts w:hint="eastAsia"/>
         </w:rPr>
       </w:pPr>
-      <w:bookmarkStart w:id="24" w:name="_Toc231314920"/>
+      <w:bookmarkStart w:id="24" w:name="_Toc231755402"/>
       <w:r>
         <w:rPr>
           <w:rFonts w:hint="eastAsia"/>
@@ -11579,7 +11579,7 @@
           <w:rFonts w:hint="eastAsia"/>
         </w:rPr>
       </w:pPr>
-      <w:bookmarkStart w:id="25" w:name="_Toc231314921"/>
+      <w:bookmarkStart w:id="25" w:name="_Toc231755403"/>
       <w:r>
         <w:rPr>
           <w:rFonts w:hint="eastAsia"/>
@@ -12315,7 +12315,7 @@
           <w:rFonts w:hint="eastAsia"/>
         </w:rPr>
       </w:pPr>
-      <w:bookmarkStart w:id="26" w:name="_Toc231314922"/>
+      <w:bookmarkStart w:id="26" w:name="_Toc231755404"/>
       <w:r>
         <w:rPr>
           <w:rFonts w:hint="eastAsia"/>
@@ -12592,7 +12592,7 @@
           <w:rFonts w:hint="eastAsia"/>
         </w:rPr>
       </w:pPr>
-      <w:bookmarkStart w:id="27" w:name="_Toc231314923"/>
+      <w:bookmarkStart w:id="27" w:name="_Toc231755405"/>
       <w:r>
         <w:rPr>
           <w:rFonts w:hint="eastAsia"/>
@@ -12658,7 +12658,7 @@
           <w:rFonts w:hint="eastAsia"/>
         </w:rPr>
       </w:pPr>
-      <w:bookmarkStart w:id="28" w:name="_Toc231314924"/>
+      <w:bookmarkStart w:id="28" w:name="_Toc231755406"/>
       <w:r>
         <w:rPr>
           <w:rFonts w:hint="eastAsia"/>
@@ -12856,7 +12856,7 @@
           <w:rFonts w:hint="eastAsia"/>
         </w:rPr>
       </w:pPr>
-      <w:bookmarkStart w:id="29" w:name="_Toc231314925"/>
+      <w:bookmarkStart w:id="29" w:name="_Toc231755407"/>
       <w:r>
         <w:rPr>
           <w:rFonts w:hint="eastAsia"/>
@@ -13228,7 +13228,7 @@
           <w:rFonts w:hint="eastAsia"/>
         </w:rPr>
       </w:pPr>
-      <w:bookmarkStart w:id="30" w:name="_Toc231314926"/>
+      <w:bookmarkStart w:id="30" w:name="_Toc231755408"/>
       <w:r>
         <w:rPr>
           <w:rFonts w:hint="eastAsia"/>
@@ -13528,7 +13528,7 @@
           <w:rFonts w:hint="eastAsia"/>
         </w:rPr>
       </w:pPr>
-      <w:bookmarkStart w:id="31" w:name="_Toc231314927"/>
+      <w:bookmarkStart w:id="31" w:name="_Toc231755409"/>
       <w:r>
         <w:rPr>
           <w:rFonts w:hint="eastAsia"/>
@@ -13840,7 +13840,7 @@
           <w:rFonts w:hint="eastAsia"/>
         </w:rPr>
       </w:pPr>
-      <w:bookmarkStart w:id="32" w:name="_Toc231314928"/>
+      <w:bookmarkStart w:id="32" w:name="_Toc231755410"/>
       <w:r>
         <w:rPr>
           <w:rFonts w:hint="eastAsia"/>
@@ -13906,7 +13906,7 @@
           <w:rFonts w:hint="eastAsia"/>
         </w:rPr>
       </w:pPr>
-      <w:bookmarkStart w:id="33" w:name="_Toc231314929"/>
+      <w:bookmarkStart w:id="33" w:name="_Toc231755411"/>
       <w:r>
         <w:rPr>
           <w:rFonts w:hint="eastAsia"/>
@@ -14880,7 +14880,7 @@
           <w:rFonts w:hint="eastAsia"/>
         </w:rPr>
       </w:pPr>
-      <w:bookmarkStart w:id="34" w:name="_Toc231314930"/>
+      <w:bookmarkStart w:id="34" w:name="_Toc231755412"/>
       <w:r>
         <w:rPr>
           <w:rFonts w:hint="eastAsia"/>
@@ -19757,7 +19757,7 @@
           <w:rFonts w:hint="eastAsia"/>
         </w:rPr>
       </w:pPr>
-      <w:bookmarkStart w:id="35" w:name="_Toc231314931"/>
+      <w:bookmarkStart w:id="35" w:name="_Toc231755413"/>
       <w:r>
         <w:rPr>
           <w:rFonts w:hint="eastAsia"/>
@@ -20069,7 +20069,7 @@
           <w:rFonts w:hint="eastAsia"/>
         </w:rPr>
       </w:pPr>
-      <w:bookmarkStart w:id="36" w:name="_Toc231314932"/>
+      <w:bookmarkStart w:id="36" w:name="_Toc231755414"/>
       <w:r>
         <w:rPr>
           <w:rFonts w:hint="eastAsia"/>
@@ -20135,7 +20135,7 @@
           <w:rFonts w:hint="eastAsia"/>
         </w:rPr>
       </w:pPr>
-      <w:bookmarkStart w:id="37" w:name="_Toc231314933"/>
+      <w:bookmarkStart w:id="37" w:name="_Toc231755415"/>
       <w:r>
         <w:rPr>
           <w:rFonts w:hint="eastAsia"/>
@@ -20388,7 +20388,7 @@
           <w:rFonts w:hint="eastAsia"/>
         </w:rPr>
       </w:pPr>
-      <w:bookmarkStart w:id="38" w:name="_Toc231314934"/>
+      <w:bookmarkStart w:id="38" w:name="_Toc231755416"/>
       <w:r>
         <w:rPr>
           <w:rFonts w:hint="eastAsia"/>
@@ -21439,7 +21439,7 @@
           <w:rFonts w:hint="eastAsia"/>
         </w:rPr>
       </w:pPr>
-      <w:bookmarkStart w:id="39" w:name="_Toc231314935"/>
+      <w:bookmarkStart w:id="39" w:name="_Toc231755417"/>
       <w:r>
         <w:rPr>
           <w:rFonts w:hint="eastAsia"/>
@@ -21652,7 +21652,7 @@
           <w:rFonts w:hint="eastAsia"/>
         </w:rPr>
       </w:pPr>
-      <w:bookmarkStart w:id="40" w:name="_Toc231314936"/>
+      <w:bookmarkStart w:id="40" w:name="_Toc231755418"/>
       <w:r>
         <w:rPr>
           <w:rFonts w:hint="eastAsia"/>
@@ -21963,7 +21963,7 @@
           <w:rFonts w:hint="eastAsia"/>
         </w:rPr>
       </w:pPr>
-      <w:bookmarkStart w:id="41" w:name="_Toc231314937"/>
+      <w:bookmarkStart w:id="41" w:name="_Toc231755419"/>
       <w:r>
         <w:rPr>
           <w:rFonts w:hint="eastAsia"/>
@@ -22030,7 +22030,7 @@
           <w:rFonts w:hint="eastAsia"/>
         </w:rPr>
       </w:pPr>
-      <w:bookmarkStart w:id="42" w:name="_Toc231314938"/>
+      <w:bookmarkStart w:id="42" w:name="_Toc231755420"/>
       <w:r>
         <w:rPr>
           <w:rFonts w:hint="eastAsia"/>
@@ -22283,7 +22283,7 @@
           <w:rFonts w:hint="eastAsia"/>
         </w:rPr>
       </w:pPr>
-      <w:bookmarkStart w:id="43" w:name="_Toc231314939"/>
+      <w:bookmarkStart w:id="43" w:name="_Toc231755421"/>
       <w:r>
         <w:rPr>
           <w:rFonts w:hint="eastAsia"/>
@@ -23515,7 +23515,7 @@
           <w:rFonts w:hint="eastAsia"/>
         </w:rPr>
       </w:pPr>
-      <w:bookmarkStart w:id="44" w:name="_Toc231314940"/>
+      <w:bookmarkStart w:id="44" w:name="_Toc231755422"/>
       <w:r>
         <w:rPr>
           <w:rFonts w:hint="eastAsia"/>
@@ -23774,7 +23774,7 @@
           <w:rFonts w:hint="eastAsia"/>
         </w:rPr>
       </w:pPr>
-      <w:bookmarkStart w:id="45" w:name="_Toc231314941"/>
+      <w:bookmarkStart w:id="45" w:name="_Toc231755423"/>
       <w:r>
         <w:rPr>
           <w:rFonts w:hint="eastAsia"/>
@@ -24085,7 +24085,7 @@
           <w:rFonts w:hint="eastAsia"/>
         </w:rPr>
       </w:pPr>
-      <w:bookmarkStart w:id="46" w:name="_Toc231314942"/>
+      <w:bookmarkStart w:id="46" w:name="_Toc231755424"/>
       <w:r>
         <w:rPr>
           <w:rFonts w:hint="eastAsia"/>
@@ -24152,7 +24152,7 @@
           <w:rFonts w:hint="eastAsia"/>
         </w:rPr>
       </w:pPr>
-      <w:bookmarkStart w:id="47" w:name="_Toc231314943"/>
+      <w:bookmarkStart w:id="47" w:name="_Toc231755425"/>
       <w:r>
         <w:rPr>
           <w:rFonts w:hint="eastAsia"/>
@@ -24405,7 +24405,7 @@
           <w:rFonts w:hint="eastAsia"/>
         </w:rPr>
       </w:pPr>
-      <w:bookmarkStart w:id="48" w:name="_Toc231314944"/>
+      <w:bookmarkStart w:id="48" w:name="_Toc231755426"/>
       <w:r>
         <w:rPr>
           <w:rFonts w:hint="eastAsia"/>
@@ -24805,7 +24805,7 @@
         <w:rPr>
           <w:rFonts w:hint="eastAsia"/>
         </w:rPr>
-        <w:t>添付ファイル本体をAmazon S3へPutObjectし、S3オブジェクトキーは `inventory-items/{facility_id}/{inventory_session_id}/{inventory_item_id}/{upload_uuid}.{拡張子}` 形式で生成する</w:t>
+        <w:t>添付ファイル本体をAmazon S3へPutObjectし、S3オブジェクトキーは `application-documents/facility-{facilityId}/{yyyy}/{mm}/{uploadUuid}.{拡張子}` 形式で生成する。keyは保存場所識別子であり、`inventory_session_id` や `inventory_item_id` などの業務IDを含めない</w:t>
       </w:r>
     </w:p>
     <w:p>
@@ -24880,7 +24880,7 @@
           <w:rFonts w:hint="eastAsia"/>
         </w:rPr>
       </w:pPr>
-      <w:bookmarkStart w:id="49" w:name="_Toc231314945"/>
+      <w:bookmarkStart w:id="49" w:name="_Toc231755427"/>
       <w:r>
         <w:rPr>
           <w:rFonts w:hint="eastAsia"/>
@@ -25257,6 +25257,7 @@
           </w:tcPr>
           <w:p>
             <w:r>
+              <w:lastRenderedPageBreak/>
               <w:t>mimeType</w:t>
             </w:r>
           </w:p>
@@ -25302,7 +25303,6 @@
           </w:tcPr>
           <w:p>
             <w:r>
-              <w:lastRenderedPageBreak/>
               <w:t>fileSizeBytes</w:t>
             </w:r>
           </w:p>
@@ -25440,7 +25440,7 @@
           <w:rFonts w:hint="eastAsia"/>
         </w:rPr>
       </w:pPr>
-      <w:bookmarkStart w:id="50" w:name="_Toc231314946"/>
+      <w:bookmarkStart w:id="50" w:name="_Toc231755428"/>
       <w:r>
         <w:rPr>
           <w:rFonts w:hint="eastAsia"/>
@@ -25821,7 +25821,7 @@
           <w:rFonts w:hint="eastAsia"/>
         </w:rPr>
       </w:pPr>
-      <w:bookmarkStart w:id="51" w:name="_Toc231314947"/>
+      <w:bookmarkStart w:id="51" w:name="_Toc231755429"/>
       <w:r>
         <w:rPr>
           <w:rFonts w:hint="eastAsia"/>
@@ -25854,6 +25854,7 @@
         <w:rPr>
           <w:rFonts w:hint="eastAsia"/>
         </w:rPr>
+        <w:lastRenderedPageBreak/>
         <w:t>エンドポイント</w:t>
       </w:r>
     </w:p>
@@ -25864,7 +25865,6 @@
     </w:p>
     <w:p>
       <w:r>
-        <w:lastRenderedPageBreak/>
         <w:t>Path: /inventory/items/{inventoryItemId}/documents/{applicationDocumentId}</w:t>
       </w:r>
     </w:p>
@@ -25888,7 +25888,7 @@
           <w:rFonts w:hint="eastAsia"/>
         </w:rPr>
       </w:pPr>
-      <w:bookmarkStart w:id="52" w:name="_Toc231314948"/>
+      <w:bookmarkStart w:id="52" w:name="_Toc231755430"/>
       <w:r>
         <w:rPr>
           <w:rFonts w:hint="eastAsia"/>
@@ -26331,6 +26331,7 @@
         <w:rPr>
           <w:rFonts w:hint="eastAsia"/>
         </w:rPr>
+        <w:lastRenderedPageBreak/>
         <w:t>DB更新またはcommitに失敗した場合は再実行時のNoSuchKeyを成功扱いにして復旧可能とし、DeleteObject失敗時は 502 (`INVENTORY_502_S3_DELETE_FAILED`) を返す</w:t>
       </w:r>
     </w:p>
@@ -26341,12 +26342,11 @@
           <w:rFonts w:hint="eastAsia"/>
         </w:rPr>
       </w:pPr>
-      <w:bookmarkStart w:id="53" w:name="_Toc231314949"/>
+      <w:bookmarkStart w:id="53" w:name="_Toc231755431"/>
       <w:r>
         <w:rPr>
           <w:rFonts w:hint="eastAsia"/>
         </w:rPr>
-        <w:lastRenderedPageBreak/>
         <w:t>レスポンス（200：InventoryDocumentDeleteResponse）</w:t>
       </w:r>
       <w:bookmarkEnd w:id="53"/>
@@ -26555,7 +26555,7 @@
           <w:rFonts w:hint="eastAsia"/>
         </w:rPr>
       </w:pPr>
-      <w:bookmarkStart w:id="54" w:name="_Toc231314950"/>
+      <w:bookmarkStart w:id="54" w:name="_Toc231755432"/>
       <w:r>
         <w:rPr>
           <w:rFonts w:hint="eastAsia"/>
@@ -26866,7 +26866,7 @@
           <w:rFonts w:hint="eastAsia"/>
         </w:rPr>
       </w:pPr>
-      <w:bookmarkStart w:id="55" w:name="_Toc231314951"/>
+      <w:bookmarkStart w:id="55" w:name="_Toc231755433"/>
       <w:r>
         <w:rPr>
           <w:rFonts w:hint="eastAsia"/>
@@ -26899,6 +26899,7 @@
         <w:rPr>
           <w:rFonts w:hint="eastAsia"/>
         </w:rPr>
+        <w:lastRenderedPageBreak/>
         <w:t>エンドポイント</w:t>
       </w:r>
     </w:p>
@@ -26922,7 +26923,6 @@
         <w:rPr>
           <w:rFonts w:hint="eastAsia"/>
         </w:rPr>
-        <w:lastRenderedPageBreak/>
         <w:t>認証: 要（Bearer）</w:t>
       </w:r>
     </w:p>
@@ -26933,7 +26933,7 @@
           <w:rFonts w:hint="eastAsia"/>
         </w:rPr>
       </w:pPr>
-      <w:bookmarkStart w:id="56" w:name="_Toc231314952"/>
+      <w:bookmarkStart w:id="56" w:name="_Toc231755434"/>
       <w:r>
         <w:rPr>
           <w:rFonts w:hint="eastAsia"/>
@@ -27266,6 +27266,7 @@
         <w:rPr>
           <w:rFonts w:hint="eastAsia"/>
         </w:rPr>
+        <w:lastRenderedPageBreak/>
         <w:t>DISPOSAL_PLANNED 明細は廃棄理由コード/廃棄理由詳細単位で自動作成予定の廃棄申請ヘッダー件数を算出する</w:t>
       </w:r>
     </w:p>
@@ -27276,12 +27277,11 @@
           <w:rFonts w:hint="eastAsia"/>
         </w:rPr>
       </w:pPr>
-      <w:bookmarkStart w:id="57" w:name="_Toc231314953"/>
+      <w:bookmarkStart w:id="57" w:name="_Toc231755435"/>
       <w:r>
         <w:rPr>
           <w:rFonts w:hint="eastAsia"/>
         </w:rPr>
-        <w:lastRenderedPageBreak/>
         <w:t>レスポンス（200：InventoryCompletionPreview）</w:t>
       </w:r>
       <w:bookmarkEnd w:id="57"/>
@@ -27895,11 +27895,12 @@
           <w:rFonts w:hint="eastAsia"/>
         </w:rPr>
       </w:pPr>
-      <w:bookmarkStart w:id="58" w:name="_Toc231314954"/>
+      <w:bookmarkStart w:id="58" w:name="_Toc231755436"/>
       <w:r>
         <w:rPr>
           <w:rFonts w:hint="eastAsia"/>
         </w:rPr>
+        <w:lastRenderedPageBreak/>
         <w:t>ステータスコード</w:t>
       </w:r>
       <w:bookmarkEnd w:id="58"/>
@@ -28064,7 +28065,6 @@
           </w:tcPr>
           <w:p>
             <w:r>
-              <w:lastRenderedPageBreak/>
               <w:t>403</w:t>
             </w:r>
           </w:p>
@@ -28172,7 +28172,7 @@
           <w:rFonts w:hint="eastAsia"/>
         </w:rPr>
       </w:pPr>
-      <w:bookmarkStart w:id="59" w:name="_Toc231314955"/>
+      <w:bookmarkStart w:id="59" w:name="_Toc231755437"/>
       <w:r>
         <w:rPr>
           <w:rFonts w:hint="eastAsia"/>
@@ -28238,7 +28238,7 @@
           <w:rFonts w:hint="eastAsia"/>
         </w:rPr>
       </w:pPr>
-      <w:bookmarkStart w:id="60" w:name="_Toc231314956"/>
+      <w:bookmarkStart w:id="60" w:name="_Toc231755438"/>
       <w:r>
         <w:rPr>
           <w:rFonts w:hint="eastAsia"/>
@@ -28491,11 +28491,12 @@
           <w:rFonts w:hint="eastAsia"/>
         </w:rPr>
       </w:pPr>
-      <w:bookmarkStart w:id="61" w:name="_Toc231314957"/>
+      <w:bookmarkStart w:id="61" w:name="_Toc231755439"/>
       <w:r>
         <w:rPr>
           <w:rFonts w:hint="eastAsia"/>
         </w:rPr>
+        <w:lastRenderedPageBreak/>
         <w:t>リクエストボディ</w:t>
       </w:r>
       <w:bookmarkEnd w:id="61"/>
@@ -28657,7 +28658,6 @@
           </w:tcPr>
           <w:p>
             <w:r>
-              <w:lastRenderedPageBreak/>
               <w:t>completedOn</w:t>
             </w:r>
           </w:p>
@@ -28866,6 +28866,7 @@
         <w:rPr>
           <w:rFonts w:hint="eastAsia"/>
         </w:rPr>
+        <w:lastRenderedPageBreak/>
         <w:t>`inventory_status='TRANSFER_PLANNED'` の明細は移動先ロケーション/移動先スナップショット/移動理由単位で TRANSFER 申請を作成し、`application_assets` と `transfer_application_details` を保存する</w:t>
       </w:r>
     </w:p>
@@ -28879,7 +28880,6 @@
         <w:rPr>
           <w:rFonts w:hint="eastAsia"/>
         </w:rPr>
-        <w:lastRenderedPageBreak/>
         <w:t>`inventory_status='DISPOSAL_PLANNED'` の明細は廃棄理由コード/廃棄理由詳細単位で DISPOSAL 申請を作成し、`application_assets` と `disposal_application_details` を保存する</w:t>
       </w:r>
     </w:p>
@@ -28955,7 +28955,7 @@
           <w:rFonts w:hint="eastAsia"/>
         </w:rPr>
       </w:pPr>
-      <w:bookmarkStart w:id="62" w:name="_Toc231314958"/>
+      <w:bookmarkStart w:id="62" w:name="_Toc231755440"/>
       <w:r>
         <w:rPr>
           <w:rFonts w:hint="eastAsia"/>
@@ -29376,18 +29376,26 @@
               <w:rPr>
                 <w:rFonts w:hint="eastAsia"/>
               </w:rPr>
-              <w:t>確認済み件数。CONFIRMED / TRANSFER_PLANNED / DISPOSAL_PLANNED の合計</w:t>
-            </w:r>
-          </w:p>
-        </w:tc>
-      </w:tr>
-      <w:tr>
-        <w:tc>
-          <w:tcPr>
-            <w:tcW w:w="1250" w:type="pct"/>
-          </w:tcPr>
-          <w:p>
-            <w:r>
+              <w:t>確認済み件数。CONFIRMED / TRANSFER_PLANNED / DI</w:t>
+            </w:r>
+            <w:r>
+              <w:rPr>
+                <w:rFonts w:hint="eastAsia"/>
+              </w:rPr>
+              <w:lastRenderedPageBreak/>
+              <w:t>SPOSAL_PLANNED の合計</w:t>
+            </w:r>
+          </w:p>
+        </w:tc>
+      </w:tr>
+      <w:tr>
+        <w:tc>
+          <w:tcPr>
+            <w:tcW w:w="1250" w:type="pct"/>
+          </w:tcPr>
+          <w:p>
+            <w:r>
+              <w:lastRenderedPageBreak/>
               <w:t>confirmedOnlyCount</w:t>
             </w:r>
           </w:p>
@@ -29433,7 +29441,6 @@
           </w:tcPr>
           <w:p>
             <w:r>
-              <w:lastRenderedPageBreak/>
               <w:t>transferPlannedItemCount</w:t>
             </w:r>
           </w:p>
@@ -30094,7 +30101,7 @@
           <w:rFonts w:hint="eastAsia"/>
         </w:rPr>
       </w:pPr>
-      <w:bookmarkStart w:id="63" w:name="_Toc231314959"/>
+      <w:bookmarkStart w:id="63" w:name="_Toc231755441"/>
       <w:r>
         <w:rPr>
           <w:rFonts w:hint="eastAsia"/>
@@ -30228,6 +30235,7 @@
           </w:tcPr>
           <w:p>
             <w:r>
+              <w:lastRenderedPageBreak/>
               <w:t>400</w:t>
             </w:r>
           </w:p>
@@ -30311,14 +30319,7 @@
               <w:rPr>
                 <w:rFonts w:hint="eastAsia"/>
               </w:rPr>
-              <w:t>通常アカウントで作業対象施設に対する実効 `inventory_co</w:t>
-            </w:r>
-            <w:r>
-              <w:rPr>
-                <w:rFonts w:hint="eastAsia"/>
-              </w:rPr>
-              <w:lastRenderedPageBreak/>
-              <w:t>mplete` なし、共有システム管理者で作業対象施設が削除済み、または対象施設不一致</w:t>
+              <w:t>通常アカウントで作業対象施設に対する実効 `inventory_complete` なし、共有システム管理者で作業対象施設が削除済み、または対象施設不一致</w:t>
             </w:r>
           </w:p>
         </w:tc>
@@ -30328,7 +30329,6 @@
           </w:tcPr>
           <w:p>
             <w:r>
-              <w:lastRenderedPageBreak/>
               <w:t>ErrorResponse</w:t>
             </w:r>
           </w:p>
@@ -30413,7 +30413,7 @@
           <w:rFonts w:hint="eastAsia"/>
         </w:rPr>
       </w:pPr>
-      <w:bookmarkStart w:id="64" w:name="_Toc231314960"/>
+      <w:bookmarkStart w:id="64" w:name="_Toc231755442"/>
       <w:r>
         <w:rPr>
           <w:rFonts w:hint="eastAsia"/>
@@ -30479,7 +30479,7 @@
           <w:rFonts w:hint="eastAsia"/>
         </w:rPr>
       </w:pPr>
-      <w:bookmarkStart w:id="65" w:name="_Toc231314961"/>
+      <w:bookmarkStart w:id="65" w:name="_Toc231755443"/>
       <w:r>
         <w:rPr>
           <w:rFonts w:hint="eastAsia"/>
@@ -30707,6 +30707,7 @@
         <w:rPr>
           <w:rFonts w:hint="eastAsia"/>
         </w:rPr>
+        <w:lastRenderedPageBreak/>
         <w:t>認可条件: 共有システム管理者アカウント（`users.account_type='SYSTEM_ADMIN'`）の場合は、作業対象施設が未削除であることを確認し、通常アカウント向けの担当施設割当・施設提供設定・ユーザー施設別設定による判定をバイパスする</w:t>
       </w:r>
     </w:p>
@@ -30720,7 +30721,6 @@
         <w:rPr>
           <w:rFonts w:hint="eastAsia"/>
         </w:rPr>
-        <w:lastRenderedPageBreak/>
         <w:t>認可条件: 通常アカウントの場合、Bearer トークン上の作業対象施設について `user_facility_assignments` に有効割当があること</w:t>
       </w:r>
     </w:p>
@@ -30836,7 +30836,7 @@
           <w:rFonts w:hint="eastAsia"/>
         </w:rPr>
       </w:pPr>
-      <w:bookmarkStart w:id="66" w:name="_Toc231314962"/>
+      <w:bookmarkStart w:id="66" w:name="_Toc231755444"/>
       <w:r>
         <w:rPr>
           <w:rFonts w:hint="eastAsia"/>
@@ -31091,11 +31091,12 @@
           <w:rFonts w:hint="eastAsia"/>
         </w:rPr>
       </w:pPr>
-      <w:bookmarkStart w:id="67" w:name="_Toc231314963"/>
+      <w:bookmarkStart w:id="67" w:name="_Toc231755445"/>
       <w:r>
         <w:rPr>
           <w:rFonts w:hint="eastAsia"/>
         </w:rPr>
+        <w:lastRenderedPageBreak/>
         <w:t>ステータスコード</w:t>
       </w:r>
       <w:bookmarkEnd w:id="67"/>
@@ -31225,7 +31226,6 @@
           </w:tcPr>
           <w:p>
             <w:r>
-              <w:lastRenderedPageBreak/>
               <w:t>401</w:t>
             </w:r>
           </w:p>
@@ -31368,7 +31368,7 @@
           <w:rFonts w:hint="eastAsia"/>
         </w:rPr>
       </w:pPr>
-      <w:bookmarkStart w:id="68" w:name="_Toc231314964"/>
+      <w:bookmarkStart w:id="68" w:name="_Toc231755446"/>
       <w:r>
         <w:rPr>
           <w:rFonts w:hint="eastAsia"/>
@@ -31434,7 +31434,7 @@
           <w:rFonts w:hint="eastAsia"/>
         </w:rPr>
       </w:pPr>
-      <w:bookmarkStart w:id="69" w:name="_Toc231314965"/>
+      <w:bookmarkStart w:id="69" w:name="_Toc231755447"/>
       <w:r>
         <w:rPr>
           <w:rFonts w:hint="eastAsia"/>
@@ -31687,11 +31687,12 @@
           <w:rFonts w:hint="eastAsia"/>
         </w:rPr>
       </w:pPr>
-      <w:bookmarkStart w:id="70" w:name="_Toc231314966"/>
+      <w:bookmarkStart w:id="70" w:name="_Toc231755448"/>
       <w:r>
         <w:rPr>
           <w:rFonts w:hint="eastAsia"/>
         </w:rPr>
+        <w:lastRenderedPageBreak/>
         <w:t>リクエストボディ</w:t>
       </w:r>
       <w:bookmarkEnd w:id="70"/>
@@ -32032,7 +32033,7 @@
           <w:rFonts w:hint="eastAsia"/>
         </w:rPr>
       </w:pPr>
-      <w:bookmarkStart w:id="71" w:name="_Toc231314967"/>
+      <w:bookmarkStart w:id="71" w:name="_Toc231755449"/>
       <w:r>
         <w:rPr>
           <w:rFonts w:hint="eastAsia"/>
@@ -32240,6 +32241,7 @@
           </w:tcPr>
           <w:p>
             <w:r>
+              <w:lastRenderedPageBreak/>
               <w:t>lockVersion</w:t>
             </w:r>
           </w:p>
@@ -32332,12 +32334,11 @@
           <w:rFonts w:hint="eastAsia"/>
         </w:rPr>
       </w:pPr>
-      <w:bookmarkStart w:id="72" w:name="_Toc231314968"/>
+      <w:bookmarkStart w:id="72" w:name="_Toc231755450"/>
       <w:r>
         <w:rPr>
           <w:rFonts w:hint="eastAsia"/>
         </w:rPr>
-        <w:lastRenderedPageBreak/>
         <w:t>ステータスコード</w:t>
       </w:r>
       <w:bookmarkEnd w:id="72"/>
@@ -32644,7 +32645,7 @@
           <w:rFonts w:hint="eastAsia"/>
         </w:rPr>
       </w:pPr>
-      <w:bookmarkStart w:id="73" w:name="_Toc231314969"/>
+      <w:bookmarkStart w:id="73" w:name="_Toc231755451"/>
       <w:r>
         <w:rPr>
           <w:rFonts w:hint="eastAsia"/>
@@ -32660,7 +32661,7 @@
           <w:rFonts w:hint="eastAsia"/>
         </w:rPr>
       </w:pPr>
-      <w:bookmarkStart w:id="74" w:name="_Toc231314970"/>
+      <w:bookmarkStart w:id="74" w:name="_Toc231755452"/>
       <w:r>
         <w:rPr>
           <w:rFonts w:hint="eastAsia"/>
@@ -32824,7 +32825,14 @@
               <w:rPr>
                 <w:rFonts w:hint="eastAsia"/>
               </w:rPr>
-              <w:t>通常アカウントは作業対象施設で棚卸し作業を行えること。共有システム管理者は作業対象施設が未削除であること</w:t>
+              <w:t>通常アカウントは作業対象施設で棚卸し作業を行えること。共</w:t>
+            </w:r>
+            <w:r>
+              <w:rPr>
+                <w:rFonts w:hint="eastAsia"/>
+              </w:rPr>
+              <w:lastRenderedPageBreak/>
+              <w:t>有システム管理者は作業対象施設が未削除であること</w:t>
             </w:r>
           </w:p>
         </w:tc>
@@ -32839,6 +32847,7 @@
               <w:rPr>
                 <w:rFonts w:hint="eastAsia"/>
               </w:rPr>
+              <w:lastRenderedPageBreak/>
               <w:t>棚卸し完了確認 / 棚卸し完了 / Excel出力 / 取消</w:t>
             </w:r>
           </w:p>
@@ -32876,7 +32885,7 @@
           <w:rFonts w:hint="eastAsia"/>
         </w:rPr>
       </w:pPr>
-      <w:bookmarkStart w:id="75" w:name="_Toc231314971"/>
+      <w:bookmarkStart w:id="75" w:name="_Toc231755453"/>
       <w:r>
         <w:rPr>
           <w:rFonts w:hint="eastAsia"/>
@@ -33063,7 +33072,7 @@
           <w:rFonts w:hint="eastAsia"/>
         </w:rPr>
       </w:pPr>
-      <w:bookmarkStart w:id="76" w:name="_Toc231314972"/>
+      <w:bookmarkStart w:id="76" w:name="_Toc231755454"/>
       <w:r>
         <w:rPr>
           <w:rFonts w:hint="eastAsia"/>
@@ -33207,6 +33216,7 @@
               <w:rPr>
                 <w:rFonts w:hint="eastAsia"/>
               </w:rPr>
+              <w:lastRenderedPageBreak/>
               <w:t>年度/キャンペーン管理</w:t>
             </w:r>
           </w:p>
@@ -33330,7 +33340,6 @@
               <w:rPr>
                 <w:rFonts w:hint="eastAsia"/>
               </w:rPr>
-              <w:lastRenderedPageBreak/>
               <w:t>棚卸し中の添付</w:t>
             </w:r>
           </w:p>
@@ -33412,7 +33421,7 @@
           <w:rFonts w:hint="eastAsia"/>
         </w:rPr>
       </w:pPr>
-      <w:bookmarkStart w:id="77" w:name="_Toc231314973"/>
+      <w:bookmarkStart w:id="77" w:name="_Toc231755455"/>
       <w:r>
         <w:rPr>
           <w:rFonts w:hint="eastAsia"/>
@@ -33665,18 +33674,26 @@
               <w:rPr>
                 <w:rFonts w:hint="eastAsia"/>
               </w:rPr>
-              <w:t>通常アカウントで作業対象施設への割当または必要 feature_code が不足、共有システム管理者で作業対象施設が削除済み、または対象施設不一致</w:t>
-            </w:r>
-          </w:p>
-        </w:tc>
-      </w:tr>
-      <w:tr>
-        <w:tc>
-          <w:tcPr>
-            <w:tcW w:w="1250" w:type="pct"/>
-          </w:tcPr>
-          <w:p>
-            <w:r>
+              <w:t>通常アカウントで作業対象施設への割当または必要 feature_code が不足、共有システ</w:t>
+            </w:r>
+            <w:r>
+              <w:rPr>
+                <w:rFonts w:hint="eastAsia"/>
+              </w:rPr>
+              <w:lastRenderedPageBreak/>
+              <w:t>ム管理者で作業対象施設が削除済み、または対象施設不一致</w:t>
+            </w:r>
+          </w:p>
+        </w:tc>
+      </w:tr>
+      <w:tr>
+        <w:tc>
+          <w:tcPr>
+            <w:tcW w:w="1250" w:type="pct"/>
+          </w:tcPr>
+          <w:p>
+            <w:r>
+              <w:lastRenderedPageBreak/>
               <w:t>INVENTORY_SESSION_NOT_FOUND</w:t>
             </w:r>
           </w:p>
@@ -33773,56 +33790,392 @@
           </w:tcPr>
           <w:p>
             <w:r>
+              <w:t>LOCATION_NOT_FOUND</w:t>
+            </w:r>
+          </w:p>
+        </w:tc>
+        <w:tc>
+          <w:tcPr>
+            <w:tcW w:w="1250" w:type="pct"/>
+          </w:tcPr>
+          <w:p>
+            <w:r>
+              <w:t>404</w:t>
+            </w:r>
+          </w:p>
+        </w:tc>
+        <w:tc>
+          <w:tcPr>
+            <w:tcW w:w="1250" w:type="pct"/>
+          </w:tcPr>
+          <w:p>
+            <w:r>
+              <w:rPr>
+                <w:rFonts w:hint="eastAsia"/>
+              </w:rPr>
+              <w:t>移動先なし</w:t>
+            </w:r>
+          </w:p>
+        </w:tc>
+        <w:tc>
+          <w:tcPr>
+            <w:tcW w:w="1250" w:type="pct"/>
+          </w:tcPr>
+          <w:p>
+            <w:r>
+              <w:rPr>
+                <w:rFonts w:hint="eastAsia"/>
+              </w:rPr>
+              <w:t>指定移動先が作業対象施設の未削除ロケーションとして存在しない</w:t>
+            </w:r>
+          </w:p>
+        </w:tc>
+      </w:tr>
+      <w:tr>
+        <w:tc>
+          <w:tcPr>
+            <w:tcW w:w="1250" w:type="pct"/>
+          </w:tcPr>
+          <w:p>
+            <w:r>
+              <w:t>INVENTORY_SESSION_ALREADY_ACTIVE</w:t>
+            </w:r>
+          </w:p>
+        </w:tc>
+        <w:tc>
+          <w:tcPr>
+            <w:tcW w:w="1250" w:type="pct"/>
+          </w:tcPr>
+          <w:p>
+            <w:r>
+              <w:t>409</w:t>
+            </w:r>
+          </w:p>
+        </w:tc>
+        <w:tc>
+          <w:tcPr>
+            <w:tcW w:w="1250" w:type="pct"/>
+          </w:tcPr>
+          <w:p>
+            <w:r>
+              <w:rPr>
+                <w:rFonts w:hint="eastAsia"/>
+              </w:rPr>
+              <w:t>進行中棚卸しあり</w:t>
+            </w:r>
+          </w:p>
+        </w:tc>
+        <w:tc>
+          <w:tcPr>
+            <w:tcW w:w="1250" w:type="pct"/>
+          </w:tcPr>
+          <w:p>
+            <w:r>
+              <w:rPr>
+                <w:rFonts w:hint="eastAsia"/>
+              </w:rPr>
+              <w:t>同一施設に IN_PROGRESS セッションが既に存在する</w:t>
+            </w:r>
+          </w:p>
+        </w:tc>
+      </w:tr>
+      <w:tr>
+        <w:tc>
+          <w:tcPr>
+            <w:tcW w:w="1250" w:type="pct"/>
+          </w:tcPr>
+          <w:p>
+            <w:r>
+              <w:t>INVENTORY_ITEM_CONFLICT</w:t>
+            </w:r>
+          </w:p>
+        </w:tc>
+        <w:tc>
+          <w:tcPr>
+            <w:tcW w:w="1250" w:type="pct"/>
+          </w:tcPr>
+          <w:p>
+            <w:r>
+              <w:t>409</w:t>
+            </w:r>
+          </w:p>
+        </w:tc>
+        <w:tc>
+          <w:tcPr>
+            <w:tcW w:w="1250" w:type="pct"/>
+          </w:tcPr>
+          <w:p>
+            <w:r>
+              <w:rPr>
+                <w:rFonts w:hint="eastAsia"/>
+              </w:rPr>
+              <w:t>明細更新競合</w:t>
+            </w:r>
+          </w:p>
+        </w:tc>
+        <w:tc>
+          <w:tcPr>
+            <w:tcW w:w="1250" w:type="pct"/>
+          </w:tcPr>
+          <w:p>
+            <w:r>
+              <w:rPr>
+                <w:rFonts w:hint="eastAsia"/>
+              </w:rPr>
+              <w:t>expectedLockVersion と現行 inventory_items.lock_version が一致しない</w:t>
+            </w:r>
+          </w:p>
+        </w:tc>
+      </w:tr>
+      <w:tr>
+        <w:tc>
+          <w:tcPr>
+            <w:tcW w:w="1250" w:type="pct"/>
+          </w:tcPr>
+          <w:p>
+            <w:r>
+              <w:t>INVENTORY_SESSION_CONFLICT</w:t>
+            </w:r>
+          </w:p>
+        </w:tc>
+        <w:tc>
+          <w:tcPr>
+            <w:tcW w:w="1250" w:type="pct"/>
+          </w:tcPr>
+          <w:p>
+            <w:r>
+              <w:t>409</w:t>
+            </w:r>
+          </w:p>
+        </w:tc>
+        <w:tc>
+          <w:tcPr>
+            <w:tcW w:w="1250" w:type="pct"/>
+          </w:tcPr>
+          <w:p>
+            <w:r>
+              <w:rPr>
+                <w:rFonts w:hint="eastAsia"/>
+              </w:rPr>
+              <w:t>セッション更新競合</w:t>
+            </w:r>
+          </w:p>
+        </w:tc>
+        <w:tc>
+          <w:tcPr>
+            <w:tcW w:w="1250" w:type="pct"/>
+          </w:tcPr>
+          <w:p>
+            <w:r>
+              <w:rPr>
+                <w:rFonts w:hint="eastAsia"/>
+              </w:rPr>
+              <w:t>expectedSessionLockVersion と現行 inventory_sessions.lock_version が一致しない</w:t>
+            </w:r>
+          </w:p>
+        </w:tc>
+      </w:tr>
+      <w:tr>
+        <w:tc>
+          <w:tcPr>
+            <w:tcW w:w="1250" w:type="pct"/>
+          </w:tcPr>
+          <w:p>
+            <w:r>
+              <w:t>INVENTORY_SESSION_NOT_IN_PROGRESS</w:t>
+            </w:r>
+          </w:p>
+        </w:tc>
+        <w:tc>
+          <w:tcPr>
+            <w:tcW w:w="1250" w:type="pct"/>
+          </w:tcPr>
+          <w:p>
+            <w:r>
+              <w:t>409</w:t>
+            </w:r>
+          </w:p>
+        </w:tc>
+        <w:tc>
+          <w:tcPr>
+            <w:tcW w:w="1250" w:type="pct"/>
+          </w:tcPr>
+          <w:p>
+            <w:r>
+              <w:rPr>
+                <w:rFonts w:hint="eastAsia"/>
+              </w:rPr>
+              <w:t>進行中でない</w:t>
+            </w:r>
+          </w:p>
+        </w:tc>
+        <w:tc>
+          <w:tcPr>
+            <w:tcW w:w="1250" w:type="pct"/>
+          </w:tcPr>
+          <w:p>
+            <w:r>
+              <w:rPr>
+                <w:rFonts w:hint="eastAsia"/>
+              </w:rPr>
+              <w:t>完了済みまたは取消済みセッションを更新しようとした</w:t>
+            </w:r>
+          </w:p>
+        </w:tc>
+      </w:tr>
+      <w:tr>
+        <w:tc>
+          <w:tcPr>
+            <w:tcW w:w="1250" w:type="pct"/>
+          </w:tcPr>
+          <w:p>
+            <w:r>
+              <w:t>INVENTORY_UNCHECKED_ITEMS_REMAIN</w:t>
+            </w:r>
+          </w:p>
+        </w:tc>
+        <w:tc>
+          <w:tcPr>
+            <w:tcW w:w="1250" w:type="pct"/>
+          </w:tcPr>
+          <w:p>
+            <w:r>
+              <w:t>409</w:t>
+            </w:r>
+          </w:p>
+        </w:tc>
+        <w:tc>
+          <w:tcPr>
+            <w:tcW w:w="1250" w:type="pct"/>
+          </w:tcPr>
+          <w:p>
+            <w:r>
+              <w:rPr>
+                <w:rFonts w:hint="eastAsia"/>
+              </w:rPr>
+              <w:t>未確認明細あり</w:t>
+            </w:r>
+          </w:p>
+        </w:tc>
+        <w:tc>
+          <w:tcPr>
+            <w:tcW w:w="1250" w:type="pct"/>
+          </w:tcPr>
+          <w:p>
+            <w:r>
+              <w:rPr>
+                <w:rFonts w:hint="eastAsia"/>
+              </w:rPr>
+              <w:t>棚卸し完了時に UNCHECKED 明細が残っている</w:t>
+            </w:r>
+          </w:p>
+        </w:tc>
+      </w:tr>
+      <w:tr>
+        <w:tc>
+          <w:tcPr>
+            <w:tcW w:w="1250" w:type="pct"/>
+          </w:tcPr>
+          <w:p>
+            <w:r>
+              <w:t>INVENTORY_ACTION_REQUIRED_ITEMS_REMAIN</w:t>
+            </w:r>
+          </w:p>
+        </w:tc>
+        <w:tc>
+          <w:tcPr>
+            <w:tcW w:w="1250" w:type="pct"/>
+          </w:tcPr>
+          <w:p>
+            <w:r>
+              <w:t>409</w:t>
+            </w:r>
+          </w:p>
+        </w:tc>
+        <w:tc>
+          <w:tcPr>
+            <w:tcW w:w="1250" w:type="pct"/>
+          </w:tcPr>
+          <w:p>
+            <w:r>
+              <w:rPr>
+                <w:rFonts w:hint="eastAsia"/>
+              </w:rPr>
+              <w:t>要対応明細あり</w:t>
+            </w:r>
+          </w:p>
+        </w:tc>
+        <w:tc>
+          <w:tcPr>
+            <w:tcW w:w="1250" w:type="pct"/>
+          </w:tcPr>
+          <w:p>
+            <w:r>
+              <w:rPr>
+                <w:rFonts w:hint="eastAsia"/>
+              </w:rPr>
+              <w:t>棚卸し完了時に ACTION_REQUIRED 明細が残っている</w:t>
+            </w:r>
+          </w:p>
+        </w:tc>
+      </w:tr>
+      <w:tr>
+        <w:tc>
+          <w:tcPr>
+            <w:tcW w:w="1250" w:type="pct"/>
+          </w:tcPr>
+          <w:p>
+            <w:r>
+              <w:t>APPLICATION_INITIAL_STATUS_INVALID</w:t>
+            </w:r>
+          </w:p>
+        </w:tc>
+        <w:tc>
+          <w:tcPr>
+            <w:tcW w:w="1250" w:type="pct"/>
+          </w:tcPr>
+          <w:p>
+            <w:r>
+              <w:t>409</w:t>
+            </w:r>
+          </w:p>
+        </w:tc>
+        <w:tc>
+          <w:tcPr>
+            <w:tcW w:w="1250" w:type="pct"/>
+          </w:tcPr>
+          <w:p>
+            <w:r>
+              <w:rPr>
+                <w:rFonts w:hint="eastAsia"/>
+              </w:rPr>
+              <w:t>申請初期ステータス設定不備</w:t>
+            </w:r>
+          </w:p>
+        </w:tc>
+        <w:tc>
+          <w:tcPr>
+            <w:tcW w:w="1250" w:type="pct"/>
+          </w:tcPr>
+          <w:p>
+            <w:r>
+              <w:rPr>
+                <w:rFonts w:hint="eastAsia"/>
+              </w:rPr>
+              <w:t>TRANSFER / DISPOSAL の初期ステータスが未定義または複数定義</w:t>
+            </w:r>
+          </w:p>
+        </w:tc>
+      </w:tr>
+      <w:tr>
+        <w:tc>
+          <w:tcPr>
+            <w:tcW w:w="1250" w:type="pct"/>
+          </w:tcPr>
+          <w:p>
+            <w:r>
               <w:lastRenderedPageBreak/>
-              <w:t>LOCATION_NOT_FOUND</w:t>
-            </w:r>
-          </w:p>
-        </w:tc>
-        <w:tc>
-          <w:tcPr>
-            <w:tcW w:w="1250" w:type="pct"/>
-          </w:tcPr>
-          <w:p>
-            <w:r>
-              <w:t>404</w:t>
-            </w:r>
-          </w:p>
-        </w:tc>
-        <w:tc>
-          <w:tcPr>
-            <w:tcW w:w="1250" w:type="pct"/>
-          </w:tcPr>
-          <w:p>
-            <w:r>
-              <w:rPr>
-                <w:rFonts w:hint="eastAsia"/>
-              </w:rPr>
-              <w:t>移動先なし</w:t>
-            </w:r>
-          </w:p>
-        </w:tc>
-        <w:tc>
-          <w:tcPr>
-            <w:tcW w:w="1250" w:type="pct"/>
-          </w:tcPr>
-          <w:p>
-            <w:r>
-              <w:rPr>
-                <w:rFonts w:hint="eastAsia"/>
-              </w:rPr>
-              <w:t>指定移動先が作業対象施設の未削除ロケーションとして存在しない</w:t>
-            </w:r>
-          </w:p>
-        </w:tc>
-      </w:tr>
-      <w:tr>
-        <w:tc>
-          <w:tcPr>
-            <w:tcW w:w="1250" w:type="pct"/>
-          </w:tcPr>
-          <w:p>
-            <w:r>
-              <w:t>INVENTORY_SESSION_ALREADY_ACTIVE</w:t>
+              <w:t>IDEMPOTENCY_KEY_REUSED</w:t>
             </w:r>
           </w:p>
         </w:tc>
@@ -33845,342 +34198,6 @@
               <w:rPr>
                 <w:rFonts w:hint="eastAsia"/>
               </w:rPr>
-              <w:t>進行中棚卸しあり</w:t>
-            </w:r>
-          </w:p>
-        </w:tc>
-        <w:tc>
-          <w:tcPr>
-            <w:tcW w:w="1250" w:type="pct"/>
-          </w:tcPr>
-          <w:p>
-            <w:r>
-              <w:rPr>
-                <w:rFonts w:hint="eastAsia"/>
-              </w:rPr>
-              <w:t>同一施設に IN_PROGRESS セッションが既に存在する</w:t>
-            </w:r>
-          </w:p>
-        </w:tc>
-      </w:tr>
-      <w:tr>
-        <w:tc>
-          <w:tcPr>
-            <w:tcW w:w="1250" w:type="pct"/>
-          </w:tcPr>
-          <w:p>
-            <w:r>
-              <w:t>INVENTORY_ITEM_CONFLICT</w:t>
-            </w:r>
-          </w:p>
-        </w:tc>
-        <w:tc>
-          <w:tcPr>
-            <w:tcW w:w="1250" w:type="pct"/>
-          </w:tcPr>
-          <w:p>
-            <w:r>
-              <w:t>409</w:t>
-            </w:r>
-          </w:p>
-        </w:tc>
-        <w:tc>
-          <w:tcPr>
-            <w:tcW w:w="1250" w:type="pct"/>
-          </w:tcPr>
-          <w:p>
-            <w:r>
-              <w:rPr>
-                <w:rFonts w:hint="eastAsia"/>
-              </w:rPr>
-              <w:t>明細更新競合</w:t>
-            </w:r>
-          </w:p>
-        </w:tc>
-        <w:tc>
-          <w:tcPr>
-            <w:tcW w:w="1250" w:type="pct"/>
-          </w:tcPr>
-          <w:p>
-            <w:r>
-              <w:rPr>
-                <w:rFonts w:hint="eastAsia"/>
-              </w:rPr>
-              <w:t>expectedLockVersion と現行 inventory_items.lock_version が一致しない</w:t>
-            </w:r>
-          </w:p>
-        </w:tc>
-      </w:tr>
-      <w:tr>
-        <w:tc>
-          <w:tcPr>
-            <w:tcW w:w="1250" w:type="pct"/>
-          </w:tcPr>
-          <w:p>
-            <w:r>
-              <w:t>INVENTORY_SESSION_CONFLICT</w:t>
-            </w:r>
-          </w:p>
-        </w:tc>
-        <w:tc>
-          <w:tcPr>
-            <w:tcW w:w="1250" w:type="pct"/>
-          </w:tcPr>
-          <w:p>
-            <w:r>
-              <w:t>409</w:t>
-            </w:r>
-          </w:p>
-        </w:tc>
-        <w:tc>
-          <w:tcPr>
-            <w:tcW w:w="1250" w:type="pct"/>
-          </w:tcPr>
-          <w:p>
-            <w:r>
-              <w:rPr>
-                <w:rFonts w:hint="eastAsia"/>
-              </w:rPr>
-              <w:t>セッション更新競合</w:t>
-            </w:r>
-          </w:p>
-        </w:tc>
-        <w:tc>
-          <w:tcPr>
-            <w:tcW w:w="1250" w:type="pct"/>
-          </w:tcPr>
-          <w:p>
-            <w:r>
-              <w:rPr>
-                <w:rFonts w:hint="eastAsia"/>
-              </w:rPr>
-              <w:t>expectedSessionLockVersion と現行 inventory_sessions.lock_version が一致しない</w:t>
-            </w:r>
-          </w:p>
-        </w:tc>
-      </w:tr>
-      <w:tr>
-        <w:tc>
-          <w:tcPr>
-            <w:tcW w:w="1250" w:type="pct"/>
-          </w:tcPr>
-          <w:p>
-            <w:r>
-              <w:t>INVENTORY_SESSION_NOT_IN_PROGRESS</w:t>
-            </w:r>
-          </w:p>
-        </w:tc>
-        <w:tc>
-          <w:tcPr>
-            <w:tcW w:w="1250" w:type="pct"/>
-          </w:tcPr>
-          <w:p>
-            <w:r>
-              <w:t>409</w:t>
-            </w:r>
-          </w:p>
-        </w:tc>
-        <w:tc>
-          <w:tcPr>
-            <w:tcW w:w="1250" w:type="pct"/>
-          </w:tcPr>
-          <w:p>
-            <w:r>
-              <w:rPr>
-                <w:rFonts w:hint="eastAsia"/>
-              </w:rPr>
-              <w:t>進行中でない</w:t>
-            </w:r>
-          </w:p>
-        </w:tc>
-        <w:tc>
-          <w:tcPr>
-            <w:tcW w:w="1250" w:type="pct"/>
-          </w:tcPr>
-          <w:p>
-            <w:r>
-              <w:rPr>
-                <w:rFonts w:hint="eastAsia"/>
-              </w:rPr>
-              <w:t>完了済みまたは取消済みセッションを更新しようとした</w:t>
-            </w:r>
-          </w:p>
-        </w:tc>
-      </w:tr>
-      <w:tr>
-        <w:tc>
-          <w:tcPr>
-            <w:tcW w:w="1250" w:type="pct"/>
-          </w:tcPr>
-          <w:p>
-            <w:r>
-              <w:t>INVENTORY_UNCHECKED_ITEMS_REMAIN</w:t>
-            </w:r>
-          </w:p>
-        </w:tc>
-        <w:tc>
-          <w:tcPr>
-            <w:tcW w:w="1250" w:type="pct"/>
-          </w:tcPr>
-          <w:p>
-            <w:r>
-              <w:t>409</w:t>
-            </w:r>
-          </w:p>
-        </w:tc>
-        <w:tc>
-          <w:tcPr>
-            <w:tcW w:w="1250" w:type="pct"/>
-          </w:tcPr>
-          <w:p>
-            <w:r>
-              <w:rPr>
-                <w:rFonts w:hint="eastAsia"/>
-              </w:rPr>
-              <w:t>未確認明細あり</w:t>
-            </w:r>
-          </w:p>
-        </w:tc>
-        <w:tc>
-          <w:tcPr>
-            <w:tcW w:w="1250" w:type="pct"/>
-          </w:tcPr>
-          <w:p>
-            <w:r>
-              <w:rPr>
-                <w:rFonts w:hint="eastAsia"/>
-              </w:rPr>
-              <w:t>棚卸し完了時に UNCHECKED 明細が残っている</w:t>
-            </w:r>
-          </w:p>
-        </w:tc>
-      </w:tr>
-      <w:tr>
-        <w:tc>
-          <w:tcPr>
-            <w:tcW w:w="1250" w:type="pct"/>
-          </w:tcPr>
-          <w:p>
-            <w:r>
-              <w:t>INVENTORY_ACTION_REQUIRED_ITEMS_REMAIN</w:t>
-            </w:r>
-          </w:p>
-        </w:tc>
-        <w:tc>
-          <w:tcPr>
-            <w:tcW w:w="1250" w:type="pct"/>
-          </w:tcPr>
-          <w:p>
-            <w:r>
-              <w:t>409</w:t>
-            </w:r>
-          </w:p>
-        </w:tc>
-        <w:tc>
-          <w:tcPr>
-            <w:tcW w:w="1250" w:type="pct"/>
-          </w:tcPr>
-          <w:p>
-            <w:r>
-              <w:rPr>
-                <w:rFonts w:hint="eastAsia"/>
-              </w:rPr>
-              <w:t>要対応明細あり</w:t>
-            </w:r>
-          </w:p>
-        </w:tc>
-        <w:tc>
-          <w:tcPr>
-            <w:tcW w:w="1250" w:type="pct"/>
-          </w:tcPr>
-          <w:p>
-            <w:r>
-              <w:rPr>
-                <w:rFonts w:hint="eastAsia"/>
-              </w:rPr>
-              <w:t>棚卸し完了時に ACTION_REQUIRED 明細が残っている</w:t>
-            </w:r>
-          </w:p>
-        </w:tc>
-      </w:tr>
-      <w:tr>
-        <w:tc>
-          <w:tcPr>
-            <w:tcW w:w="1250" w:type="pct"/>
-          </w:tcPr>
-          <w:p>
-            <w:r>
-              <w:t>APPLICATION_INITIAL_STATUS_INVALID</w:t>
-            </w:r>
-          </w:p>
-        </w:tc>
-        <w:tc>
-          <w:tcPr>
-            <w:tcW w:w="1250" w:type="pct"/>
-          </w:tcPr>
-          <w:p>
-            <w:r>
-              <w:t>409</w:t>
-            </w:r>
-          </w:p>
-        </w:tc>
-        <w:tc>
-          <w:tcPr>
-            <w:tcW w:w="1250" w:type="pct"/>
-          </w:tcPr>
-          <w:p>
-            <w:r>
-              <w:rPr>
-                <w:rFonts w:hint="eastAsia"/>
-              </w:rPr>
-              <w:t>申請初期ステータス設定不備</w:t>
-            </w:r>
-          </w:p>
-        </w:tc>
-        <w:tc>
-          <w:tcPr>
-            <w:tcW w:w="1250" w:type="pct"/>
-          </w:tcPr>
-          <w:p>
-            <w:r>
-              <w:rPr>
-                <w:rFonts w:hint="eastAsia"/>
-              </w:rPr>
-              <w:t>TRANSFER / DISPOSAL の初期ステータスが未定義または複数定義</w:t>
-            </w:r>
-          </w:p>
-        </w:tc>
-      </w:tr>
-      <w:tr>
-        <w:tc>
-          <w:tcPr>
-            <w:tcW w:w="1250" w:type="pct"/>
-          </w:tcPr>
-          <w:p>
-            <w:r>
-              <w:t>IDEMPOTENCY_KEY_REUSED</w:t>
-            </w:r>
-          </w:p>
-        </w:tc>
-        <w:tc>
-          <w:tcPr>
-            <w:tcW w:w="1250" w:type="pct"/>
-          </w:tcPr>
-          <w:p>
-            <w:r>
-              <w:t>409</w:t>
-            </w:r>
-          </w:p>
-        </w:tc>
-        <w:tc>
-          <w:tcPr>
-            <w:tcW w:w="1250" w:type="pct"/>
-          </w:tcPr>
-          <w:p>
-            <w:r>
-              <w:rPr>
-                <w:rFonts w:hint="eastAsia"/>
-              </w:rPr>
               <w:t>冪等キー再利用不正</w:t>
             </w:r>
           </w:p>
@@ -34254,7 +34271,6 @@
           </w:tcPr>
           <w:p>
             <w:r>
-              <w:lastRenderedPageBreak/>
               <w:t>INVENTORY_502_S3_DELETE_FAILED</w:t>
             </w:r>
           </w:p>
@@ -34401,7 +34417,7 @@
           <w:rFonts w:hint="eastAsia"/>
         </w:rPr>
       </w:pPr>
-      <w:bookmarkStart w:id="78" w:name="_Toc231314974"/>
+      <w:bookmarkStart w:id="78" w:name="_Toc231755456"/>
       <w:r>
         <w:rPr>
           <w:rFonts w:hint="eastAsia"/>
@@ -34417,7 +34433,7 @@
           <w:rFonts w:hint="eastAsia"/>
         </w:rPr>
       </w:pPr>
-      <w:bookmarkStart w:id="79" w:name="_Toc231314975"/>
+      <w:bookmarkStart w:id="79" w:name="_Toc231755457"/>
       <w:r>
         <w:rPr>
           <w:rFonts w:hint="eastAsia"/>
@@ -34528,11 +34544,12 @@
           <w:rFonts w:hint="eastAsia"/>
         </w:rPr>
       </w:pPr>
-      <w:bookmarkStart w:id="80" w:name="_Toc231314976"/>
+      <w:bookmarkStart w:id="80" w:name="_Toc231755458"/>
       <w:r>
         <w:rPr>
           <w:rFonts w:hint="eastAsia"/>
         </w:rPr>
+        <w:lastRenderedPageBreak/>
         <w:t>今後拡張時の留意点</w:t>
       </w:r>
       <w:bookmarkEnd w:id="80"/>
@@ -34610,7 +34627,6 @@
         <w:rPr>
           <w:rFonts w:hint="eastAsia"/>
         </w:rPr>
-        <w:lastRenderedPageBreak/>
         <w:t>棚卸し結果の Excel 出力を保存帳票化する場合は、現行の即時binaryレスポンスとは別に、生成ファイルをAmazon S3へ保存し、DBには帳票メタデータとS3オブジェクトキーを保持するAPIとして再ダウンロード、監査ログを追加定義する</w:t>
       </w:r>
     </w:p>
@@ -34680,10 +34696,10 @@
 <file path=word/numbering.xml><?xml version="1.0" encoding="utf-8"?>
 <w:numbering xmlns:wpc="http://schemas.microsoft.com/office/word/2010/wordprocessingCanvas" xmlns:cx="http://schemas.microsoft.com/office/drawing/2014/chartex" xmlns:cx1="http://schemas.microsoft.com/office/drawing/2015/9/8/chartex" xmlns:cx2="http://schemas.microsoft.com/office/drawing/2015/10/21/chartex" xmlns:cx3="http://schemas.microsoft.com/office/drawing/2016/5/9/chartex" xmlns:cx4="http://schemas.microsoft.com/office/drawing/2016/5/10/chartex" xmlns:cx5="http://schemas.microsoft.com/office/drawing/2016/5/11/chartex" xmlns:cx6="http://schemas.microsoft.com/office/drawing/2016/5/12/chartex" xmlns:cx7="http://schemas.microsoft.com/office/drawing/2016/5/13/chartex" xmlns:cx8="http://schemas.microsoft.com/office/drawing/2016/5/14/chartex" xmlns:mc="http://schemas.openxmlformats.org/markup-compatibility/2006" xmlns:aink="http://schemas.microsoft.com/office/drawing/2016/ink" xmlns:am3d="http://schemas.microsoft.com/office/drawing/2017/model3d" xmlns:o="urn:schemas-microsoft-com:office:office" xmlns:oel="http://schemas.microsoft.com/office/2019/extlst" xmlns:r="http://schemas.openxmlformats.org/officeDocument/2006/relationships" xmlns:m="http://schemas.openxmlformats.org/officeDocument/2006/math" xmlns:v="urn:schemas-microsoft-com:vml" xmlns:wp14="http://schemas.microsoft.com/office/word/2010/wordprocessingDrawing" xmlns:wp="http://schemas.openxmlformats.org/drawingml/2006/wordprocessingDrawing" xmlns:w10="urn:schemas-microsoft-com:office:word" xmlns:w="http://schemas.openxmlformats.org/wordprocessingml/2006/main" xmlns:w14="http://schemas.microsoft.com/office/word/2010/wordml" xmlns:w15="http://schemas.microsoft.com/office/word/2012/wordml" xmlns:w16cex="http://schemas.microsoft.com/office/word/2018/wordml/cex" xmlns:w16cid="http://schemas.microsoft.com/office/word/2016/wordml/cid" xmlns:w16="http://schemas.microsoft.com/office/word/2018/wordml" xmlns:w16du="http://schemas.microsoft.com/office/word/2023/wordml/word16du" xmlns:w16sdtdh="http://schemas.microsoft.com/office/word/2020/wordml/sdtdatahash" xmlns:w16sdtfl="http://schemas.microsoft.com/office/word/2024/wordml/sdtformatlock" xmlns:w16se="http://schemas.microsoft.com/office/word/2015/wordml/symex" xmlns:wpg="http://schemas.microsoft.com/office/word/2010/wordprocessingGroup" xmlns:wpi="http://schemas.microsoft.com/office/word/2010/wordprocessingInk" xmlns:wne="http://schemas.microsoft.com/office/word/2006/wordml" xmlns:wps="http://schemas.microsoft.com/office/word/2010/wordprocessingShape" mc:Ignorable="w14 w15 w16se w16cid w16 w16cex w16sdtdh w16sdtfl w16du wp14">
   <w:abstractNum w:abstractNumId="0" w15:restartNumberingAfterBreak="0">
-    <w:nsid w:val="00CF2938"/>
+    <w:nsid w:val="028C7224"/>
     <w:multiLevelType w:val="hybridMultilevel"/>
-    <w:tmpl w:val="19124DEE"/>
-    <w:name w:val="__API_DOC_SQUARE_BULLET__222"/>
+    <w:tmpl w:val="3D0EB072"/>
+    <w:name w:val="__API_DOC_SQUARE_BULLET__222222"/>
     <w:lvl w:ilvl="0" w:tplc="0409000F">
       <w:start w:val="1"/>
       <w:numFmt w:val="decimal"/>
@@ -34767,7 +34783,372 @@
     </w:lvl>
   </w:abstractNum>
   <w:abstractNum w:abstractNumId="1" w15:restartNumberingAfterBreak="0">
-    <w:nsid w:val="24BE36D0"/>
+    <w:nsid w:val="07BB4A45"/>
+    <w:multiLevelType w:val="hybridMultilevel"/>
+    <w:tmpl w:val="DBEC9A62"/>
+    <w:name w:val="__API_DOC_SQUARE_BULLET__22222"/>
+    <w:lvl w:ilvl="0" w:tplc="0409000F">
+      <w:start w:val="1"/>
+      <w:numFmt w:val="decimal"/>
+      <w:lvlText w:val="%1."/>
+      <w:lvlJc w:val="left"/>
+      <w:pPr>
+        <w:ind w:left="440" w:hanging="440"/>
+      </w:pPr>
+    </w:lvl>
+    <w:lvl w:ilvl="1" w:tplc="04090017" w:tentative="1">
+      <w:start w:val="1"/>
+      <w:numFmt w:val="aiueoFullWidth"/>
+      <w:lvlText w:val="(%2)"/>
+      <w:lvlJc w:val="left"/>
+      <w:pPr>
+        <w:ind w:left="880" w:hanging="440"/>
+      </w:pPr>
+    </w:lvl>
+    <w:lvl w:ilvl="2" w:tplc="04090011" w:tentative="1">
+      <w:start w:val="1"/>
+      <w:numFmt w:val="decimalEnclosedCircle"/>
+      <w:lvlText w:val="%3"/>
+      <w:lvlJc w:val="left"/>
+      <w:pPr>
+        <w:ind w:left="1320" w:hanging="440"/>
+      </w:pPr>
+    </w:lvl>
+    <w:lvl w:ilvl="3" w:tplc="0409000F" w:tentative="1">
+      <w:start w:val="1"/>
+      <w:numFmt w:val="decimal"/>
+      <w:lvlText w:val="%4."/>
+      <w:lvlJc w:val="left"/>
+      <w:pPr>
+        <w:ind w:left="1760" w:hanging="440"/>
+      </w:pPr>
+    </w:lvl>
+    <w:lvl w:ilvl="4" w:tplc="04090017" w:tentative="1">
+      <w:start w:val="1"/>
+      <w:numFmt w:val="aiueoFullWidth"/>
+      <w:lvlText w:val="(%5)"/>
+      <w:lvlJc w:val="left"/>
+      <w:pPr>
+        <w:ind w:left="2200" w:hanging="440"/>
+      </w:pPr>
+    </w:lvl>
+    <w:lvl w:ilvl="5" w:tplc="04090011" w:tentative="1">
+      <w:start w:val="1"/>
+      <w:numFmt w:val="decimalEnclosedCircle"/>
+      <w:lvlText w:val="%6"/>
+      <w:lvlJc w:val="left"/>
+      <w:pPr>
+        <w:ind w:left="2640" w:hanging="440"/>
+      </w:pPr>
+    </w:lvl>
+    <w:lvl w:ilvl="6" w:tplc="0409000F" w:tentative="1">
+      <w:start w:val="1"/>
+      <w:numFmt w:val="decimal"/>
+      <w:lvlText w:val="%7."/>
+      <w:lvlJc w:val="left"/>
+      <w:pPr>
+        <w:ind w:left="3080" w:hanging="440"/>
+      </w:pPr>
+    </w:lvl>
+    <w:lvl w:ilvl="7" w:tplc="04090017" w:tentative="1">
+      <w:start w:val="1"/>
+      <w:numFmt w:val="aiueoFullWidth"/>
+      <w:lvlText w:val="(%8)"/>
+      <w:lvlJc w:val="left"/>
+      <w:pPr>
+        <w:ind w:left="3520" w:hanging="440"/>
+      </w:pPr>
+    </w:lvl>
+    <w:lvl w:ilvl="8" w:tplc="04090011" w:tentative="1">
+      <w:start w:val="1"/>
+      <w:numFmt w:val="decimalEnclosedCircle"/>
+      <w:lvlText w:val="%9"/>
+      <w:lvlJc w:val="left"/>
+      <w:pPr>
+        <w:ind w:left="3960" w:hanging="440"/>
+      </w:pPr>
+    </w:lvl>
+  </w:abstractNum>
+  <w:abstractNum w:abstractNumId="2" w15:restartNumberingAfterBreak="0">
+    <w:nsid w:val="287E3594"/>
+    <w:multiLevelType w:val="hybridMultilevel"/>
+    <w:tmpl w:val="55CE10EC"/>
+    <w:name w:val="__API_DOC_SQUARE_BULLET__2"/>
+    <w:lvl w:ilvl="0" w:tplc="0409000F">
+      <w:start w:val="1"/>
+      <w:numFmt w:val="decimal"/>
+      <w:lvlText w:val="%1."/>
+      <w:lvlJc w:val="left"/>
+      <w:pPr>
+        <w:ind w:left="440" w:hanging="440"/>
+      </w:pPr>
+    </w:lvl>
+    <w:lvl w:ilvl="1" w:tplc="04090017" w:tentative="1">
+      <w:start w:val="1"/>
+      <w:numFmt w:val="aiueoFullWidth"/>
+      <w:lvlText w:val="(%2)"/>
+      <w:lvlJc w:val="left"/>
+      <w:pPr>
+        <w:ind w:left="880" w:hanging="440"/>
+      </w:pPr>
+    </w:lvl>
+    <w:lvl w:ilvl="2" w:tplc="04090011" w:tentative="1">
+      <w:start w:val="1"/>
+      <w:numFmt w:val="decimalEnclosedCircle"/>
+      <w:lvlText w:val="%3"/>
+      <w:lvlJc w:val="left"/>
+      <w:pPr>
+        <w:ind w:left="1320" w:hanging="440"/>
+      </w:pPr>
+    </w:lvl>
+    <w:lvl w:ilvl="3" w:tplc="0409000F" w:tentative="1">
+      <w:start w:val="1"/>
+      <w:numFmt w:val="decimal"/>
+      <w:lvlText w:val="%4."/>
+      <w:lvlJc w:val="left"/>
+      <w:pPr>
+        <w:ind w:left="1760" w:hanging="440"/>
+      </w:pPr>
+    </w:lvl>
+    <w:lvl w:ilvl="4" w:tplc="04090017" w:tentative="1">
+      <w:start w:val="1"/>
+      <w:numFmt w:val="aiueoFullWidth"/>
+      <w:lvlText w:val="(%5)"/>
+      <w:lvlJc w:val="left"/>
+      <w:pPr>
+        <w:ind w:left="2200" w:hanging="440"/>
+      </w:pPr>
+    </w:lvl>
+    <w:lvl w:ilvl="5" w:tplc="04090011" w:tentative="1">
+      <w:start w:val="1"/>
+      <w:numFmt w:val="decimalEnclosedCircle"/>
+      <w:lvlText w:val="%6"/>
+      <w:lvlJc w:val="left"/>
+      <w:pPr>
+        <w:ind w:left="2640" w:hanging="440"/>
+      </w:pPr>
+    </w:lvl>
+    <w:lvl w:ilvl="6" w:tplc="0409000F" w:tentative="1">
+      <w:start w:val="1"/>
+      <w:numFmt w:val="decimal"/>
+      <w:lvlText w:val="%7."/>
+      <w:lvlJc w:val="left"/>
+      <w:pPr>
+        <w:ind w:left="3080" w:hanging="440"/>
+      </w:pPr>
+    </w:lvl>
+    <w:lvl w:ilvl="7" w:tplc="04090017" w:tentative="1">
+      <w:start w:val="1"/>
+      <w:numFmt w:val="aiueoFullWidth"/>
+      <w:lvlText w:val="(%8)"/>
+      <w:lvlJc w:val="left"/>
+      <w:pPr>
+        <w:ind w:left="3520" w:hanging="440"/>
+      </w:pPr>
+    </w:lvl>
+    <w:lvl w:ilvl="8" w:tplc="04090011" w:tentative="1">
+      <w:start w:val="1"/>
+      <w:numFmt w:val="decimalEnclosedCircle"/>
+      <w:lvlText w:val="%9"/>
+      <w:lvlJc w:val="left"/>
+      <w:pPr>
+        <w:ind w:left="3960" w:hanging="440"/>
+      </w:pPr>
+    </w:lvl>
+  </w:abstractNum>
+  <w:abstractNum w:abstractNumId="3" w15:restartNumberingAfterBreak="0">
+    <w:nsid w:val="29EF7730"/>
+    <w:multiLevelType w:val="singleLevel"/>
+    <w:tmpl w:val="04090001"/>
+    <w:lvl w:ilvl="0">
+      <w:start w:val="1"/>
+      <w:numFmt w:val="bullet"/>
+      <w:lvlText w:val="■"/>
+      <w:lvlJc w:val="left"/>
+      <w:pPr>
+        <w:ind w:left="440" w:hanging="440"/>
+      </w:pPr>
+      <w:rPr>
+        <w:rFonts w:ascii="Meiryo UI" w:hAnsi="Meiryo UI" w:eastAsia="Meiryo UI" w:cs="Meiryo UI" w:hint="default"/>
+      </w:rPr>
+    </w:lvl>
+  </w:abstractNum>
+  <w:abstractNum w:abstractNumId="4" w15:restartNumberingAfterBreak="0">
+    <w:nsid w:val="43D506FE"/>
+    <w:multiLevelType w:val="hybridMultilevel"/>
+    <w:tmpl w:val="F190B5F4"/>
+    <w:name w:val="__API_DOC_SQUARE_BULLET__22"/>
+    <w:lvl w:ilvl="0" w:tplc="0409000F">
+      <w:start w:val="1"/>
+      <w:numFmt w:val="decimal"/>
+      <w:lvlText w:val="%1."/>
+      <w:lvlJc w:val="left"/>
+      <w:pPr>
+        <w:ind w:left="440" w:hanging="440"/>
+      </w:pPr>
+    </w:lvl>
+    <w:lvl w:ilvl="1" w:tplc="04090017" w:tentative="1">
+      <w:start w:val="1"/>
+      <w:numFmt w:val="aiueoFullWidth"/>
+      <w:lvlText w:val="(%2)"/>
+      <w:lvlJc w:val="left"/>
+      <w:pPr>
+        <w:ind w:left="880" w:hanging="440"/>
+      </w:pPr>
+    </w:lvl>
+    <w:lvl w:ilvl="2" w:tplc="04090011" w:tentative="1">
+      <w:start w:val="1"/>
+      <w:numFmt w:val="decimalEnclosedCircle"/>
+      <w:lvlText w:val="%3"/>
+      <w:lvlJc w:val="left"/>
+      <w:pPr>
+        <w:ind w:left="1320" w:hanging="440"/>
+      </w:pPr>
+    </w:lvl>
+    <w:lvl w:ilvl="3" w:tplc="0409000F" w:tentative="1">
+      <w:start w:val="1"/>
+      <w:numFmt w:val="decimal"/>
+      <w:lvlText w:val="%4."/>
+      <w:lvlJc w:val="left"/>
+      <w:pPr>
+        <w:ind w:left="1760" w:hanging="440"/>
+      </w:pPr>
+    </w:lvl>
+    <w:lvl w:ilvl="4" w:tplc="04090017" w:tentative="1">
+      <w:start w:val="1"/>
+      <w:numFmt w:val="aiueoFullWidth"/>
+      <w:lvlText w:val="(%5)"/>
+      <w:lvlJc w:val="left"/>
+      <w:pPr>
+        <w:ind w:left="2200" w:hanging="440"/>
+      </w:pPr>
+    </w:lvl>
+    <w:lvl w:ilvl="5" w:tplc="04090011" w:tentative="1">
+      <w:start w:val="1"/>
+      <w:numFmt w:val="decimalEnclosedCircle"/>
+      <w:lvlText w:val="%6"/>
+      <w:lvlJc w:val="left"/>
+      <w:pPr>
+        <w:ind w:left="2640" w:hanging="440"/>
+      </w:pPr>
+    </w:lvl>
+    <w:lvl w:ilvl="6" w:tplc="0409000F" w:tentative="1">
+      <w:start w:val="1"/>
+      <w:numFmt w:val="decimal"/>
+      <w:lvlText w:val="%7."/>
+      <w:lvlJc w:val="left"/>
+      <w:pPr>
+        <w:ind w:left="3080" w:hanging="440"/>
+      </w:pPr>
+    </w:lvl>
+    <w:lvl w:ilvl="7" w:tplc="04090017" w:tentative="1">
+      <w:start w:val="1"/>
+      <w:numFmt w:val="aiueoFullWidth"/>
+      <w:lvlText w:val="(%8)"/>
+      <w:lvlJc w:val="left"/>
+      <w:pPr>
+        <w:ind w:left="3520" w:hanging="440"/>
+      </w:pPr>
+    </w:lvl>
+    <w:lvl w:ilvl="8" w:tplc="04090011" w:tentative="1">
+      <w:start w:val="1"/>
+      <w:numFmt w:val="decimalEnclosedCircle"/>
+      <w:lvlText w:val="%9"/>
+      <w:lvlJc w:val="left"/>
+      <w:pPr>
+        <w:ind w:left="3960" w:hanging="440"/>
+      </w:pPr>
+    </w:lvl>
+  </w:abstractNum>
+  <w:abstractNum w:abstractNumId="5" w15:restartNumberingAfterBreak="0">
+    <w:nsid w:val="4B9D0BD5"/>
+    <w:multiLevelType w:val="hybridMultilevel"/>
+    <w:tmpl w:val="3D123B30"/>
+    <w:name w:val="__API_DOC_SQUARE_BULLET__2222"/>
+    <w:lvl w:ilvl="0" w:tplc="0409000F">
+      <w:start w:val="1"/>
+      <w:numFmt w:val="decimal"/>
+      <w:lvlText w:val="%1."/>
+      <w:lvlJc w:val="left"/>
+      <w:pPr>
+        <w:ind w:left="440" w:hanging="440"/>
+      </w:pPr>
+    </w:lvl>
+    <w:lvl w:ilvl="1" w:tplc="04090017" w:tentative="1">
+      <w:start w:val="1"/>
+      <w:numFmt w:val="aiueoFullWidth"/>
+      <w:lvlText w:val="(%2)"/>
+      <w:lvlJc w:val="left"/>
+      <w:pPr>
+        <w:ind w:left="880" w:hanging="440"/>
+      </w:pPr>
+    </w:lvl>
+    <w:lvl w:ilvl="2" w:tplc="04090011" w:tentative="1">
+      <w:start w:val="1"/>
+      <w:numFmt w:val="decimalEnclosedCircle"/>
+      <w:lvlText w:val="%3"/>
+      <w:lvlJc w:val="left"/>
+      <w:pPr>
+        <w:ind w:left="1320" w:hanging="440"/>
+      </w:pPr>
+    </w:lvl>
+    <w:lvl w:ilvl="3" w:tplc="0409000F" w:tentative="1">
+      <w:start w:val="1"/>
+      <w:numFmt w:val="decimal"/>
+      <w:lvlText w:val="%4."/>
+      <w:lvlJc w:val="left"/>
+      <w:pPr>
+        <w:ind w:left="1760" w:hanging="440"/>
+      </w:pPr>
+    </w:lvl>
+    <w:lvl w:ilvl="4" w:tplc="04090017" w:tentative="1">
+      <w:start w:val="1"/>
+      <w:numFmt w:val="aiueoFullWidth"/>
+      <w:lvlText w:val="(%5)"/>
+      <w:lvlJc w:val="left"/>
+      <w:pPr>
+        <w:ind w:left="2200" w:hanging="440"/>
+      </w:pPr>
+    </w:lvl>
+    <w:lvl w:ilvl="5" w:tplc="04090011" w:tentative="1">
+      <w:start w:val="1"/>
+      <w:numFmt w:val="decimalEnclosedCircle"/>
+      <w:lvlText w:val="%6"/>
+      <w:lvlJc w:val="left"/>
+      <w:pPr>
+        <w:ind w:left="2640" w:hanging="440"/>
+      </w:pPr>
+    </w:lvl>
+    <w:lvl w:ilvl="6" w:tplc="0409000F" w:tentative="1">
+      <w:start w:val="1"/>
+      <w:numFmt w:val="decimal"/>
+      <w:lvlText w:val="%7."/>
+      <w:lvlJc w:val="left"/>
+      <w:pPr>
+        <w:ind w:left="3080" w:hanging="440"/>
+      </w:pPr>
+    </w:lvl>
+    <w:lvl w:ilvl="7" w:tplc="04090017" w:tentative="1">
+      <w:start w:val="1"/>
+      <w:numFmt w:val="aiueoFullWidth"/>
+      <w:lvlText w:val="(%8)"/>
+      <w:lvlJc w:val="left"/>
+      <w:pPr>
+        <w:ind w:left="3520" w:hanging="440"/>
+      </w:pPr>
+    </w:lvl>
+    <w:lvl w:ilvl="8" w:tplc="04090011" w:tentative="1">
+      <w:start w:val="1"/>
+      <w:numFmt w:val="decimalEnclosedCircle"/>
+      <w:lvlText w:val="%9"/>
+      <w:lvlJc w:val="left"/>
+      <w:pPr>
+        <w:ind w:left="3960" w:hanging="440"/>
+      </w:pPr>
+    </w:lvl>
+  </w:abstractNum>
+  <w:abstractNum w:abstractNumId="6" w15:restartNumberingAfterBreak="0">
+    <w:nsid w:val="5606711C"/>
     <w:multiLevelType w:val="singleLevel"/>
     <w:tmpl w:val="0409000F"/>
     <w:name w:val="__API_DOC_SQUARE_BULLET__"/>
@@ -34781,376 +35162,11 @@
       </w:pPr>
     </w:lvl>
   </w:abstractNum>
-  <w:abstractNum w:abstractNumId="2" w15:restartNumberingAfterBreak="0">
-    <w:nsid w:val="282C4E41"/>
+  <w:abstractNum w:abstractNumId="7" w15:restartNumberingAfterBreak="0">
+    <w:nsid w:val="6F9570E2"/>
     <w:multiLevelType w:val="hybridMultilevel"/>
-    <w:tmpl w:val="95C66860"/>
-    <w:name w:val="__API_DOC_SQUARE_BULLET__22"/>
-    <w:lvl w:ilvl="0" w:tplc="0409000F">
-      <w:start w:val="1"/>
-      <w:numFmt w:val="decimal"/>
-      <w:lvlText w:val="%1."/>
-      <w:lvlJc w:val="left"/>
-      <w:pPr>
-        <w:ind w:left="440" w:hanging="440"/>
-      </w:pPr>
-    </w:lvl>
-    <w:lvl w:ilvl="1" w:tplc="04090017" w:tentative="1">
-      <w:start w:val="1"/>
-      <w:numFmt w:val="aiueoFullWidth"/>
-      <w:lvlText w:val="(%2)"/>
-      <w:lvlJc w:val="left"/>
-      <w:pPr>
-        <w:ind w:left="880" w:hanging="440"/>
-      </w:pPr>
-    </w:lvl>
-    <w:lvl w:ilvl="2" w:tplc="04090011" w:tentative="1">
-      <w:start w:val="1"/>
-      <w:numFmt w:val="decimalEnclosedCircle"/>
-      <w:lvlText w:val="%3"/>
-      <w:lvlJc w:val="left"/>
-      <w:pPr>
-        <w:ind w:left="1320" w:hanging="440"/>
-      </w:pPr>
-    </w:lvl>
-    <w:lvl w:ilvl="3" w:tplc="0409000F" w:tentative="1">
-      <w:start w:val="1"/>
-      <w:numFmt w:val="decimal"/>
-      <w:lvlText w:val="%4."/>
-      <w:lvlJc w:val="left"/>
-      <w:pPr>
-        <w:ind w:left="1760" w:hanging="440"/>
-      </w:pPr>
-    </w:lvl>
-    <w:lvl w:ilvl="4" w:tplc="04090017" w:tentative="1">
-      <w:start w:val="1"/>
-      <w:numFmt w:val="aiueoFullWidth"/>
-      <w:lvlText w:val="(%5)"/>
-      <w:lvlJc w:val="left"/>
-      <w:pPr>
-        <w:ind w:left="2200" w:hanging="440"/>
-      </w:pPr>
-    </w:lvl>
-    <w:lvl w:ilvl="5" w:tplc="04090011" w:tentative="1">
-      <w:start w:val="1"/>
-      <w:numFmt w:val="decimalEnclosedCircle"/>
-      <w:lvlText w:val="%6"/>
-      <w:lvlJc w:val="left"/>
-      <w:pPr>
-        <w:ind w:left="2640" w:hanging="440"/>
-      </w:pPr>
-    </w:lvl>
-    <w:lvl w:ilvl="6" w:tplc="0409000F" w:tentative="1">
-      <w:start w:val="1"/>
-      <w:numFmt w:val="decimal"/>
-      <w:lvlText w:val="%7."/>
-      <w:lvlJc w:val="left"/>
-      <w:pPr>
-        <w:ind w:left="3080" w:hanging="440"/>
-      </w:pPr>
-    </w:lvl>
-    <w:lvl w:ilvl="7" w:tplc="04090017" w:tentative="1">
-      <w:start w:val="1"/>
-      <w:numFmt w:val="aiueoFullWidth"/>
-      <w:lvlText w:val="(%8)"/>
-      <w:lvlJc w:val="left"/>
-      <w:pPr>
-        <w:ind w:left="3520" w:hanging="440"/>
-      </w:pPr>
-    </w:lvl>
-    <w:lvl w:ilvl="8" w:tplc="04090011" w:tentative="1">
-      <w:start w:val="1"/>
-      <w:numFmt w:val="decimalEnclosedCircle"/>
-      <w:lvlText w:val="%9"/>
-      <w:lvlJc w:val="left"/>
-      <w:pPr>
-        <w:ind w:left="3960" w:hanging="440"/>
-      </w:pPr>
-    </w:lvl>
-  </w:abstractNum>
-  <w:abstractNum w:abstractNumId="3" w15:restartNumberingAfterBreak="0">
-    <w:nsid w:val="288B2385"/>
-    <w:multiLevelType w:val="hybridMultilevel"/>
-    <w:tmpl w:val="D87A5524"/>
-    <w:name w:val="__API_DOC_SQUARE_BULLET__222222"/>
-    <w:lvl w:ilvl="0" w:tplc="0409000F">
-      <w:start w:val="1"/>
-      <w:numFmt w:val="decimal"/>
-      <w:lvlText w:val="%1."/>
-      <w:lvlJc w:val="left"/>
-      <w:pPr>
-        <w:ind w:left="440" w:hanging="440"/>
-      </w:pPr>
-    </w:lvl>
-    <w:lvl w:ilvl="1" w:tplc="04090017" w:tentative="1">
-      <w:start w:val="1"/>
-      <w:numFmt w:val="aiueoFullWidth"/>
-      <w:lvlText w:val="(%2)"/>
-      <w:lvlJc w:val="left"/>
-      <w:pPr>
-        <w:ind w:left="880" w:hanging="440"/>
-      </w:pPr>
-    </w:lvl>
-    <w:lvl w:ilvl="2" w:tplc="04090011" w:tentative="1">
-      <w:start w:val="1"/>
-      <w:numFmt w:val="decimalEnclosedCircle"/>
-      <w:lvlText w:val="%3"/>
-      <w:lvlJc w:val="left"/>
-      <w:pPr>
-        <w:ind w:left="1320" w:hanging="440"/>
-      </w:pPr>
-    </w:lvl>
-    <w:lvl w:ilvl="3" w:tplc="0409000F" w:tentative="1">
-      <w:start w:val="1"/>
-      <w:numFmt w:val="decimal"/>
-      <w:lvlText w:val="%4."/>
-      <w:lvlJc w:val="left"/>
-      <w:pPr>
-        <w:ind w:left="1760" w:hanging="440"/>
-      </w:pPr>
-    </w:lvl>
-    <w:lvl w:ilvl="4" w:tplc="04090017" w:tentative="1">
-      <w:start w:val="1"/>
-      <w:numFmt w:val="aiueoFullWidth"/>
-      <w:lvlText w:val="(%5)"/>
-      <w:lvlJc w:val="left"/>
-      <w:pPr>
-        <w:ind w:left="2200" w:hanging="440"/>
-      </w:pPr>
-    </w:lvl>
-    <w:lvl w:ilvl="5" w:tplc="04090011" w:tentative="1">
-      <w:start w:val="1"/>
-      <w:numFmt w:val="decimalEnclosedCircle"/>
-      <w:lvlText w:val="%6"/>
-      <w:lvlJc w:val="left"/>
-      <w:pPr>
-        <w:ind w:left="2640" w:hanging="440"/>
-      </w:pPr>
-    </w:lvl>
-    <w:lvl w:ilvl="6" w:tplc="0409000F" w:tentative="1">
-      <w:start w:val="1"/>
-      <w:numFmt w:val="decimal"/>
-      <w:lvlText w:val="%7."/>
-      <w:lvlJc w:val="left"/>
-      <w:pPr>
-        <w:ind w:left="3080" w:hanging="440"/>
-      </w:pPr>
-    </w:lvl>
-    <w:lvl w:ilvl="7" w:tplc="04090017" w:tentative="1">
-      <w:start w:val="1"/>
-      <w:numFmt w:val="aiueoFullWidth"/>
-      <w:lvlText w:val="(%8)"/>
-      <w:lvlJc w:val="left"/>
-      <w:pPr>
-        <w:ind w:left="3520" w:hanging="440"/>
-      </w:pPr>
-    </w:lvl>
-    <w:lvl w:ilvl="8" w:tplc="04090011" w:tentative="1">
-      <w:start w:val="1"/>
-      <w:numFmt w:val="decimalEnclosedCircle"/>
-      <w:lvlText w:val="%9"/>
-      <w:lvlJc w:val="left"/>
-      <w:pPr>
-        <w:ind w:left="3960" w:hanging="440"/>
-      </w:pPr>
-    </w:lvl>
-  </w:abstractNum>
-  <w:abstractNum w:abstractNumId="4" w15:restartNumberingAfterBreak="0">
-    <w:nsid w:val="3ADE22B7"/>
-    <w:multiLevelType w:val="hybridMultilevel"/>
-    <w:tmpl w:val="19CC168E"/>
-    <w:name w:val="__API_DOC_SQUARE_BULLET__22222"/>
-    <w:lvl w:ilvl="0" w:tplc="0409000F">
-      <w:start w:val="1"/>
-      <w:numFmt w:val="decimal"/>
-      <w:lvlText w:val="%1."/>
-      <w:lvlJc w:val="left"/>
-      <w:pPr>
-        <w:ind w:left="440" w:hanging="440"/>
-      </w:pPr>
-    </w:lvl>
-    <w:lvl w:ilvl="1" w:tplc="04090017" w:tentative="1">
-      <w:start w:val="1"/>
-      <w:numFmt w:val="aiueoFullWidth"/>
-      <w:lvlText w:val="(%2)"/>
-      <w:lvlJc w:val="left"/>
-      <w:pPr>
-        <w:ind w:left="880" w:hanging="440"/>
-      </w:pPr>
-    </w:lvl>
-    <w:lvl w:ilvl="2" w:tplc="04090011" w:tentative="1">
-      <w:start w:val="1"/>
-      <w:numFmt w:val="decimalEnclosedCircle"/>
-      <w:lvlText w:val="%3"/>
-      <w:lvlJc w:val="left"/>
-      <w:pPr>
-        <w:ind w:left="1320" w:hanging="440"/>
-      </w:pPr>
-    </w:lvl>
-    <w:lvl w:ilvl="3" w:tplc="0409000F" w:tentative="1">
-      <w:start w:val="1"/>
-      <w:numFmt w:val="decimal"/>
-      <w:lvlText w:val="%4."/>
-      <w:lvlJc w:val="left"/>
-      <w:pPr>
-        <w:ind w:left="1760" w:hanging="440"/>
-      </w:pPr>
-    </w:lvl>
-    <w:lvl w:ilvl="4" w:tplc="04090017" w:tentative="1">
-      <w:start w:val="1"/>
-      <w:numFmt w:val="aiueoFullWidth"/>
-      <w:lvlText w:val="(%5)"/>
-      <w:lvlJc w:val="left"/>
-      <w:pPr>
-        <w:ind w:left="2200" w:hanging="440"/>
-      </w:pPr>
-    </w:lvl>
-    <w:lvl w:ilvl="5" w:tplc="04090011" w:tentative="1">
-      <w:start w:val="1"/>
-      <w:numFmt w:val="decimalEnclosedCircle"/>
-      <w:lvlText w:val="%6"/>
-      <w:lvlJc w:val="left"/>
-      <w:pPr>
-        <w:ind w:left="2640" w:hanging="440"/>
-      </w:pPr>
-    </w:lvl>
-    <w:lvl w:ilvl="6" w:tplc="0409000F" w:tentative="1">
-      <w:start w:val="1"/>
-      <w:numFmt w:val="decimal"/>
-      <w:lvlText w:val="%7."/>
-      <w:lvlJc w:val="left"/>
-      <w:pPr>
-        <w:ind w:left="3080" w:hanging="440"/>
-      </w:pPr>
-    </w:lvl>
-    <w:lvl w:ilvl="7" w:tplc="04090017" w:tentative="1">
-      <w:start w:val="1"/>
-      <w:numFmt w:val="aiueoFullWidth"/>
-      <w:lvlText w:val="(%8)"/>
-      <w:lvlJc w:val="left"/>
-      <w:pPr>
-        <w:ind w:left="3520" w:hanging="440"/>
-      </w:pPr>
-    </w:lvl>
-    <w:lvl w:ilvl="8" w:tplc="04090011" w:tentative="1">
-      <w:start w:val="1"/>
-      <w:numFmt w:val="decimalEnclosedCircle"/>
-      <w:lvlText w:val="%9"/>
-      <w:lvlJc w:val="left"/>
-      <w:pPr>
-        <w:ind w:left="3960" w:hanging="440"/>
-      </w:pPr>
-    </w:lvl>
-  </w:abstractNum>
-  <w:abstractNum w:abstractNumId="5" w15:restartNumberingAfterBreak="0">
-    <w:nsid w:val="3D9E0972"/>
-    <w:multiLevelType w:val="singleLevel"/>
-    <w:tmpl w:val="04090001"/>
-    <w:lvl w:ilvl="0">
-      <w:start w:val="1"/>
-      <w:numFmt w:val="bullet"/>
-      <w:lvlText w:val="■"/>
-      <w:lvlJc w:val="left"/>
-      <w:pPr>
-        <w:ind w:left="440" w:hanging="440"/>
-      </w:pPr>
-      <w:rPr>
-        <w:rFonts w:ascii="Meiryo UI" w:hAnsi="Meiryo UI" w:eastAsia="Meiryo UI" w:cs="Meiryo UI" w:hint="default"/>
-      </w:rPr>
-    </w:lvl>
-  </w:abstractNum>
-  <w:abstractNum w:abstractNumId="6" w15:restartNumberingAfterBreak="0">
-    <w:nsid w:val="73357ABC"/>
-    <w:multiLevelType w:val="hybridMultilevel"/>
-    <w:tmpl w:val="C5807B06"/>
-    <w:name w:val="__API_DOC_SQUARE_BULLET__2"/>
-    <w:lvl w:ilvl="0" w:tplc="0409000F">
-      <w:start w:val="1"/>
-      <w:numFmt w:val="decimal"/>
-      <w:lvlText w:val="%1."/>
-      <w:lvlJc w:val="left"/>
-      <w:pPr>
-        <w:ind w:left="440" w:hanging="440"/>
-      </w:pPr>
-    </w:lvl>
-    <w:lvl w:ilvl="1" w:tplc="04090017" w:tentative="1">
-      <w:start w:val="1"/>
-      <w:numFmt w:val="aiueoFullWidth"/>
-      <w:lvlText w:val="(%2)"/>
-      <w:lvlJc w:val="left"/>
-      <w:pPr>
-        <w:ind w:left="880" w:hanging="440"/>
-      </w:pPr>
-    </w:lvl>
-    <w:lvl w:ilvl="2" w:tplc="04090011" w:tentative="1">
-      <w:start w:val="1"/>
-      <w:numFmt w:val="decimalEnclosedCircle"/>
-      <w:lvlText w:val="%3"/>
-      <w:lvlJc w:val="left"/>
-      <w:pPr>
-        <w:ind w:left="1320" w:hanging="440"/>
-      </w:pPr>
-    </w:lvl>
-    <w:lvl w:ilvl="3" w:tplc="0409000F" w:tentative="1">
-      <w:start w:val="1"/>
-      <w:numFmt w:val="decimal"/>
-      <w:lvlText w:val="%4."/>
-      <w:lvlJc w:val="left"/>
-      <w:pPr>
-        <w:ind w:left="1760" w:hanging="440"/>
-      </w:pPr>
-    </w:lvl>
-    <w:lvl w:ilvl="4" w:tplc="04090017" w:tentative="1">
-      <w:start w:val="1"/>
-      <w:numFmt w:val="aiueoFullWidth"/>
-      <w:lvlText w:val="(%5)"/>
-      <w:lvlJc w:val="left"/>
-      <w:pPr>
-        <w:ind w:left="2200" w:hanging="440"/>
-      </w:pPr>
-    </w:lvl>
-    <w:lvl w:ilvl="5" w:tplc="04090011" w:tentative="1">
-      <w:start w:val="1"/>
-      <w:numFmt w:val="decimalEnclosedCircle"/>
-      <w:lvlText w:val="%6"/>
-      <w:lvlJc w:val="left"/>
-      <w:pPr>
-        <w:ind w:left="2640" w:hanging="440"/>
-      </w:pPr>
-    </w:lvl>
-    <w:lvl w:ilvl="6" w:tplc="0409000F" w:tentative="1">
-      <w:start w:val="1"/>
-      <w:numFmt w:val="decimal"/>
-      <w:lvlText w:val="%7."/>
-      <w:lvlJc w:val="left"/>
-      <w:pPr>
-        <w:ind w:left="3080" w:hanging="440"/>
-      </w:pPr>
-    </w:lvl>
-    <w:lvl w:ilvl="7" w:tplc="04090017" w:tentative="1">
-      <w:start w:val="1"/>
-      <w:numFmt w:val="aiueoFullWidth"/>
-      <w:lvlText w:val="(%8)"/>
-      <w:lvlJc w:val="left"/>
-      <w:pPr>
-        <w:ind w:left="3520" w:hanging="440"/>
-      </w:pPr>
-    </w:lvl>
-    <w:lvl w:ilvl="8" w:tplc="04090011" w:tentative="1">
-      <w:start w:val="1"/>
-      <w:numFmt w:val="decimalEnclosedCircle"/>
-      <w:lvlText w:val="%9"/>
-      <w:lvlJc w:val="left"/>
-      <w:pPr>
-        <w:ind w:left="3960" w:hanging="440"/>
-      </w:pPr>
-    </w:lvl>
-  </w:abstractNum>
-  <w:abstractNum w:abstractNumId="7" w15:restartNumberingAfterBreak="0">
-    <w:nsid w:val="7686389A"/>
-    <w:multiLevelType w:val="hybridMultilevel"/>
-    <w:tmpl w:val="34A86940"/>
-    <w:name w:val="__API_DOC_SQUARE_BULLET__2222"/>
+    <w:tmpl w:val="B7CCB2D8"/>
+    <w:name w:val="__API_DOC_SQUARE_BULLET__222"/>
     <w:lvl w:ilvl="0" w:tplc="0409000F">
       <w:start w:val="1"/>
       <w:numFmt w:val="decimal"/>
@@ -35350,29 +35366,29 @@
   <w:num w:numId="1" w16cid:durableId="296302402">
     <w:abstractNumId w:val="8"/>
   </w:num>
-  <w:num w:numId="2" w16cid:durableId="1307081504">
+  <w:num w:numId="2" w16cid:durableId="1990592059">
+    <w:abstractNumId w:val="3"/>
+  </w:num>
+  <w:num w:numId="3" w16cid:durableId="794442923">
+    <w:abstractNumId w:val="6"/>
+  </w:num>
+  <w:num w:numId="4" w16cid:durableId="1677921461">
+    <w:abstractNumId w:val="2"/>
+  </w:num>
+  <w:num w:numId="5" w16cid:durableId="21521269">
+    <w:abstractNumId w:val="4"/>
+  </w:num>
+  <w:num w:numId="6" w16cid:durableId="110173038">
+    <w:abstractNumId w:val="7"/>
+  </w:num>
+  <w:num w:numId="7" w16cid:durableId="396632481">
     <w:abstractNumId w:val="5"/>
   </w:num>
-  <w:num w:numId="3" w16cid:durableId="267274787">
+  <w:num w:numId="8" w16cid:durableId="1466964986">
     <w:abstractNumId w:val="1"/>
   </w:num>
-  <w:num w:numId="4" w16cid:durableId="1768622760">
-    <w:abstractNumId w:val="6"/>
-  </w:num>
-  <w:num w:numId="5" w16cid:durableId="1875922833">
-    <w:abstractNumId w:val="2"/>
-  </w:num>
-  <w:num w:numId="6" w16cid:durableId="2059358476">
+  <w:num w:numId="9" w16cid:durableId="342899568">
     <w:abstractNumId w:val="0"/>
-  </w:num>
-  <w:num w:numId="7" w16cid:durableId="272322147">
-    <w:abstractNumId w:val="7"/>
-  </w:num>
-  <w:num w:numId="8" w16cid:durableId="306668518">
-    <w:abstractNumId w:val="4"/>
-  </w:num>
-  <w:num w:numId="9" w16cid:durableId="2123187945">
-    <w:abstractNumId w:val="3"/>
   </w:num>
   <w:numIdMacAtCleanup w:val="9"/>
 </w:numbering>
